--- a/fuentes/22230066_CF01_DU.docx
+++ b/fuentes/22230066_CF01_DU.docx
@@ -2661,20 +2661,17 @@
           <w:lang w:eastAsia="es-CO"/>
         </w:rPr>
         <w:lastRenderedPageBreak/>
-        <w:t>oscilar entre 4 y 6 horas diarias, lo que restringe el uso productivo del servicio en horarios nocturnos y matutinos. Asimismo, los elevados costos operacionales (</w:t>
-      </w:r>
-      <w:r>
-        <w:rPr>
-          <w:rStyle w:val="Extranjerismo"/>
-        </w:rPr>
-        <w:t>OPEX</w:t>
-      </w:r>
-      <w:r>
-        <w:rPr>
-          <w:rFonts w:cs="Calibri"/>
-          <w:lang w:eastAsia="es-CO"/>
-        </w:rPr>
-        <w:t>) hacen que el precio del kilovatio - hora (kWh) sea considerablemente superior al del Sistema Interconectado Nacional (SIN), pudiendo alcanzar valores hasta cinco veces mayores.</w:t>
+        <w:t xml:space="preserve">oscilar entre 4 y 6 horas diarias, lo que restringe el uso productivo del servicio en horarios nocturnos y matutinos. Asimismo, los elevados costos operacionales </w:t>
+      </w:r>
+      <w:r>
+        <w:t>(OPEX)</w:t>
+      </w:r>
+      <w:r>
+        <w:rPr>
+          <w:rFonts w:cs="Calibri"/>
+          <w:lang w:eastAsia="es-CO"/>
+        </w:rPr>
+        <w:t xml:space="preserve"> hacen que el precio del kilovatio - hora (kWh) sea considerablemente superior al del Sistema Interconectado Nacional (SIN), pudiendo alcanzar valores hasta cinco veces mayores.</w:t>
       </w:r>
     </w:p>
     <w:p>
@@ -3893,7 +3890,7 @@
           <w:noProof/>
         </w:rPr>
         <w:drawing>
-          <wp:inline distT="0" distB="0" distL="0" distR="0" wp14:anchorId="20BC5EA5" wp14:editId="1CC7D317">
+          <wp:inline distT="0" distB="0" distL="0" distR="0" wp14:anchorId="20BC5EA5" wp14:editId="3B3FA406">
             <wp:extent cx="4613031" cy="2142775"/>
             <wp:effectExtent l="0" t="0" r="0" b="0"/>
             <wp:docPr id="1801701992" name="Imagen 16" descr="Presenta un diagrama de flujo que ilustra el proceso metodológico para la estructuración y diseño del plan de electrificación rural, probablemente asociado al Plan Indicativo de Cobertura (PIC) o el Plan Energético Rural Sostenible (PERS). El proceso inicia con la recopilación de datos clave en tres áreas: Caracterización de la demanda, caracterización de la oferta y caracterización socioeconómica. estos datos son sometidos a una fase de integración y análisis para definir los lineamientos de política y conceptualización de soluciones. posteriormente, el proceso avanza hacia la identificación de proyectos a corto, mediano y largo plazo, lo que culmina en la estructuración y diseño del plan, y finalmente, la Ejecución de proyectos / institucionalización del PERS, cerrando el ciclo con la realimentación hacia la Caracterización Socioeconómica."/>
@@ -4134,10 +4131,10 @@
           <w:noProof/>
         </w:rPr>
         <w:drawing>
-          <wp:inline distT="0" distB="0" distL="0" distR="0" wp14:anchorId="20E7B85C" wp14:editId="0E06250B">
+          <wp:inline distT="0" distB="0" distL="0" distR="0" wp14:anchorId="20E7B85C" wp14:editId="2A16797E">
             <wp:extent cx="4513385" cy="2154204"/>
             <wp:effectExtent l="0" t="0" r="1905" b="0"/>
-            <wp:docPr id="1313366270" name="Imagen 20" descr="Presenta un diagrama de flujo que ilustra el proceso metodológico para la estructuración y diseño del plan de electrificación rural, probablemente asociado al Plan Indicativo de Cobertura (PIC) o el Plan Energético Rural Sostenible (PERS). El proceso inicia con la recopilación de datos clave en tres áreas: Caracterización de la demanda, caracterización de la oferta y caracterización socioeconómica. estos datos son sometidos a una fase de integración y análisis para definir los lineamientos de política y conceptualización de soluciones. posteriormente, el proceso avanza hacia la identificación de proyectos a corto, mediano y largo plazo, lo que culmina en la estructuración y diseño del plan, y finalmente, la Ejecución de proyectos / institucionalización del PERS, cerrando el ciclo con la realimentación hacia la Caracterización Socioeconómica."/>
+            <wp:docPr id="1313366270" name="Imagen 20" descr="Presenta un diagrama de flujo de decisión metodológica para definir la solución de electrificación más adecuada y estimar el Costo de Universalización del servicio de energía eléctrica en Colombia, en el marco del Plan Indicativo de Cobertura (PIC).&#10;El proceso inicia con la identificación de las viviendas sin servicio eléctrico, a partir de información nacional y territorial, los PERS, los Operadores de Red (OR) y los supuestos del PIEC. Este análisis se complementa con datos sobre la infraestructura eléctrica existente y el potencial energético disponible, considerando parámetros técnicos y costos de las diferentes tecnologías, lo que permite seleccionar la alternativa más viable para cada territorio."/>
             <wp:cNvGraphicFramePr>
               <a:graphicFrameLocks xmlns:a="http://schemas.openxmlformats.org/drawingml/2006/main" noChangeAspect="1"/>
             </wp:cNvGraphicFramePr>
@@ -4145,7 +4142,7 @@
               <a:graphicData uri="http://schemas.openxmlformats.org/drawingml/2006/picture">
                 <pic:pic xmlns:pic="http://schemas.openxmlformats.org/drawingml/2006/picture">
                   <pic:nvPicPr>
-                    <pic:cNvPr id="1313366270" name="Imagen 20" descr="Presenta un diagrama de flujo que ilustra el proceso metodológico para la estructuración y diseño del plan de electrificación rural, probablemente asociado al Plan Indicativo de Cobertura (PIC) o el Plan Energético Rural Sostenible (PERS). El proceso inicia con la recopilación de datos clave en tres áreas: Caracterización de la demanda, caracterización de la oferta y caracterización socioeconómica. estos datos son sometidos a una fase de integración y análisis para definir los lineamientos de política y conceptualización de soluciones. posteriormente, el proceso avanza hacia la identificación de proyectos a corto, mediano y largo plazo, lo que culmina en la estructuración y diseño del plan, y finalmente, la Ejecución de proyectos / institucionalización del PERS, cerrando el ciclo con la realimentación hacia la Caracterización Socioeconómica."/>
+                    <pic:cNvPr id="1313366270" name="Imagen 20" descr="Presenta un diagrama de flujo de decisión metodológica para definir la solución de electrificación más adecuada y estimar el Costo de Universalización del servicio de energía eléctrica en Colombia, en el marco del Plan Indicativo de Cobertura (PIC).&#10;El proceso inicia con la identificación de las viviendas sin servicio eléctrico, a partir de información nacional y territorial, los PERS, los Operadores de Red (OR) y los supuestos del PIEC. Este análisis se complementa con datos sobre la infraestructura eléctrica existente y el potencial energético disponible, considerando parámetros técnicos y costos de las diferentes tecnologías, lo que permite seleccionar la alternativa más viable para cada territorio."/>
                     <pic:cNvPicPr>
                       <a:picLocks noChangeAspect="1" noChangeArrowheads="1"/>
                     </pic:cNvPicPr>
@@ -6410,7 +6407,23 @@
           <w:bCs/>
           <w:lang w:eastAsia="es-CO"/>
         </w:rPr>
-        <w:t>para la generación eléctrica local mediante plantas térmicas. su alto costo e impacto ambiental justifican el análisis de alternativas.</w:t>
+        <w:t xml:space="preserve">para la generación eléctrica local mediante plantas térmicas. </w:t>
+      </w:r>
+      <w:r>
+        <w:rPr>
+          <w:rFonts w:cs="Calibri"/>
+          <w:bCs/>
+          <w:lang w:eastAsia="es-CO"/>
+        </w:rPr>
+        <w:t>S</w:t>
+      </w:r>
+      <w:r>
+        <w:rPr>
+          <w:rFonts w:cs="Calibri"/>
+          <w:bCs/>
+          <w:lang w:eastAsia="es-CO"/>
+        </w:rPr>
+        <w:t>u alto costo e impacto ambiental justifican el análisis de alternativas.</w:t>
       </w:r>
     </w:p>
     <w:p>
@@ -6490,16 +6503,14 @@
         </w:rPr>
         <w:t xml:space="preserve">servicio de suministro eléctrico que no es continuo (24 horas al día), sino que se restringe a horarios limitados (ejemplo: 4 a 6 horas diarias), común en las </w:t>
       </w:r>
-      <w:proofErr w:type="spellStart"/>
       <w:r>
         <w:rPr>
           <w:rFonts w:cs="Calibri"/>
           <w:bCs/>
           <w:lang w:eastAsia="es-CO"/>
         </w:rPr>
-        <w:t>zni</w:t>
-      </w:r>
-      <w:proofErr w:type="spellEnd"/>
+        <w:t>ZNI</w:t>
+      </w:r>
       <w:r>
         <w:rPr>
           <w:rFonts w:cs="Calibri"/>
@@ -6644,7 +6655,23 @@
           <w:bCs/>
           <w:lang w:eastAsia="es-CO"/>
         </w:rPr>
-        <w:t>nterconectadas. es la entidad promotora del gobierno nacional para la electrificación rural.</w:t>
+        <w:t xml:space="preserve">nterconectadas. </w:t>
+      </w:r>
+      <w:r>
+        <w:rPr>
+          <w:rFonts w:cs="Calibri"/>
+          <w:bCs/>
+          <w:lang w:eastAsia="es-CO"/>
+        </w:rPr>
+        <w:t>E</w:t>
+      </w:r>
+      <w:r>
+        <w:rPr>
+          <w:rFonts w:cs="Calibri"/>
+          <w:bCs/>
+          <w:lang w:eastAsia="es-CO"/>
+        </w:rPr>
+        <w:t>s la entidad promotora del gobierno nacional para la electrificación rural.</w:t>
       </w:r>
     </w:p>
     <w:p>
@@ -7533,7 +7560,7 @@
                 <w:sz w:val="28"/>
                 <w:szCs w:val="28"/>
               </w:rPr>
-              <w:t>Dirección General</w:t>
+              <w:t>Centro Agroturístico - Regional Santander</w:t>
             </w:r>
           </w:p>
         </w:tc>
@@ -18197,6 +18224,7 @@
   <w:style w:type="character" w:default="1" w:styleId="Fuentedeprrafopredeter">
     <w:name w:val="Default Paragraph Font"/>
     <w:uiPriority w:val="1"/>
+    <w:semiHidden/>
     <w:unhideWhenUsed/>
   </w:style>
   <w:style w:type="table" w:default="1" w:styleId="Tablanormal">
@@ -19414,21 +19442,6 @@
 </file>
 
 <file path=customXml/item1.xml><?xml version="1.0" encoding="utf-8"?>
-<b:Sources xmlns:b="http://schemas.openxmlformats.org/officeDocument/2006/bibliography" xmlns="http://schemas.openxmlformats.org/officeDocument/2006/bibliography" SelectedStyle="\APASixthEditionOfficeOnline.xsl" StyleName="APA" Version="6"/>
-</file>
-
-<file path=customXml/item2.xml><?xml version="1.0" encoding="utf-8"?>
-<p:properties xmlns:p="http://schemas.microsoft.com/office/2006/metadata/properties" xmlns:xsi="http://www.w3.org/2001/XMLSchema-instance" xmlns:pc="http://schemas.microsoft.com/office/infopath/2007/PartnerControls">
-  <documentManagement>
-    <TaxCatchAll xmlns="13c90a0b-73bc-4dc0-be5f-28d77b615beb" xsi:nil="true"/>
-    <lcf76f155ced4ddcb4097134ff3c332f xmlns="13c93bba-48ce-428c-bfe5-88b42c19b028">
-      <Terms xmlns="http://schemas.microsoft.com/office/infopath/2007/PartnerControls"/>
-    </lcf76f155ced4ddcb4097134ff3c332f>
-  </documentManagement>
-</p:properties>
-</file>
-
-<file path=customXml/item3.xml><?xml version="1.0" encoding="utf-8"?>
 <ct:contentTypeSchema xmlns:ct="http://schemas.microsoft.com/office/2006/metadata/contentType" xmlns:ma="http://schemas.microsoft.com/office/2006/metadata/properties/metaAttributes" ct:_="" ma:_="" ma:contentTypeName="Documento" ma:contentTypeID="0x0101006A81D6BD42E8DF4C91013959704817E1" ma:contentTypeVersion="15" ma:contentTypeDescription="Crear nuevo documento." ma:contentTypeScope="" ma:versionID="bf4f72ffd194f0963ff564daca6869f7">
   <xsd:schema xmlns:xsd="http://www.w3.org/2001/XMLSchema" xmlns:xs="http://www.w3.org/2001/XMLSchema" xmlns:p="http://schemas.microsoft.com/office/2006/metadata/properties" xmlns:ns2="13c90a0b-73bc-4dc0-be5f-28d77b615beb" xmlns:ns3="13c93bba-48ce-428c-bfe5-88b42c19b028" targetNamespace="http://schemas.microsoft.com/office/2006/metadata/properties" ma:root="true" ma:fieldsID="8718d6f4873a5b1392a45044efa78385" ns2:_="" ns3:_="">
     <xsd:import namespace="13c90a0b-73bc-4dc0-be5f-28d77b615beb"/>
@@ -19663,6 +19676,21 @@
 </ct:contentTypeSchema>
 </file>
 
+<file path=customXml/item2.xml><?xml version="1.0" encoding="utf-8"?>
+<p:properties xmlns:p="http://schemas.microsoft.com/office/2006/metadata/properties" xmlns:xsi="http://www.w3.org/2001/XMLSchema-instance" xmlns:pc="http://schemas.microsoft.com/office/infopath/2007/PartnerControls">
+  <documentManagement>
+    <TaxCatchAll xmlns="13c90a0b-73bc-4dc0-be5f-28d77b615beb" xsi:nil="true"/>
+    <lcf76f155ced4ddcb4097134ff3c332f xmlns="13c93bba-48ce-428c-bfe5-88b42c19b028">
+      <Terms xmlns="http://schemas.microsoft.com/office/infopath/2007/PartnerControls"/>
+    </lcf76f155ced4ddcb4097134ff3c332f>
+  </documentManagement>
+</p:properties>
+</file>
+
+<file path=customXml/item3.xml><?xml version="1.0" encoding="utf-8"?>
+<b:Sources xmlns:b="http://schemas.openxmlformats.org/officeDocument/2006/bibliography" xmlns="http://schemas.openxmlformats.org/officeDocument/2006/bibliography" SelectedStyle="\APASixthEditionOfficeOnline.xsl" StyleName="APA" Version="6"/>
+</file>
+
 <file path=customXml/item4.xml><?xml version="1.0" encoding="utf-8"?>
 <?mso-contentType ?>
 <FormTemplates xmlns="http://schemas.microsoft.com/sharepoint/v3/contenttype/forms">
@@ -19673,11 +19701,7 @@
 </file>
 
 <file path=customXml/itemProps1.xml><?xml version="1.0" encoding="utf-8"?>
-<ds:datastoreItem xmlns:ds="http://schemas.openxmlformats.org/officeDocument/2006/customXml" ds:itemID="{1AF2C25B-FB23-49D7-861B-D97474F002D2}">
-  <ds:schemaRefs>
-    <ds:schemaRef ds:uri="http://schemas.openxmlformats.org/officeDocument/2006/bibliography"/>
-  </ds:schemaRefs>
-</ds:datastoreItem>
+<ds:datastoreItem xmlns:ds="http://schemas.openxmlformats.org/officeDocument/2006/customXml" ds:itemID="{FF85FEBE-F57C-46C8-86B4-D1FC3BAFB43E}"/>
 </file>
 
 <file path=customXml/itemProps2.xml><?xml version="1.0" encoding="utf-8"?>
@@ -19692,7 +19716,11 @@
 </file>
 
 <file path=customXml/itemProps3.xml><?xml version="1.0" encoding="utf-8"?>
-<ds:datastoreItem xmlns:ds="http://schemas.openxmlformats.org/officeDocument/2006/customXml" ds:itemID="{73A49EAA-4EAB-47AF-A900-1EBD396656C6}"/>
+<ds:datastoreItem xmlns:ds="http://schemas.openxmlformats.org/officeDocument/2006/customXml" ds:itemID="{1AF2C25B-FB23-49D7-861B-D97474F002D2}">
+  <ds:schemaRefs>
+    <ds:schemaRef ds:uri="http://schemas.openxmlformats.org/officeDocument/2006/bibliography"/>
+  </ds:schemaRefs>
+</ds:datastoreItem>
 </file>
 
 <file path=customXml/itemProps4.xml><?xml version="1.0" encoding="utf-8"?>

--- a/fuentes/22230066_CF01_DU.docx
+++ b/fuentes/22230066_CF01_DU.docx
@@ -1,6 +1,6 @@
 
 <file path=word/document.xml><?xml version="1.0" encoding="utf-8"?>
-<w:document xmlns:wpc="http://schemas.microsoft.com/office/word/2010/wordprocessingCanvas" xmlns:cx="http://schemas.microsoft.com/office/drawing/2014/chartex" xmlns:cx1="http://schemas.microsoft.com/office/drawing/2015/9/8/chartex" xmlns:cx2="http://schemas.microsoft.com/office/drawing/2015/10/21/chartex" xmlns:cx3="http://schemas.microsoft.com/office/drawing/2016/5/9/chartex" xmlns:cx4="http://schemas.microsoft.com/office/drawing/2016/5/10/chartex" xmlns:cx5="http://schemas.microsoft.com/office/drawing/2016/5/11/chartex" xmlns:cx6="http://schemas.microsoft.com/office/drawing/2016/5/12/chartex" xmlns:cx7="http://schemas.microsoft.com/office/drawing/2016/5/13/chartex" xmlns:cx8="http://schemas.microsoft.com/office/drawing/2016/5/14/chartex" xmlns:mc="http://schemas.openxmlformats.org/markup-compatibility/2006" xmlns:aink="http://schemas.microsoft.com/office/drawing/2016/ink" xmlns:am3d="http://schemas.microsoft.com/office/drawing/2017/model3d" xmlns:o="urn:schemas-microsoft-com:office:office" xmlns:oel="http://schemas.microsoft.com/office/2019/extlst" xmlns:r="http://schemas.openxmlformats.org/officeDocument/2006/relationships" xmlns:m="http://schemas.openxmlformats.org/officeDocument/2006/math" xmlns:v="urn:schemas-microsoft-com:vml" xmlns:wp14="http://schemas.microsoft.com/office/word/2010/wordprocessingDrawing" xmlns:wp="http://schemas.openxmlformats.org/drawingml/2006/wordprocessingDrawing" xmlns:w10="urn:schemas-microsoft-com:office:word" xmlns:w="http://schemas.openxmlformats.org/wordprocessingml/2006/main" xmlns:w14="http://schemas.microsoft.com/office/word/2010/wordml" xmlns:w15="http://schemas.microsoft.com/office/word/2012/wordml" xmlns:w16cex="http://schemas.microsoft.com/office/word/2018/wordml/cex" xmlns:w16cid="http://schemas.microsoft.com/office/word/2016/wordml/cid" xmlns:w16="http://schemas.microsoft.com/office/word/2018/wordml" xmlns:w16du="http://schemas.microsoft.com/office/word/2023/wordml/word16du" xmlns:w16sdtdh="http://schemas.microsoft.com/office/word/2020/wordml/sdtdatahash" xmlns:w16sdtfl="http://schemas.microsoft.com/office/word/2024/wordml/sdtformatlock" xmlns:w16se="http://schemas.microsoft.com/office/word/2015/wordml/symex" xmlns:wpg="http://schemas.microsoft.com/office/word/2010/wordprocessingGroup" xmlns:wpi="http://schemas.microsoft.com/office/word/2010/wordprocessingInk" xmlns:wne="http://schemas.microsoft.com/office/word/2006/wordml" xmlns:wps="http://schemas.microsoft.com/office/word/2010/wordprocessingShape" mc:Ignorable="w14 w15 w16se w16cid w16 w16cex w16sdtdh w16sdtfl w16du wp14">
+<w:document xmlns:wpc="http://schemas.microsoft.com/office/word/2010/wordprocessingCanvas" xmlns:cx="http://schemas.microsoft.com/office/drawing/2014/chartex" xmlns:cx1="http://schemas.microsoft.com/office/drawing/2015/9/8/chartex" xmlns:cx2="http://schemas.microsoft.com/office/drawing/2015/10/21/chartex" xmlns:cx3="http://schemas.microsoft.com/office/drawing/2016/5/9/chartex" xmlns:cx4="http://schemas.microsoft.com/office/drawing/2016/5/10/chartex" xmlns:cx5="http://schemas.microsoft.com/office/drawing/2016/5/11/chartex" xmlns:cx6="http://schemas.microsoft.com/office/drawing/2016/5/12/chartex" xmlns:cx7="http://schemas.microsoft.com/office/drawing/2016/5/13/chartex" xmlns:cx8="http://schemas.microsoft.com/office/drawing/2016/5/14/chartex" xmlns:mc="http://schemas.openxmlformats.org/markup-compatibility/2006" xmlns:aink="http://schemas.microsoft.com/office/drawing/2016/ink" xmlns:am3d="http://schemas.microsoft.com/office/drawing/2017/model3d" xmlns:o="urn:schemas-microsoft-com:office:office" xmlns:r="http://schemas.openxmlformats.org/officeDocument/2006/relationships" xmlns:m="http://schemas.openxmlformats.org/officeDocument/2006/math" xmlns:v="urn:schemas-microsoft-com:vml" xmlns:wp14="http://schemas.microsoft.com/office/word/2010/wordprocessingDrawing" xmlns:wp="http://schemas.openxmlformats.org/drawingml/2006/wordprocessingDrawing" xmlns:w10="urn:schemas-microsoft-com:office:word" xmlns:w="http://schemas.openxmlformats.org/wordprocessingml/2006/main" xmlns:w14="http://schemas.microsoft.com/office/word/2010/wordml" xmlns:w15="http://schemas.microsoft.com/office/word/2012/wordml" xmlns:w16cex="http://schemas.microsoft.com/office/word/2018/wordml/cex" xmlns:w16cid="http://schemas.microsoft.com/office/word/2016/wordml/cid" xmlns:w16="http://schemas.microsoft.com/office/word/2018/wordml" xmlns:w16sdtdh="http://schemas.microsoft.com/office/word/2020/wordml/sdtdatahash" xmlns:w16se="http://schemas.microsoft.com/office/word/2015/wordml/symex" xmlns:wpg="http://schemas.microsoft.com/office/word/2010/wordprocessingGroup" xmlns:wpi="http://schemas.microsoft.com/office/word/2010/wordprocessingInk" xmlns:wne="http://schemas.microsoft.com/office/word/2006/wordml" xmlns:wps="http://schemas.microsoft.com/office/word/2010/wordprocessingShape" mc:Ignorable="w14 w15 w16se w16cid w16 w16cex w16sdtdh wp14">
   <w:body>
     <w:p>
       <w:pPr>
@@ -220,7 +220,7 @@
               </wp:anchor>
             </w:drawing>
           </mc:Choice>
-          <mc:Fallback>
+          <mc:Fallback xmlns:oel="http://schemas.microsoft.com/office/2019/extlst" xmlns:w16du="http://schemas.microsoft.com/office/word/2023/wordml/word16du" xmlns:w16sdtfl="http://schemas.microsoft.com/office/word/2024/wordml/sdtformatlock">
             <w:pict>
               <v:rect w14:anchorId="3EFCBA78" id="Rectángulo 18" o:spid="_x0000_s1026" alt="&quot;&quot;" style="position:absolute;margin-left:-55.8pt;margin-top:28.85pt;width:613.85pt;height:175.85pt;z-index:-251662336;visibility:visible;mso-wrap-style:square;mso-width-percent:0;mso-height-percent:0;mso-wrap-distance-left:9pt;mso-wrap-distance-top:0;mso-wrap-distance-right:9pt;mso-wrap-distance-bottom:0;mso-position-horizontal:absolute;mso-position-horizontal-relative:text;mso-position-vertical:absolute;mso-position-vertical-relative:text;mso-width-percent:0;mso-height-percent:0;mso-width-relative:page;mso-height-relative:margin;v-text-anchor:middle" o:gfxdata="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" fillcolor="#00314d" stroked="f" strokeweight="1pt"/>
             </w:pict>
@@ -1406,9 +1406,9 @@
           <w:noProof/>
         </w:rPr>
         <w:drawing>
-          <wp:inline distT="0" distB="0" distL="0" distR="0" wp14:anchorId="44C17A4A" wp14:editId="66166C4D">
-            <wp:extent cx="3803396" cy="2139461"/>
-            <wp:effectExtent l="0" t="0" r="6985" b="0"/>
+          <wp:inline distT="0" distB="0" distL="0" distR="0" wp14:anchorId="44C17A4A" wp14:editId="619F201C">
+            <wp:extent cx="4580890" cy="2639291"/>
+            <wp:effectExtent l="0" t="0" r="0" b="8890"/>
             <wp:docPr id="1692993318" name="Imagen 7">
               <a:extLst xmlns:a="http://schemas.openxmlformats.org/drawingml/2006/main">
                 <a:ext uri="{C183D7F6-B498-43B3-948B-1728B52AA6E4}">
@@ -1450,7 +1450,7 @@
                   <pic:spPr bwMode="auto">
                     <a:xfrm>
                       <a:off x="0" y="0"/>
-                      <a:ext cx="3814484" cy="2145698"/>
+                      <a:ext cx="4605275" cy="2653340"/>
                     </a:xfrm>
                     <a:prstGeom prst="rect">
                       <a:avLst/>
@@ -1726,7 +1726,7 @@
               </wp:inline>
             </w:drawing>
           </mc:Choice>
-          <mc:Fallback>
+          <mc:Fallback xmlns:oel="http://schemas.microsoft.com/office/2019/extlst" xmlns:w16du="http://schemas.microsoft.com/office/word/2023/wordml/word16du" xmlns:w16sdtfl="http://schemas.microsoft.com/office/word/2024/wordml/sdtformatlock">
             <w:pict>
               <v:rect w14:anchorId="4FE8FAD6" id="Rectángulo 8" o:spid="_x0000_s1026" style="width:24pt;height:24pt;visibility:visible;mso-wrap-style:square;mso-left-percent:-10001;mso-top-percent:-10001;mso-position-horizontal:absolute;mso-position-horizontal-relative:char;mso-position-vertical:absolute;mso-position-vertical-relative:line;mso-left-percent:-10001;mso-top-percent:-10001;v-text-anchor:top" o:gfxdata="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" filled="f" stroked="f">
                 <o:lock v:ext="edit" aspectratio="t"/>
@@ -3389,7 +3389,7 @@
               </wp:inline>
             </w:drawing>
           </mc:Choice>
-          <mc:Fallback>
+          <mc:Fallback xmlns:oel="http://schemas.microsoft.com/office/2019/extlst" xmlns:w16du="http://schemas.microsoft.com/office/word/2023/wordml/word16du" xmlns:w16sdtfl="http://schemas.microsoft.com/office/word/2024/wordml/sdtformatlock">
             <w:pict>
               <v:rect w14:anchorId="6E43A78E" id="Rectángulo 14" o:spid="_x0000_s1026" style="width:24pt;height:24pt;visibility:visible;mso-wrap-style:square;mso-left-percent:-10001;mso-top-percent:-10001;mso-position-horizontal:absolute;mso-position-horizontal-relative:char;mso-position-vertical:absolute;mso-position-vertical-relative:line;mso-left-percent:-10001;mso-top-percent:-10001;v-text-anchor:top" o:gfxdata="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" filled="f" stroked="f">
                 <o:lock v:ext="edit" aspectratio="t"/>
@@ -3474,7 +3474,7 @@
       <w:pPr>
         <w:numPr>
           <w:ilvl w:val="0"/>
-          <w:numId w:val="77"/>
+          <w:numId w:val="4"/>
         </w:numPr>
         <w:spacing w:before="0" w:after="0"/>
         <w:rPr>
@@ -3492,7 +3492,7 @@
       <w:pPr>
         <w:numPr>
           <w:ilvl w:val="0"/>
-          <w:numId w:val="77"/>
+          <w:numId w:val="4"/>
         </w:numPr>
         <w:spacing w:before="0" w:after="0"/>
         <w:rPr>
@@ -3510,7 +3510,7 @@
       <w:pPr>
         <w:numPr>
           <w:ilvl w:val="0"/>
-          <w:numId w:val="77"/>
+          <w:numId w:val="4"/>
         </w:numPr>
         <w:spacing w:before="0" w:after="0"/>
         <w:rPr>
@@ -3529,7 +3529,7 @@
       <w:pPr>
         <w:numPr>
           <w:ilvl w:val="0"/>
-          <w:numId w:val="77"/>
+          <w:numId w:val="4"/>
         </w:numPr>
         <w:spacing w:before="0" w:after="0"/>
         <w:rPr>
@@ -3608,7 +3608,7 @@
       <w:pPr>
         <w:numPr>
           <w:ilvl w:val="0"/>
-          <w:numId w:val="79"/>
+          <w:numId w:val="5"/>
         </w:numPr>
         <w:spacing w:before="0" w:after="0"/>
         <w:rPr>
@@ -3640,7 +3640,7 @@
       <w:pPr>
         <w:numPr>
           <w:ilvl w:val="0"/>
-          <w:numId w:val="79"/>
+          <w:numId w:val="5"/>
         </w:numPr>
         <w:spacing w:before="0" w:after="0"/>
         <w:rPr>
@@ -3672,7 +3672,7 @@
       <w:pPr>
         <w:numPr>
           <w:ilvl w:val="0"/>
-          <w:numId w:val="79"/>
+          <w:numId w:val="5"/>
         </w:numPr>
         <w:spacing w:before="0" w:after="0"/>
         <w:rPr>
@@ -3756,7 +3756,7 @@
         <w:pStyle w:val="Prrafodelista"/>
         <w:numPr>
           <w:ilvl w:val="0"/>
-          <w:numId w:val="81"/>
+          <w:numId w:val="6"/>
         </w:numPr>
         <w:spacing w:before="0" w:after="0"/>
         <w:rPr>
@@ -3775,7 +3775,7 @@
         <w:pStyle w:val="Prrafodelista"/>
         <w:numPr>
           <w:ilvl w:val="0"/>
-          <w:numId w:val="81"/>
+          <w:numId w:val="6"/>
         </w:numPr>
         <w:spacing w:before="0" w:after="0"/>
         <w:rPr>
@@ -3794,7 +3794,7 @@
         <w:pStyle w:val="Prrafodelista"/>
         <w:numPr>
           <w:ilvl w:val="0"/>
-          <w:numId w:val="81"/>
+          <w:numId w:val="6"/>
         </w:numPr>
         <w:spacing w:before="0" w:after="0"/>
         <w:rPr>
@@ -3813,7 +3813,7 @@
         <w:pStyle w:val="Prrafodelista"/>
         <w:numPr>
           <w:ilvl w:val="0"/>
-          <w:numId w:val="81"/>
+          <w:numId w:val="6"/>
         </w:numPr>
         <w:spacing w:before="0" w:after="0"/>
         <w:rPr>
@@ -4045,7 +4045,7 @@
               </wp:inline>
             </w:drawing>
           </mc:Choice>
-          <mc:Fallback>
+          <mc:Fallback xmlns:oel="http://schemas.microsoft.com/office/2019/extlst" xmlns:w16du="http://schemas.microsoft.com/office/word/2023/wordml/word16du" xmlns:w16sdtfl="http://schemas.microsoft.com/office/word/2024/wordml/sdtformatlock">
             <w:pict>
               <v:rect w14:anchorId="5705EBE2" id="Rectángulo 18" o:spid="_x0000_s1026" style="width:24pt;height:24pt;visibility:visible;mso-wrap-style:square;mso-left-percent:-10001;mso-top-percent:-10001;mso-position-horizontal:absolute;mso-position-horizontal-relative:char;mso-position-vertical:absolute;mso-position-vertical-relative:line;mso-left-percent:-10001;mso-top-percent:-10001;v-text-anchor:top" o:gfxdata="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" filled="f" stroked="f">
                 <o:lock v:ext="edit" aspectratio="t"/>
@@ -4386,7 +4386,7 @@
         <w:pStyle w:val="Prrafodelista"/>
         <w:numPr>
           <w:ilvl w:val="0"/>
-          <w:numId w:val="82"/>
+          <w:numId w:val="7"/>
         </w:numPr>
         <w:spacing w:before="0" w:after="0"/>
         <w:rPr>
@@ -4438,7 +4438,7 @@
         <w:pStyle w:val="Prrafodelista"/>
         <w:numPr>
           <w:ilvl w:val="0"/>
-          <w:numId w:val="82"/>
+          <w:numId w:val="7"/>
         </w:numPr>
         <w:spacing w:before="0" w:after="0"/>
         <w:rPr>
@@ -4490,7 +4490,7 @@
         <w:pStyle w:val="Prrafodelista"/>
         <w:numPr>
           <w:ilvl w:val="0"/>
-          <w:numId w:val="82"/>
+          <w:numId w:val="7"/>
         </w:numPr>
         <w:spacing w:before="0" w:after="0"/>
         <w:rPr>
@@ -4743,23 +4743,7 @@
                 <w:sz w:val="28"/>
                 <w:szCs w:val="28"/>
               </w:rPr>
-              <w:t xml:space="preserve">Unidad de Planeación </w:t>
-            </w:r>
-            <w:proofErr w:type="gramStart"/>
-            <w:r>
-              <w:rPr>
-                <w:sz w:val="28"/>
-                <w:szCs w:val="28"/>
-              </w:rPr>
-              <w:t>Minero Energética</w:t>
-            </w:r>
-            <w:proofErr w:type="gramEnd"/>
-            <w:r>
-              <w:rPr>
-                <w:sz w:val="28"/>
-                <w:szCs w:val="28"/>
-              </w:rPr>
-              <w:t xml:space="preserve"> (UPME)</w:t>
+              <w:t>Unidad de Planeación Minero Energética (UPME)</w:t>
             </w:r>
           </w:p>
         </w:tc>
@@ -5020,7 +5004,7 @@
         <w:pStyle w:val="Prrafodelista"/>
         <w:numPr>
           <w:ilvl w:val="0"/>
-          <w:numId w:val="82"/>
+          <w:numId w:val="7"/>
         </w:numPr>
         <w:spacing w:before="0" w:after="0"/>
         <w:rPr>
@@ -5062,7 +5046,7 @@
         <w:pStyle w:val="Prrafodelista"/>
         <w:numPr>
           <w:ilvl w:val="0"/>
-          <w:numId w:val="82"/>
+          <w:numId w:val="7"/>
         </w:numPr>
         <w:spacing w:before="0" w:after="0"/>
         <w:rPr>
@@ -5104,7 +5088,7 @@
         <w:pStyle w:val="Prrafodelista"/>
         <w:numPr>
           <w:ilvl w:val="0"/>
-          <w:numId w:val="82"/>
+          <w:numId w:val="7"/>
         </w:numPr>
         <w:spacing w:before="0" w:after="0"/>
         <w:rPr>
@@ -5219,7 +5203,7 @@
         <w:pStyle w:val="Prrafodelista"/>
         <w:numPr>
           <w:ilvl w:val="0"/>
-          <w:numId w:val="85"/>
+          <w:numId w:val="8"/>
         </w:numPr>
         <w:spacing w:after="0"/>
         <w:rPr>
@@ -5249,7 +5233,7 @@
         <w:pStyle w:val="Prrafodelista"/>
         <w:numPr>
           <w:ilvl w:val="0"/>
-          <w:numId w:val="85"/>
+          <w:numId w:val="8"/>
         </w:numPr>
         <w:spacing w:after="0"/>
         <w:rPr>
@@ -7022,7 +7006,7 @@
           <w:rFonts w:cs="Calibri"/>
           <w:lang w:val="es-MX" w:eastAsia="es-CO"/>
         </w:rPr>
-        <w:t xml:space="preserve"> a Circular Economy: A </w:t>
+        <w:t xml:space="preserve"> a Circular </w:t>
       </w:r>
       <w:proofErr w:type="spellStart"/>
       <w:r>
@@ -7030,6 +7014,22 @@
           <w:rFonts w:cs="Calibri"/>
           <w:lang w:val="es-MX" w:eastAsia="es-CO"/>
         </w:rPr>
+        <w:t>Economy</w:t>
+      </w:r>
+      <w:proofErr w:type="spellEnd"/>
+      <w:r>
+        <w:rPr>
+          <w:rFonts w:cs="Calibri"/>
+          <w:lang w:val="es-MX" w:eastAsia="es-CO"/>
+        </w:rPr>
+        <w:t xml:space="preserve">: A </w:t>
+      </w:r>
+      <w:proofErr w:type="spellStart"/>
+      <w:r>
+        <w:rPr>
+          <w:rFonts w:cs="Calibri"/>
+          <w:lang w:val="es-MX" w:eastAsia="es-CO"/>
+        </w:rPr>
         <w:t>business</w:t>
       </w:r>
       <w:proofErr w:type="spellEnd"/>
@@ -7198,7 +7198,23 @@
           <w:rFonts w:cs="Calibri"/>
           <w:lang w:val="es-MX" w:eastAsia="es-CO"/>
         </w:rPr>
-        <w:t xml:space="preserve"> Pillars </w:t>
+        <w:t xml:space="preserve"> </w:t>
+      </w:r>
+      <w:proofErr w:type="spellStart"/>
+      <w:r>
+        <w:rPr>
+          <w:rFonts w:cs="Calibri"/>
+          <w:lang w:val="es-MX" w:eastAsia="es-CO"/>
+        </w:rPr>
+        <w:t>Pillars</w:t>
+      </w:r>
+      <w:proofErr w:type="spellEnd"/>
+      <w:r>
+        <w:rPr>
+          <w:rFonts w:cs="Calibri"/>
+          <w:lang w:val="es-MX" w:eastAsia="es-CO"/>
+        </w:rPr>
+        <w:t xml:space="preserve"> </w:t>
       </w:r>
       <w:proofErr w:type="spellStart"/>
       <w:r>
@@ -7311,31 +7327,22 @@
           <w:rFonts w:cs="Calibri"/>
           <w:lang w:val="es-MX" w:eastAsia="es-CO"/>
         </w:rPr>
-        <w:t xml:space="preserve">UPME. (2019). Plan Indicativo de Expansión de Cobertura (PIEC) 2019-2023. Unidad de Planeación </w:t>
-      </w:r>
-      <w:proofErr w:type="gramStart"/>
+        <w:t>UPME. (2019). Plan Indicativo de Expansión de Cobertura (PIEC) 2019-2023. Unidad de Planeación Minero</w:t>
+      </w:r>
       <w:r>
         <w:rPr>
           <w:rFonts w:cs="Calibri"/>
           <w:lang w:val="es-MX" w:eastAsia="es-CO"/>
         </w:rPr>
-        <w:t>Minero</w:t>
+        <w:t xml:space="preserve"> </w:t>
       </w:r>
       <w:r>
         <w:rPr>
           <w:rFonts w:cs="Calibri"/>
           <w:lang w:val="es-MX" w:eastAsia="es-CO"/>
         </w:rPr>
-        <w:t xml:space="preserve"> </w:t>
-      </w:r>
-      <w:r>
-        <w:rPr>
-          <w:rFonts w:cs="Calibri"/>
-          <w:lang w:val="es-MX" w:eastAsia="es-CO"/>
-        </w:rPr>
         <w:t>Energética</w:t>
       </w:r>
-      <w:proofErr w:type="gramEnd"/>
       <w:r>
         <w:rPr>
           <w:rFonts w:cs="Calibri"/>
@@ -8182,7 +8189,7 @@
 </file>
 
 <file path=word/endnotes.xml><?xml version="1.0" encoding="utf-8"?>
-<w:endnotes xmlns:wpc="http://schemas.microsoft.com/office/word/2010/wordprocessingCanvas" xmlns:cx="http://schemas.microsoft.com/office/drawing/2014/chartex" xmlns:cx1="http://schemas.microsoft.com/office/drawing/2015/9/8/chartex" xmlns:cx2="http://schemas.microsoft.com/office/drawing/2015/10/21/chartex" xmlns:cx3="http://schemas.microsoft.com/office/drawing/2016/5/9/chartex" xmlns:cx4="http://schemas.microsoft.com/office/drawing/2016/5/10/chartex" xmlns:cx5="http://schemas.microsoft.com/office/drawing/2016/5/11/chartex" xmlns:cx6="http://schemas.microsoft.com/office/drawing/2016/5/12/chartex" xmlns:cx7="http://schemas.microsoft.com/office/drawing/2016/5/13/chartex" xmlns:cx8="http://schemas.microsoft.com/office/drawing/2016/5/14/chartex" xmlns:mc="http://schemas.openxmlformats.org/markup-compatibility/2006" xmlns:aink="http://schemas.microsoft.com/office/drawing/2016/ink" xmlns:am3d="http://schemas.microsoft.com/office/drawing/2017/model3d" xmlns:o="urn:schemas-microsoft-com:office:office" xmlns:oel="http://schemas.microsoft.com/office/2019/extlst" xmlns:r="http://schemas.openxmlformats.org/officeDocument/2006/relationships" xmlns:m="http://schemas.openxmlformats.org/officeDocument/2006/math" xmlns:v="urn:schemas-microsoft-com:vml" xmlns:wp14="http://schemas.microsoft.com/office/word/2010/wordprocessingDrawing" xmlns:wp="http://schemas.openxmlformats.org/drawingml/2006/wordprocessingDrawing" xmlns:w10="urn:schemas-microsoft-com:office:word" xmlns:w="http://schemas.openxmlformats.org/wordprocessingml/2006/main" xmlns:w14="http://schemas.microsoft.com/office/word/2010/wordml" xmlns:w15="http://schemas.microsoft.com/office/word/2012/wordml" xmlns:w16cex="http://schemas.microsoft.com/office/word/2018/wordml/cex" xmlns:w16cid="http://schemas.microsoft.com/office/word/2016/wordml/cid" xmlns:w16="http://schemas.microsoft.com/office/word/2018/wordml" xmlns:w16du="http://schemas.microsoft.com/office/word/2023/wordml/word16du" xmlns:w16sdtdh="http://schemas.microsoft.com/office/word/2020/wordml/sdtdatahash" xmlns:w16sdtfl="http://schemas.microsoft.com/office/word/2024/wordml/sdtformatlock" xmlns:w16se="http://schemas.microsoft.com/office/word/2015/wordml/symex" xmlns:wpg="http://schemas.microsoft.com/office/word/2010/wordprocessingGroup" xmlns:wpi="http://schemas.microsoft.com/office/word/2010/wordprocessingInk" xmlns:wne="http://schemas.microsoft.com/office/word/2006/wordml" xmlns:wps="http://schemas.microsoft.com/office/word/2010/wordprocessingShape" mc:Ignorable="w14 w15 w16se w16cid w16 w16cex w16sdtdh w16sdtfl w16du wp14">
+<w:endnotes xmlns:wpc="http://schemas.microsoft.com/office/word/2010/wordprocessingCanvas" xmlns:cx="http://schemas.microsoft.com/office/drawing/2014/chartex" xmlns:cx1="http://schemas.microsoft.com/office/drawing/2015/9/8/chartex" xmlns:cx2="http://schemas.microsoft.com/office/drawing/2015/10/21/chartex" xmlns:cx3="http://schemas.microsoft.com/office/drawing/2016/5/9/chartex" xmlns:cx4="http://schemas.microsoft.com/office/drawing/2016/5/10/chartex" xmlns:cx5="http://schemas.microsoft.com/office/drawing/2016/5/11/chartex" xmlns:cx6="http://schemas.microsoft.com/office/drawing/2016/5/12/chartex" xmlns:cx7="http://schemas.microsoft.com/office/drawing/2016/5/13/chartex" xmlns:cx8="http://schemas.microsoft.com/office/drawing/2016/5/14/chartex" xmlns:mc="http://schemas.openxmlformats.org/markup-compatibility/2006" xmlns:aink="http://schemas.microsoft.com/office/drawing/2016/ink" xmlns:am3d="http://schemas.microsoft.com/office/drawing/2017/model3d" xmlns:o="urn:schemas-microsoft-com:office:office" xmlns:r="http://schemas.openxmlformats.org/officeDocument/2006/relationships" xmlns:m="http://schemas.openxmlformats.org/officeDocument/2006/math" xmlns:v="urn:schemas-microsoft-com:vml" xmlns:wp14="http://schemas.microsoft.com/office/word/2010/wordprocessingDrawing" xmlns:wp="http://schemas.openxmlformats.org/drawingml/2006/wordprocessingDrawing" xmlns:w10="urn:schemas-microsoft-com:office:word" xmlns:w="http://schemas.openxmlformats.org/wordprocessingml/2006/main" xmlns:w14="http://schemas.microsoft.com/office/word/2010/wordml" xmlns:w15="http://schemas.microsoft.com/office/word/2012/wordml" xmlns:w16cex="http://schemas.microsoft.com/office/word/2018/wordml/cex" xmlns:w16cid="http://schemas.microsoft.com/office/word/2016/wordml/cid" xmlns:w16="http://schemas.microsoft.com/office/word/2018/wordml" xmlns:w16sdtdh="http://schemas.microsoft.com/office/word/2020/wordml/sdtdatahash" xmlns:w16se="http://schemas.microsoft.com/office/word/2015/wordml/symex" xmlns:wpg="http://schemas.microsoft.com/office/word/2010/wordprocessingGroup" xmlns:wpi="http://schemas.microsoft.com/office/word/2010/wordprocessingInk" xmlns:wne="http://schemas.microsoft.com/office/word/2006/wordml" xmlns:wps="http://schemas.microsoft.com/office/word/2010/wordprocessingShape" mc:Ignorable="w14 w15 w16se w16cid w16 w16cex w16sdtdh wp14">
   <w:endnote w:type="separator" w:id="-1">
     <w:p>
       <w:pPr>
@@ -8207,7 +8214,7 @@
 </file>
 
 <file path=word/footer1.xml><?xml version="1.0" encoding="utf-8"?>
-<w:ftr xmlns:wpc="http://schemas.microsoft.com/office/word/2010/wordprocessingCanvas" xmlns:cx="http://schemas.microsoft.com/office/drawing/2014/chartex" xmlns:cx1="http://schemas.microsoft.com/office/drawing/2015/9/8/chartex" xmlns:cx2="http://schemas.microsoft.com/office/drawing/2015/10/21/chartex" xmlns:cx3="http://schemas.microsoft.com/office/drawing/2016/5/9/chartex" xmlns:cx4="http://schemas.microsoft.com/office/drawing/2016/5/10/chartex" xmlns:cx5="http://schemas.microsoft.com/office/drawing/2016/5/11/chartex" xmlns:cx6="http://schemas.microsoft.com/office/drawing/2016/5/12/chartex" xmlns:cx7="http://schemas.microsoft.com/office/drawing/2016/5/13/chartex" xmlns:cx8="http://schemas.microsoft.com/office/drawing/2016/5/14/chartex" xmlns:mc="http://schemas.openxmlformats.org/markup-compatibility/2006" xmlns:aink="http://schemas.microsoft.com/office/drawing/2016/ink" xmlns:am3d="http://schemas.microsoft.com/office/drawing/2017/model3d" xmlns:o="urn:schemas-microsoft-com:office:office" xmlns:oel="http://schemas.microsoft.com/office/2019/extlst" xmlns:r="http://schemas.openxmlformats.org/officeDocument/2006/relationships" xmlns:m="http://schemas.openxmlformats.org/officeDocument/2006/math" xmlns:v="urn:schemas-microsoft-com:vml" xmlns:wp14="http://schemas.microsoft.com/office/word/2010/wordprocessingDrawing" xmlns:wp="http://schemas.openxmlformats.org/drawingml/2006/wordprocessingDrawing" xmlns:w10="urn:schemas-microsoft-com:office:word" xmlns:w="http://schemas.openxmlformats.org/wordprocessingml/2006/main" xmlns:w14="http://schemas.microsoft.com/office/word/2010/wordml" xmlns:w15="http://schemas.microsoft.com/office/word/2012/wordml" xmlns:w16cex="http://schemas.microsoft.com/office/word/2018/wordml/cex" xmlns:w16cid="http://schemas.microsoft.com/office/word/2016/wordml/cid" xmlns:w16="http://schemas.microsoft.com/office/word/2018/wordml" xmlns:w16du="http://schemas.microsoft.com/office/word/2023/wordml/word16du" xmlns:w16sdtdh="http://schemas.microsoft.com/office/word/2020/wordml/sdtdatahash" xmlns:w16sdtfl="http://schemas.microsoft.com/office/word/2024/wordml/sdtformatlock" xmlns:w16se="http://schemas.microsoft.com/office/word/2015/wordml/symex" xmlns:wpg="http://schemas.microsoft.com/office/word/2010/wordprocessingGroup" xmlns:wpi="http://schemas.microsoft.com/office/word/2010/wordprocessingInk" xmlns:wne="http://schemas.microsoft.com/office/word/2006/wordml" xmlns:wps="http://schemas.microsoft.com/office/word/2010/wordprocessingShape" mc:Ignorable="w14 w15 w16se w16cid w16 w16cex w16sdtdh w16sdtfl w16du wp14">
+<w:ftr xmlns:wpc="http://schemas.microsoft.com/office/word/2010/wordprocessingCanvas" xmlns:cx="http://schemas.microsoft.com/office/drawing/2014/chartex" xmlns:cx1="http://schemas.microsoft.com/office/drawing/2015/9/8/chartex" xmlns:cx2="http://schemas.microsoft.com/office/drawing/2015/10/21/chartex" xmlns:cx3="http://schemas.microsoft.com/office/drawing/2016/5/9/chartex" xmlns:cx4="http://schemas.microsoft.com/office/drawing/2016/5/10/chartex" xmlns:cx5="http://schemas.microsoft.com/office/drawing/2016/5/11/chartex" xmlns:cx6="http://schemas.microsoft.com/office/drawing/2016/5/12/chartex" xmlns:cx7="http://schemas.microsoft.com/office/drawing/2016/5/13/chartex" xmlns:cx8="http://schemas.microsoft.com/office/drawing/2016/5/14/chartex" xmlns:mc="http://schemas.openxmlformats.org/markup-compatibility/2006" xmlns:aink="http://schemas.microsoft.com/office/drawing/2016/ink" xmlns:am3d="http://schemas.microsoft.com/office/drawing/2017/model3d" xmlns:o="urn:schemas-microsoft-com:office:office" xmlns:r="http://schemas.openxmlformats.org/officeDocument/2006/relationships" xmlns:m="http://schemas.openxmlformats.org/officeDocument/2006/math" xmlns:v="urn:schemas-microsoft-com:vml" xmlns:wp14="http://schemas.microsoft.com/office/word/2010/wordprocessingDrawing" xmlns:wp="http://schemas.openxmlformats.org/drawingml/2006/wordprocessingDrawing" xmlns:w10="urn:schemas-microsoft-com:office:word" xmlns:w="http://schemas.openxmlformats.org/wordprocessingml/2006/main" xmlns:w14="http://schemas.microsoft.com/office/word/2010/wordml" xmlns:w15="http://schemas.microsoft.com/office/word/2012/wordml" xmlns:w16cex="http://schemas.microsoft.com/office/word/2018/wordml/cex" xmlns:w16cid="http://schemas.microsoft.com/office/word/2016/wordml/cid" xmlns:w16="http://schemas.microsoft.com/office/word/2018/wordml" xmlns:w16sdtdh="http://schemas.microsoft.com/office/word/2020/wordml/sdtdatahash" xmlns:w16se="http://schemas.microsoft.com/office/word/2015/wordml/symex" xmlns:wpg="http://schemas.microsoft.com/office/word/2010/wordprocessingGroup" xmlns:wpi="http://schemas.microsoft.com/office/word/2010/wordprocessingInk" xmlns:wne="http://schemas.microsoft.com/office/word/2006/wordml" xmlns:wps="http://schemas.microsoft.com/office/word/2010/wordprocessingShape" mc:Ignorable="w14 w15 w16se w16cid w16 w16cex w16sdtdh wp14">
   <w:p>
     <w:pPr>
       <w:pStyle w:val="Piedepgina"/>
@@ -8343,7 +8350,7 @@
 </file>
 
 <file path=word/footnotes.xml><?xml version="1.0" encoding="utf-8"?>
-<w:footnotes xmlns:wpc="http://schemas.microsoft.com/office/word/2010/wordprocessingCanvas" xmlns:cx="http://schemas.microsoft.com/office/drawing/2014/chartex" xmlns:cx1="http://schemas.microsoft.com/office/drawing/2015/9/8/chartex" xmlns:cx2="http://schemas.microsoft.com/office/drawing/2015/10/21/chartex" xmlns:cx3="http://schemas.microsoft.com/office/drawing/2016/5/9/chartex" xmlns:cx4="http://schemas.microsoft.com/office/drawing/2016/5/10/chartex" xmlns:cx5="http://schemas.microsoft.com/office/drawing/2016/5/11/chartex" xmlns:cx6="http://schemas.microsoft.com/office/drawing/2016/5/12/chartex" xmlns:cx7="http://schemas.microsoft.com/office/drawing/2016/5/13/chartex" xmlns:cx8="http://schemas.microsoft.com/office/drawing/2016/5/14/chartex" xmlns:mc="http://schemas.openxmlformats.org/markup-compatibility/2006" xmlns:aink="http://schemas.microsoft.com/office/drawing/2016/ink" xmlns:am3d="http://schemas.microsoft.com/office/drawing/2017/model3d" xmlns:o="urn:schemas-microsoft-com:office:office" xmlns:oel="http://schemas.microsoft.com/office/2019/extlst" xmlns:r="http://schemas.openxmlformats.org/officeDocument/2006/relationships" xmlns:m="http://schemas.openxmlformats.org/officeDocument/2006/math" xmlns:v="urn:schemas-microsoft-com:vml" xmlns:wp14="http://schemas.microsoft.com/office/word/2010/wordprocessingDrawing" xmlns:wp="http://schemas.openxmlformats.org/drawingml/2006/wordprocessingDrawing" xmlns:w10="urn:schemas-microsoft-com:office:word" xmlns:w="http://schemas.openxmlformats.org/wordprocessingml/2006/main" xmlns:w14="http://schemas.microsoft.com/office/word/2010/wordml" xmlns:w15="http://schemas.microsoft.com/office/word/2012/wordml" xmlns:w16cex="http://schemas.microsoft.com/office/word/2018/wordml/cex" xmlns:w16cid="http://schemas.microsoft.com/office/word/2016/wordml/cid" xmlns:w16="http://schemas.microsoft.com/office/word/2018/wordml" xmlns:w16du="http://schemas.microsoft.com/office/word/2023/wordml/word16du" xmlns:w16sdtdh="http://schemas.microsoft.com/office/word/2020/wordml/sdtdatahash" xmlns:w16sdtfl="http://schemas.microsoft.com/office/word/2024/wordml/sdtformatlock" xmlns:w16se="http://schemas.microsoft.com/office/word/2015/wordml/symex" xmlns:wpg="http://schemas.microsoft.com/office/word/2010/wordprocessingGroup" xmlns:wpi="http://schemas.microsoft.com/office/word/2010/wordprocessingInk" xmlns:wne="http://schemas.microsoft.com/office/word/2006/wordml" xmlns:wps="http://schemas.microsoft.com/office/word/2010/wordprocessingShape" mc:Ignorable="w14 w15 w16se w16cid w16 w16cex w16sdtdh w16sdtfl w16du wp14">
+<w:footnotes xmlns:wpc="http://schemas.microsoft.com/office/word/2010/wordprocessingCanvas" xmlns:cx="http://schemas.microsoft.com/office/drawing/2014/chartex" xmlns:cx1="http://schemas.microsoft.com/office/drawing/2015/9/8/chartex" xmlns:cx2="http://schemas.microsoft.com/office/drawing/2015/10/21/chartex" xmlns:cx3="http://schemas.microsoft.com/office/drawing/2016/5/9/chartex" xmlns:cx4="http://schemas.microsoft.com/office/drawing/2016/5/10/chartex" xmlns:cx5="http://schemas.microsoft.com/office/drawing/2016/5/11/chartex" xmlns:cx6="http://schemas.microsoft.com/office/drawing/2016/5/12/chartex" xmlns:cx7="http://schemas.microsoft.com/office/drawing/2016/5/13/chartex" xmlns:cx8="http://schemas.microsoft.com/office/drawing/2016/5/14/chartex" xmlns:mc="http://schemas.openxmlformats.org/markup-compatibility/2006" xmlns:aink="http://schemas.microsoft.com/office/drawing/2016/ink" xmlns:am3d="http://schemas.microsoft.com/office/drawing/2017/model3d" xmlns:o="urn:schemas-microsoft-com:office:office" xmlns:r="http://schemas.openxmlformats.org/officeDocument/2006/relationships" xmlns:m="http://schemas.openxmlformats.org/officeDocument/2006/math" xmlns:v="urn:schemas-microsoft-com:vml" xmlns:wp14="http://schemas.microsoft.com/office/word/2010/wordprocessingDrawing" xmlns:wp="http://schemas.openxmlformats.org/drawingml/2006/wordprocessingDrawing" xmlns:w10="urn:schemas-microsoft-com:office:word" xmlns:w="http://schemas.openxmlformats.org/wordprocessingml/2006/main" xmlns:w14="http://schemas.microsoft.com/office/word/2010/wordml" xmlns:w15="http://schemas.microsoft.com/office/word/2012/wordml" xmlns:w16cex="http://schemas.microsoft.com/office/word/2018/wordml/cex" xmlns:w16cid="http://schemas.microsoft.com/office/word/2016/wordml/cid" xmlns:w16="http://schemas.microsoft.com/office/word/2018/wordml" xmlns:w16sdtdh="http://schemas.microsoft.com/office/word/2020/wordml/sdtdatahash" xmlns:w16se="http://schemas.microsoft.com/office/word/2015/wordml/symex" xmlns:wpg="http://schemas.microsoft.com/office/word/2010/wordprocessingGroup" xmlns:wpi="http://schemas.microsoft.com/office/word/2010/wordprocessingInk" xmlns:wne="http://schemas.microsoft.com/office/word/2006/wordml" xmlns:wps="http://schemas.microsoft.com/office/word/2010/wordprocessingShape" mc:Ignorable="w14 w15 w16se w16cid w16 w16cex w16sdtdh wp14">
   <w:footnote w:type="separator" w:id="-1">
     <w:p>
       <w:pPr>
@@ -8368,7 +8375,7 @@
 </file>
 
 <file path=word/header1.xml><?xml version="1.0" encoding="utf-8"?>
-<w:hdr xmlns:wpc="http://schemas.microsoft.com/office/word/2010/wordprocessingCanvas" xmlns:cx="http://schemas.microsoft.com/office/drawing/2014/chartex" xmlns:cx1="http://schemas.microsoft.com/office/drawing/2015/9/8/chartex" xmlns:cx2="http://schemas.microsoft.com/office/drawing/2015/10/21/chartex" xmlns:cx3="http://schemas.microsoft.com/office/drawing/2016/5/9/chartex" xmlns:cx4="http://schemas.microsoft.com/office/drawing/2016/5/10/chartex" xmlns:cx5="http://schemas.microsoft.com/office/drawing/2016/5/11/chartex" xmlns:cx6="http://schemas.microsoft.com/office/drawing/2016/5/12/chartex" xmlns:cx7="http://schemas.microsoft.com/office/drawing/2016/5/13/chartex" xmlns:cx8="http://schemas.microsoft.com/office/drawing/2016/5/14/chartex" xmlns:mc="http://schemas.openxmlformats.org/markup-compatibility/2006" xmlns:aink="http://schemas.microsoft.com/office/drawing/2016/ink" xmlns:am3d="http://schemas.microsoft.com/office/drawing/2017/model3d" xmlns:o="urn:schemas-microsoft-com:office:office" xmlns:oel="http://schemas.microsoft.com/office/2019/extlst" xmlns:r="http://schemas.openxmlformats.org/officeDocument/2006/relationships" xmlns:m="http://schemas.openxmlformats.org/officeDocument/2006/math" xmlns:v="urn:schemas-microsoft-com:vml" xmlns:wp14="http://schemas.microsoft.com/office/word/2010/wordprocessingDrawing" xmlns:wp="http://schemas.openxmlformats.org/drawingml/2006/wordprocessingDrawing" xmlns:w10="urn:schemas-microsoft-com:office:word" xmlns:w="http://schemas.openxmlformats.org/wordprocessingml/2006/main" xmlns:w14="http://schemas.microsoft.com/office/word/2010/wordml" xmlns:w15="http://schemas.microsoft.com/office/word/2012/wordml" xmlns:w16cex="http://schemas.microsoft.com/office/word/2018/wordml/cex" xmlns:w16cid="http://schemas.microsoft.com/office/word/2016/wordml/cid" xmlns:w16="http://schemas.microsoft.com/office/word/2018/wordml" xmlns:w16du="http://schemas.microsoft.com/office/word/2023/wordml/word16du" xmlns:w16sdtdh="http://schemas.microsoft.com/office/word/2020/wordml/sdtdatahash" xmlns:w16sdtfl="http://schemas.microsoft.com/office/word/2024/wordml/sdtformatlock" xmlns:w16se="http://schemas.microsoft.com/office/word/2015/wordml/symex" xmlns:wpg="http://schemas.microsoft.com/office/word/2010/wordprocessingGroup" xmlns:wpi="http://schemas.microsoft.com/office/word/2010/wordprocessingInk" xmlns:wne="http://schemas.microsoft.com/office/word/2006/wordml" xmlns:wps="http://schemas.microsoft.com/office/word/2010/wordprocessingShape" mc:Ignorable="w14 w15 w16se w16cid w16 w16cex w16sdtdh w16sdtfl w16du wp14">
+<w:hdr xmlns:wpc="http://schemas.microsoft.com/office/word/2010/wordprocessingCanvas" xmlns:cx="http://schemas.microsoft.com/office/drawing/2014/chartex" xmlns:cx1="http://schemas.microsoft.com/office/drawing/2015/9/8/chartex" xmlns:cx2="http://schemas.microsoft.com/office/drawing/2015/10/21/chartex" xmlns:cx3="http://schemas.microsoft.com/office/drawing/2016/5/9/chartex" xmlns:cx4="http://schemas.microsoft.com/office/drawing/2016/5/10/chartex" xmlns:cx5="http://schemas.microsoft.com/office/drawing/2016/5/11/chartex" xmlns:cx6="http://schemas.microsoft.com/office/drawing/2016/5/12/chartex" xmlns:cx7="http://schemas.microsoft.com/office/drawing/2016/5/13/chartex" xmlns:cx8="http://schemas.microsoft.com/office/drawing/2016/5/14/chartex" xmlns:mc="http://schemas.openxmlformats.org/markup-compatibility/2006" xmlns:aink="http://schemas.microsoft.com/office/drawing/2016/ink" xmlns:am3d="http://schemas.microsoft.com/office/drawing/2017/model3d" xmlns:o="urn:schemas-microsoft-com:office:office" xmlns:r="http://schemas.openxmlformats.org/officeDocument/2006/relationships" xmlns:m="http://schemas.openxmlformats.org/officeDocument/2006/math" xmlns:v="urn:schemas-microsoft-com:vml" xmlns:wp14="http://schemas.microsoft.com/office/word/2010/wordprocessingDrawing" xmlns:wp="http://schemas.openxmlformats.org/drawingml/2006/wordprocessingDrawing" xmlns:w10="urn:schemas-microsoft-com:office:word" xmlns:w="http://schemas.openxmlformats.org/wordprocessingml/2006/main" xmlns:w14="http://schemas.microsoft.com/office/word/2010/wordml" xmlns:w15="http://schemas.microsoft.com/office/word/2012/wordml" xmlns:w16cex="http://schemas.microsoft.com/office/word/2018/wordml/cex" xmlns:w16cid="http://schemas.microsoft.com/office/word/2016/wordml/cid" xmlns:w16="http://schemas.microsoft.com/office/word/2018/wordml" xmlns:w16sdtdh="http://schemas.microsoft.com/office/word/2020/wordml/sdtdatahash" xmlns:w16se="http://schemas.microsoft.com/office/word/2015/wordml/symex" xmlns:wpg="http://schemas.microsoft.com/office/word/2010/wordprocessingGroup" xmlns:wpi="http://schemas.microsoft.com/office/word/2010/wordprocessingInk" xmlns:wne="http://schemas.microsoft.com/office/word/2006/wordml" xmlns:wps="http://schemas.microsoft.com/office/word/2010/wordprocessingShape" mc:Ignorable="w14 w15 w16se w16cid w16 w16cex w16sdtdh wp14">
   <w:p>
     <w:pPr>
       <w:pStyle w:val="Encabezado"/>
@@ -8445,7 +8452,7 @@
 </file>
 
 <file path=word/numbering.xml><?xml version="1.0" encoding="utf-8"?>
-<w:numbering xmlns:wpc="http://schemas.microsoft.com/office/word/2010/wordprocessingCanvas" xmlns:cx="http://schemas.microsoft.com/office/drawing/2014/chartex" xmlns:cx1="http://schemas.microsoft.com/office/drawing/2015/9/8/chartex" xmlns:cx2="http://schemas.microsoft.com/office/drawing/2015/10/21/chartex" xmlns:cx3="http://schemas.microsoft.com/office/drawing/2016/5/9/chartex" xmlns:cx4="http://schemas.microsoft.com/office/drawing/2016/5/10/chartex" xmlns:cx5="http://schemas.microsoft.com/office/drawing/2016/5/11/chartex" xmlns:cx6="http://schemas.microsoft.com/office/drawing/2016/5/12/chartex" xmlns:cx7="http://schemas.microsoft.com/office/drawing/2016/5/13/chartex" xmlns:cx8="http://schemas.microsoft.com/office/drawing/2016/5/14/chartex" xmlns:mc="http://schemas.openxmlformats.org/markup-compatibility/2006" xmlns:aink="http://schemas.microsoft.com/office/drawing/2016/ink" xmlns:am3d="http://schemas.microsoft.com/office/drawing/2017/model3d" xmlns:o="urn:schemas-microsoft-com:office:office" xmlns:oel="http://schemas.microsoft.com/office/2019/extlst" xmlns:r="http://schemas.openxmlformats.org/officeDocument/2006/relationships" xmlns:m="http://schemas.openxmlformats.org/officeDocument/2006/math" xmlns:v="urn:schemas-microsoft-com:vml" xmlns:wp14="http://schemas.microsoft.com/office/word/2010/wordprocessingDrawing" xmlns:wp="http://schemas.openxmlformats.org/drawingml/2006/wordprocessingDrawing" xmlns:w10="urn:schemas-microsoft-com:office:word" xmlns:w="http://schemas.openxmlformats.org/wordprocessingml/2006/main" xmlns:w14="http://schemas.microsoft.com/office/word/2010/wordml" xmlns:w15="http://schemas.microsoft.com/office/word/2012/wordml" xmlns:w16cex="http://schemas.microsoft.com/office/word/2018/wordml/cex" xmlns:w16cid="http://schemas.microsoft.com/office/word/2016/wordml/cid" xmlns:w16="http://schemas.microsoft.com/office/word/2018/wordml" xmlns:w16du="http://schemas.microsoft.com/office/word/2023/wordml/word16du" xmlns:w16sdtdh="http://schemas.microsoft.com/office/word/2020/wordml/sdtdatahash" xmlns:w16sdtfl="http://schemas.microsoft.com/office/word/2024/wordml/sdtformatlock" xmlns:w16se="http://schemas.microsoft.com/office/word/2015/wordml/symex" xmlns:wpg="http://schemas.microsoft.com/office/word/2010/wordprocessingGroup" xmlns:wpi="http://schemas.microsoft.com/office/word/2010/wordprocessingInk" xmlns:wne="http://schemas.microsoft.com/office/word/2006/wordml" xmlns:wps="http://schemas.microsoft.com/office/word/2010/wordprocessingShape" mc:Ignorable="w14 w15 w16se w16cid w16 w16cex w16sdtdh w16sdtfl w16du wp14">
+<w:numbering xmlns:wpc="http://schemas.microsoft.com/office/word/2010/wordprocessingCanvas" xmlns:cx="http://schemas.microsoft.com/office/drawing/2014/chartex" xmlns:cx1="http://schemas.microsoft.com/office/drawing/2015/9/8/chartex" xmlns:cx2="http://schemas.microsoft.com/office/drawing/2015/10/21/chartex" xmlns:cx3="http://schemas.microsoft.com/office/drawing/2016/5/9/chartex" xmlns:cx4="http://schemas.microsoft.com/office/drawing/2016/5/10/chartex" xmlns:cx5="http://schemas.microsoft.com/office/drawing/2016/5/11/chartex" xmlns:cx6="http://schemas.microsoft.com/office/drawing/2016/5/12/chartex" xmlns:cx7="http://schemas.microsoft.com/office/drawing/2016/5/13/chartex" xmlns:cx8="http://schemas.microsoft.com/office/drawing/2016/5/14/chartex" xmlns:mc="http://schemas.openxmlformats.org/markup-compatibility/2006" xmlns:aink="http://schemas.microsoft.com/office/drawing/2016/ink" xmlns:am3d="http://schemas.microsoft.com/office/drawing/2017/model3d" xmlns:o="urn:schemas-microsoft-com:office:office" xmlns:r="http://schemas.openxmlformats.org/officeDocument/2006/relationships" xmlns:m="http://schemas.openxmlformats.org/officeDocument/2006/math" xmlns:v="urn:schemas-microsoft-com:vml" xmlns:wp14="http://schemas.microsoft.com/office/word/2010/wordprocessingDrawing" xmlns:wp="http://schemas.openxmlformats.org/drawingml/2006/wordprocessingDrawing" xmlns:w10="urn:schemas-microsoft-com:office:word" xmlns:w="http://schemas.openxmlformats.org/wordprocessingml/2006/main" xmlns:w14="http://schemas.microsoft.com/office/word/2010/wordml" xmlns:w15="http://schemas.microsoft.com/office/word/2012/wordml" xmlns:w16cex="http://schemas.microsoft.com/office/word/2018/wordml/cex" xmlns:w16cid="http://schemas.microsoft.com/office/word/2016/wordml/cid" xmlns:w16="http://schemas.microsoft.com/office/word/2018/wordml" xmlns:w16sdtdh="http://schemas.microsoft.com/office/word/2020/wordml/sdtdatahash" xmlns:w16se="http://schemas.microsoft.com/office/word/2015/wordml/symex" xmlns:wpg="http://schemas.microsoft.com/office/word/2010/wordprocessingGroup" xmlns:wpi="http://schemas.microsoft.com/office/word/2010/wordprocessingInk" xmlns:wne="http://schemas.microsoft.com/office/word/2006/wordml" xmlns:wps="http://schemas.microsoft.com/office/word/2010/wordprocessingShape" mc:Ignorable="w14 w15 w16se w16cid w16 w16cex w16sdtdh wp14">
   <w:abstractNum w:abstractNumId="0" w15:restartNumberingAfterBreak="0">
     <w:nsid w:val="FFFFFF89"/>
     <w:multiLevelType w:val="singleLevel"/>
@@ -8468,9 +8475,9 @@
     </w:lvl>
   </w:abstractNum>
   <w:abstractNum w:abstractNumId="1" w15:restartNumberingAfterBreak="0">
-    <w:nsid w:val="019B577D"/>
+    <w:nsid w:val="068B2F3D"/>
     <w:multiLevelType w:val="multilevel"/>
-    <w:tmpl w:val="424CE0F2"/>
+    <w:tmpl w:val="6542F22C"/>
     <w:lvl w:ilvl="0">
       <w:start w:val="1"/>
       <w:numFmt w:val="bullet"/>
@@ -8478,9 +8485,9 @@
       <w:lvlJc w:val="left"/>
       <w:pPr>
         <w:tabs>
-          <w:tab w:val="num" w:pos="720"/>
+          <w:tab w:val="num" w:pos="927"/>
         </w:tabs>
-        <w:ind w:left="720" w:hanging="360"/>
+        <w:ind w:left="927" w:hanging="360"/>
       </w:pPr>
       <w:rPr>
         <w:rFonts w:ascii="Symbol" w:hAnsi="Symbol" w:hint="default"/>
@@ -8494,9 +8501,9 @@
       <w:lvlJc w:val="left"/>
       <w:pPr>
         <w:tabs>
-          <w:tab w:val="num" w:pos="1440"/>
+          <w:tab w:val="num" w:pos="1647"/>
         </w:tabs>
-        <w:ind w:left="1440" w:hanging="360"/>
+        <w:ind w:left="1647" w:hanging="360"/>
       </w:pPr>
       <w:rPr>
         <w:rFonts w:ascii="Courier New" w:hAnsi="Courier New" w:hint="default"/>
@@ -8510,9 +8517,9 @@
       <w:lvlJc w:val="left"/>
       <w:pPr>
         <w:tabs>
-          <w:tab w:val="num" w:pos="2160"/>
+          <w:tab w:val="num" w:pos="2367"/>
         </w:tabs>
-        <w:ind w:left="2160" w:hanging="360"/>
+        <w:ind w:left="2367" w:hanging="360"/>
       </w:pPr>
       <w:rPr>
         <w:rFonts w:ascii="Wingdings" w:hAnsi="Wingdings" w:hint="default"/>
@@ -8526,9 +8533,9 @@
       <w:lvlJc w:val="left"/>
       <w:pPr>
         <w:tabs>
-          <w:tab w:val="num" w:pos="2880"/>
+          <w:tab w:val="num" w:pos="3087"/>
         </w:tabs>
-        <w:ind w:left="2880" w:hanging="360"/>
+        <w:ind w:left="3087" w:hanging="360"/>
       </w:pPr>
       <w:rPr>
         <w:rFonts w:ascii="Wingdings" w:hAnsi="Wingdings" w:hint="default"/>
@@ -8542,9 +8549,9 @@
       <w:lvlJc w:val="left"/>
       <w:pPr>
         <w:tabs>
-          <w:tab w:val="num" w:pos="3600"/>
+          <w:tab w:val="num" w:pos="3807"/>
         </w:tabs>
-        <w:ind w:left="3600" w:hanging="360"/>
+        <w:ind w:left="3807" w:hanging="360"/>
       </w:pPr>
       <w:rPr>
         <w:rFonts w:ascii="Wingdings" w:hAnsi="Wingdings" w:hint="default"/>
@@ -8558,9 +8565,9 @@
       <w:lvlJc w:val="left"/>
       <w:pPr>
         <w:tabs>
-          <w:tab w:val="num" w:pos="4320"/>
+          <w:tab w:val="num" w:pos="4527"/>
         </w:tabs>
-        <w:ind w:left="4320" w:hanging="360"/>
+        <w:ind w:left="4527" w:hanging="360"/>
       </w:pPr>
       <w:rPr>
         <w:rFonts w:ascii="Wingdings" w:hAnsi="Wingdings" w:hint="default"/>
@@ -8574,9 +8581,9 @@
       <w:lvlJc w:val="left"/>
       <w:pPr>
         <w:tabs>
-          <w:tab w:val="num" w:pos="5040"/>
+          <w:tab w:val="num" w:pos="5247"/>
         </w:tabs>
-        <w:ind w:left="5040" w:hanging="360"/>
+        <w:ind w:left="5247" w:hanging="360"/>
       </w:pPr>
       <w:rPr>
         <w:rFonts w:ascii="Wingdings" w:hAnsi="Wingdings" w:hint="default"/>
@@ -8590,9 +8597,9 @@
       <w:lvlJc w:val="left"/>
       <w:pPr>
         <w:tabs>
-          <w:tab w:val="num" w:pos="5760"/>
+          <w:tab w:val="num" w:pos="5967"/>
         </w:tabs>
-        <w:ind w:left="5760" w:hanging="360"/>
+        <w:ind w:left="5967" w:hanging="360"/>
       </w:pPr>
       <w:rPr>
         <w:rFonts w:ascii="Wingdings" w:hAnsi="Wingdings" w:hint="default"/>
@@ -8606,9 +8613,9 @@
       <w:lvlJc w:val="left"/>
       <w:pPr>
         <w:tabs>
-          <w:tab w:val="num" w:pos="6480"/>
+          <w:tab w:val="num" w:pos="6687"/>
         </w:tabs>
-        <w:ind w:left="6480" w:hanging="360"/>
+        <w:ind w:left="6687" w:hanging="360"/>
       </w:pPr>
       <w:rPr>
         <w:rFonts w:ascii="Wingdings" w:hAnsi="Wingdings" w:hint="default"/>
@@ -8617,679 +8624,6 @@
     </w:lvl>
   </w:abstractNum>
   <w:abstractNum w:abstractNumId="2" w15:restartNumberingAfterBreak="0">
-    <w:nsid w:val="01DF094E"/>
-    <w:multiLevelType w:val="multilevel"/>
-    <w:tmpl w:val="4FDE58A8"/>
-    <w:lvl w:ilvl="0">
-      <w:start w:val="1"/>
-      <w:numFmt w:val="bullet"/>
-      <w:lvlText w:val=""/>
-      <w:lvlJc w:val="left"/>
-      <w:pPr>
-        <w:tabs>
-          <w:tab w:val="num" w:pos="1068"/>
-        </w:tabs>
-        <w:ind w:left="1068" w:hanging="360"/>
-      </w:pPr>
-      <w:rPr>
-        <w:rFonts w:ascii="Symbol" w:hAnsi="Symbol" w:hint="default"/>
-        <w:sz w:val="20"/>
-      </w:rPr>
-    </w:lvl>
-    <w:lvl w:ilvl="1" w:tentative="1">
-      <w:start w:val="1"/>
-      <w:numFmt w:val="bullet"/>
-      <w:lvlText w:val="o"/>
-      <w:lvlJc w:val="left"/>
-      <w:pPr>
-        <w:tabs>
-          <w:tab w:val="num" w:pos="1788"/>
-        </w:tabs>
-        <w:ind w:left="1788" w:hanging="360"/>
-      </w:pPr>
-      <w:rPr>
-        <w:rFonts w:ascii="Courier New" w:hAnsi="Courier New" w:hint="default"/>
-        <w:sz w:val="20"/>
-      </w:rPr>
-    </w:lvl>
-    <w:lvl w:ilvl="2" w:tentative="1">
-      <w:start w:val="1"/>
-      <w:numFmt w:val="bullet"/>
-      <w:lvlText w:val=""/>
-      <w:lvlJc w:val="left"/>
-      <w:pPr>
-        <w:tabs>
-          <w:tab w:val="num" w:pos="2508"/>
-        </w:tabs>
-        <w:ind w:left="2508" w:hanging="360"/>
-      </w:pPr>
-      <w:rPr>
-        <w:rFonts w:ascii="Wingdings" w:hAnsi="Wingdings" w:hint="default"/>
-        <w:sz w:val="20"/>
-      </w:rPr>
-    </w:lvl>
-    <w:lvl w:ilvl="3" w:tentative="1">
-      <w:start w:val="1"/>
-      <w:numFmt w:val="bullet"/>
-      <w:lvlText w:val=""/>
-      <w:lvlJc w:val="left"/>
-      <w:pPr>
-        <w:tabs>
-          <w:tab w:val="num" w:pos="3228"/>
-        </w:tabs>
-        <w:ind w:left="3228" w:hanging="360"/>
-      </w:pPr>
-      <w:rPr>
-        <w:rFonts w:ascii="Wingdings" w:hAnsi="Wingdings" w:hint="default"/>
-        <w:sz w:val="20"/>
-      </w:rPr>
-    </w:lvl>
-    <w:lvl w:ilvl="4" w:tentative="1">
-      <w:start w:val="1"/>
-      <w:numFmt w:val="bullet"/>
-      <w:lvlText w:val=""/>
-      <w:lvlJc w:val="left"/>
-      <w:pPr>
-        <w:tabs>
-          <w:tab w:val="num" w:pos="3948"/>
-        </w:tabs>
-        <w:ind w:left="3948" w:hanging="360"/>
-      </w:pPr>
-      <w:rPr>
-        <w:rFonts w:ascii="Wingdings" w:hAnsi="Wingdings" w:hint="default"/>
-        <w:sz w:val="20"/>
-      </w:rPr>
-    </w:lvl>
-    <w:lvl w:ilvl="5" w:tentative="1">
-      <w:start w:val="1"/>
-      <w:numFmt w:val="bullet"/>
-      <w:lvlText w:val=""/>
-      <w:lvlJc w:val="left"/>
-      <w:pPr>
-        <w:tabs>
-          <w:tab w:val="num" w:pos="4668"/>
-        </w:tabs>
-        <w:ind w:left="4668" w:hanging="360"/>
-      </w:pPr>
-      <w:rPr>
-        <w:rFonts w:ascii="Wingdings" w:hAnsi="Wingdings" w:hint="default"/>
-        <w:sz w:val="20"/>
-      </w:rPr>
-    </w:lvl>
-    <w:lvl w:ilvl="6" w:tentative="1">
-      <w:start w:val="1"/>
-      <w:numFmt w:val="bullet"/>
-      <w:lvlText w:val=""/>
-      <w:lvlJc w:val="left"/>
-      <w:pPr>
-        <w:tabs>
-          <w:tab w:val="num" w:pos="5388"/>
-        </w:tabs>
-        <w:ind w:left="5388" w:hanging="360"/>
-      </w:pPr>
-      <w:rPr>
-        <w:rFonts w:ascii="Wingdings" w:hAnsi="Wingdings" w:hint="default"/>
-        <w:sz w:val="20"/>
-      </w:rPr>
-    </w:lvl>
-    <w:lvl w:ilvl="7" w:tentative="1">
-      <w:start w:val="1"/>
-      <w:numFmt w:val="bullet"/>
-      <w:lvlText w:val=""/>
-      <w:lvlJc w:val="left"/>
-      <w:pPr>
-        <w:tabs>
-          <w:tab w:val="num" w:pos="6108"/>
-        </w:tabs>
-        <w:ind w:left="6108" w:hanging="360"/>
-      </w:pPr>
-      <w:rPr>
-        <w:rFonts w:ascii="Wingdings" w:hAnsi="Wingdings" w:hint="default"/>
-        <w:sz w:val="20"/>
-      </w:rPr>
-    </w:lvl>
-    <w:lvl w:ilvl="8" w:tentative="1">
-      <w:start w:val="1"/>
-      <w:numFmt w:val="bullet"/>
-      <w:lvlText w:val=""/>
-      <w:lvlJc w:val="left"/>
-      <w:pPr>
-        <w:tabs>
-          <w:tab w:val="num" w:pos="6828"/>
-        </w:tabs>
-        <w:ind w:left="6828" w:hanging="360"/>
-      </w:pPr>
-      <w:rPr>
-        <w:rFonts w:ascii="Wingdings" w:hAnsi="Wingdings" w:hint="default"/>
-        <w:sz w:val="20"/>
-      </w:rPr>
-    </w:lvl>
-  </w:abstractNum>
-  <w:abstractNum w:abstractNumId="3" w15:restartNumberingAfterBreak="0">
-    <w:nsid w:val="068B2F3D"/>
-    <w:multiLevelType w:val="multilevel"/>
-    <w:tmpl w:val="6542F22C"/>
-    <w:lvl w:ilvl="0">
-      <w:start w:val="1"/>
-      <w:numFmt w:val="bullet"/>
-      <w:lvlText w:val=""/>
-      <w:lvlJc w:val="left"/>
-      <w:pPr>
-        <w:tabs>
-          <w:tab w:val="num" w:pos="927"/>
-        </w:tabs>
-        <w:ind w:left="927" w:hanging="360"/>
-      </w:pPr>
-      <w:rPr>
-        <w:rFonts w:ascii="Symbol" w:hAnsi="Symbol" w:hint="default"/>
-        <w:sz w:val="20"/>
-      </w:rPr>
-    </w:lvl>
-    <w:lvl w:ilvl="1" w:tentative="1">
-      <w:start w:val="1"/>
-      <w:numFmt w:val="bullet"/>
-      <w:lvlText w:val="o"/>
-      <w:lvlJc w:val="left"/>
-      <w:pPr>
-        <w:tabs>
-          <w:tab w:val="num" w:pos="1647"/>
-        </w:tabs>
-        <w:ind w:left="1647" w:hanging="360"/>
-      </w:pPr>
-      <w:rPr>
-        <w:rFonts w:ascii="Courier New" w:hAnsi="Courier New" w:hint="default"/>
-        <w:sz w:val="20"/>
-      </w:rPr>
-    </w:lvl>
-    <w:lvl w:ilvl="2" w:tentative="1">
-      <w:start w:val="1"/>
-      <w:numFmt w:val="bullet"/>
-      <w:lvlText w:val=""/>
-      <w:lvlJc w:val="left"/>
-      <w:pPr>
-        <w:tabs>
-          <w:tab w:val="num" w:pos="2367"/>
-        </w:tabs>
-        <w:ind w:left="2367" w:hanging="360"/>
-      </w:pPr>
-      <w:rPr>
-        <w:rFonts w:ascii="Wingdings" w:hAnsi="Wingdings" w:hint="default"/>
-        <w:sz w:val="20"/>
-      </w:rPr>
-    </w:lvl>
-    <w:lvl w:ilvl="3" w:tentative="1">
-      <w:start w:val="1"/>
-      <w:numFmt w:val="bullet"/>
-      <w:lvlText w:val=""/>
-      <w:lvlJc w:val="left"/>
-      <w:pPr>
-        <w:tabs>
-          <w:tab w:val="num" w:pos="3087"/>
-        </w:tabs>
-        <w:ind w:left="3087" w:hanging="360"/>
-      </w:pPr>
-      <w:rPr>
-        <w:rFonts w:ascii="Wingdings" w:hAnsi="Wingdings" w:hint="default"/>
-        <w:sz w:val="20"/>
-      </w:rPr>
-    </w:lvl>
-    <w:lvl w:ilvl="4" w:tentative="1">
-      <w:start w:val="1"/>
-      <w:numFmt w:val="bullet"/>
-      <w:lvlText w:val=""/>
-      <w:lvlJc w:val="left"/>
-      <w:pPr>
-        <w:tabs>
-          <w:tab w:val="num" w:pos="3807"/>
-        </w:tabs>
-        <w:ind w:left="3807" w:hanging="360"/>
-      </w:pPr>
-      <w:rPr>
-        <w:rFonts w:ascii="Wingdings" w:hAnsi="Wingdings" w:hint="default"/>
-        <w:sz w:val="20"/>
-      </w:rPr>
-    </w:lvl>
-    <w:lvl w:ilvl="5" w:tentative="1">
-      <w:start w:val="1"/>
-      <w:numFmt w:val="bullet"/>
-      <w:lvlText w:val=""/>
-      <w:lvlJc w:val="left"/>
-      <w:pPr>
-        <w:tabs>
-          <w:tab w:val="num" w:pos="4527"/>
-        </w:tabs>
-        <w:ind w:left="4527" w:hanging="360"/>
-      </w:pPr>
-      <w:rPr>
-        <w:rFonts w:ascii="Wingdings" w:hAnsi="Wingdings" w:hint="default"/>
-        <w:sz w:val="20"/>
-      </w:rPr>
-    </w:lvl>
-    <w:lvl w:ilvl="6" w:tentative="1">
-      <w:start w:val="1"/>
-      <w:numFmt w:val="bullet"/>
-      <w:lvlText w:val=""/>
-      <w:lvlJc w:val="left"/>
-      <w:pPr>
-        <w:tabs>
-          <w:tab w:val="num" w:pos="5247"/>
-        </w:tabs>
-        <w:ind w:left="5247" w:hanging="360"/>
-      </w:pPr>
-      <w:rPr>
-        <w:rFonts w:ascii="Wingdings" w:hAnsi="Wingdings" w:hint="default"/>
-        <w:sz w:val="20"/>
-      </w:rPr>
-    </w:lvl>
-    <w:lvl w:ilvl="7" w:tentative="1">
-      <w:start w:val="1"/>
-      <w:numFmt w:val="bullet"/>
-      <w:lvlText w:val=""/>
-      <w:lvlJc w:val="left"/>
-      <w:pPr>
-        <w:tabs>
-          <w:tab w:val="num" w:pos="5967"/>
-        </w:tabs>
-        <w:ind w:left="5967" w:hanging="360"/>
-      </w:pPr>
-      <w:rPr>
-        <w:rFonts w:ascii="Wingdings" w:hAnsi="Wingdings" w:hint="default"/>
-        <w:sz w:val="20"/>
-      </w:rPr>
-    </w:lvl>
-    <w:lvl w:ilvl="8" w:tentative="1">
-      <w:start w:val="1"/>
-      <w:numFmt w:val="bullet"/>
-      <w:lvlText w:val=""/>
-      <w:lvlJc w:val="left"/>
-      <w:pPr>
-        <w:tabs>
-          <w:tab w:val="num" w:pos="6687"/>
-        </w:tabs>
-        <w:ind w:left="6687" w:hanging="360"/>
-      </w:pPr>
-      <w:rPr>
-        <w:rFonts w:ascii="Wingdings" w:hAnsi="Wingdings" w:hint="default"/>
-        <w:sz w:val="20"/>
-      </w:rPr>
-    </w:lvl>
-  </w:abstractNum>
-  <w:abstractNum w:abstractNumId="4" w15:restartNumberingAfterBreak="0">
-    <w:nsid w:val="0BD64619"/>
-    <w:multiLevelType w:val="multilevel"/>
-    <w:tmpl w:val="601CA6D4"/>
-    <w:lvl w:ilvl="0">
-      <w:start w:val="1"/>
-      <w:numFmt w:val="bullet"/>
-      <w:lvlText w:val=""/>
-      <w:lvlJc w:val="left"/>
-      <w:pPr>
-        <w:tabs>
-          <w:tab w:val="num" w:pos="720"/>
-        </w:tabs>
-        <w:ind w:left="720" w:hanging="360"/>
-      </w:pPr>
-      <w:rPr>
-        <w:rFonts w:ascii="Symbol" w:hAnsi="Symbol" w:hint="default"/>
-        <w:sz w:val="20"/>
-      </w:rPr>
-    </w:lvl>
-    <w:lvl w:ilvl="1" w:tentative="1">
-      <w:start w:val="1"/>
-      <w:numFmt w:val="bullet"/>
-      <w:lvlText w:val="o"/>
-      <w:lvlJc w:val="left"/>
-      <w:pPr>
-        <w:tabs>
-          <w:tab w:val="num" w:pos="1440"/>
-        </w:tabs>
-        <w:ind w:left="1440" w:hanging="360"/>
-      </w:pPr>
-      <w:rPr>
-        <w:rFonts w:ascii="Courier New" w:hAnsi="Courier New" w:hint="default"/>
-        <w:sz w:val="20"/>
-      </w:rPr>
-    </w:lvl>
-    <w:lvl w:ilvl="2" w:tentative="1">
-      <w:start w:val="1"/>
-      <w:numFmt w:val="bullet"/>
-      <w:lvlText w:val=""/>
-      <w:lvlJc w:val="left"/>
-      <w:pPr>
-        <w:tabs>
-          <w:tab w:val="num" w:pos="2160"/>
-        </w:tabs>
-        <w:ind w:left="2160" w:hanging="360"/>
-      </w:pPr>
-      <w:rPr>
-        <w:rFonts w:ascii="Wingdings" w:hAnsi="Wingdings" w:hint="default"/>
-        <w:sz w:val="20"/>
-      </w:rPr>
-    </w:lvl>
-    <w:lvl w:ilvl="3" w:tentative="1">
-      <w:start w:val="1"/>
-      <w:numFmt w:val="bullet"/>
-      <w:lvlText w:val=""/>
-      <w:lvlJc w:val="left"/>
-      <w:pPr>
-        <w:tabs>
-          <w:tab w:val="num" w:pos="2880"/>
-        </w:tabs>
-        <w:ind w:left="2880" w:hanging="360"/>
-      </w:pPr>
-      <w:rPr>
-        <w:rFonts w:ascii="Wingdings" w:hAnsi="Wingdings" w:hint="default"/>
-        <w:sz w:val="20"/>
-      </w:rPr>
-    </w:lvl>
-    <w:lvl w:ilvl="4" w:tentative="1">
-      <w:start w:val="1"/>
-      <w:numFmt w:val="bullet"/>
-      <w:lvlText w:val=""/>
-      <w:lvlJc w:val="left"/>
-      <w:pPr>
-        <w:tabs>
-          <w:tab w:val="num" w:pos="3600"/>
-        </w:tabs>
-        <w:ind w:left="3600" w:hanging="360"/>
-      </w:pPr>
-      <w:rPr>
-        <w:rFonts w:ascii="Wingdings" w:hAnsi="Wingdings" w:hint="default"/>
-        <w:sz w:val="20"/>
-      </w:rPr>
-    </w:lvl>
-    <w:lvl w:ilvl="5" w:tentative="1">
-      <w:start w:val="1"/>
-      <w:numFmt w:val="bullet"/>
-      <w:lvlText w:val=""/>
-      <w:lvlJc w:val="left"/>
-      <w:pPr>
-        <w:tabs>
-          <w:tab w:val="num" w:pos="4320"/>
-        </w:tabs>
-        <w:ind w:left="4320" w:hanging="360"/>
-      </w:pPr>
-      <w:rPr>
-        <w:rFonts w:ascii="Wingdings" w:hAnsi="Wingdings" w:hint="default"/>
-        <w:sz w:val="20"/>
-      </w:rPr>
-    </w:lvl>
-    <w:lvl w:ilvl="6" w:tentative="1">
-      <w:start w:val="1"/>
-      <w:numFmt w:val="bullet"/>
-      <w:lvlText w:val=""/>
-      <w:lvlJc w:val="left"/>
-      <w:pPr>
-        <w:tabs>
-          <w:tab w:val="num" w:pos="5040"/>
-        </w:tabs>
-        <w:ind w:left="5040" w:hanging="360"/>
-      </w:pPr>
-      <w:rPr>
-        <w:rFonts w:ascii="Wingdings" w:hAnsi="Wingdings" w:hint="default"/>
-        <w:sz w:val="20"/>
-      </w:rPr>
-    </w:lvl>
-    <w:lvl w:ilvl="7" w:tentative="1">
-      <w:start w:val="1"/>
-      <w:numFmt w:val="bullet"/>
-      <w:lvlText w:val=""/>
-      <w:lvlJc w:val="left"/>
-      <w:pPr>
-        <w:tabs>
-          <w:tab w:val="num" w:pos="5760"/>
-        </w:tabs>
-        <w:ind w:left="5760" w:hanging="360"/>
-      </w:pPr>
-      <w:rPr>
-        <w:rFonts w:ascii="Wingdings" w:hAnsi="Wingdings" w:hint="default"/>
-        <w:sz w:val="20"/>
-      </w:rPr>
-    </w:lvl>
-    <w:lvl w:ilvl="8" w:tentative="1">
-      <w:start w:val="1"/>
-      <w:numFmt w:val="bullet"/>
-      <w:lvlText w:val=""/>
-      <w:lvlJc w:val="left"/>
-      <w:pPr>
-        <w:tabs>
-          <w:tab w:val="num" w:pos="6480"/>
-        </w:tabs>
-        <w:ind w:left="6480" w:hanging="360"/>
-      </w:pPr>
-      <w:rPr>
-        <w:rFonts w:ascii="Wingdings" w:hAnsi="Wingdings" w:hint="default"/>
-        <w:sz w:val="20"/>
-      </w:rPr>
-    </w:lvl>
-  </w:abstractNum>
-  <w:abstractNum w:abstractNumId="5" w15:restartNumberingAfterBreak="0">
-    <w:nsid w:val="0D7E5119"/>
-    <w:multiLevelType w:val="hybridMultilevel"/>
-    <w:tmpl w:val="D4AEC0BA"/>
-    <w:lvl w:ilvl="0" w:tplc="240A0001">
-      <w:start w:val="1"/>
-      <w:numFmt w:val="bullet"/>
-      <w:lvlText w:val=""/>
-      <w:lvlJc w:val="left"/>
-      <w:pPr>
-        <w:ind w:left="1428" w:hanging="360"/>
-      </w:pPr>
-      <w:rPr>
-        <w:rFonts w:ascii="Symbol" w:hAnsi="Symbol" w:hint="default"/>
-      </w:rPr>
-    </w:lvl>
-    <w:lvl w:ilvl="1" w:tplc="240A0003" w:tentative="1">
-      <w:start w:val="1"/>
-      <w:numFmt w:val="bullet"/>
-      <w:lvlText w:val="o"/>
-      <w:lvlJc w:val="left"/>
-      <w:pPr>
-        <w:ind w:left="2148" w:hanging="360"/>
-      </w:pPr>
-      <w:rPr>
-        <w:rFonts w:ascii="Courier New" w:hAnsi="Courier New" w:cs="Courier New" w:hint="default"/>
-      </w:rPr>
-    </w:lvl>
-    <w:lvl w:ilvl="2" w:tplc="240A0005" w:tentative="1">
-      <w:start w:val="1"/>
-      <w:numFmt w:val="bullet"/>
-      <w:lvlText w:val=""/>
-      <w:lvlJc w:val="left"/>
-      <w:pPr>
-        <w:ind w:left="2868" w:hanging="360"/>
-      </w:pPr>
-      <w:rPr>
-        <w:rFonts w:ascii="Wingdings" w:hAnsi="Wingdings" w:hint="default"/>
-      </w:rPr>
-    </w:lvl>
-    <w:lvl w:ilvl="3" w:tplc="240A0001" w:tentative="1">
-      <w:start w:val="1"/>
-      <w:numFmt w:val="bullet"/>
-      <w:lvlText w:val=""/>
-      <w:lvlJc w:val="left"/>
-      <w:pPr>
-        <w:ind w:left="3588" w:hanging="360"/>
-      </w:pPr>
-      <w:rPr>
-        <w:rFonts w:ascii="Symbol" w:hAnsi="Symbol" w:hint="default"/>
-      </w:rPr>
-    </w:lvl>
-    <w:lvl w:ilvl="4" w:tplc="240A0003" w:tentative="1">
-      <w:start w:val="1"/>
-      <w:numFmt w:val="bullet"/>
-      <w:lvlText w:val="o"/>
-      <w:lvlJc w:val="left"/>
-      <w:pPr>
-        <w:ind w:left="4308" w:hanging="360"/>
-      </w:pPr>
-      <w:rPr>
-        <w:rFonts w:ascii="Courier New" w:hAnsi="Courier New" w:cs="Courier New" w:hint="default"/>
-      </w:rPr>
-    </w:lvl>
-    <w:lvl w:ilvl="5" w:tplc="240A0005" w:tentative="1">
-      <w:start w:val="1"/>
-      <w:numFmt w:val="bullet"/>
-      <w:lvlText w:val=""/>
-      <w:lvlJc w:val="left"/>
-      <w:pPr>
-        <w:ind w:left="5028" w:hanging="360"/>
-      </w:pPr>
-      <w:rPr>
-        <w:rFonts w:ascii="Wingdings" w:hAnsi="Wingdings" w:hint="default"/>
-      </w:rPr>
-    </w:lvl>
-    <w:lvl w:ilvl="6" w:tplc="240A0001" w:tentative="1">
-      <w:start w:val="1"/>
-      <w:numFmt w:val="bullet"/>
-      <w:lvlText w:val=""/>
-      <w:lvlJc w:val="left"/>
-      <w:pPr>
-        <w:ind w:left="5748" w:hanging="360"/>
-      </w:pPr>
-      <w:rPr>
-        <w:rFonts w:ascii="Symbol" w:hAnsi="Symbol" w:hint="default"/>
-      </w:rPr>
-    </w:lvl>
-    <w:lvl w:ilvl="7" w:tplc="240A0003" w:tentative="1">
-      <w:start w:val="1"/>
-      <w:numFmt w:val="bullet"/>
-      <w:lvlText w:val="o"/>
-      <w:lvlJc w:val="left"/>
-      <w:pPr>
-        <w:ind w:left="6468" w:hanging="360"/>
-      </w:pPr>
-      <w:rPr>
-        <w:rFonts w:ascii="Courier New" w:hAnsi="Courier New" w:cs="Courier New" w:hint="default"/>
-      </w:rPr>
-    </w:lvl>
-    <w:lvl w:ilvl="8" w:tplc="240A0005" w:tentative="1">
-      <w:start w:val="1"/>
-      <w:numFmt w:val="bullet"/>
-      <w:lvlText w:val=""/>
-      <w:lvlJc w:val="left"/>
-      <w:pPr>
-        <w:ind w:left="7188" w:hanging="360"/>
-      </w:pPr>
-      <w:rPr>
-        <w:rFonts w:ascii="Wingdings" w:hAnsi="Wingdings" w:hint="default"/>
-      </w:rPr>
-    </w:lvl>
-  </w:abstractNum>
-  <w:abstractNum w:abstractNumId="6" w15:restartNumberingAfterBreak="0">
-    <w:nsid w:val="0D885600"/>
-    <w:multiLevelType w:val="hybridMultilevel"/>
-    <w:tmpl w:val="120A57B8"/>
-    <w:lvl w:ilvl="0" w:tplc="240A0001">
-      <w:start w:val="1"/>
-      <w:numFmt w:val="bullet"/>
-      <w:lvlText w:val=""/>
-      <w:lvlJc w:val="left"/>
-      <w:pPr>
-        <w:ind w:left="720" w:hanging="360"/>
-      </w:pPr>
-      <w:rPr>
-        <w:rFonts w:ascii="Symbol" w:hAnsi="Symbol" w:hint="default"/>
-      </w:rPr>
-    </w:lvl>
-    <w:lvl w:ilvl="1" w:tplc="240A0003" w:tentative="1">
-      <w:start w:val="1"/>
-      <w:numFmt w:val="bullet"/>
-      <w:lvlText w:val="o"/>
-      <w:lvlJc w:val="left"/>
-      <w:pPr>
-        <w:ind w:left="1440" w:hanging="360"/>
-      </w:pPr>
-      <w:rPr>
-        <w:rFonts w:ascii="Courier New" w:hAnsi="Courier New" w:cs="Courier New" w:hint="default"/>
-      </w:rPr>
-    </w:lvl>
-    <w:lvl w:ilvl="2" w:tplc="240A0005" w:tentative="1">
-      <w:start w:val="1"/>
-      <w:numFmt w:val="bullet"/>
-      <w:lvlText w:val=""/>
-      <w:lvlJc w:val="left"/>
-      <w:pPr>
-        <w:ind w:left="2160" w:hanging="360"/>
-      </w:pPr>
-      <w:rPr>
-        <w:rFonts w:ascii="Wingdings" w:hAnsi="Wingdings" w:hint="default"/>
-      </w:rPr>
-    </w:lvl>
-    <w:lvl w:ilvl="3" w:tplc="240A0001" w:tentative="1">
-      <w:start w:val="1"/>
-      <w:numFmt w:val="bullet"/>
-      <w:lvlText w:val=""/>
-      <w:lvlJc w:val="left"/>
-      <w:pPr>
-        <w:ind w:left="2880" w:hanging="360"/>
-      </w:pPr>
-      <w:rPr>
-        <w:rFonts w:ascii="Symbol" w:hAnsi="Symbol" w:hint="default"/>
-      </w:rPr>
-    </w:lvl>
-    <w:lvl w:ilvl="4" w:tplc="240A0003" w:tentative="1">
-      <w:start w:val="1"/>
-      <w:numFmt w:val="bullet"/>
-      <w:lvlText w:val="o"/>
-      <w:lvlJc w:val="left"/>
-      <w:pPr>
-        <w:ind w:left="3600" w:hanging="360"/>
-      </w:pPr>
-      <w:rPr>
-        <w:rFonts w:ascii="Courier New" w:hAnsi="Courier New" w:cs="Courier New" w:hint="default"/>
-      </w:rPr>
-    </w:lvl>
-    <w:lvl w:ilvl="5" w:tplc="240A0005" w:tentative="1">
-      <w:start w:val="1"/>
-      <w:numFmt w:val="bullet"/>
-      <w:lvlText w:val=""/>
-      <w:lvlJc w:val="left"/>
-      <w:pPr>
-        <w:ind w:left="4320" w:hanging="360"/>
-      </w:pPr>
-      <w:rPr>
-        <w:rFonts w:ascii="Wingdings" w:hAnsi="Wingdings" w:hint="default"/>
-      </w:rPr>
-    </w:lvl>
-    <w:lvl w:ilvl="6" w:tplc="240A0001" w:tentative="1">
-      <w:start w:val="1"/>
-      <w:numFmt w:val="bullet"/>
-      <w:lvlText w:val=""/>
-      <w:lvlJc w:val="left"/>
-      <w:pPr>
-        <w:ind w:left="5040" w:hanging="360"/>
-      </w:pPr>
-      <w:rPr>
-        <w:rFonts w:ascii="Symbol" w:hAnsi="Symbol" w:hint="default"/>
-      </w:rPr>
-    </w:lvl>
-    <w:lvl w:ilvl="7" w:tplc="240A0003" w:tentative="1">
-      <w:start w:val="1"/>
-      <w:numFmt w:val="bullet"/>
-      <w:lvlText w:val="o"/>
-      <w:lvlJc w:val="left"/>
-      <w:pPr>
-        <w:ind w:left="5760" w:hanging="360"/>
-      </w:pPr>
-      <w:rPr>
-        <w:rFonts w:ascii="Courier New" w:hAnsi="Courier New" w:cs="Courier New" w:hint="default"/>
-      </w:rPr>
-    </w:lvl>
-    <w:lvl w:ilvl="8" w:tplc="240A0005" w:tentative="1">
-      <w:start w:val="1"/>
-      <w:numFmt w:val="bullet"/>
-      <w:lvlText w:val=""/>
-      <w:lvlJc w:val="left"/>
-      <w:pPr>
-        <w:ind w:left="6480" w:hanging="360"/>
-      </w:pPr>
-      <w:rPr>
-        <w:rFonts w:ascii="Wingdings" w:hAnsi="Wingdings" w:hint="default"/>
-      </w:rPr>
-    </w:lvl>
-  </w:abstractNum>
-  <w:abstractNum w:abstractNumId="7" w15:restartNumberingAfterBreak="0">
     <w:nsid w:val="0D9F4D3D"/>
     <w:multiLevelType w:val="multilevel"/>
     <w:tmpl w:val="477CCAA6"/>
@@ -9409,397 +8743,17 @@
       </w:rPr>
     </w:lvl>
   </w:abstractNum>
-  <w:abstractNum w:abstractNumId="8" w15:restartNumberingAfterBreak="0">
-    <w:nsid w:val="0DA51D90"/>
+  <w:abstractNum w:abstractNumId="3" w15:restartNumberingAfterBreak="0">
+    <w:nsid w:val="46480E66"/>
     <w:multiLevelType w:val="hybridMultilevel"/>
-    <w:tmpl w:val="925A0C82"/>
-    <w:lvl w:ilvl="0" w:tplc="240A0015">
-      <w:start w:val="1"/>
-      <w:numFmt w:val="upperLetter"/>
-      <w:lvlText w:val="%1."/>
-      <w:lvlJc w:val="left"/>
-      <w:pPr>
-        <w:ind w:left="1429" w:hanging="360"/>
-      </w:pPr>
-    </w:lvl>
-    <w:lvl w:ilvl="1" w:tplc="240A0019" w:tentative="1">
-      <w:start w:val="1"/>
-      <w:numFmt w:val="lowerLetter"/>
-      <w:lvlText w:val="%2."/>
-      <w:lvlJc w:val="left"/>
-      <w:pPr>
-        <w:ind w:left="2149" w:hanging="360"/>
-      </w:pPr>
-    </w:lvl>
-    <w:lvl w:ilvl="2" w:tplc="240A001B" w:tentative="1">
-      <w:start w:val="1"/>
-      <w:numFmt w:val="lowerRoman"/>
-      <w:lvlText w:val="%3."/>
-      <w:lvlJc w:val="right"/>
-      <w:pPr>
-        <w:ind w:left="2869" w:hanging="180"/>
-      </w:pPr>
-    </w:lvl>
-    <w:lvl w:ilvl="3" w:tplc="240A000F" w:tentative="1">
-      <w:start w:val="1"/>
-      <w:numFmt w:val="decimal"/>
-      <w:lvlText w:val="%4."/>
-      <w:lvlJc w:val="left"/>
-      <w:pPr>
-        <w:ind w:left="3589" w:hanging="360"/>
-      </w:pPr>
-    </w:lvl>
-    <w:lvl w:ilvl="4" w:tplc="240A0019" w:tentative="1">
-      <w:start w:val="1"/>
-      <w:numFmt w:val="lowerLetter"/>
-      <w:lvlText w:val="%5."/>
-      <w:lvlJc w:val="left"/>
-      <w:pPr>
-        <w:ind w:left="4309" w:hanging="360"/>
-      </w:pPr>
-    </w:lvl>
-    <w:lvl w:ilvl="5" w:tplc="240A001B" w:tentative="1">
-      <w:start w:val="1"/>
-      <w:numFmt w:val="lowerRoman"/>
-      <w:lvlText w:val="%6."/>
-      <w:lvlJc w:val="right"/>
-      <w:pPr>
-        <w:ind w:left="5029" w:hanging="180"/>
-      </w:pPr>
-    </w:lvl>
-    <w:lvl w:ilvl="6" w:tplc="240A000F" w:tentative="1">
-      <w:start w:val="1"/>
-      <w:numFmt w:val="decimal"/>
-      <w:lvlText w:val="%7."/>
-      <w:lvlJc w:val="left"/>
-      <w:pPr>
-        <w:ind w:left="5749" w:hanging="360"/>
-      </w:pPr>
-    </w:lvl>
-    <w:lvl w:ilvl="7" w:tplc="240A0019" w:tentative="1">
-      <w:start w:val="1"/>
-      <w:numFmt w:val="lowerLetter"/>
-      <w:lvlText w:val="%8."/>
-      <w:lvlJc w:val="left"/>
-      <w:pPr>
-        <w:ind w:left="6469" w:hanging="360"/>
-      </w:pPr>
-    </w:lvl>
-    <w:lvl w:ilvl="8" w:tplc="240A001B" w:tentative="1">
-      <w:start w:val="1"/>
-      <w:numFmt w:val="lowerRoman"/>
-      <w:lvlText w:val="%9."/>
-      <w:lvlJc w:val="right"/>
-      <w:pPr>
-        <w:ind w:left="7189" w:hanging="180"/>
-      </w:pPr>
-    </w:lvl>
-  </w:abstractNum>
-  <w:abstractNum w:abstractNumId="9" w15:restartNumberingAfterBreak="0">
-    <w:nsid w:val="0DBB6143"/>
-    <w:multiLevelType w:val="multilevel"/>
-    <w:tmpl w:val="13A2ABFE"/>
-    <w:lvl w:ilvl="0">
-      <w:start w:val="1"/>
-      <w:numFmt w:val="bullet"/>
-      <w:lvlText w:val=""/>
-      <w:lvlJc w:val="left"/>
-      <w:pPr>
-        <w:tabs>
-          <w:tab w:val="num" w:pos="720"/>
-        </w:tabs>
-        <w:ind w:left="720" w:hanging="360"/>
-      </w:pPr>
-      <w:rPr>
-        <w:rFonts w:ascii="Symbol" w:hAnsi="Symbol" w:hint="default"/>
-        <w:sz w:val="20"/>
-      </w:rPr>
-    </w:lvl>
-    <w:lvl w:ilvl="1">
-      <w:start w:val="1"/>
-      <w:numFmt w:val="lowerLetter"/>
-      <w:lvlText w:val="%2)"/>
-      <w:lvlJc w:val="left"/>
-      <w:pPr>
-        <w:ind w:left="1788" w:hanging="708"/>
-      </w:pPr>
-      <w:rPr>
-        <w:rFonts w:hint="default"/>
-      </w:rPr>
-    </w:lvl>
-    <w:lvl w:ilvl="2" w:tentative="1">
-      <w:start w:val="1"/>
-      <w:numFmt w:val="bullet"/>
-      <w:lvlText w:val=""/>
-      <w:lvlJc w:val="left"/>
-      <w:pPr>
-        <w:tabs>
-          <w:tab w:val="num" w:pos="2160"/>
-        </w:tabs>
-        <w:ind w:left="2160" w:hanging="360"/>
-      </w:pPr>
-      <w:rPr>
-        <w:rFonts w:ascii="Wingdings" w:hAnsi="Wingdings" w:hint="default"/>
-        <w:sz w:val="20"/>
-      </w:rPr>
-    </w:lvl>
-    <w:lvl w:ilvl="3" w:tentative="1">
-      <w:start w:val="1"/>
-      <w:numFmt w:val="bullet"/>
-      <w:lvlText w:val=""/>
-      <w:lvlJc w:val="left"/>
-      <w:pPr>
-        <w:tabs>
-          <w:tab w:val="num" w:pos="2880"/>
-        </w:tabs>
-        <w:ind w:left="2880" w:hanging="360"/>
-      </w:pPr>
-      <w:rPr>
-        <w:rFonts w:ascii="Wingdings" w:hAnsi="Wingdings" w:hint="default"/>
-        <w:sz w:val="20"/>
-      </w:rPr>
-    </w:lvl>
-    <w:lvl w:ilvl="4" w:tentative="1">
-      <w:start w:val="1"/>
-      <w:numFmt w:val="bullet"/>
-      <w:lvlText w:val=""/>
-      <w:lvlJc w:val="left"/>
-      <w:pPr>
-        <w:tabs>
-          <w:tab w:val="num" w:pos="3600"/>
-        </w:tabs>
-        <w:ind w:left="3600" w:hanging="360"/>
-      </w:pPr>
-      <w:rPr>
-        <w:rFonts w:ascii="Wingdings" w:hAnsi="Wingdings" w:hint="default"/>
-        <w:sz w:val="20"/>
-      </w:rPr>
-    </w:lvl>
-    <w:lvl w:ilvl="5" w:tentative="1">
-      <w:start w:val="1"/>
-      <w:numFmt w:val="bullet"/>
-      <w:lvlText w:val=""/>
-      <w:lvlJc w:val="left"/>
-      <w:pPr>
-        <w:tabs>
-          <w:tab w:val="num" w:pos="4320"/>
-        </w:tabs>
-        <w:ind w:left="4320" w:hanging="360"/>
-      </w:pPr>
-      <w:rPr>
-        <w:rFonts w:ascii="Wingdings" w:hAnsi="Wingdings" w:hint="default"/>
-        <w:sz w:val="20"/>
-      </w:rPr>
-    </w:lvl>
-    <w:lvl w:ilvl="6" w:tentative="1">
-      <w:start w:val="1"/>
-      <w:numFmt w:val="bullet"/>
-      <w:lvlText w:val=""/>
-      <w:lvlJc w:val="left"/>
-      <w:pPr>
-        <w:tabs>
-          <w:tab w:val="num" w:pos="5040"/>
-        </w:tabs>
-        <w:ind w:left="5040" w:hanging="360"/>
-      </w:pPr>
-      <w:rPr>
-        <w:rFonts w:ascii="Wingdings" w:hAnsi="Wingdings" w:hint="default"/>
-        <w:sz w:val="20"/>
-      </w:rPr>
-    </w:lvl>
-    <w:lvl w:ilvl="7" w:tentative="1">
-      <w:start w:val="1"/>
-      <w:numFmt w:val="bullet"/>
-      <w:lvlText w:val=""/>
-      <w:lvlJc w:val="left"/>
-      <w:pPr>
-        <w:tabs>
-          <w:tab w:val="num" w:pos="5760"/>
-        </w:tabs>
-        <w:ind w:left="5760" w:hanging="360"/>
-      </w:pPr>
-      <w:rPr>
-        <w:rFonts w:ascii="Wingdings" w:hAnsi="Wingdings" w:hint="default"/>
-        <w:sz w:val="20"/>
-      </w:rPr>
-    </w:lvl>
-    <w:lvl w:ilvl="8" w:tentative="1">
-      <w:start w:val="1"/>
-      <w:numFmt w:val="bullet"/>
-      <w:lvlText w:val=""/>
-      <w:lvlJc w:val="left"/>
-      <w:pPr>
-        <w:tabs>
-          <w:tab w:val="num" w:pos="6480"/>
-        </w:tabs>
-        <w:ind w:left="6480" w:hanging="360"/>
-      </w:pPr>
-      <w:rPr>
-        <w:rFonts w:ascii="Wingdings" w:hAnsi="Wingdings" w:hint="default"/>
-        <w:sz w:val="20"/>
-      </w:rPr>
-    </w:lvl>
-  </w:abstractNum>
-  <w:abstractNum w:abstractNumId="10" w15:restartNumberingAfterBreak="0">
-    <w:nsid w:val="0E4D60B3"/>
-    <w:multiLevelType w:val="multilevel"/>
-    <w:tmpl w:val="F0C65D8E"/>
-    <w:lvl w:ilvl="0">
-      <w:start w:val="1"/>
-      <w:numFmt w:val="bullet"/>
-      <w:lvlText w:val=""/>
-      <w:lvlJc w:val="left"/>
-      <w:pPr>
-        <w:tabs>
-          <w:tab w:val="num" w:pos="1353"/>
-        </w:tabs>
-        <w:ind w:left="1353" w:hanging="360"/>
-      </w:pPr>
-      <w:rPr>
-        <w:rFonts w:ascii="Symbol" w:hAnsi="Symbol" w:hint="default"/>
-        <w:sz w:val="20"/>
-      </w:rPr>
-    </w:lvl>
-    <w:lvl w:ilvl="1" w:tentative="1">
-      <w:start w:val="1"/>
-      <w:numFmt w:val="bullet"/>
-      <w:lvlText w:val="o"/>
-      <w:lvlJc w:val="left"/>
-      <w:pPr>
-        <w:tabs>
-          <w:tab w:val="num" w:pos="2073"/>
-        </w:tabs>
-        <w:ind w:left="2073" w:hanging="360"/>
-      </w:pPr>
-      <w:rPr>
-        <w:rFonts w:ascii="Courier New" w:hAnsi="Courier New" w:hint="default"/>
-        <w:sz w:val="20"/>
-      </w:rPr>
-    </w:lvl>
-    <w:lvl w:ilvl="2" w:tentative="1">
-      <w:start w:val="1"/>
-      <w:numFmt w:val="bullet"/>
-      <w:lvlText w:val=""/>
-      <w:lvlJc w:val="left"/>
-      <w:pPr>
-        <w:tabs>
-          <w:tab w:val="num" w:pos="2793"/>
-        </w:tabs>
-        <w:ind w:left="2793" w:hanging="360"/>
-      </w:pPr>
-      <w:rPr>
-        <w:rFonts w:ascii="Wingdings" w:hAnsi="Wingdings" w:hint="default"/>
-        <w:sz w:val="20"/>
-      </w:rPr>
-    </w:lvl>
-    <w:lvl w:ilvl="3" w:tentative="1">
-      <w:start w:val="1"/>
-      <w:numFmt w:val="bullet"/>
-      <w:lvlText w:val=""/>
-      <w:lvlJc w:val="left"/>
-      <w:pPr>
-        <w:tabs>
-          <w:tab w:val="num" w:pos="3513"/>
-        </w:tabs>
-        <w:ind w:left="3513" w:hanging="360"/>
-      </w:pPr>
-      <w:rPr>
-        <w:rFonts w:ascii="Wingdings" w:hAnsi="Wingdings" w:hint="default"/>
-        <w:sz w:val="20"/>
-      </w:rPr>
-    </w:lvl>
-    <w:lvl w:ilvl="4" w:tentative="1">
-      <w:start w:val="1"/>
-      <w:numFmt w:val="bullet"/>
-      <w:lvlText w:val=""/>
-      <w:lvlJc w:val="left"/>
-      <w:pPr>
-        <w:tabs>
-          <w:tab w:val="num" w:pos="4233"/>
-        </w:tabs>
-        <w:ind w:left="4233" w:hanging="360"/>
-      </w:pPr>
-      <w:rPr>
-        <w:rFonts w:ascii="Wingdings" w:hAnsi="Wingdings" w:hint="default"/>
-        <w:sz w:val="20"/>
-      </w:rPr>
-    </w:lvl>
-    <w:lvl w:ilvl="5" w:tentative="1">
-      <w:start w:val="1"/>
-      <w:numFmt w:val="bullet"/>
-      <w:lvlText w:val=""/>
-      <w:lvlJc w:val="left"/>
-      <w:pPr>
-        <w:tabs>
-          <w:tab w:val="num" w:pos="4953"/>
-        </w:tabs>
-        <w:ind w:left="4953" w:hanging="360"/>
-      </w:pPr>
-      <w:rPr>
-        <w:rFonts w:ascii="Wingdings" w:hAnsi="Wingdings" w:hint="default"/>
-        <w:sz w:val="20"/>
-      </w:rPr>
-    </w:lvl>
-    <w:lvl w:ilvl="6" w:tentative="1">
-      <w:start w:val="1"/>
-      <w:numFmt w:val="bullet"/>
-      <w:lvlText w:val=""/>
-      <w:lvlJc w:val="left"/>
-      <w:pPr>
-        <w:tabs>
-          <w:tab w:val="num" w:pos="5673"/>
-        </w:tabs>
-        <w:ind w:left="5673" w:hanging="360"/>
-      </w:pPr>
-      <w:rPr>
-        <w:rFonts w:ascii="Wingdings" w:hAnsi="Wingdings" w:hint="default"/>
-        <w:sz w:val="20"/>
-      </w:rPr>
-    </w:lvl>
-    <w:lvl w:ilvl="7" w:tentative="1">
-      <w:start w:val="1"/>
-      <w:numFmt w:val="bullet"/>
-      <w:lvlText w:val=""/>
-      <w:lvlJc w:val="left"/>
-      <w:pPr>
-        <w:tabs>
-          <w:tab w:val="num" w:pos="6393"/>
-        </w:tabs>
-        <w:ind w:left="6393" w:hanging="360"/>
-      </w:pPr>
-      <w:rPr>
-        <w:rFonts w:ascii="Wingdings" w:hAnsi="Wingdings" w:hint="default"/>
-        <w:sz w:val="20"/>
-      </w:rPr>
-    </w:lvl>
-    <w:lvl w:ilvl="8" w:tentative="1">
-      <w:start w:val="1"/>
-      <w:numFmt w:val="bullet"/>
-      <w:lvlText w:val=""/>
-      <w:lvlJc w:val="left"/>
-      <w:pPr>
-        <w:tabs>
-          <w:tab w:val="num" w:pos="7113"/>
-        </w:tabs>
-        <w:ind w:left="7113" w:hanging="360"/>
-      </w:pPr>
-      <w:rPr>
-        <w:rFonts w:ascii="Wingdings" w:hAnsi="Wingdings" w:hint="default"/>
-        <w:sz w:val="20"/>
-      </w:rPr>
-    </w:lvl>
-  </w:abstractNum>
-  <w:abstractNum w:abstractNumId="11" w15:restartNumberingAfterBreak="0">
-    <w:nsid w:val="0E697FE6"/>
-    <w:multiLevelType w:val="hybridMultilevel"/>
-    <w:tmpl w:val="FBF0DC22"/>
+    <w:tmpl w:val="6B60AE98"/>
     <w:lvl w:ilvl="0" w:tplc="240A0001">
       <w:start w:val="1"/>
       <w:numFmt w:val="bullet"/>
       <w:lvlText w:val=""/>
       <w:lvlJc w:val="left"/>
       <w:pPr>
-        <w:ind w:left="3408" w:hanging="360"/>
+        <w:ind w:left="1224" w:hanging="360"/>
       </w:pPr>
       <w:rPr>
         <w:rFonts w:ascii="Symbol" w:hAnsi="Symbol" w:hint="default"/>
@@ -9811,7 +8765,7 @@
       <w:lvlText w:val="o"/>
       <w:lvlJc w:val="left"/>
       <w:pPr>
-        <w:ind w:left="4128" w:hanging="360"/>
+        <w:ind w:left="1944" w:hanging="360"/>
       </w:pPr>
       <w:rPr>
         <w:rFonts w:ascii="Courier New" w:hAnsi="Courier New" w:cs="Courier New" w:hint="default"/>
@@ -9823,7 +8777,7 @@
       <w:lvlText w:val=""/>
       <w:lvlJc w:val="left"/>
       <w:pPr>
-        <w:ind w:left="4848" w:hanging="360"/>
+        <w:ind w:left="2664" w:hanging="360"/>
       </w:pPr>
       <w:rPr>
         <w:rFonts w:ascii="Wingdings" w:hAnsi="Wingdings" w:hint="default"/>
@@ -9835,7 +8789,7 @@
       <w:lvlText w:val=""/>
       <w:lvlJc w:val="left"/>
       <w:pPr>
-        <w:ind w:left="5568" w:hanging="360"/>
+        <w:ind w:left="3384" w:hanging="360"/>
       </w:pPr>
       <w:rPr>
         <w:rFonts w:ascii="Symbol" w:hAnsi="Symbol" w:hint="default"/>
@@ -9847,7 +8801,7 @@
       <w:lvlText w:val="o"/>
       <w:lvlJc w:val="left"/>
       <w:pPr>
-        <w:ind w:left="6288" w:hanging="360"/>
+        <w:ind w:left="4104" w:hanging="360"/>
       </w:pPr>
       <w:rPr>
         <w:rFonts w:ascii="Courier New" w:hAnsi="Courier New" w:cs="Courier New" w:hint="default"/>
@@ -9859,7 +8813,7 @@
       <w:lvlText w:val=""/>
       <w:lvlJc w:val="left"/>
       <w:pPr>
-        <w:ind w:left="7008" w:hanging="360"/>
+        <w:ind w:left="4824" w:hanging="360"/>
       </w:pPr>
       <w:rPr>
         <w:rFonts w:ascii="Wingdings" w:hAnsi="Wingdings" w:hint="default"/>
@@ -9871,7 +8825,7 @@
       <w:lvlText w:val=""/>
       <w:lvlJc w:val="left"/>
       <w:pPr>
-        <w:ind w:left="7728" w:hanging="360"/>
+        <w:ind w:left="5544" w:hanging="360"/>
       </w:pPr>
       <w:rPr>
         <w:rFonts w:ascii="Symbol" w:hAnsi="Symbol" w:hint="default"/>
@@ -9883,7 +8837,7 @@
       <w:lvlText w:val="o"/>
       <w:lvlJc w:val="left"/>
       <w:pPr>
-        <w:ind w:left="8448" w:hanging="360"/>
+        <w:ind w:left="6264" w:hanging="360"/>
       </w:pPr>
       <w:rPr>
         <w:rFonts w:ascii="Courier New" w:hAnsi="Courier New" w:cs="Courier New" w:hint="default"/>
@@ -9895,3974 +8849,14 @@
       <w:lvlText w:val=""/>
       <w:lvlJc w:val="left"/>
       <w:pPr>
-        <w:ind w:left="9168" w:hanging="360"/>
+        <w:ind w:left="6984" w:hanging="360"/>
       </w:pPr>
       <w:rPr>
         <w:rFonts w:ascii="Wingdings" w:hAnsi="Wingdings" w:hint="default"/>
       </w:rPr>
     </w:lvl>
   </w:abstractNum>
-  <w:abstractNum w:abstractNumId="12" w15:restartNumberingAfterBreak="0">
-    <w:nsid w:val="0F893C86"/>
-    <w:multiLevelType w:val="hybridMultilevel"/>
-    <w:tmpl w:val="2AA08942"/>
-    <w:lvl w:ilvl="0" w:tplc="240A0001">
-      <w:start w:val="1"/>
-      <w:numFmt w:val="bullet"/>
-      <w:lvlText w:val=""/>
-      <w:lvlJc w:val="left"/>
-      <w:pPr>
-        <w:ind w:left="1428" w:hanging="360"/>
-      </w:pPr>
-      <w:rPr>
-        <w:rFonts w:ascii="Symbol" w:hAnsi="Symbol" w:hint="default"/>
-      </w:rPr>
-    </w:lvl>
-    <w:lvl w:ilvl="1" w:tplc="240A0003" w:tentative="1">
-      <w:start w:val="1"/>
-      <w:numFmt w:val="bullet"/>
-      <w:lvlText w:val="o"/>
-      <w:lvlJc w:val="left"/>
-      <w:pPr>
-        <w:ind w:left="2148" w:hanging="360"/>
-      </w:pPr>
-      <w:rPr>
-        <w:rFonts w:ascii="Courier New" w:hAnsi="Courier New" w:cs="Courier New" w:hint="default"/>
-      </w:rPr>
-    </w:lvl>
-    <w:lvl w:ilvl="2" w:tplc="240A0005" w:tentative="1">
-      <w:start w:val="1"/>
-      <w:numFmt w:val="bullet"/>
-      <w:lvlText w:val=""/>
-      <w:lvlJc w:val="left"/>
-      <w:pPr>
-        <w:ind w:left="2868" w:hanging="360"/>
-      </w:pPr>
-      <w:rPr>
-        <w:rFonts w:ascii="Wingdings" w:hAnsi="Wingdings" w:hint="default"/>
-      </w:rPr>
-    </w:lvl>
-    <w:lvl w:ilvl="3" w:tplc="240A0001" w:tentative="1">
-      <w:start w:val="1"/>
-      <w:numFmt w:val="bullet"/>
-      <w:lvlText w:val=""/>
-      <w:lvlJc w:val="left"/>
-      <w:pPr>
-        <w:ind w:left="3588" w:hanging="360"/>
-      </w:pPr>
-      <w:rPr>
-        <w:rFonts w:ascii="Symbol" w:hAnsi="Symbol" w:hint="default"/>
-      </w:rPr>
-    </w:lvl>
-    <w:lvl w:ilvl="4" w:tplc="240A0003" w:tentative="1">
-      <w:start w:val="1"/>
-      <w:numFmt w:val="bullet"/>
-      <w:lvlText w:val="o"/>
-      <w:lvlJc w:val="left"/>
-      <w:pPr>
-        <w:ind w:left="4308" w:hanging="360"/>
-      </w:pPr>
-      <w:rPr>
-        <w:rFonts w:ascii="Courier New" w:hAnsi="Courier New" w:cs="Courier New" w:hint="default"/>
-      </w:rPr>
-    </w:lvl>
-    <w:lvl w:ilvl="5" w:tplc="240A0005" w:tentative="1">
-      <w:start w:val="1"/>
-      <w:numFmt w:val="bullet"/>
-      <w:lvlText w:val=""/>
-      <w:lvlJc w:val="left"/>
-      <w:pPr>
-        <w:ind w:left="5028" w:hanging="360"/>
-      </w:pPr>
-      <w:rPr>
-        <w:rFonts w:ascii="Wingdings" w:hAnsi="Wingdings" w:hint="default"/>
-      </w:rPr>
-    </w:lvl>
-    <w:lvl w:ilvl="6" w:tplc="240A0001" w:tentative="1">
-      <w:start w:val="1"/>
-      <w:numFmt w:val="bullet"/>
-      <w:lvlText w:val=""/>
-      <w:lvlJc w:val="left"/>
-      <w:pPr>
-        <w:ind w:left="5748" w:hanging="360"/>
-      </w:pPr>
-      <w:rPr>
-        <w:rFonts w:ascii="Symbol" w:hAnsi="Symbol" w:hint="default"/>
-      </w:rPr>
-    </w:lvl>
-    <w:lvl w:ilvl="7" w:tplc="240A0003" w:tentative="1">
-      <w:start w:val="1"/>
-      <w:numFmt w:val="bullet"/>
-      <w:lvlText w:val="o"/>
-      <w:lvlJc w:val="left"/>
-      <w:pPr>
-        <w:ind w:left="6468" w:hanging="360"/>
-      </w:pPr>
-      <w:rPr>
-        <w:rFonts w:ascii="Courier New" w:hAnsi="Courier New" w:cs="Courier New" w:hint="default"/>
-      </w:rPr>
-    </w:lvl>
-    <w:lvl w:ilvl="8" w:tplc="240A0005" w:tentative="1">
-      <w:start w:val="1"/>
-      <w:numFmt w:val="bullet"/>
-      <w:lvlText w:val=""/>
-      <w:lvlJc w:val="left"/>
-      <w:pPr>
-        <w:ind w:left="7188" w:hanging="360"/>
-      </w:pPr>
-      <w:rPr>
-        <w:rFonts w:ascii="Wingdings" w:hAnsi="Wingdings" w:hint="default"/>
-      </w:rPr>
-    </w:lvl>
-  </w:abstractNum>
-  <w:abstractNum w:abstractNumId="13" w15:restartNumberingAfterBreak="0">
-    <w:nsid w:val="14A94E60"/>
-    <w:multiLevelType w:val="hybridMultilevel"/>
-    <w:tmpl w:val="7F5A0998"/>
-    <w:lvl w:ilvl="0" w:tplc="240A0001">
-      <w:start w:val="1"/>
-      <w:numFmt w:val="bullet"/>
-      <w:lvlText w:val=""/>
-      <w:lvlJc w:val="left"/>
-      <w:pPr>
-        <w:ind w:left="1429" w:hanging="360"/>
-      </w:pPr>
-      <w:rPr>
-        <w:rFonts w:ascii="Symbol" w:hAnsi="Symbol" w:hint="default"/>
-      </w:rPr>
-    </w:lvl>
-    <w:lvl w:ilvl="1" w:tplc="FFFFFFFF" w:tentative="1">
-      <w:start w:val="1"/>
-      <w:numFmt w:val="bullet"/>
-      <w:lvlText w:val="o"/>
-      <w:lvlJc w:val="left"/>
-      <w:pPr>
-        <w:ind w:left="2149" w:hanging="360"/>
-      </w:pPr>
-      <w:rPr>
-        <w:rFonts w:ascii="Courier New" w:hAnsi="Courier New" w:cs="Courier New" w:hint="default"/>
-      </w:rPr>
-    </w:lvl>
-    <w:lvl w:ilvl="2" w:tplc="FFFFFFFF" w:tentative="1">
-      <w:start w:val="1"/>
-      <w:numFmt w:val="bullet"/>
-      <w:lvlText w:val=""/>
-      <w:lvlJc w:val="left"/>
-      <w:pPr>
-        <w:ind w:left="2869" w:hanging="360"/>
-      </w:pPr>
-      <w:rPr>
-        <w:rFonts w:ascii="Wingdings" w:hAnsi="Wingdings" w:hint="default"/>
-      </w:rPr>
-    </w:lvl>
-    <w:lvl w:ilvl="3" w:tplc="FFFFFFFF" w:tentative="1">
-      <w:start w:val="1"/>
-      <w:numFmt w:val="bullet"/>
-      <w:lvlText w:val=""/>
-      <w:lvlJc w:val="left"/>
-      <w:pPr>
-        <w:ind w:left="3589" w:hanging="360"/>
-      </w:pPr>
-      <w:rPr>
-        <w:rFonts w:ascii="Symbol" w:hAnsi="Symbol" w:hint="default"/>
-      </w:rPr>
-    </w:lvl>
-    <w:lvl w:ilvl="4" w:tplc="FFFFFFFF" w:tentative="1">
-      <w:start w:val="1"/>
-      <w:numFmt w:val="bullet"/>
-      <w:lvlText w:val="o"/>
-      <w:lvlJc w:val="left"/>
-      <w:pPr>
-        <w:ind w:left="4309" w:hanging="360"/>
-      </w:pPr>
-      <w:rPr>
-        <w:rFonts w:ascii="Courier New" w:hAnsi="Courier New" w:cs="Courier New" w:hint="default"/>
-      </w:rPr>
-    </w:lvl>
-    <w:lvl w:ilvl="5" w:tplc="FFFFFFFF" w:tentative="1">
-      <w:start w:val="1"/>
-      <w:numFmt w:val="bullet"/>
-      <w:lvlText w:val=""/>
-      <w:lvlJc w:val="left"/>
-      <w:pPr>
-        <w:ind w:left="5029" w:hanging="360"/>
-      </w:pPr>
-      <w:rPr>
-        <w:rFonts w:ascii="Wingdings" w:hAnsi="Wingdings" w:hint="default"/>
-      </w:rPr>
-    </w:lvl>
-    <w:lvl w:ilvl="6" w:tplc="FFFFFFFF" w:tentative="1">
-      <w:start w:val="1"/>
-      <w:numFmt w:val="bullet"/>
-      <w:lvlText w:val=""/>
-      <w:lvlJc w:val="left"/>
-      <w:pPr>
-        <w:ind w:left="5749" w:hanging="360"/>
-      </w:pPr>
-      <w:rPr>
-        <w:rFonts w:ascii="Symbol" w:hAnsi="Symbol" w:hint="default"/>
-      </w:rPr>
-    </w:lvl>
-    <w:lvl w:ilvl="7" w:tplc="FFFFFFFF" w:tentative="1">
-      <w:start w:val="1"/>
-      <w:numFmt w:val="bullet"/>
-      <w:lvlText w:val="o"/>
-      <w:lvlJc w:val="left"/>
-      <w:pPr>
-        <w:ind w:left="6469" w:hanging="360"/>
-      </w:pPr>
-      <w:rPr>
-        <w:rFonts w:ascii="Courier New" w:hAnsi="Courier New" w:cs="Courier New" w:hint="default"/>
-      </w:rPr>
-    </w:lvl>
-    <w:lvl w:ilvl="8" w:tplc="FFFFFFFF" w:tentative="1">
-      <w:start w:val="1"/>
-      <w:numFmt w:val="bullet"/>
-      <w:lvlText w:val=""/>
-      <w:lvlJc w:val="left"/>
-      <w:pPr>
-        <w:ind w:left="7189" w:hanging="360"/>
-      </w:pPr>
-      <w:rPr>
-        <w:rFonts w:ascii="Wingdings" w:hAnsi="Wingdings" w:hint="default"/>
-      </w:rPr>
-    </w:lvl>
-  </w:abstractNum>
-  <w:abstractNum w:abstractNumId="14" w15:restartNumberingAfterBreak="0">
-    <w:nsid w:val="154F2A06"/>
-    <w:multiLevelType w:val="multilevel"/>
-    <w:tmpl w:val="7A382CEC"/>
-    <w:lvl w:ilvl="0">
-      <w:start w:val="1"/>
-      <w:numFmt w:val="bullet"/>
-      <w:lvlText w:val=""/>
-      <w:lvlJc w:val="left"/>
-      <w:pPr>
-        <w:tabs>
-          <w:tab w:val="num" w:pos="1068"/>
-        </w:tabs>
-        <w:ind w:left="1068" w:hanging="360"/>
-      </w:pPr>
-      <w:rPr>
-        <w:rFonts w:ascii="Symbol" w:hAnsi="Symbol" w:hint="default"/>
-        <w:sz w:val="20"/>
-      </w:rPr>
-    </w:lvl>
-    <w:lvl w:ilvl="1" w:tentative="1">
-      <w:start w:val="1"/>
-      <w:numFmt w:val="bullet"/>
-      <w:lvlText w:val="o"/>
-      <w:lvlJc w:val="left"/>
-      <w:pPr>
-        <w:tabs>
-          <w:tab w:val="num" w:pos="1788"/>
-        </w:tabs>
-        <w:ind w:left="1788" w:hanging="360"/>
-      </w:pPr>
-      <w:rPr>
-        <w:rFonts w:ascii="Courier New" w:hAnsi="Courier New" w:hint="default"/>
-        <w:sz w:val="20"/>
-      </w:rPr>
-    </w:lvl>
-    <w:lvl w:ilvl="2" w:tentative="1">
-      <w:start w:val="1"/>
-      <w:numFmt w:val="bullet"/>
-      <w:lvlText w:val=""/>
-      <w:lvlJc w:val="left"/>
-      <w:pPr>
-        <w:tabs>
-          <w:tab w:val="num" w:pos="2508"/>
-        </w:tabs>
-        <w:ind w:left="2508" w:hanging="360"/>
-      </w:pPr>
-      <w:rPr>
-        <w:rFonts w:ascii="Wingdings" w:hAnsi="Wingdings" w:hint="default"/>
-        <w:sz w:val="20"/>
-      </w:rPr>
-    </w:lvl>
-    <w:lvl w:ilvl="3" w:tentative="1">
-      <w:start w:val="1"/>
-      <w:numFmt w:val="bullet"/>
-      <w:lvlText w:val=""/>
-      <w:lvlJc w:val="left"/>
-      <w:pPr>
-        <w:tabs>
-          <w:tab w:val="num" w:pos="3228"/>
-        </w:tabs>
-        <w:ind w:left="3228" w:hanging="360"/>
-      </w:pPr>
-      <w:rPr>
-        <w:rFonts w:ascii="Wingdings" w:hAnsi="Wingdings" w:hint="default"/>
-        <w:sz w:val="20"/>
-      </w:rPr>
-    </w:lvl>
-    <w:lvl w:ilvl="4" w:tentative="1">
-      <w:start w:val="1"/>
-      <w:numFmt w:val="bullet"/>
-      <w:lvlText w:val=""/>
-      <w:lvlJc w:val="left"/>
-      <w:pPr>
-        <w:tabs>
-          <w:tab w:val="num" w:pos="3948"/>
-        </w:tabs>
-        <w:ind w:left="3948" w:hanging="360"/>
-      </w:pPr>
-      <w:rPr>
-        <w:rFonts w:ascii="Wingdings" w:hAnsi="Wingdings" w:hint="default"/>
-        <w:sz w:val="20"/>
-      </w:rPr>
-    </w:lvl>
-    <w:lvl w:ilvl="5" w:tentative="1">
-      <w:start w:val="1"/>
-      <w:numFmt w:val="bullet"/>
-      <w:lvlText w:val=""/>
-      <w:lvlJc w:val="left"/>
-      <w:pPr>
-        <w:tabs>
-          <w:tab w:val="num" w:pos="4668"/>
-        </w:tabs>
-        <w:ind w:left="4668" w:hanging="360"/>
-      </w:pPr>
-      <w:rPr>
-        <w:rFonts w:ascii="Wingdings" w:hAnsi="Wingdings" w:hint="default"/>
-        <w:sz w:val="20"/>
-      </w:rPr>
-    </w:lvl>
-    <w:lvl w:ilvl="6" w:tentative="1">
-      <w:start w:val="1"/>
-      <w:numFmt w:val="bullet"/>
-      <w:lvlText w:val=""/>
-      <w:lvlJc w:val="left"/>
-      <w:pPr>
-        <w:tabs>
-          <w:tab w:val="num" w:pos="5388"/>
-        </w:tabs>
-        <w:ind w:left="5388" w:hanging="360"/>
-      </w:pPr>
-      <w:rPr>
-        <w:rFonts w:ascii="Wingdings" w:hAnsi="Wingdings" w:hint="default"/>
-        <w:sz w:val="20"/>
-      </w:rPr>
-    </w:lvl>
-    <w:lvl w:ilvl="7" w:tentative="1">
-      <w:start w:val="1"/>
-      <w:numFmt w:val="bullet"/>
-      <w:lvlText w:val=""/>
-      <w:lvlJc w:val="left"/>
-      <w:pPr>
-        <w:tabs>
-          <w:tab w:val="num" w:pos="6108"/>
-        </w:tabs>
-        <w:ind w:left="6108" w:hanging="360"/>
-      </w:pPr>
-      <w:rPr>
-        <w:rFonts w:ascii="Wingdings" w:hAnsi="Wingdings" w:hint="default"/>
-        <w:sz w:val="20"/>
-      </w:rPr>
-    </w:lvl>
-    <w:lvl w:ilvl="8" w:tentative="1">
-      <w:start w:val="1"/>
-      <w:numFmt w:val="bullet"/>
-      <w:lvlText w:val=""/>
-      <w:lvlJc w:val="left"/>
-      <w:pPr>
-        <w:tabs>
-          <w:tab w:val="num" w:pos="6828"/>
-        </w:tabs>
-        <w:ind w:left="6828" w:hanging="360"/>
-      </w:pPr>
-      <w:rPr>
-        <w:rFonts w:ascii="Wingdings" w:hAnsi="Wingdings" w:hint="default"/>
-        <w:sz w:val="20"/>
-      </w:rPr>
-    </w:lvl>
-  </w:abstractNum>
-  <w:abstractNum w:abstractNumId="15" w15:restartNumberingAfterBreak="0">
-    <w:nsid w:val="15884355"/>
-    <w:multiLevelType w:val="multilevel"/>
-    <w:tmpl w:val="D4E601AA"/>
-    <w:lvl w:ilvl="0">
-      <w:start w:val="1"/>
-      <w:numFmt w:val="decimal"/>
-      <w:lvlText w:val="%1."/>
-      <w:lvlJc w:val="left"/>
-      <w:pPr>
-        <w:ind w:left="504" w:hanging="504"/>
-      </w:pPr>
-      <w:rPr>
-        <w:rFonts w:hint="default"/>
-      </w:rPr>
-    </w:lvl>
-    <w:lvl w:ilvl="1">
-      <w:start w:val="1"/>
-      <w:numFmt w:val="decimal"/>
-      <w:lvlText w:val="%1.%2."/>
-      <w:lvlJc w:val="left"/>
-      <w:pPr>
-        <w:ind w:left="720" w:hanging="720"/>
-      </w:pPr>
-      <w:rPr>
-        <w:rFonts w:hint="default"/>
-      </w:rPr>
-    </w:lvl>
-    <w:lvl w:ilvl="2">
-      <w:start w:val="1"/>
-      <w:numFmt w:val="decimal"/>
-      <w:lvlText w:val="%1.%2.%3."/>
-      <w:lvlJc w:val="left"/>
-      <w:pPr>
-        <w:ind w:left="1080" w:hanging="1080"/>
-      </w:pPr>
-      <w:rPr>
-        <w:rFonts w:hint="default"/>
-      </w:rPr>
-    </w:lvl>
-    <w:lvl w:ilvl="3">
-      <w:start w:val="1"/>
-      <w:numFmt w:val="decimal"/>
-      <w:lvlText w:val="%1.%2.%3.%4."/>
-      <w:lvlJc w:val="left"/>
-      <w:pPr>
-        <w:ind w:left="1080" w:hanging="1080"/>
-      </w:pPr>
-      <w:rPr>
-        <w:rFonts w:hint="default"/>
-      </w:rPr>
-    </w:lvl>
-    <w:lvl w:ilvl="4">
-      <w:start w:val="1"/>
-      <w:numFmt w:val="decimal"/>
-      <w:lvlText w:val="%1.%2.%3.%4.%5."/>
-      <w:lvlJc w:val="left"/>
-      <w:pPr>
-        <w:ind w:left="1440" w:hanging="1440"/>
-      </w:pPr>
-      <w:rPr>
-        <w:rFonts w:hint="default"/>
-      </w:rPr>
-    </w:lvl>
-    <w:lvl w:ilvl="5">
-      <w:start w:val="1"/>
-      <w:numFmt w:val="decimal"/>
-      <w:lvlText w:val="%1.%2.%3.%4.%5.%6."/>
-      <w:lvlJc w:val="left"/>
-      <w:pPr>
-        <w:ind w:left="1800" w:hanging="1800"/>
-      </w:pPr>
-      <w:rPr>
-        <w:rFonts w:hint="default"/>
-      </w:rPr>
-    </w:lvl>
-    <w:lvl w:ilvl="6">
-      <w:start w:val="1"/>
-      <w:numFmt w:val="decimal"/>
-      <w:lvlText w:val="%1.%2.%3.%4.%5.%6.%7."/>
-      <w:lvlJc w:val="left"/>
-      <w:pPr>
-        <w:ind w:left="1800" w:hanging="1800"/>
-      </w:pPr>
-      <w:rPr>
-        <w:rFonts w:hint="default"/>
-      </w:rPr>
-    </w:lvl>
-    <w:lvl w:ilvl="7">
-      <w:start w:val="1"/>
-      <w:numFmt w:val="decimal"/>
-      <w:lvlText w:val="%1.%2.%3.%4.%5.%6.%7.%8."/>
-      <w:lvlJc w:val="left"/>
-      <w:pPr>
-        <w:ind w:left="2160" w:hanging="2160"/>
-      </w:pPr>
-      <w:rPr>
-        <w:rFonts w:hint="default"/>
-      </w:rPr>
-    </w:lvl>
-    <w:lvl w:ilvl="8">
-      <w:start w:val="1"/>
-      <w:numFmt w:val="decimal"/>
-      <w:lvlText w:val="%1.%2.%3.%4.%5.%6.%7.%8.%9."/>
-      <w:lvlJc w:val="left"/>
-      <w:pPr>
-        <w:ind w:left="2520" w:hanging="2520"/>
-      </w:pPr>
-      <w:rPr>
-        <w:rFonts w:hint="default"/>
-      </w:rPr>
-    </w:lvl>
-  </w:abstractNum>
-  <w:abstractNum w:abstractNumId="16" w15:restartNumberingAfterBreak="0">
-    <w:nsid w:val="1A32322E"/>
-    <w:multiLevelType w:val="multilevel"/>
-    <w:tmpl w:val="773A6F60"/>
-    <w:lvl w:ilvl="0">
-      <w:start w:val="1"/>
-      <w:numFmt w:val="bullet"/>
-      <w:lvlText w:val=""/>
-      <w:lvlJc w:val="left"/>
-      <w:pPr>
-        <w:tabs>
-          <w:tab w:val="num" w:pos="1353"/>
-        </w:tabs>
-        <w:ind w:left="1353" w:hanging="360"/>
-      </w:pPr>
-      <w:rPr>
-        <w:rFonts w:ascii="Symbol" w:hAnsi="Symbol" w:hint="default"/>
-        <w:sz w:val="20"/>
-      </w:rPr>
-    </w:lvl>
-    <w:lvl w:ilvl="1" w:tentative="1">
-      <w:start w:val="1"/>
-      <w:numFmt w:val="bullet"/>
-      <w:lvlText w:val="o"/>
-      <w:lvlJc w:val="left"/>
-      <w:pPr>
-        <w:tabs>
-          <w:tab w:val="num" w:pos="2073"/>
-        </w:tabs>
-        <w:ind w:left="2073" w:hanging="360"/>
-      </w:pPr>
-      <w:rPr>
-        <w:rFonts w:ascii="Courier New" w:hAnsi="Courier New" w:hint="default"/>
-        <w:sz w:val="20"/>
-      </w:rPr>
-    </w:lvl>
-    <w:lvl w:ilvl="2" w:tentative="1">
-      <w:start w:val="1"/>
-      <w:numFmt w:val="bullet"/>
-      <w:lvlText w:val=""/>
-      <w:lvlJc w:val="left"/>
-      <w:pPr>
-        <w:tabs>
-          <w:tab w:val="num" w:pos="2793"/>
-        </w:tabs>
-        <w:ind w:left="2793" w:hanging="360"/>
-      </w:pPr>
-      <w:rPr>
-        <w:rFonts w:ascii="Wingdings" w:hAnsi="Wingdings" w:hint="default"/>
-        <w:sz w:val="20"/>
-      </w:rPr>
-    </w:lvl>
-    <w:lvl w:ilvl="3" w:tentative="1">
-      <w:start w:val="1"/>
-      <w:numFmt w:val="bullet"/>
-      <w:lvlText w:val=""/>
-      <w:lvlJc w:val="left"/>
-      <w:pPr>
-        <w:tabs>
-          <w:tab w:val="num" w:pos="3513"/>
-        </w:tabs>
-        <w:ind w:left="3513" w:hanging="360"/>
-      </w:pPr>
-      <w:rPr>
-        <w:rFonts w:ascii="Wingdings" w:hAnsi="Wingdings" w:hint="default"/>
-        <w:sz w:val="20"/>
-      </w:rPr>
-    </w:lvl>
-    <w:lvl w:ilvl="4" w:tentative="1">
-      <w:start w:val="1"/>
-      <w:numFmt w:val="bullet"/>
-      <w:lvlText w:val=""/>
-      <w:lvlJc w:val="left"/>
-      <w:pPr>
-        <w:tabs>
-          <w:tab w:val="num" w:pos="4233"/>
-        </w:tabs>
-        <w:ind w:left="4233" w:hanging="360"/>
-      </w:pPr>
-      <w:rPr>
-        <w:rFonts w:ascii="Wingdings" w:hAnsi="Wingdings" w:hint="default"/>
-        <w:sz w:val="20"/>
-      </w:rPr>
-    </w:lvl>
-    <w:lvl w:ilvl="5" w:tentative="1">
-      <w:start w:val="1"/>
-      <w:numFmt w:val="bullet"/>
-      <w:lvlText w:val=""/>
-      <w:lvlJc w:val="left"/>
-      <w:pPr>
-        <w:tabs>
-          <w:tab w:val="num" w:pos="4953"/>
-        </w:tabs>
-        <w:ind w:left="4953" w:hanging="360"/>
-      </w:pPr>
-      <w:rPr>
-        <w:rFonts w:ascii="Wingdings" w:hAnsi="Wingdings" w:hint="default"/>
-        <w:sz w:val="20"/>
-      </w:rPr>
-    </w:lvl>
-    <w:lvl w:ilvl="6" w:tentative="1">
-      <w:start w:val="1"/>
-      <w:numFmt w:val="bullet"/>
-      <w:lvlText w:val=""/>
-      <w:lvlJc w:val="left"/>
-      <w:pPr>
-        <w:tabs>
-          <w:tab w:val="num" w:pos="5673"/>
-        </w:tabs>
-        <w:ind w:left="5673" w:hanging="360"/>
-      </w:pPr>
-      <w:rPr>
-        <w:rFonts w:ascii="Wingdings" w:hAnsi="Wingdings" w:hint="default"/>
-        <w:sz w:val="20"/>
-      </w:rPr>
-    </w:lvl>
-    <w:lvl w:ilvl="7" w:tentative="1">
-      <w:start w:val="1"/>
-      <w:numFmt w:val="bullet"/>
-      <w:lvlText w:val=""/>
-      <w:lvlJc w:val="left"/>
-      <w:pPr>
-        <w:tabs>
-          <w:tab w:val="num" w:pos="6393"/>
-        </w:tabs>
-        <w:ind w:left="6393" w:hanging="360"/>
-      </w:pPr>
-      <w:rPr>
-        <w:rFonts w:ascii="Wingdings" w:hAnsi="Wingdings" w:hint="default"/>
-        <w:sz w:val="20"/>
-      </w:rPr>
-    </w:lvl>
-    <w:lvl w:ilvl="8" w:tentative="1">
-      <w:start w:val="1"/>
-      <w:numFmt w:val="bullet"/>
-      <w:lvlText w:val=""/>
-      <w:lvlJc w:val="left"/>
-      <w:pPr>
-        <w:tabs>
-          <w:tab w:val="num" w:pos="7113"/>
-        </w:tabs>
-        <w:ind w:left="7113" w:hanging="360"/>
-      </w:pPr>
-      <w:rPr>
-        <w:rFonts w:ascii="Wingdings" w:hAnsi="Wingdings" w:hint="default"/>
-        <w:sz w:val="20"/>
-      </w:rPr>
-    </w:lvl>
-  </w:abstractNum>
-  <w:abstractNum w:abstractNumId="17" w15:restartNumberingAfterBreak="0">
-    <w:nsid w:val="1C440AFE"/>
-    <w:multiLevelType w:val="multilevel"/>
-    <w:tmpl w:val="240A001F"/>
-    <w:lvl w:ilvl="0">
-      <w:start w:val="1"/>
-      <w:numFmt w:val="decimal"/>
-      <w:lvlText w:val="%1."/>
-      <w:lvlJc w:val="left"/>
-      <w:pPr>
-        <w:ind w:left="360" w:hanging="360"/>
-      </w:pPr>
-    </w:lvl>
-    <w:lvl w:ilvl="1">
-      <w:start w:val="1"/>
-      <w:numFmt w:val="decimal"/>
-      <w:lvlText w:val="%1.%2."/>
-      <w:lvlJc w:val="left"/>
-      <w:pPr>
-        <w:ind w:left="792" w:hanging="432"/>
-      </w:pPr>
-    </w:lvl>
-    <w:lvl w:ilvl="2">
-      <w:start w:val="1"/>
-      <w:numFmt w:val="decimal"/>
-      <w:lvlText w:val="%1.%2.%3."/>
-      <w:lvlJc w:val="left"/>
-      <w:pPr>
-        <w:ind w:left="1224" w:hanging="504"/>
-      </w:pPr>
-    </w:lvl>
-    <w:lvl w:ilvl="3">
-      <w:start w:val="1"/>
-      <w:numFmt w:val="decimal"/>
-      <w:lvlText w:val="%1.%2.%3.%4."/>
-      <w:lvlJc w:val="left"/>
-      <w:pPr>
-        <w:ind w:left="1728" w:hanging="648"/>
-      </w:pPr>
-    </w:lvl>
-    <w:lvl w:ilvl="4">
-      <w:start w:val="1"/>
-      <w:numFmt w:val="decimal"/>
-      <w:lvlText w:val="%1.%2.%3.%4.%5."/>
-      <w:lvlJc w:val="left"/>
-      <w:pPr>
-        <w:ind w:left="2232" w:hanging="792"/>
-      </w:pPr>
-    </w:lvl>
-    <w:lvl w:ilvl="5">
-      <w:start w:val="1"/>
-      <w:numFmt w:val="decimal"/>
-      <w:lvlText w:val="%1.%2.%3.%4.%5.%6."/>
-      <w:lvlJc w:val="left"/>
-      <w:pPr>
-        <w:ind w:left="2736" w:hanging="936"/>
-      </w:pPr>
-    </w:lvl>
-    <w:lvl w:ilvl="6">
-      <w:start w:val="1"/>
-      <w:numFmt w:val="decimal"/>
-      <w:lvlText w:val="%1.%2.%3.%4.%5.%6.%7."/>
-      <w:lvlJc w:val="left"/>
-      <w:pPr>
-        <w:ind w:left="3240" w:hanging="1080"/>
-      </w:pPr>
-    </w:lvl>
-    <w:lvl w:ilvl="7">
-      <w:start w:val="1"/>
-      <w:numFmt w:val="decimal"/>
-      <w:lvlText w:val="%1.%2.%3.%4.%5.%6.%7.%8."/>
-      <w:lvlJc w:val="left"/>
-      <w:pPr>
-        <w:ind w:left="3744" w:hanging="1224"/>
-      </w:pPr>
-    </w:lvl>
-    <w:lvl w:ilvl="8">
-      <w:start w:val="1"/>
-      <w:numFmt w:val="decimal"/>
-      <w:lvlText w:val="%1.%2.%3.%4.%5.%6.%7.%8.%9."/>
-      <w:lvlJc w:val="left"/>
-      <w:pPr>
-        <w:ind w:left="4320" w:hanging="1440"/>
-      </w:pPr>
-    </w:lvl>
-  </w:abstractNum>
-  <w:abstractNum w:abstractNumId="18" w15:restartNumberingAfterBreak="0">
-    <w:nsid w:val="1E04401A"/>
-    <w:multiLevelType w:val="multilevel"/>
-    <w:tmpl w:val="C7209600"/>
-    <w:lvl w:ilvl="0">
-      <w:start w:val="1"/>
-      <w:numFmt w:val="bullet"/>
-      <w:lvlText w:val=""/>
-      <w:lvlJc w:val="left"/>
-      <w:pPr>
-        <w:tabs>
-          <w:tab w:val="num" w:pos="720"/>
-        </w:tabs>
-        <w:ind w:left="720" w:hanging="360"/>
-      </w:pPr>
-      <w:rPr>
-        <w:rFonts w:ascii="Symbol" w:hAnsi="Symbol" w:hint="default"/>
-        <w:sz w:val="20"/>
-      </w:rPr>
-    </w:lvl>
-    <w:lvl w:ilvl="1" w:tentative="1">
-      <w:start w:val="1"/>
-      <w:numFmt w:val="bullet"/>
-      <w:lvlText w:val="o"/>
-      <w:lvlJc w:val="left"/>
-      <w:pPr>
-        <w:tabs>
-          <w:tab w:val="num" w:pos="1440"/>
-        </w:tabs>
-        <w:ind w:left="1440" w:hanging="360"/>
-      </w:pPr>
-      <w:rPr>
-        <w:rFonts w:ascii="Courier New" w:hAnsi="Courier New" w:hint="default"/>
-        <w:sz w:val="20"/>
-      </w:rPr>
-    </w:lvl>
-    <w:lvl w:ilvl="2" w:tentative="1">
-      <w:start w:val="1"/>
-      <w:numFmt w:val="bullet"/>
-      <w:lvlText w:val=""/>
-      <w:lvlJc w:val="left"/>
-      <w:pPr>
-        <w:tabs>
-          <w:tab w:val="num" w:pos="2160"/>
-        </w:tabs>
-        <w:ind w:left="2160" w:hanging="360"/>
-      </w:pPr>
-      <w:rPr>
-        <w:rFonts w:ascii="Wingdings" w:hAnsi="Wingdings" w:hint="default"/>
-        <w:sz w:val="20"/>
-      </w:rPr>
-    </w:lvl>
-    <w:lvl w:ilvl="3" w:tentative="1">
-      <w:start w:val="1"/>
-      <w:numFmt w:val="bullet"/>
-      <w:lvlText w:val=""/>
-      <w:lvlJc w:val="left"/>
-      <w:pPr>
-        <w:tabs>
-          <w:tab w:val="num" w:pos="2880"/>
-        </w:tabs>
-        <w:ind w:left="2880" w:hanging="360"/>
-      </w:pPr>
-      <w:rPr>
-        <w:rFonts w:ascii="Wingdings" w:hAnsi="Wingdings" w:hint="default"/>
-        <w:sz w:val="20"/>
-      </w:rPr>
-    </w:lvl>
-    <w:lvl w:ilvl="4" w:tentative="1">
-      <w:start w:val="1"/>
-      <w:numFmt w:val="bullet"/>
-      <w:lvlText w:val=""/>
-      <w:lvlJc w:val="left"/>
-      <w:pPr>
-        <w:tabs>
-          <w:tab w:val="num" w:pos="3600"/>
-        </w:tabs>
-        <w:ind w:left="3600" w:hanging="360"/>
-      </w:pPr>
-      <w:rPr>
-        <w:rFonts w:ascii="Wingdings" w:hAnsi="Wingdings" w:hint="default"/>
-        <w:sz w:val="20"/>
-      </w:rPr>
-    </w:lvl>
-    <w:lvl w:ilvl="5" w:tentative="1">
-      <w:start w:val="1"/>
-      <w:numFmt w:val="bullet"/>
-      <w:lvlText w:val=""/>
-      <w:lvlJc w:val="left"/>
-      <w:pPr>
-        <w:tabs>
-          <w:tab w:val="num" w:pos="4320"/>
-        </w:tabs>
-        <w:ind w:left="4320" w:hanging="360"/>
-      </w:pPr>
-      <w:rPr>
-        <w:rFonts w:ascii="Wingdings" w:hAnsi="Wingdings" w:hint="default"/>
-        <w:sz w:val="20"/>
-      </w:rPr>
-    </w:lvl>
-    <w:lvl w:ilvl="6" w:tentative="1">
-      <w:start w:val="1"/>
-      <w:numFmt w:val="bullet"/>
-      <w:lvlText w:val=""/>
-      <w:lvlJc w:val="left"/>
-      <w:pPr>
-        <w:tabs>
-          <w:tab w:val="num" w:pos="5040"/>
-        </w:tabs>
-        <w:ind w:left="5040" w:hanging="360"/>
-      </w:pPr>
-      <w:rPr>
-        <w:rFonts w:ascii="Wingdings" w:hAnsi="Wingdings" w:hint="default"/>
-        <w:sz w:val="20"/>
-      </w:rPr>
-    </w:lvl>
-    <w:lvl w:ilvl="7" w:tentative="1">
-      <w:start w:val="1"/>
-      <w:numFmt w:val="bullet"/>
-      <w:lvlText w:val=""/>
-      <w:lvlJc w:val="left"/>
-      <w:pPr>
-        <w:tabs>
-          <w:tab w:val="num" w:pos="5760"/>
-        </w:tabs>
-        <w:ind w:left="5760" w:hanging="360"/>
-      </w:pPr>
-      <w:rPr>
-        <w:rFonts w:ascii="Wingdings" w:hAnsi="Wingdings" w:hint="default"/>
-        <w:sz w:val="20"/>
-      </w:rPr>
-    </w:lvl>
-    <w:lvl w:ilvl="8" w:tentative="1">
-      <w:start w:val="1"/>
-      <w:numFmt w:val="bullet"/>
-      <w:lvlText w:val=""/>
-      <w:lvlJc w:val="left"/>
-      <w:pPr>
-        <w:tabs>
-          <w:tab w:val="num" w:pos="6480"/>
-        </w:tabs>
-        <w:ind w:left="6480" w:hanging="360"/>
-      </w:pPr>
-      <w:rPr>
-        <w:rFonts w:ascii="Wingdings" w:hAnsi="Wingdings" w:hint="default"/>
-        <w:sz w:val="20"/>
-      </w:rPr>
-    </w:lvl>
-  </w:abstractNum>
-  <w:abstractNum w:abstractNumId="19" w15:restartNumberingAfterBreak="0">
-    <w:nsid w:val="242D1698"/>
-    <w:multiLevelType w:val="multilevel"/>
-    <w:tmpl w:val="F560262E"/>
-    <w:lvl w:ilvl="0">
-      <w:start w:val="1"/>
-      <w:numFmt w:val="bullet"/>
-      <w:lvlText w:val=""/>
-      <w:lvlJc w:val="left"/>
-      <w:pPr>
-        <w:tabs>
-          <w:tab w:val="num" w:pos="1353"/>
-        </w:tabs>
-        <w:ind w:left="1353" w:hanging="360"/>
-      </w:pPr>
-      <w:rPr>
-        <w:rFonts w:ascii="Symbol" w:hAnsi="Symbol" w:hint="default"/>
-        <w:sz w:val="20"/>
-      </w:rPr>
-    </w:lvl>
-    <w:lvl w:ilvl="1" w:tentative="1">
-      <w:start w:val="1"/>
-      <w:numFmt w:val="bullet"/>
-      <w:lvlText w:val="o"/>
-      <w:lvlJc w:val="left"/>
-      <w:pPr>
-        <w:tabs>
-          <w:tab w:val="num" w:pos="2073"/>
-        </w:tabs>
-        <w:ind w:left="2073" w:hanging="360"/>
-      </w:pPr>
-      <w:rPr>
-        <w:rFonts w:ascii="Courier New" w:hAnsi="Courier New" w:hint="default"/>
-        <w:sz w:val="20"/>
-      </w:rPr>
-    </w:lvl>
-    <w:lvl w:ilvl="2" w:tentative="1">
-      <w:start w:val="1"/>
-      <w:numFmt w:val="bullet"/>
-      <w:lvlText w:val=""/>
-      <w:lvlJc w:val="left"/>
-      <w:pPr>
-        <w:tabs>
-          <w:tab w:val="num" w:pos="2793"/>
-        </w:tabs>
-        <w:ind w:left="2793" w:hanging="360"/>
-      </w:pPr>
-      <w:rPr>
-        <w:rFonts w:ascii="Wingdings" w:hAnsi="Wingdings" w:hint="default"/>
-        <w:sz w:val="20"/>
-      </w:rPr>
-    </w:lvl>
-    <w:lvl w:ilvl="3" w:tentative="1">
-      <w:start w:val="1"/>
-      <w:numFmt w:val="bullet"/>
-      <w:lvlText w:val=""/>
-      <w:lvlJc w:val="left"/>
-      <w:pPr>
-        <w:tabs>
-          <w:tab w:val="num" w:pos="3513"/>
-        </w:tabs>
-        <w:ind w:left="3513" w:hanging="360"/>
-      </w:pPr>
-      <w:rPr>
-        <w:rFonts w:ascii="Wingdings" w:hAnsi="Wingdings" w:hint="default"/>
-        <w:sz w:val="20"/>
-      </w:rPr>
-    </w:lvl>
-    <w:lvl w:ilvl="4" w:tentative="1">
-      <w:start w:val="1"/>
-      <w:numFmt w:val="bullet"/>
-      <w:lvlText w:val=""/>
-      <w:lvlJc w:val="left"/>
-      <w:pPr>
-        <w:tabs>
-          <w:tab w:val="num" w:pos="4233"/>
-        </w:tabs>
-        <w:ind w:left="4233" w:hanging="360"/>
-      </w:pPr>
-      <w:rPr>
-        <w:rFonts w:ascii="Wingdings" w:hAnsi="Wingdings" w:hint="default"/>
-        <w:sz w:val="20"/>
-      </w:rPr>
-    </w:lvl>
-    <w:lvl w:ilvl="5" w:tentative="1">
-      <w:start w:val="1"/>
-      <w:numFmt w:val="bullet"/>
-      <w:lvlText w:val=""/>
-      <w:lvlJc w:val="left"/>
-      <w:pPr>
-        <w:tabs>
-          <w:tab w:val="num" w:pos="4953"/>
-        </w:tabs>
-        <w:ind w:left="4953" w:hanging="360"/>
-      </w:pPr>
-      <w:rPr>
-        <w:rFonts w:ascii="Wingdings" w:hAnsi="Wingdings" w:hint="default"/>
-        <w:sz w:val="20"/>
-      </w:rPr>
-    </w:lvl>
-    <w:lvl w:ilvl="6" w:tentative="1">
-      <w:start w:val="1"/>
-      <w:numFmt w:val="bullet"/>
-      <w:lvlText w:val=""/>
-      <w:lvlJc w:val="left"/>
-      <w:pPr>
-        <w:tabs>
-          <w:tab w:val="num" w:pos="5673"/>
-        </w:tabs>
-        <w:ind w:left="5673" w:hanging="360"/>
-      </w:pPr>
-      <w:rPr>
-        <w:rFonts w:ascii="Wingdings" w:hAnsi="Wingdings" w:hint="default"/>
-        <w:sz w:val="20"/>
-      </w:rPr>
-    </w:lvl>
-    <w:lvl w:ilvl="7" w:tentative="1">
-      <w:start w:val="1"/>
-      <w:numFmt w:val="bullet"/>
-      <w:lvlText w:val=""/>
-      <w:lvlJc w:val="left"/>
-      <w:pPr>
-        <w:tabs>
-          <w:tab w:val="num" w:pos="6393"/>
-        </w:tabs>
-        <w:ind w:left="6393" w:hanging="360"/>
-      </w:pPr>
-      <w:rPr>
-        <w:rFonts w:ascii="Wingdings" w:hAnsi="Wingdings" w:hint="default"/>
-        <w:sz w:val="20"/>
-      </w:rPr>
-    </w:lvl>
-    <w:lvl w:ilvl="8" w:tentative="1">
-      <w:start w:val="1"/>
-      <w:numFmt w:val="bullet"/>
-      <w:lvlText w:val=""/>
-      <w:lvlJc w:val="left"/>
-      <w:pPr>
-        <w:tabs>
-          <w:tab w:val="num" w:pos="7113"/>
-        </w:tabs>
-        <w:ind w:left="7113" w:hanging="360"/>
-      </w:pPr>
-      <w:rPr>
-        <w:rFonts w:ascii="Wingdings" w:hAnsi="Wingdings" w:hint="default"/>
-        <w:sz w:val="20"/>
-      </w:rPr>
-    </w:lvl>
-  </w:abstractNum>
-  <w:abstractNum w:abstractNumId="20" w15:restartNumberingAfterBreak="0">
-    <w:nsid w:val="258F240D"/>
-    <w:multiLevelType w:val="hybridMultilevel"/>
-    <w:tmpl w:val="6D5A9EDC"/>
-    <w:lvl w:ilvl="0" w:tplc="240A0001">
-      <w:start w:val="1"/>
-      <w:numFmt w:val="bullet"/>
-      <w:lvlText w:val=""/>
-      <w:lvlJc w:val="left"/>
-      <w:pPr>
-        <w:ind w:left="1429" w:hanging="360"/>
-      </w:pPr>
-      <w:rPr>
-        <w:rFonts w:ascii="Symbol" w:hAnsi="Symbol" w:hint="default"/>
-      </w:rPr>
-    </w:lvl>
-    <w:lvl w:ilvl="1" w:tplc="240A0003" w:tentative="1">
-      <w:start w:val="1"/>
-      <w:numFmt w:val="bullet"/>
-      <w:lvlText w:val="o"/>
-      <w:lvlJc w:val="left"/>
-      <w:pPr>
-        <w:ind w:left="2149" w:hanging="360"/>
-      </w:pPr>
-      <w:rPr>
-        <w:rFonts w:ascii="Courier New" w:hAnsi="Courier New" w:cs="Courier New" w:hint="default"/>
-      </w:rPr>
-    </w:lvl>
-    <w:lvl w:ilvl="2" w:tplc="240A0005" w:tentative="1">
-      <w:start w:val="1"/>
-      <w:numFmt w:val="bullet"/>
-      <w:lvlText w:val=""/>
-      <w:lvlJc w:val="left"/>
-      <w:pPr>
-        <w:ind w:left="2869" w:hanging="360"/>
-      </w:pPr>
-      <w:rPr>
-        <w:rFonts w:ascii="Wingdings" w:hAnsi="Wingdings" w:hint="default"/>
-      </w:rPr>
-    </w:lvl>
-    <w:lvl w:ilvl="3" w:tplc="240A0001" w:tentative="1">
-      <w:start w:val="1"/>
-      <w:numFmt w:val="bullet"/>
-      <w:lvlText w:val=""/>
-      <w:lvlJc w:val="left"/>
-      <w:pPr>
-        <w:ind w:left="3589" w:hanging="360"/>
-      </w:pPr>
-      <w:rPr>
-        <w:rFonts w:ascii="Symbol" w:hAnsi="Symbol" w:hint="default"/>
-      </w:rPr>
-    </w:lvl>
-    <w:lvl w:ilvl="4" w:tplc="240A0003" w:tentative="1">
-      <w:start w:val="1"/>
-      <w:numFmt w:val="bullet"/>
-      <w:lvlText w:val="o"/>
-      <w:lvlJc w:val="left"/>
-      <w:pPr>
-        <w:ind w:left="4309" w:hanging="360"/>
-      </w:pPr>
-      <w:rPr>
-        <w:rFonts w:ascii="Courier New" w:hAnsi="Courier New" w:cs="Courier New" w:hint="default"/>
-      </w:rPr>
-    </w:lvl>
-    <w:lvl w:ilvl="5" w:tplc="240A0005" w:tentative="1">
-      <w:start w:val="1"/>
-      <w:numFmt w:val="bullet"/>
-      <w:lvlText w:val=""/>
-      <w:lvlJc w:val="left"/>
-      <w:pPr>
-        <w:ind w:left="5029" w:hanging="360"/>
-      </w:pPr>
-      <w:rPr>
-        <w:rFonts w:ascii="Wingdings" w:hAnsi="Wingdings" w:hint="default"/>
-      </w:rPr>
-    </w:lvl>
-    <w:lvl w:ilvl="6" w:tplc="240A0001" w:tentative="1">
-      <w:start w:val="1"/>
-      <w:numFmt w:val="bullet"/>
-      <w:lvlText w:val=""/>
-      <w:lvlJc w:val="left"/>
-      <w:pPr>
-        <w:ind w:left="5749" w:hanging="360"/>
-      </w:pPr>
-      <w:rPr>
-        <w:rFonts w:ascii="Symbol" w:hAnsi="Symbol" w:hint="default"/>
-      </w:rPr>
-    </w:lvl>
-    <w:lvl w:ilvl="7" w:tplc="240A0003" w:tentative="1">
-      <w:start w:val="1"/>
-      <w:numFmt w:val="bullet"/>
-      <w:lvlText w:val="o"/>
-      <w:lvlJc w:val="left"/>
-      <w:pPr>
-        <w:ind w:left="6469" w:hanging="360"/>
-      </w:pPr>
-      <w:rPr>
-        <w:rFonts w:ascii="Courier New" w:hAnsi="Courier New" w:cs="Courier New" w:hint="default"/>
-      </w:rPr>
-    </w:lvl>
-    <w:lvl w:ilvl="8" w:tplc="240A0005" w:tentative="1">
-      <w:start w:val="1"/>
-      <w:numFmt w:val="bullet"/>
-      <w:lvlText w:val=""/>
-      <w:lvlJc w:val="left"/>
-      <w:pPr>
-        <w:ind w:left="7189" w:hanging="360"/>
-      </w:pPr>
-      <w:rPr>
-        <w:rFonts w:ascii="Wingdings" w:hAnsi="Wingdings" w:hint="default"/>
-      </w:rPr>
-    </w:lvl>
-  </w:abstractNum>
-  <w:abstractNum w:abstractNumId="21" w15:restartNumberingAfterBreak="0">
-    <w:nsid w:val="26937EDB"/>
-    <w:multiLevelType w:val="hybridMultilevel"/>
-    <w:tmpl w:val="E85004CC"/>
-    <w:lvl w:ilvl="0" w:tplc="240A0001">
-      <w:start w:val="1"/>
-      <w:numFmt w:val="bullet"/>
-      <w:lvlText w:val=""/>
-      <w:lvlJc w:val="left"/>
-      <w:pPr>
-        <w:ind w:left="2868" w:hanging="360"/>
-      </w:pPr>
-      <w:rPr>
-        <w:rFonts w:ascii="Symbol" w:hAnsi="Symbol" w:hint="default"/>
-      </w:rPr>
-    </w:lvl>
-    <w:lvl w:ilvl="1" w:tplc="240A0003" w:tentative="1">
-      <w:start w:val="1"/>
-      <w:numFmt w:val="bullet"/>
-      <w:lvlText w:val="o"/>
-      <w:lvlJc w:val="left"/>
-      <w:pPr>
-        <w:ind w:left="3588" w:hanging="360"/>
-      </w:pPr>
-      <w:rPr>
-        <w:rFonts w:ascii="Courier New" w:hAnsi="Courier New" w:cs="Courier New" w:hint="default"/>
-      </w:rPr>
-    </w:lvl>
-    <w:lvl w:ilvl="2" w:tplc="240A0005" w:tentative="1">
-      <w:start w:val="1"/>
-      <w:numFmt w:val="bullet"/>
-      <w:lvlText w:val=""/>
-      <w:lvlJc w:val="left"/>
-      <w:pPr>
-        <w:ind w:left="4308" w:hanging="360"/>
-      </w:pPr>
-      <w:rPr>
-        <w:rFonts w:ascii="Wingdings" w:hAnsi="Wingdings" w:hint="default"/>
-      </w:rPr>
-    </w:lvl>
-    <w:lvl w:ilvl="3" w:tplc="240A0001" w:tentative="1">
-      <w:start w:val="1"/>
-      <w:numFmt w:val="bullet"/>
-      <w:lvlText w:val=""/>
-      <w:lvlJc w:val="left"/>
-      <w:pPr>
-        <w:ind w:left="5028" w:hanging="360"/>
-      </w:pPr>
-      <w:rPr>
-        <w:rFonts w:ascii="Symbol" w:hAnsi="Symbol" w:hint="default"/>
-      </w:rPr>
-    </w:lvl>
-    <w:lvl w:ilvl="4" w:tplc="240A0003" w:tentative="1">
-      <w:start w:val="1"/>
-      <w:numFmt w:val="bullet"/>
-      <w:lvlText w:val="o"/>
-      <w:lvlJc w:val="left"/>
-      <w:pPr>
-        <w:ind w:left="5748" w:hanging="360"/>
-      </w:pPr>
-      <w:rPr>
-        <w:rFonts w:ascii="Courier New" w:hAnsi="Courier New" w:cs="Courier New" w:hint="default"/>
-      </w:rPr>
-    </w:lvl>
-    <w:lvl w:ilvl="5" w:tplc="240A0005" w:tentative="1">
-      <w:start w:val="1"/>
-      <w:numFmt w:val="bullet"/>
-      <w:lvlText w:val=""/>
-      <w:lvlJc w:val="left"/>
-      <w:pPr>
-        <w:ind w:left="6468" w:hanging="360"/>
-      </w:pPr>
-      <w:rPr>
-        <w:rFonts w:ascii="Wingdings" w:hAnsi="Wingdings" w:hint="default"/>
-      </w:rPr>
-    </w:lvl>
-    <w:lvl w:ilvl="6" w:tplc="240A0001" w:tentative="1">
-      <w:start w:val="1"/>
-      <w:numFmt w:val="bullet"/>
-      <w:lvlText w:val=""/>
-      <w:lvlJc w:val="left"/>
-      <w:pPr>
-        <w:ind w:left="7188" w:hanging="360"/>
-      </w:pPr>
-      <w:rPr>
-        <w:rFonts w:ascii="Symbol" w:hAnsi="Symbol" w:hint="default"/>
-      </w:rPr>
-    </w:lvl>
-    <w:lvl w:ilvl="7" w:tplc="240A0003" w:tentative="1">
-      <w:start w:val="1"/>
-      <w:numFmt w:val="bullet"/>
-      <w:lvlText w:val="o"/>
-      <w:lvlJc w:val="left"/>
-      <w:pPr>
-        <w:ind w:left="7908" w:hanging="360"/>
-      </w:pPr>
-      <w:rPr>
-        <w:rFonts w:ascii="Courier New" w:hAnsi="Courier New" w:cs="Courier New" w:hint="default"/>
-      </w:rPr>
-    </w:lvl>
-    <w:lvl w:ilvl="8" w:tplc="240A0005" w:tentative="1">
-      <w:start w:val="1"/>
-      <w:numFmt w:val="bullet"/>
-      <w:lvlText w:val=""/>
-      <w:lvlJc w:val="left"/>
-      <w:pPr>
-        <w:ind w:left="8628" w:hanging="360"/>
-      </w:pPr>
-      <w:rPr>
-        <w:rFonts w:ascii="Wingdings" w:hAnsi="Wingdings" w:hint="default"/>
-      </w:rPr>
-    </w:lvl>
-  </w:abstractNum>
-  <w:abstractNum w:abstractNumId="22" w15:restartNumberingAfterBreak="0">
-    <w:nsid w:val="28E46A6B"/>
-    <w:multiLevelType w:val="multilevel"/>
-    <w:tmpl w:val="D1765716"/>
-    <w:lvl w:ilvl="0">
-      <w:start w:val="1"/>
-      <w:numFmt w:val="bullet"/>
-      <w:lvlText w:val=""/>
-      <w:lvlJc w:val="left"/>
-      <w:pPr>
-        <w:tabs>
-          <w:tab w:val="num" w:pos="720"/>
-        </w:tabs>
-        <w:ind w:left="720" w:hanging="360"/>
-      </w:pPr>
-      <w:rPr>
-        <w:rFonts w:ascii="Symbol" w:hAnsi="Symbol" w:hint="default"/>
-        <w:sz w:val="20"/>
-      </w:rPr>
-    </w:lvl>
-    <w:lvl w:ilvl="1" w:tentative="1">
-      <w:start w:val="1"/>
-      <w:numFmt w:val="bullet"/>
-      <w:lvlText w:val="o"/>
-      <w:lvlJc w:val="left"/>
-      <w:pPr>
-        <w:tabs>
-          <w:tab w:val="num" w:pos="1440"/>
-        </w:tabs>
-        <w:ind w:left="1440" w:hanging="360"/>
-      </w:pPr>
-      <w:rPr>
-        <w:rFonts w:ascii="Courier New" w:hAnsi="Courier New" w:hint="default"/>
-        <w:sz w:val="20"/>
-      </w:rPr>
-    </w:lvl>
-    <w:lvl w:ilvl="2" w:tentative="1">
-      <w:start w:val="1"/>
-      <w:numFmt w:val="bullet"/>
-      <w:lvlText w:val=""/>
-      <w:lvlJc w:val="left"/>
-      <w:pPr>
-        <w:tabs>
-          <w:tab w:val="num" w:pos="2160"/>
-        </w:tabs>
-        <w:ind w:left="2160" w:hanging="360"/>
-      </w:pPr>
-      <w:rPr>
-        <w:rFonts w:ascii="Wingdings" w:hAnsi="Wingdings" w:hint="default"/>
-        <w:sz w:val="20"/>
-      </w:rPr>
-    </w:lvl>
-    <w:lvl w:ilvl="3" w:tentative="1">
-      <w:start w:val="1"/>
-      <w:numFmt w:val="bullet"/>
-      <w:lvlText w:val=""/>
-      <w:lvlJc w:val="left"/>
-      <w:pPr>
-        <w:tabs>
-          <w:tab w:val="num" w:pos="2880"/>
-        </w:tabs>
-        <w:ind w:left="2880" w:hanging="360"/>
-      </w:pPr>
-      <w:rPr>
-        <w:rFonts w:ascii="Wingdings" w:hAnsi="Wingdings" w:hint="default"/>
-        <w:sz w:val="20"/>
-      </w:rPr>
-    </w:lvl>
-    <w:lvl w:ilvl="4" w:tentative="1">
-      <w:start w:val="1"/>
-      <w:numFmt w:val="bullet"/>
-      <w:lvlText w:val=""/>
-      <w:lvlJc w:val="left"/>
-      <w:pPr>
-        <w:tabs>
-          <w:tab w:val="num" w:pos="3600"/>
-        </w:tabs>
-        <w:ind w:left="3600" w:hanging="360"/>
-      </w:pPr>
-      <w:rPr>
-        <w:rFonts w:ascii="Wingdings" w:hAnsi="Wingdings" w:hint="default"/>
-        <w:sz w:val="20"/>
-      </w:rPr>
-    </w:lvl>
-    <w:lvl w:ilvl="5" w:tentative="1">
-      <w:start w:val="1"/>
-      <w:numFmt w:val="bullet"/>
-      <w:lvlText w:val=""/>
-      <w:lvlJc w:val="left"/>
-      <w:pPr>
-        <w:tabs>
-          <w:tab w:val="num" w:pos="4320"/>
-        </w:tabs>
-        <w:ind w:left="4320" w:hanging="360"/>
-      </w:pPr>
-      <w:rPr>
-        <w:rFonts w:ascii="Wingdings" w:hAnsi="Wingdings" w:hint="default"/>
-        <w:sz w:val="20"/>
-      </w:rPr>
-    </w:lvl>
-    <w:lvl w:ilvl="6" w:tentative="1">
-      <w:start w:val="1"/>
-      <w:numFmt w:val="bullet"/>
-      <w:lvlText w:val=""/>
-      <w:lvlJc w:val="left"/>
-      <w:pPr>
-        <w:tabs>
-          <w:tab w:val="num" w:pos="5040"/>
-        </w:tabs>
-        <w:ind w:left="5040" w:hanging="360"/>
-      </w:pPr>
-      <w:rPr>
-        <w:rFonts w:ascii="Wingdings" w:hAnsi="Wingdings" w:hint="default"/>
-        <w:sz w:val="20"/>
-      </w:rPr>
-    </w:lvl>
-    <w:lvl w:ilvl="7" w:tentative="1">
-      <w:start w:val="1"/>
-      <w:numFmt w:val="bullet"/>
-      <w:lvlText w:val=""/>
-      <w:lvlJc w:val="left"/>
-      <w:pPr>
-        <w:tabs>
-          <w:tab w:val="num" w:pos="5760"/>
-        </w:tabs>
-        <w:ind w:left="5760" w:hanging="360"/>
-      </w:pPr>
-      <w:rPr>
-        <w:rFonts w:ascii="Wingdings" w:hAnsi="Wingdings" w:hint="default"/>
-        <w:sz w:val="20"/>
-      </w:rPr>
-    </w:lvl>
-    <w:lvl w:ilvl="8" w:tentative="1">
-      <w:start w:val="1"/>
-      <w:numFmt w:val="bullet"/>
-      <w:lvlText w:val=""/>
-      <w:lvlJc w:val="left"/>
-      <w:pPr>
-        <w:tabs>
-          <w:tab w:val="num" w:pos="6480"/>
-        </w:tabs>
-        <w:ind w:left="6480" w:hanging="360"/>
-      </w:pPr>
-      <w:rPr>
-        <w:rFonts w:ascii="Wingdings" w:hAnsi="Wingdings" w:hint="default"/>
-        <w:sz w:val="20"/>
-      </w:rPr>
-    </w:lvl>
-  </w:abstractNum>
-  <w:abstractNum w:abstractNumId="23" w15:restartNumberingAfterBreak="0">
-    <w:nsid w:val="2A787236"/>
-    <w:multiLevelType w:val="hybridMultilevel"/>
-    <w:tmpl w:val="9B463DA0"/>
-    <w:lvl w:ilvl="0" w:tplc="240A0017">
-      <w:start w:val="1"/>
-      <w:numFmt w:val="lowerLetter"/>
-      <w:lvlText w:val="%1)"/>
-      <w:lvlJc w:val="left"/>
-      <w:pPr>
-        <w:ind w:left="720" w:hanging="360"/>
-      </w:pPr>
-    </w:lvl>
-    <w:lvl w:ilvl="1" w:tplc="240A0019" w:tentative="1">
-      <w:start w:val="1"/>
-      <w:numFmt w:val="lowerLetter"/>
-      <w:lvlText w:val="%2."/>
-      <w:lvlJc w:val="left"/>
-      <w:pPr>
-        <w:ind w:left="1440" w:hanging="360"/>
-      </w:pPr>
-    </w:lvl>
-    <w:lvl w:ilvl="2" w:tplc="240A001B" w:tentative="1">
-      <w:start w:val="1"/>
-      <w:numFmt w:val="lowerRoman"/>
-      <w:lvlText w:val="%3."/>
-      <w:lvlJc w:val="right"/>
-      <w:pPr>
-        <w:ind w:left="2160" w:hanging="180"/>
-      </w:pPr>
-    </w:lvl>
-    <w:lvl w:ilvl="3" w:tplc="240A000F" w:tentative="1">
-      <w:start w:val="1"/>
-      <w:numFmt w:val="decimal"/>
-      <w:lvlText w:val="%4."/>
-      <w:lvlJc w:val="left"/>
-      <w:pPr>
-        <w:ind w:left="2880" w:hanging="360"/>
-      </w:pPr>
-    </w:lvl>
-    <w:lvl w:ilvl="4" w:tplc="240A0019" w:tentative="1">
-      <w:start w:val="1"/>
-      <w:numFmt w:val="lowerLetter"/>
-      <w:lvlText w:val="%5."/>
-      <w:lvlJc w:val="left"/>
-      <w:pPr>
-        <w:ind w:left="3600" w:hanging="360"/>
-      </w:pPr>
-    </w:lvl>
-    <w:lvl w:ilvl="5" w:tplc="240A001B" w:tentative="1">
-      <w:start w:val="1"/>
-      <w:numFmt w:val="lowerRoman"/>
-      <w:lvlText w:val="%6."/>
-      <w:lvlJc w:val="right"/>
-      <w:pPr>
-        <w:ind w:left="4320" w:hanging="180"/>
-      </w:pPr>
-    </w:lvl>
-    <w:lvl w:ilvl="6" w:tplc="240A000F" w:tentative="1">
-      <w:start w:val="1"/>
-      <w:numFmt w:val="decimal"/>
-      <w:lvlText w:val="%7."/>
-      <w:lvlJc w:val="left"/>
-      <w:pPr>
-        <w:ind w:left="5040" w:hanging="360"/>
-      </w:pPr>
-    </w:lvl>
-    <w:lvl w:ilvl="7" w:tplc="240A0019" w:tentative="1">
-      <w:start w:val="1"/>
-      <w:numFmt w:val="lowerLetter"/>
-      <w:lvlText w:val="%8."/>
-      <w:lvlJc w:val="left"/>
-      <w:pPr>
-        <w:ind w:left="5760" w:hanging="360"/>
-      </w:pPr>
-    </w:lvl>
-    <w:lvl w:ilvl="8" w:tplc="240A001B" w:tentative="1">
-      <w:start w:val="1"/>
-      <w:numFmt w:val="lowerRoman"/>
-      <w:lvlText w:val="%9."/>
-      <w:lvlJc w:val="right"/>
-      <w:pPr>
-        <w:ind w:left="6480" w:hanging="180"/>
-      </w:pPr>
-    </w:lvl>
-  </w:abstractNum>
-  <w:abstractNum w:abstractNumId="24" w15:restartNumberingAfterBreak="0">
-    <w:nsid w:val="2D194A27"/>
-    <w:multiLevelType w:val="hybridMultilevel"/>
-    <w:tmpl w:val="320E9494"/>
-    <w:lvl w:ilvl="0" w:tplc="240A0003">
-      <w:start w:val="1"/>
-      <w:numFmt w:val="bullet"/>
-      <w:lvlText w:val="o"/>
-      <w:lvlJc w:val="left"/>
-      <w:pPr>
-        <w:ind w:left="1428" w:hanging="360"/>
-      </w:pPr>
-      <w:rPr>
-        <w:rFonts w:ascii="Courier New" w:hAnsi="Courier New" w:cs="Courier New" w:hint="default"/>
-      </w:rPr>
-    </w:lvl>
-    <w:lvl w:ilvl="1" w:tplc="FFFFFFFF" w:tentative="1">
-      <w:start w:val="1"/>
-      <w:numFmt w:val="bullet"/>
-      <w:lvlText w:val="o"/>
-      <w:lvlJc w:val="left"/>
-      <w:pPr>
-        <w:ind w:left="2148" w:hanging="360"/>
-      </w:pPr>
-      <w:rPr>
-        <w:rFonts w:ascii="Courier New" w:hAnsi="Courier New" w:cs="Courier New" w:hint="default"/>
-      </w:rPr>
-    </w:lvl>
-    <w:lvl w:ilvl="2" w:tplc="FFFFFFFF" w:tentative="1">
-      <w:start w:val="1"/>
-      <w:numFmt w:val="bullet"/>
-      <w:lvlText w:val=""/>
-      <w:lvlJc w:val="left"/>
-      <w:pPr>
-        <w:ind w:left="2868" w:hanging="360"/>
-      </w:pPr>
-      <w:rPr>
-        <w:rFonts w:ascii="Wingdings" w:hAnsi="Wingdings" w:hint="default"/>
-      </w:rPr>
-    </w:lvl>
-    <w:lvl w:ilvl="3" w:tplc="FFFFFFFF" w:tentative="1">
-      <w:start w:val="1"/>
-      <w:numFmt w:val="bullet"/>
-      <w:lvlText w:val=""/>
-      <w:lvlJc w:val="left"/>
-      <w:pPr>
-        <w:ind w:left="3588" w:hanging="360"/>
-      </w:pPr>
-      <w:rPr>
-        <w:rFonts w:ascii="Symbol" w:hAnsi="Symbol" w:hint="default"/>
-      </w:rPr>
-    </w:lvl>
-    <w:lvl w:ilvl="4" w:tplc="FFFFFFFF" w:tentative="1">
-      <w:start w:val="1"/>
-      <w:numFmt w:val="bullet"/>
-      <w:lvlText w:val="o"/>
-      <w:lvlJc w:val="left"/>
-      <w:pPr>
-        <w:ind w:left="4308" w:hanging="360"/>
-      </w:pPr>
-      <w:rPr>
-        <w:rFonts w:ascii="Courier New" w:hAnsi="Courier New" w:cs="Courier New" w:hint="default"/>
-      </w:rPr>
-    </w:lvl>
-    <w:lvl w:ilvl="5" w:tplc="FFFFFFFF" w:tentative="1">
-      <w:start w:val="1"/>
-      <w:numFmt w:val="bullet"/>
-      <w:lvlText w:val=""/>
-      <w:lvlJc w:val="left"/>
-      <w:pPr>
-        <w:ind w:left="5028" w:hanging="360"/>
-      </w:pPr>
-      <w:rPr>
-        <w:rFonts w:ascii="Wingdings" w:hAnsi="Wingdings" w:hint="default"/>
-      </w:rPr>
-    </w:lvl>
-    <w:lvl w:ilvl="6" w:tplc="FFFFFFFF" w:tentative="1">
-      <w:start w:val="1"/>
-      <w:numFmt w:val="bullet"/>
-      <w:lvlText w:val=""/>
-      <w:lvlJc w:val="left"/>
-      <w:pPr>
-        <w:ind w:left="5748" w:hanging="360"/>
-      </w:pPr>
-      <w:rPr>
-        <w:rFonts w:ascii="Symbol" w:hAnsi="Symbol" w:hint="default"/>
-      </w:rPr>
-    </w:lvl>
-    <w:lvl w:ilvl="7" w:tplc="FFFFFFFF" w:tentative="1">
-      <w:start w:val="1"/>
-      <w:numFmt w:val="bullet"/>
-      <w:lvlText w:val="o"/>
-      <w:lvlJc w:val="left"/>
-      <w:pPr>
-        <w:ind w:left="6468" w:hanging="360"/>
-      </w:pPr>
-      <w:rPr>
-        <w:rFonts w:ascii="Courier New" w:hAnsi="Courier New" w:cs="Courier New" w:hint="default"/>
-      </w:rPr>
-    </w:lvl>
-    <w:lvl w:ilvl="8" w:tplc="FFFFFFFF" w:tentative="1">
-      <w:start w:val="1"/>
-      <w:numFmt w:val="bullet"/>
-      <w:lvlText w:val=""/>
-      <w:lvlJc w:val="left"/>
-      <w:pPr>
-        <w:ind w:left="7188" w:hanging="360"/>
-      </w:pPr>
-      <w:rPr>
-        <w:rFonts w:ascii="Wingdings" w:hAnsi="Wingdings" w:hint="default"/>
-      </w:rPr>
-    </w:lvl>
-  </w:abstractNum>
-  <w:abstractNum w:abstractNumId="25" w15:restartNumberingAfterBreak="0">
-    <w:nsid w:val="2D62315E"/>
-    <w:multiLevelType w:val="multilevel"/>
-    <w:tmpl w:val="762C0F92"/>
-    <w:lvl w:ilvl="0">
-      <w:start w:val="1"/>
-      <w:numFmt w:val="decimal"/>
-      <w:lvlText w:val="%1."/>
-      <w:lvlJc w:val="left"/>
-      <w:pPr>
-        <w:ind w:left="720" w:hanging="360"/>
-      </w:pPr>
-    </w:lvl>
-    <w:lvl w:ilvl="1">
-      <w:start w:val="2"/>
-      <w:numFmt w:val="decimal"/>
-      <w:isLgl/>
-      <w:lvlText w:val="%1.%2."/>
-      <w:lvlJc w:val="left"/>
-      <w:pPr>
-        <w:ind w:left="1080" w:hanging="720"/>
-      </w:pPr>
-      <w:rPr>
-        <w:rFonts w:hint="default"/>
-        <w:sz w:val="32"/>
-      </w:rPr>
-    </w:lvl>
-    <w:lvl w:ilvl="2">
-      <w:start w:val="1"/>
-      <w:numFmt w:val="decimal"/>
-      <w:isLgl/>
-      <w:lvlText w:val="%1.%2.%3."/>
-      <w:lvlJc w:val="left"/>
-      <w:pPr>
-        <w:ind w:left="1440" w:hanging="1080"/>
-      </w:pPr>
-      <w:rPr>
-        <w:rFonts w:hint="default"/>
-        <w:sz w:val="32"/>
-      </w:rPr>
-    </w:lvl>
-    <w:lvl w:ilvl="3">
-      <w:start w:val="1"/>
-      <w:numFmt w:val="decimal"/>
-      <w:isLgl/>
-      <w:lvlText w:val="%1.%2.%3.%4."/>
-      <w:lvlJc w:val="left"/>
-      <w:pPr>
-        <w:ind w:left="1800" w:hanging="1440"/>
-      </w:pPr>
-      <w:rPr>
-        <w:rFonts w:hint="default"/>
-        <w:sz w:val="32"/>
-      </w:rPr>
-    </w:lvl>
-    <w:lvl w:ilvl="4">
-      <w:start w:val="1"/>
-      <w:numFmt w:val="decimal"/>
-      <w:isLgl/>
-      <w:lvlText w:val="%1.%2.%3.%4.%5."/>
-      <w:lvlJc w:val="left"/>
-      <w:pPr>
-        <w:ind w:left="1800" w:hanging="1440"/>
-      </w:pPr>
-      <w:rPr>
-        <w:rFonts w:hint="default"/>
-        <w:sz w:val="32"/>
-      </w:rPr>
-    </w:lvl>
-    <w:lvl w:ilvl="5">
-      <w:start w:val="1"/>
-      <w:numFmt w:val="decimal"/>
-      <w:isLgl/>
-      <w:lvlText w:val="%1.%2.%3.%4.%5.%6."/>
-      <w:lvlJc w:val="left"/>
-      <w:pPr>
-        <w:ind w:left="2160" w:hanging="1800"/>
-      </w:pPr>
-      <w:rPr>
-        <w:rFonts w:hint="default"/>
-        <w:sz w:val="32"/>
-      </w:rPr>
-    </w:lvl>
-    <w:lvl w:ilvl="6">
-      <w:start w:val="1"/>
-      <w:numFmt w:val="decimal"/>
-      <w:isLgl/>
-      <w:lvlText w:val="%1.%2.%3.%4.%5.%6.%7."/>
-      <w:lvlJc w:val="left"/>
-      <w:pPr>
-        <w:ind w:left="2520" w:hanging="2160"/>
-      </w:pPr>
-      <w:rPr>
-        <w:rFonts w:hint="default"/>
-        <w:sz w:val="32"/>
-      </w:rPr>
-    </w:lvl>
-    <w:lvl w:ilvl="7">
-      <w:start w:val="1"/>
-      <w:numFmt w:val="decimal"/>
-      <w:isLgl/>
-      <w:lvlText w:val="%1.%2.%3.%4.%5.%6.%7.%8."/>
-      <w:lvlJc w:val="left"/>
-      <w:pPr>
-        <w:ind w:left="2880" w:hanging="2520"/>
-      </w:pPr>
-      <w:rPr>
-        <w:rFonts w:hint="default"/>
-        <w:sz w:val="32"/>
-      </w:rPr>
-    </w:lvl>
-    <w:lvl w:ilvl="8">
-      <w:start w:val="1"/>
-      <w:numFmt w:val="decimal"/>
-      <w:isLgl/>
-      <w:lvlText w:val="%1.%2.%3.%4.%5.%6.%7.%8.%9."/>
-      <w:lvlJc w:val="left"/>
-      <w:pPr>
-        <w:ind w:left="2880" w:hanging="2520"/>
-      </w:pPr>
-      <w:rPr>
-        <w:rFonts w:hint="default"/>
-        <w:sz w:val="32"/>
-      </w:rPr>
-    </w:lvl>
-  </w:abstractNum>
-  <w:abstractNum w:abstractNumId="26" w15:restartNumberingAfterBreak="0">
-    <w:nsid w:val="325355C4"/>
-    <w:multiLevelType w:val="hybridMultilevel"/>
-    <w:tmpl w:val="1EE82C84"/>
-    <w:lvl w:ilvl="0" w:tplc="240A0001">
-      <w:start w:val="1"/>
-      <w:numFmt w:val="bullet"/>
-      <w:lvlText w:val=""/>
-      <w:lvlJc w:val="left"/>
-      <w:pPr>
-        <w:ind w:left="1428" w:hanging="360"/>
-      </w:pPr>
-      <w:rPr>
-        <w:rFonts w:ascii="Symbol" w:hAnsi="Symbol" w:hint="default"/>
-      </w:rPr>
-    </w:lvl>
-    <w:lvl w:ilvl="1" w:tplc="240A0003" w:tentative="1">
-      <w:start w:val="1"/>
-      <w:numFmt w:val="bullet"/>
-      <w:lvlText w:val="o"/>
-      <w:lvlJc w:val="left"/>
-      <w:pPr>
-        <w:ind w:left="2148" w:hanging="360"/>
-      </w:pPr>
-      <w:rPr>
-        <w:rFonts w:ascii="Courier New" w:hAnsi="Courier New" w:cs="Courier New" w:hint="default"/>
-      </w:rPr>
-    </w:lvl>
-    <w:lvl w:ilvl="2" w:tplc="240A0005" w:tentative="1">
-      <w:start w:val="1"/>
-      <w:numFmt w:val="bullet"/>
-      <w:lvlText w:val=""/>
-      <w:lvlJc w:val="left"/>
-      <w:pPr>
-        <w:ind w:left="2868" w:hanging="360"/>
-      </w:pPr>
-      <w:rPr>
-        <w:rFonts w:ascii="Wingdings" w:hAnsi="Wingdings" w:hint="default"/>
-      </w:rPr>
-    </w:lvl>
-    <w:lvl w:ilvl="3" w:tplc="240A0001" w:tentative="1">
-      <w:start w:val="1"/>
-      <w:numFmt w:val="bullet"/>
-      <w:lvlText w:val=""/>
-      <w:lvlJc w:val="left"/>
-      <w:pPr>
-        <w:ind w:left="3588" w:hanging="360"/>
-      </w:pPr>
-      <w:rPr>
-        <w:rFonts w:ascii="Symbol" w:hAnsi="Symbol" w:hint="default"/>
-      </w:rPr>
-    </w:lvl>
-    <w:lvl w:ilvl="4" w:tplc="240A0003" w:tentative="1">
-      <w:start w:val="1"/>
-      <w:numFmt w:val="bullet"/>
-      <w:lvlText w:val="o"/>
-      <w:lvlJc w:val="left"/>
-      <w:pPr>
-        <w:ind w:left="4308" w:hanging="360"/>
-      </w:pPr>
-      <w:rPr>
-        <w:rFonts w:ascii="Courier New" w:hAnsi="Courier New" w:cs="Courier New" w:hint="default"/>
-      </w:rPr>
-    </w:lvl>
-    <w:lvl w:ilvl="5" w:tplc="240A0005" w:tentative="1">
-      <w:start w:val="1"/>
-      <w:numFmt w:val="bullet"/>
-      <w:lvlText w:val=""/>
-      <w:lvlJc w:val="left"/>
-      <w:pPr>
-        <w:ind w:left="5028" w:hanging="360"/>
-      </w:pPr>
-      <w:rPr>
-        <w:rFonts w:ascii="Wingdings" w:hAnsi="Wingdings" w:hint="default"/>
-      </w:rPr>
-    </w:lvl>
-    <w:lvl w:ilvl="6" w:tplc="240A0001" w:tentative="1">
-      <w:start w:val="1"/>
-      <w:numFmt w:val="bullet"/>
-      <w:lvlText w:val=""/>
-      <w:lvlJc w:val="left"/>
-      <w:pPr>
-        <w:ind w:left="5748" w:hanging="360"/>
-      </w:pPr>
-      <w:rPr>
-        <w:rFonts w:ascii="Symbol" w:hAnsi="Symbol" w:hint="default"/>
-      </w:rPr>
-    </w:lvl>
-    <w:lvl w:ilvl="7" w:tplc="240A0003" w:tentative="1">
-      <w:start w:val="1"/>
-      <w:numFmt w:val="bullet"/>
-      <w:lvlText w:val="o"/>
-      <w:lvlJc w:val="left"/>
-      <w:pPr>
-        <w:ind w:left="6468" w:hanging="360"/>
-      </w:pPr>
-      <w:rPr>
-        <w:rFonts w:ascii="Courier New" w:hAnsi="Courier New" w:cs="Courier New" w:hint="default"/>
-      </w:rPr>
-    </w:lvl>
-    <w:lvl w:ilvl="8" w:tplc="240A0005" w:tentative="1">
-      <w:start w:val="1"/>
-      <w:numFmt w:val="bullet"/>
-      <w:lvlText w:val=""/>
-      <w:lvlJc w:val="left"/>
-      <w:pPr>
-        <w:ind w:left="7188" w:hanging="360"/>
-      </w:pPr>
-      <w:rPr>
-        <w:rFonts w:ascii="Wingdings" w:hAnsi="Wingdings" w:hint="default"/>
-      </w:rPr>
-    </w:lvl>
-  </w:abstractNum>
-  <w:abstractNum w:abstractNumId="27" w15:restartNumberingAfterBreak="0">
-    <w:nsid w:val="362615F4"/>
-    <w:multiLevelType w:val="multilevel"/>
-    <w:tmpl w:val="7A382CEC"/>
-    <w:lvl w:ilvl="0">
-      <w:start w:val="1"/>
-      <w:numFmt w:val="bullet"/>
-      <w:lvlText w:val=""/>
-      <w:lvlJc w:val="left"/>
-      <w:pPr>
-        <w:tabs>
-          <w:tab w:val="num" w:pos="1068"/>
-        </w:tabs>
-        <w:ind w:left="1068" w:hanging="360"/>
-      </w:pPr>
-      <w:rPr>
-        <w:rFonts w:ascii="Symbol" w:hAnsi="Symbol" w:hint="default"/>
-        <w:sz w:val="20"/>
-      </w:rPr>
-    </w:lvl>
-    <w:lvl w:ilvl="1" w:tentative="1">
-      <w:start w:val="1"/>
-      <w:numFmt w:val="bullet"/>
-      <w:lvlText w:val="o"/>
-      <w:lvlJc w:val="left"/>
-      <w:pPr>
-        <w:tabs>
-          <w:tab w:val="num" w:pos="1788"/>
-        </w:tabs>
-        <w:ind w:left="1788" w:hanging="360"/>
-      </w:pPr>
-      <w:rPr>
-        <w:rFonts w:ascii="Courier New" w:hAnsi="Courier New" w:hint="default"/>
-        <w:sz w:val="20"/>
-      </w:rPr>
-    </w:lvl>
-    <w:lvl w:ilvl="2" w:tentative="1">
-      <w:start w:val="1"/>
-      <w:numFmt w:val="bullet"/>
-      <w:lvlText w:val=""/>
-      <w:lvlJc w:val="left"/>
-      <w:pPr>
-        <w:tabs>
-          <w:tab w:val="num" w:pos="2508"/>
-        </w:tabs>
-        <w:ind w:left="2508" w:hanging="360"/>
-      </w:pPr>
-      <w:rPr>
-        <w:rFonts w:ascii="Wingdings" w:hAnsi="Wingdings" w:hint="default"/>
-        <w:sz w:val="20"/>
-      </w:rPr>
-    </w:lvl>
-    <w:lvl w:ilvl="3" w:tentative="1">
-      <w:start w:val="1"/>
-      <w:numFmt w:val="bullet"/>
-      <w:lvlText w:val=""/>
-      <w:lvlJc w:val="left"/>
-      <w:pPr>
-        <w:tabs>
-          <w:tab w:val="num" w:pos="3228"/>
-        </w:tabs>
-        <w:ind w:left="3228" w:hanging="360"/>
-      </w:pPr>
-      <w:rPr>
-        <w:rFonts w:ascii="Wingdings" w:hAnsi="Wingdings" w:hint="default"/>
-        <w:sz w:val="20"/>
-      </w:rPr>
-    </w:lvl>
-    <w:lvl w:ilvl="4" w:tentative="1">
-      <w:start w:val="1"/>
-      <w:numFmt w:val="bullet"/>
-      <w:lvlText w:val=""/>
-      <w:lvlJc w:val="left"/>
-      <w:pPr>
-        <w:tabs>
-          <w:tab w:val="num" w:pos="3948"/>
-        </w:tabs>
-        <w:ind w:left="3948" w:hanging="360"/>
-      </w:pPr>
-      <w:rPr>
-        <w:rFonts w:ascii="Wingdings" w:hAnsi="Wingdings" w:hint="default"/>
-        <w:sz w:val="20"/>
-      </w:rPr>
-    </w:lvl>
-    <w:lvl w:ilvl="5" w:tentative="1">
-      <w:start w:val="1"/>
-      <w:numFmt w:val="bullet"/>
-      <w:lvlText w:val=""/>
-      <w:lvlJc w:val="left"/>
-      <w:pPr>
-        <w:tabs>
-          <w:tab w:val="num" w:pos="4668"/>
-        </w:tabs>
-        <w:ind w:left="4668" w:hanging="360"/>
-      </w:pPr>
-      <w:rPr>
-        <w:rFonts w:ascii="Wingdings" w:hAnsi="Wingdings" w:hint="default"/>
-        <w:sz w:val="20"/>
-      </w:rPr>
-    </w:lvl>
-    <w:lvl w:ilvl="6" w:tentative="1">
-      <w:start w:val="1"/>
-      <w:numFmt w:val="bullet"/>
-      <w:lvlText w:val=""/>
-      <w:lvlJc w:val="left"/>
-      <w:pPr>
-        <w:tabs>
-          <w:tab w:val="num" w:pos="5388"/>
-        </w:tabs>
-        <w:ind w:left="5388" w:hanging="360"/>
-      </w:pPr>
-      <w:rPr>
-        <w:rFonts w:ascii="Wingdings" w:hAnsi="Wingdings" w:hint="default"/>
-        <w:sz w:val="20"/>
-      </w:rPr>
-    </w:lvl>
-    <w:lvl w:ilvl="7" w:tentative="1">
-      <w:start w:val="1"/>
-      <w:numFmt w:val="bullet"/>
-      <w:lvlText w:val=""/>
-      <w:lvlJc w:val="left"/>
-      <w:pPr>
-        <w:tabs>
-          <w:tab w:val="num" w:pos="6108"/>
-        </w:tabs>
-        <w:ind w:left="6108" w:hanging="360"/>
-      </w:pPr>
-      <w:rPr>
-        <w:rFonts w:ascii="Wingdings" w:hAnsi="Wingdings" w:hint="default"/>
-        <w:sz w:val="20"/>
-      </w:rPr>
-    </w:lvl>
-    <w:lvl w:ilvl="8" w:tentative="1">
-      <w:start w:val="1"/>
-      <w:numFmt w:val="bullet"/>
-      <w:lvlText w:val=""/>
-      <w:lvlJc w:val="left"/>
-      <w:pPr>
-        <w:tabs>
-          <w:tab w:val="num" w:pos="6828"/>
-        </w:tabs>
-        <w:ind w:left="6828" w:hanging="360"/>
-      </w:pPr>
-      <w:rPr>
-        <w:rFonts w:ascii="Wingdings" w:hAnsi="Wingdings" w:hint="default"/>
-        <w:sz w:val="20"/>
-      </w:rPr>
-    </w:lvl>
-  </w:abstractNum>
-  <w:abstractNum w:abstractNumId="28" w15:restartNumberingAfterBreak="0">
-    <w:nsid w:val="368E176E"/>
-    <w:multiLevelType w:val="hybridMultilevel"/>
-    <w:tmpl w:val="BDF054FE"/>
-    <w:lvl w:ilvl="0" w:tplc="0E9A7DA8">
-      <w:start w:val="1"/>
-      <w:numFmt w:val="decimal"/>
-      <w:lvlText w:val="Video %1."/>
-      <w:lvlJc w:val="left"/>
-      <w:pPr>
-        <w:ind w:left="1429" w:hanging="360"/>
-      </w:pPr>
-      <w:rPr>
-        <w:rFonts w:ascii="Arial" w:hAnsi="Arial" w:hint="default"/>
-        <w:b/>
-        <w:i w:val="0"/>
-        <w:caps w:val="0"/>
-        <w:sz w:val="24"/>
-      </w:rPr>
-    </w:lvl>
-    <w:lvl w:ilvl="1" w:tplc="240A0019" w:tentative="1">
-      <w:start w:val="1"/>
-      <w:numFmt w:val="lowerLetter"/>
-      <w:lvlText w:val="%2."/>
-      <w:lvlJc w:val="left"/>
-      <w:pPr>
-        <w:ind w:left="2149" w:hanging="360"/>
-      </w:pPr>
-    </w:lvl>
-    <w:lvl w:ilvl="2" w:tplc="240A001B" w:tentative="1">
-      <w:start w:val="1"/>
-      <w:numFmt w:val="lowerRoman"/>
-      <w:lvlText w:val="%3."/>
-      <w:lvlJc w:val="right"/>
-      <w:pPr>
-        <w:ind w:left="2869" w:hanging="180"/>
-      </w:pPr>
-    </w:lvl>
-    <w:lvl w:ilvl="3" w:tplc="240A000F" w:tentative="1">
-      <w:start w:val="1"/>
-      <w:numFmt w:val="decimal"/>
-      <w:lvlText w:val="%4."/>
-      <w:lvlJc w:val="left"/>
-      <w:pPr>
-        <w:ind w:left="3589" w:hanging="360"/>
-      </w:pPr>
-    </w:lvl>
-    <w:lvl w:ilvl="4" w:tplc="240A0019" w:tentative="1">
-      <w:start w:val="1"/>
-      <w:numFmt w:val="lowerLetter"/>
-      <w:lvlText w:val="%5."/>
-      <w:lvlJc w:val="left"/>
-      <w:pPr>
-        <w:ind w:left="4309" w:hanging="360"/>
-      </w:pPr>
-    </w:lvl>
-    <w:lvl w:ilvl="5" w:tplc="240A001B" w:tentative="1">
-      <w:start w:val="1"/>
-      <w:numFmt w:val="lowerRoman"/>
-      <w:lvlText w:val="%6."/>
-      <w:lvlJc w:val="right"/>
-      <w:pPr>
-        <w:ind w:left="5029" w:hanging="180"/>
-      </w:pPr>
-    </w:lvl>
-    <w:lvl w:ilvl="6" w:tplc="240A000F" w:tentative="1">
-      <w:start w:val="1"/>
-      <w:numFmt w:val="decimal"/>
-      <w:lvlText w:val="%7."/>
-      <w:lvlJc w:val="left"/>
-      <w:pPr>
-        <w:ind w:left="5749" w:hanging="360"/>
-      </w:pPr>
-    </w:lvl>
-    <w:lvl w:ilvl="7" w:tplc="240A0019" w:tentative="1">
-      <w:start w:val="1"/>
-      <w:numFmt w:val="lowerLetter"/>
-      <w:lvlText w:val="%8."/>
-      <w:lvlJc w:val="left"/>
-      <w:pPr>
-        <w:ind w:left="6469" w:hanging="360"/>
-      </w:pPr>
-    </w:lvl>
-    <w:lvl w:ilvl="8" w:tplc="240A001B" w:tentative="1">
-      <w:start w:val="1"/>
-      <w:numFmt w:val="lowerRoman"/>
-      <w:lvlText w:val="%9."/>
-      <w:lvlJc w:val="right"/>
-      <w:pPr>
-        <w:ind w:left="7189" w:hanging="180"/>
-      </w:pPr>
-    </w:lvl>
-  </w:abstractNum>
-  <w:abstractNum w:abstractNumId="29" w15:restartNumberingAfterBreak="0">
-    <w:nsid w:val="38A855C5"/>
-    <w:multiLevelType w:val="hybridMultilevel"/>
-    <w:tmpl w:val="A9B40F50"/>
-    <w:lvl w:ilvl="0" w:tplc="FFFFFFFF">
-      <w:start w:val="1"/>
-      <w:numFmt w:val="lowerLetter"/>
-      <w:lvlText w:val="%1)"/>
-      <w:lvlJc w:val="left"/>
-      <w:pPr>
-        <w:ind w:left="1429" w:hanging="360"/>
-      </w:pPr>
-    </w:lvl>
-    <w:lvl w:ilvl="1" w:tplc="240A0017">
-      <w:start w:val="1"/>
-      <w:numFmt w:val="lowerLetter"/>
-      <w:lvlText w:val="%2)"/>
-      <w:lvlJc w:val="left"/>
-      <w:pPr>
-        <w:ind w:left="2574" w:hanging="360"/>
-      </w:pPr>
-    </w:lvl>
-    <w:lvl w:ilvl="2" w:tplc="FFFFFFFF" w:tentative="1">
-      <w:start w:val="1"/>
-      <w:numFmt w:val="lowerRoman"/>
-      <w:lvlText w:val="%3."/>
-      <w:lvlJc w:val="right"/>
-      <w:pPr>
-        <w:ind w:left="2869" w:hanging="180"/>
-      </w:pPr>
-    </w:lvl>
-    <w:lvl w:ilvl="3" w:tplc="FFFFFFFF" w:tentative="1">
-      <w:start w:val="1"/>
-      <w:numFmt w:val="decimal"/>
-      <w:lvlText w:val="%4."/>
-      <w:lvlJc w:val="left"/>
-      <w:pPr>
-        <w:ind w:left="3589" w:hanging="360"/>
-      </w:pPr>
-    </w:lvl>
-    <w:lvl w:ilvl="4" w:tplc="FFFFFFFF" w:tentative="1">
-      <w:start w:val="1"/>
-      <w:numFmt w:val="lowerLetter"/>
-      <w:lvlText w:val="%5."/>
-      <w:lvlJc w:val="left"/>
-      <w:pPr>
-        <w:ind w:left="4309" w:hanging="360"/>
-      </w:pPr>
-    </w:lvl>
-    <w:lvl w:ilvl="5" w:tplc="FFFFFFFF" w:tentative="1">
-      <w:start w:val="1"/>
-      <w:numFmt w:val="lowerRoman"/>
-      <w:lvlText w:val="%6."/>
-      <w:lvlJc w:val="right"/>
-      <w:pPr>
-        <w:ind w:left="5029" w:hanging="180"/>
-      </w:pPr>
-    </w:lvl>
-    <w:lvl w:ilvl="6" w:tplc="FFFFFFFF" w:tentative="1">
-      <w:start w:val="1"/>
-      <w:numFmt w:val="decimal"/>
-      <w:lvlText w:val="%7."/>
-      <w:lvlJc w:val="left"/>
-      <w:pPr>
-        <w:ind w:left="5749" w:hanging="360"/>
-      </w:pPr>
-    </w:lvl>
-    <w:lvl w:ilvl="7" w:tplc="FFFFFFFF" w:tentative="1">
-      <w:start w:val="1"/>
-      <w:numFmt w:val="lowerLetter"/>
-      <w:lvlText w:val="%8."/>
-      <w:lvlJc w:val="left"/>
-      <w:pPr>
-        <w:ind w:left="6469" w:hanging="360"/>
-      </w:pPr>
-    </w:lvl>
-    <w:lvl w:ilvl="8" w:tplc="FFFFFFFF" w:tentative="1">
-      <w:start w:val="1"/>
-      <w:numFmt w:val="lowerRoman"/>
-      <w:lvlText w:val="%9."/>
-      <w:lvlJc w:val="right"/>
-      <w:pPr>
-        <w:ind w:left="7189" w:hanging="180"/>
-      </w:pPr>
-    </w:lvl>
-  </w:abstractNum>
-  <w:abstractNum w:abstractNumId="30" w15:restartNumberingAfterBreak="0">
-    <w:nsid w:val="38E4471D"/>
-    <w:multiLevelType w:val="hybridMultilevel"/>
-    <w:tmpl w:val="DB8E89F6"/>
-    <w:lvl w:ilvl="0" w:tplc="240A0003">
-      <w:start w:val="1"/>
-      <w:numFmt w:val="bullet"/>
-      <w:lvlText w:val="o"/>
-      <w:lvlJc w:val="left"/>
-      <w:pPr>
-        <w:ind w:left="1428" w:hanging="360"/>
-      </w:pPr>
-      <w:rPr>
-        <w:rFonts w:ascii="Courier New" w:hAnsi="Courier New" w:cs="Courier New" w:hint="default"/>
-      </w:rPr>
-    </w:lvl>
-    <w:lvl w:ilvl="1" w:tplc="240A0003" w:tentative="1">
-      <w:start w:val="1"/>
-      <w:numFmt w:val="bullet"/>
-      <w:lvlText w:val="o"/>
-      <w:lvlJc w:val="left"/>
-      <w:pPr>
-        <w:ind w:left="2148" w:hanging="360"/>
-      </w:pPr>
-      <w:rPr>
-        <w:rFonts w:ascii="Courier New" w:hAnsi="Courier New" w:cs="Courier New" w:hint="default"/>
-      </w:rPr>
-    </w:lvl>
-    <w:lvl w:ilvl="2" w:tplc="240A0005" w:tentative="1">
-      <w:start w:val="1"/>
-      <w:numFmt w:val="bullet"/>
-      <w:lvlText w:val=""/>
-      <w:lvlJc w:val="left"/>
-      <w:pPr>
-        <w:ind w:left="2868" w:hanging="360"/>
-      </w:pPr>
-      <w:rPr>
-        <w:rFonts w:ascii="Wingdings" w:hAnsi="Wingdings" w:hint="default"/>
-      </w:rPr>
-    </w:lvl>
-    <w:lvl w:ilvl="3" w:tplc="240A0001" w:tentative="1">
-      <w:start w:val="1"/>
-      <w:numFmt w:val="bullet"/>
-      <w:lvlText w:val=""/>
-      <w:lvlJc w:val="left"/>
-      <w:pPr>
-        <w:ind w:left="3588" w:hanging="360"/>
-      </w:pPr>
-      <w:rPr>
-        <w:rFonts w:ascii="Symbol" w:hAnsi="Symbol" w:hint="default"/>
-      </w:rPr>
-    </w:lvl>
-    <w:lvl w:ilvl="4" w:tplc="240A0003" w:tentative="1">
-      <w:start w:val="1"/>
-      <w:numFmt w:val="bullet"/>
-      <w:lvlText w:val="o"/>
-      <w:lvlJc w:val="left"/>
-      <w:pPr>
-        <w:ind w:left="4308" w:hanging="360"/>
-      </w:pPr>
-      <w:rPr>
-        <w:rFonts w:ascii="Courier New" w:hAnsi="Courier New" w:cs="Courier New" w:hint="default"/>
-      </w:rPr>
-    </w:lvl>
-    <w:lvl w:ilvl="5" w:tplc="240A0005" w:tentative="1">
-      <w:start w:val="1"/>
-      <w:numFmt w:val="bullet"/>
-      <w:lvlText w:val=""/>
-      <w:lvlJc w:val="left"/>
-      <w:pPr>
-        <w:ind w:left="5028" w:hanging="360"/>
-      </w:pPr>
-      <w:rPr>
-        <w:rFonts w:ascii="Wingdings" w:hAnsi="Wingdings" w:hint="default"/>
-      </w:rPr>
-    </w:lvl>
-    <w:lvl w:ilvl="6" w:tplc="240A0001" w:tentative="1">
-      <w:start w:val="1"/>
-      <w:numFmt w:val="bullet"/>
-      <w:lvlText w:val=""/>
-      <w:lvlJc w:val="left"/>
-      <w:pPr>
-        <w:ind w:left="5748" w:hanging="360"/>
-      </w:pPr>
-      <w:rPr>
-        <w:rFonts w:ascii="Symbol" w:hAnsi="Symbol" w:hint="default"/>
-      </w:rPr>
-    </w:lvl>
-    <w:lvl w:ilvl="7" w:tplc="240A0003" w:tentative="1">
-      <w:start w:val="1"/>
-      <w:numFmt w:val="bullet"/>
-      <w:lvlText w:val="o"/>
-      <w:lvlJc w:val="left"/>
-      <w:pPr>
-        <w:ind w:left="6468" w:hanging="360"/>
-      </w:pPr>
-      <w:rPr>
-        <w:rFonts w:ascii="Courier New" w:hAnsi="Courier New" w:cs="Courier New" w:hint="default"/>
-      </w:rPr>
-    </w:lvl>
-    <w:lvl w:ilvl="8" w:tplc="240A0005" w:tentative="1">
-      <w:start w:val="1"/>
-      <w:numFmt w:val="bullet"/>
-      <w:lvlText w:val=""/>
-      <w:lvlJc w:val="left"/>
-      <w:pPr>
-        <w:ind w:left="7188" w:hanging="360"/>
-      </w:pPr>
-      <w:rPr>
-        <w:rFonts w:ascii="Wingdings" w:hAnsi="Wingdings" w:hint="default"/>
-      </w:rPr>
-    </w:lvl>
-  </w:abstractNum>
-  <w:abstractNum w:abstractNumId="31" w15:restartNumberingAfterBreak="0">
-    <w:nsid w:val="3C8E644E"/>
-    <w:multiLevelType w:val="multilevel"/>
-    <w:tmpl w:val="240A001F"/>
-    <w:lvl w:ilvl="0">
-      <w:start w:val="1"/>
-      <w:numFmt w:val="decimal"/>
-      <w:lvlText w:val="%1."/>
-      <w:lvlJc w:val="left"/>
-      <w:pPr>
-        <w:ind w:left="360" w:hanging="360"/>
-      </w:pPr>
-      <w:rPr>
-        <w:rFonts w:hint="default"/>
-      </w:rPr>
-    </w:lvl>
-    <w:lvl w:ilvl="1">
-      <w:start w:val="1"/>
-      <w:numFmt w:val="decimal"/>
-      <w:lvlText w:val="%1.%2."/>
-      <w:lvlJc w:val="left"/>
-      <w:pPr>
-        <w:ind w:left="792" w:hanging="432"/>
-      </w:pPr>
-      <w:rPr>
-        <w:rFonts w:hint="default"/>
-      </w:rPr>
-    </w:lvl>
-    <w:lvl w:ilvl="2">
-      <w:start w:val="1"/>
-      <w:numFmt w:val="decimal"/>
-      <w:lvlText w:val="%1.%2.%3."/>
-      <w:lvlJc w:val="left"/>
-      <w:pPr>
-        <w:ind w:left="1224" w:hanging="504"/>
-      </w:pPr>
-      <w:rPr>
-        <w:rFonts w:hint="default"/>
-      </w:rPr>
-    </w:lvl>
-    <w:lvl w:ilvl="3">
-      <w:start w:val="1"/>
-      <w:numFmt w:val="decimal"/>
-      <w:lvlText w:val="%1.%2.%3.%4."/>
-      <w:lvlJc w:val="left"/>
-      <w:pPr>
-        <w:ind w:left="1728" w:hanging="648"/>
-      </w:pPr>
-      <w:rPr>
-        <w:rFonts w:hint="default"/>
-      </w:rPr>
-    </w:lvl>
-    <w:lvl w:ilvl="4">
-      <w:start w:val="1"/>
-      <w:numFmt w:val="decimal"/>
-      <w:lvlText w:val="%1.%2.%3.%4.%5."/>
-      <w:lvlJc w:val="left"/>
-      <w:pPr>
-        <w:ind w:left="2232" w:hanging="792"/>
-      </w:pPr>
-      <w:rPr>
-        <w:rFonts w:hint="default"/>
-      </w:rPr>
-    </w:lvl>
-    <w:lvl w:ilvl="5">
-      <w:start w:val="1"/>
-      <w:numFmt w:val="decimal"/>
-      <w:lvlText w:val="%1.%2.%3.%4.%5.%6."/>
-      <w:lvlJc w:val="left"/>
-      <w:pPr>
-        <w:ind w:left="2736" w:hanging="936"/>
-      </w:pPr>
-      <w:rPr>
-        <w:rFonts w:hint="default"/>
-      </w:rPr>
-    </w:lvl>
-    <w:lvl w:ilvl="6">
-      <w:start w:val="1"/>
-      <w:numFmt w:val="decimal"/>
-      <w:lvlText w:val="%1.%2.%3.%4.%5.%6.%7."/>
-      <w:lvlJc w:val="left"/>
-      <w:pPr>
-        <w:ind w:left="3240" w:hanging="1080"/>
-      </w:pPr>
-      <w:rPr>
-        <w:rFonts w:hint="default"/>
-      </w:rPr>
-    </w:lvl>
-    <w:lvl w:ilvl="7">
-      <w:start w:val="1"/>
-      <w:numFmt w:val="decimal"/>
-      <w:lvlText w:val="%1.%2.%3.%4.%5.%6.%7.%8."/>
-      <w:lvlJc w:val="left"/>
-      <w:pPr>
-        <w:ind w:left="3744" w:hanging="1224"/>
-      </w:pPr>
-      <w:rPr>
-        <w:rFonts w:hint="default"/>
-      </w:rPr>
-    </w:lvl>
-    <w:lvl w:ilvl="8">
-      <w:start w:val="1"/>
-      <w:numFmt w:val="decimal"/>
-      <w:lvlText w:val="%1.%2.%3.%4.%5.%6.%7.%8.%9."/>
-      <w:lvlJc w:val="left"/>
-      <w:pPr>
-        <w:ind w:left="4320" w:hanging="1440"/>
-      </w:pPr>
-      <w:rPr>
-        <w:rFonts w:hint="default"/>
-      </w:rPr>
-    </w:lvl>
-  </w:abstractNum>
-  <w:abstractNum w:abstractNumId="32" w15:restartNumberingAfterBreak="0">
-    <w:nsid w:val="3CC04E13"/>
-    <w:multiLevelType w:val="hybridMultilevel"/>
-    <w:tmpl w:val="FE62A3B8"/>
-    <w:lvl w:ilvl="0" w:tplc="240A0001">
-      <w:start w:val="1"/>
-      <w:numFmt w:val="bullet"/>
-      <w:lvlText w:val=""/>
-      <w:lvlJc w:val="left"/>
-      <w:pPr>
-        <w:ind w:left="1428" w:hanging="360"/>
-      </w:pPr>
-      <w:rPr>
-        <w:rFonts w:ascii="Symbol" w:hAnsi="Symbol" w:hint="default"/>
-      </w:rPr>
-    </w:lvl>
-    <w:lvl w:ilvl="1" w:tplc="240A0003" w:tentative="1">
-      <w:start w:val="1"/>
-      <w:numFmt w:val="bullet"/>
-      <w:lvlText w:val="o"/>
-      <w:lvlJc w:val="left"/>
-      <w:pPr>
-        <w:ind w:left="2148" w:hanging="360"/>
-      </w:pPr>
-      <w:rPr>
-        <w:rFonts w:ascii="Courier New" w:hAnsi="Courier New" w:cs="Courier New" w:hint="default"/>
-      </w:rPr>
-    </w:lvl>
-    <w:lvl w:ilvl="2" w:tplc="240A0005" w:tentative="1">
-      <w:start w:val="1"/>
-      <w:numFmt w:val="bullet"/>
-      <w:lvlText w:val=""/>
-      <w:lvlJc w:val="left"/>
-      <w:pPr>
-        <w:ind w:left="2868" w:hanging="360"/>
-      </w:pPr>
-      <w:rPr>
-        <w:rFonts w:ascii="Wingdings" w:hAnsi="Wingdings" w:hint="default"/>
-      </w:rPr>
-    </w:lvl>
-    <w:lvl w:ilvl="3" w:tplc="240A0001" w:tentative="1">
-      <w:start w:val="1"/>
-      <w:numFmt w:val="bullet"/>
-      <w:lvlText w:val=""/>
-      <w:lvlJc w:val="left"/>
-      <w:pPr>
-        <w:ind w:left="3588" w:hanging="360"/>
-      </w:pPr>
-      <w:rPr>
-        <w:rFonts w:ascii="Symbol" w:hAnsi="Symbol" w:hint="default"/>
-      </w:rPr>
-    </w:lvl>
-    <w:lvl w:ilvl="4" w:tplc="240A0003" w:tentative="1">
-      <w:start w:val="1"/>
-      <w:numFmt w:val="bullet"/>
-      <w:lvlText w:val="o"/>
-      <w:lvlJc w:val="left"/>
-      <w:pPr>
-        <w:ind w:left="4308" w:hanging="360"/>
-      </w:pPr>
-      <w:rPr>
-        <w:rFonts w:ascii="Courier New" w:hAnsi="Courier New" w:cs="Courier New" w:hint="default"/>
-      </w:rPr>
-    </w:lvl>
-    <w:lvl w:ilvl="5" w:tplc="240A0005" w:tentative="1">
-      <w:start w:val="1"/>
-      <w:numFmt w:val="bullet"/>
-      <w:lvlText w:val=""/>
-      <w:lvlJc w:val="left"/>
-      <w:pPr>
-        <w:ind w:left="5028" w:hanging="360"/>
-      </w:pPr>
-      <w:rPr>
-        <w:rFonts w:ascii="Wingdings" w:hAnsi="Wingdings" w:hint="default"/>
-      </w:rPr>
-    </w:lvl>
-    <w:lvl w:ilvl="6" w:tplc="240A0001" w:tentative="1">
-      <w:start w:val="1"/>
-      <w:numFmt w:val="bullet"/>
-      <w:lvlText w:val=""/>
-      <w:lvlJc w:val="left"/>
-      <w:pPr>
-        <w:ind w:left="5748" w:hanging="360"/>
-      </w:pPr>
-      <w:rPr>
-        <w:rFonts w:ascii="Symbol" w:hAnsi="Symbol" w:hint="default"/>
-      </w:rPr>
-    </w:lvl>
-    <w:lvl w:ilvl="7" w:tplc="240A0003" w:tentative="1">
-      <w:start w:val="1"/>
-      <w:numFmt w:val="bullet"/>
-      <w:lvlText w:val="o"/>
-      <w:lvlJc w:val="left"/>
-      <w:pPr>
-        <w:ind w:left="6468" w:hanging="360"/>
-      </w:pPr>
-      <w:rPr>
-        <w:rFonts w:ascii="Courier New" w:hAnsi="Courier New" w:cs="Courier New" w:hint="default"/>
-      </w:rPr>
-    </w:lvl>
-    <w:lvl w:ilvl="8" w:tplc="240A0005" w:tentative="1">
-      <w:start w:val="1"/>
-      <w:numFmt w:val="bullet"/>
-      <w:lvlText w:val=""/>
-      <w:lvlJc w:val="left"/>
-      <w:pPr>
-        <w:ind w:left="7188" w:hanging="360"/>
-      </w:pPr>
-      <w:rPr>
-        <w:rFonts w:ascii="Wingdings" w:hAnsi="Wingdings" w:hint="default"/>
-      </w:rPr>
-    </w:lvl>
-  </w:abstractNum>
-  <w:abstractNum w:abstractNumId="33" w15:restartNumberingAfterBreak="0">
-    <w:nsid w:val="3E365FFA"/>
-    <w:multiLevelType w:val="hybridMultilevel"/>
-    <w:tmpl w:val="A3E2B878"/>
-    <w:lvl w:ilvl="0" w:tplc="240A0003">
-      <w:start w:val="1"/>
-      <w:numFmt w:val="bullet"/>
-      <w:lvlText w:val="o"/>
-      <w:lvlJc w:val="left"/>
-      <w:pPr>
-        <w:ind w:left="1428" w:hanging="360"/>
-      </w:pPr>
-      <w:rPr>
-        <w:rFonts w:ascii="Courier New" w:hAnsi="Courier New" w:cs="Courier New" w:hint="default"/>
-      </w:rPr>
-    </w:lvl>
-    <w:lvl w:ilvl="1" w:tplc="240A0003" w:tentative="1">
-      <w:start w:val="1"/>
-      <w:numFmt w:val="bullet"/>
-      <w:lvlText w:val="o"/>
-      <w:lvlJc w:val="left"/>
-      <w:pPr>
-        <w:ind w:left="2148" w:hanging="360"/>
-      </w:pPr>
-      <w:rPr>
-        <w:rFonts w:ascii="Courier New" w:hAnsi="Courier New" w:cs="Courier New" w:hint="default"/>
-      </w:rPr>
-    </w:lvl>
-    <w:lvl w:ilvl="2" w:tplc="240A0005" w:tentative="1">
-      <w:start w:val="1"/>
-      <w:numFmt w:val="bullet"/>
-      <w:lvlText w:val=""/>
-      <w:lvlJc w:val="left"/>
-      <w:pPr>
-        <w:ind w:left="2868" w:hanging="360"/>
-      </w:pPr>
-      <w:rPr>
-        <w:rFonts w:ascii="Wingdings" w:hAnsi="Wingdings" w:hint="default"/>
-      </w:rPr>
-    </w:lvl>
-    <w:lvl w:ilvl="3" w:tplc="240A0001" w:tentative="1">
-      <w:start w:val="1"/>
-      <w:numFmt w:val="bullet"/>
-      <w:lvlText w:val=""/>
-      <w:lvlJc w:val="left"/>
-      <w:pPr>
-        <w:ind w:left="3588" w:hanging="360"/>
-      </w:pPr>
-      <w:rPr>
-        <w:rFonts w:ascii="Symbol" w:hAnsi="Symbol" w:hint="default"/>
-      </w:rPr>
-    </w:lvl>
-    <w:lvl w:ilvl="4" w:tplc="240A0003" w:tentative="1">
-      <w:start w:val="1"/>
-      <w:numFmt w:val="bullet"/>
-      <w:lvlText w:val="o"/>
-      <w:lvlJc w:val="left"/>
-      <w:pPr>
-        <w:ind w:left="4308" w:hanging="360"/>
-      </w:pPr>
-      <w:rPr>
-        <w:rFonts w:ascii="Courier New" w:hAnsi="Courier New" w:cs="Courier New" w:hint="default"/>
-      </w:rPr>
-    </w:lvl>
-    <w:lvl w:ilvl="5" w:tplc="240A0005" w:tentative="1">
-      <w:start w:val="1"/>
-      <w:numFmt w:val="bullet"/>
-      <w:lvlText w:val=""/>
-      <w:lvlJc w:val="left"/>
-      <w:pPr>
-        <w:ind w:left="5028" w:hanging="360"/>
-      </w:pPr>
-      <w:rPr>
-        <w:rFonts w:ascii="Wingdings" w:hAnsi="Wingdings" w:hint="default"/>
-      </w:rPr>
-    </w:lvl>
-    <w:lvl w:ilvl="6" w:tplc="240A0001" w:tentative="1">
-      <w:start w:val="1"/>
-      <w:numFmt w:val="bullet"/>
-      <w:lvlText w:val=""/>
-      <w:lvlJc w:val="left"/>
-      <w:pPr>
-        <w:ind w:left="5748" w:hanging="360"/>
-      </w:pPr>
-      <w:rPr>
-        <w:rFonts w:ascii="Symbol" w:hAnsi="Symbol" w:hint="default"/>
-      </w:rPr>
-    </w:lvl>
-    <w:lvl w:ilvl="7" w:tplc="240A0003" w:tentative="1">
-      <w:start w:val="1"/>
-      <w:numFmt w:val="bullet"/>
-      <w:lvlText w:val="o"/>
-      <w:lvlJc w:val="left"/>
-      <w:pPr>
-        <w:ind w:left="6468" w:hanging="360"/>
-      </w:pPr>
-      <w:rPr>
-        <w:rFonts w:ascii="Courier New" w:hAnsi="Courier New" w:cs="Courier New" w:hint="default"/>
-      </w:rPr>
-    </w:lvl>
-    <w:lvl w:ilvl="8" w:tplc="240A0005" w:tentative="1">
-      <w:start w:val="1"/>
-      <w:numFmt w:val="bullet"/>
-      <w:lvlText w:val=""/>
-      <w:lvlJc w:val="left"/>
-      <w:pPr>
-        <w:ind w:left="7188" w:hanging="360"/>
-      </w:pPr>
-      <w:rPr>
-        <w:rFonts w:ascii="Wingdings" w:hAnsi="Wingdings" w:hint="default"/>
-      </w:rPr>
-    </w:lvl>
-  </w:abstractNum>
-  <w:abstractNum w:abstractNumId="34" w15:restartNumberingAfterBreak="0">
-    <w:nsid w:val="40844F54"/>
-    <w:multiLevelType w:val="hybridMultilevel"/>
-    <w:tmpl w:val="E22EC1B6"/>
-    <w:lvl w:ilvl="0" w:tplc="240A0003">
-      <w:start w:val="1"/>
-      <w:numFmt w:val="bullet"/>
-      <w:lvlText w:val="o"/>
-      <w:lvlJc w:val="left"/>
-      <w:pPr>
-        <w:ind w:left="1428" w:hanging="360"/>
-      </w:pPr>
-      <w:rPr>
-        <w:rFonts w:ascii="Courier New" w:hAnsi="Courier New" w:cs="Courier New" w:hint="default"/>
-      </w:rPr>
-    </w:lvl>
-    <w:lvl w:ilvl="1" w:tplc="240A0003">
-      <w:start w:val="1"/>
-      <w:numFmt w:val="bullet"/>
-      <w:lvlText w:val="o"/>
-      <w:lvlJc w:val="left"/>
-      <w:pPr>
-        <w:ind w:left="2148" w:hanging="360"/>
-      </w:pPr>
-      <w:rPr>
-        <w:rFonts w:ascii="Courier New" w:hAnsi="Courier New" w:cs="Courier New" w:hint="default"/>
-      </w:rPr>
-    </w:lvl>
-    <w:lvl w:ilvl="2" w:tplc="240A0005" w:tentative="1">
-      <w:start w:val="1"/>
-      <w:numFmt w:val="bullet"/>
-      <w:lvlText w:val=""/>
-      <w:lvlJc w:val="left"/>
-      <w:pPr>
-        <w:ind w:left="2868" w:hanging="360"/>
-      </w:pPr>
-      <w:rPr>
-        <w:rFonts w:ascii="Wingdings" w:hAnsi="Wingdings" w:hint="default"/>
-      </w:rPr>
-    </w:lvl>
-    <w:lvl w:ilvl="3" w:tplc="240A0001" w:tentative="1">
-      <w:start w:val="1"/>
-      <w:numFmt w:val="bullet"/>
-      <w:lvlText w:val=""/>
-      <w:lvlJc w:val="left"/>
-      <w:pPr>
-        <w:ind w:left="3588" w:hanging="360"/>
-      </w:pPr>
-      <w:rPr>
-        <w:rFonts w:ascii="Symbol" w:hAnsi="Symbol" w:hint="default"/>
-      </w:rPr>
-    </w:lvl>
-    <w:lvl w:ilvl="4" w:tplc="240A0003" w:tentative="1">
-      <w:start w:val="1"/>
-      <w:numFmt w:val="bullet"/>
-      <w:lvlText w:val="o"/>
-      <w:lvlJc w:val="left"/>
-      <w:pPr>
-        <w:ind w:left="4308" w:hanging="360"/>
-      </w:pPr>
-      <w:rPr>
-        <w:rFonts w:ascii="Courier New" w:hAnsi="Courier New" w:cs="Courier New" w:hint="default"/>
-      </w:rPr>
-    </w:lvl>
-    <w:lvl w:ilvl="5" w:tplc="240A0005" w:tentative="1">
-      <w:start w:val="1"/>
-      <w:numFmt w:val="bullet"/>
-      <w:lvlText w:val=""/>
-      <w:lvlJc w:val="left"/>
-      <w:pPr>
-        <w:ind w:left="5028" w:hanging="360"/>
-      </w:pPr>
-      <w:rPr>
-        <w:rFonts w:ascii="Wingdings" w:hAnsi="Wingdings" w:hint="default"/>
-      </w:rPr>
-    </w:lvl>
-    <w:lvl w:ilvl="6" w:tplc="240A0001" w:tentative="1">
-      <w:start w:val="1"/>
-      <w:numFmt w:val="bullet"/>
-      <w:lvlText w:val=""/>
-      <w:lvlJc w:val="left"/>
-      <w:pPr>
-        <w:ind w:left="5748" w:hanging="360"/>
-      </w:pPr>
-      <w:rPr>
-        <w:rFonts w:ascii="Symbol" w:hAnsi="Symbol" w:hint="default"/>
-      </w:rPr>
-    </w:lvl>
-    <w:lvl w:ilvl="7" w:tplc="240A0003" w:tentative="1">
-      <w:start w:val="1"/>
-      <w:numFmt w:val="bullet"/>
-      <w:lvlText w:val="o"/>
-      <w:lvlJc w:val="left"/>
-      <w:pPr>
-        <w:ind w:left="6468" w:hanging="360"/>
-      </w:pPr>
-      <w:rPr>
-        <w:rFonts w:ascii="Courier New" w:hAnsi="Courier New" w:cs="Courier New" w:hint="default"/>
-      </w:rPr>
-    </w:lvl>
-    <w:lvl w:ilvl="8" w:tplc="240A0005" w:tentative="1">
-      <w:start w:val="1"/>
-      <w:numFmt w:val="bullet"/>
-      <w:lvlText w:val=""/>
-      <w:lvlJc w:val="left"/>
-      <w:pPr>
-        <w:ind w:left="7188" w:hanging="360"/>
-      </w:pPr>
-      <w:rPr>
-        <w:rFonts w:ascii="Wingdings" w:hAnsi="Wingdings" w:hint="default"/>
-      </w:rPr>
-    </w:lvl>
-  </w:abstractNum>
-  <w:abstractNum w:abstractNumId="35" w15:restartNumberingAfterBreak="0">
-    <w:nsid w:val="412E4C44"/>
-    <w:multiLevelType w:val="multilevel"/>
-    <w:tmpl w:val="134CB154"/>
-    <w:lvl w:ilvl="0">
-      <w:start w:val="1"/>
-      <w:numFmt w:val="bullet"/>
-      <w:lvlText w:val=""/>
-      <w:lvlJc w:val="left"/>
-      <w:pPr>
-        <w:tabs>
-          <w:tab w:val="num" w:pos="1068"/>
-        </w:tabs>
-        <w:ind w:left="1068" w:hanging="360"/>
-      </w:pPr>
-      <w:rPr>
-        <w:rFonts w:ascii="Symbol" w:hAnsi="Symbol" w:hint="default"/>
-        <w:sz w:val="20"/>
-      </w:rPr>
-    </w:lvl>
-    <w:lvl w:ilvl="1" w:tentative="1">
-      <w:start w:val="1"/>
-      <w:numFmt w:val="bullet"/>
-      <w:lvlText w:val="o"/>
-      <w:lvlJc w:val="left"/>
-      <w:pPr>
-        <w:tabs>
-          <w:tab w:val="num" w:pos="1788"/>
-        </w:tabs>
-        <w:ind w:left="1788" w:hanging="360"/>
-      </w:pPr>
-      <w:rPr>
-        <w:rFonts w:ascii="Courier New" w:hAnsi="Courier New" w:hint="default"/>
-        <w:sz w:val="20"/>
-      </w:rPr>
-    </w:lvl>
-    <w:lvl w:ilvl="2" w:tentative="1">
-      <w:start w:val="1"/>
-      <w:numFmt w:val="bullet"/>
-      <w:lvlText w:val=""/>
-      <w:lvlJc w:val="left"/>
-      <w:pPr>
-        <w:tabs>
-          <w:tab w:val="num" w:pos="2508"/>
-        </w:tabs>
-        <w:ind w:left="2508" w:hanging="360"/>
-      </w:pPr>
-      <w:rPr>
-        <w:rFonts w:ascii="Wingdings" w:hAnsi="Wingdings" w:hint="default"/>
-        <w:sz w:val="20"/>
-      </w:rPr>
-    </w:lvl>
-    <w:lvl w:ilvl="3" w:tentative="1">
-      <w:start w:val="1"/>
-      <w:numFmt w:val="bullet"/>
-      <w:lvlText w:val=""/>
-      <w:lvlJc w:val="left"/>
-      <w:pPr>
-        <w:tabs>
-          <w:tab w:val="num" w:pos="3228"/>
-        </w:tabs>
-        <w:ind w:left="3228" w:hanging="360"/>
-      </w:pPr>
-      <w:rPr>
-        <w:rFonts w:ascii="Wingdings" w:hAnsi="Wingdings" w:hint="default"/>
-        <w:sz w:val="20"/>
-      </w:rPr>
-    </w:lvl>
-    <w:lvl w:ilvl="4" w:tentative="1">
-      <w:start w:val="1"/>
-      <w:numFmt w:val="bullet"/>
-      <w:lvlText w:val=""/>
-      <w:lvlJc w:val="left"/>
-      <w:pPr>
-        <w:tabs>
-          <w:tab w:val="num" w:pos="3948"/>
-        </w:tabs>
-        <w:ind w:left="3948" w:hanging="360"/>
-      </w:pPr>
-      <w:rPr>
-        <w:rFonts w:ascii="Wingdings" w:hAnsi="Wingdings" w:hint="default"/>
-        <w:sz w:val="20"/>
-      </w:rPr>
-    </w:lvl>
-    <w:lvl w:ilvl="5" w:tentative="1">
-      <w:start w:val="1"/>
-      <w:numFmt w:val="bullet"/>
-      <w:lvlText w:val=""/>
-      <w:lvlJc w:val="left"/>
-      <w:pPr>
-        <w:tabs>
-          <w:tab w:val="num" w:pos="4668"/>
-        </w:tabs>
-        <w:ind w:left="4668" w:hanging="360"/>
-      </w:pPr>
-      <w:rPr>
-        <w:rFonts w:ascii="Wingdings" w:hAnsi="Wingdings" w:hint="default"/>
-        <w:sz w:val="20"/>
-      </w:rPr>
-    </w:lvl>
-    <w:lvl w:ilvl="6" w:tentative="1">
-      <w:start w:val="1"/>
-      <w:numFmt w:val="bullet"/>
-      <w:lvlText w:val=""/>
-      <w:lvlJc w:val="left"/>
-      <w:pPr>
-        <w:tabs>
-          <w:tab w:val="num" w:pos="5388"/>
-        </w:tabs>
-        <w:ind w:left="5388" w:hanging="360"/>
-      </w:pPr>
-      <w:rPr>
-        <w:rFonts w:ascii="Wingdings" w:hAnsi="Wingdings" w:hint="default"/>
-        <w:sz w:val="20"/>
-      </w:rPr>
-    </w:lvl>
-    <w:lvl w:ilvl="7" w:tentative="1">
-      <w:start w:val="1"/>
-      <w:numFmt w:val="bullet"/>
-      <w:lvlText w:val=""/>
-      <w:lvlJc w:val="left"/>
-      <w:pPr>
-        <w:tabs>
-          <w:tab w:val="num" w:pos="6108"/>
-        </w:tabs>
-        <w:ind w:left="6108" w:hanging="360"/>
-      </w:pPr>
-      <w:rPr>
-        <w:rFonts w:ascii="Wingdings" w:hAnsi="Wingdings" w:hint="default"/>
-        <w:sz w:val="20"/>
-      </w:rPr>
-    </w:lvl>
-    <w:lvl w:ilvl="8" w:tentative="1">
-      <w:start w:val="1"/>
-      <w:numFmt w:val="bullet"/>
-      <w:lvlText w:val=""/>
-      <w:lvlJc w:val="left"/>
-      <w:pPr>
-        <w:tabs>
-          <w:tab w:val="num" w:pos="6828"/>
-        </w:tabs>
-        <w:ind w:left="6828" w:hanging="360"/>
-      </w:pPr>
-      <w:rPr>
-        <w:rFonts w:ascii="Wingdings" w:hAnsi="Wingdings" w:hint="default"/>
-        <w:sz w:val="20"/>
-      </w:rPr>
-    </w:lvl>
-  </w:abstractNum>
-  <w:abstractNum w:abstractNumId="36" w15:restartNumberingAfterBreak="0">
-    <w:nsid w:val="422E2D07"/>
-    <w:multiLevelType w:val="hybridMultilevel"/>
-    <w:tmpl w:val="3CCCDBE2"/>
-    <w:lvl w:ilvl="0" w:tplc="240A0001">
-      <w:start w:val="1"/>
-      <w:numFmt w:val="bullet"/>
-      <w:lvlText w:val=""/>
-      <w:lvlJc w:val="left"/>
-      <w:pPr>
-        <w:ind w:left="2868" w:hanging="360"/>
-      </w:pPr>
-      <w:rPr>
-        <w:rFonts w:ascii="Symbol" w:hAnsi="Symbol" w:hint="default"/>
-      </w:rPr>
-    </w:lvl>
-    <w:lvl w:ilvl="1" w:tplc="240A0003" w:tentative="1">
-      <w:start w:val="1"/>
-      <w:numFmt w:val="bullet"/>
-      <w:lvlText w:val="o"/>
-      <w:lvlJc w:val="left"/>
-      <w:pPr>
-        <w:ind w:left="3588" w:hanging="360"/>
-      </w:pPr>
-      <w:rPr>
-        <w:rFonts w:ascii="Courier New" w:hAnsi="Courier New" w:cs="Courier New" w:hint="default"/>
-      </w:rPr>
-    </w:lvl>
-    <w:lvl w:ilvl="2" w:tplc="240A0005" w:tentative="1">
-      <w:start w:val="1"/>
-      <w:numFmt w:val="bullet"/>
-      <w:lvlText w:val=""/>
-      <w:lvlJc w:val="left"/>
-      <w:pPr>
-        <w:ind w:left="4308" w:hanging="360"/>
-      </w:pPr>
-      <w:rPr>
-        <w:rFonts w:ascii="Wingdings" w:hAnsi="Wingdings" w:hint="default"/>
-      </w:rPr>
-    </w:lvl>
-    <w:lvl w:ilvl="3" w:tplc="240A0001" w:tentative="1">
-      <w:start w:val="1"/>
-      <w:numFmt w:val="bullet"/>
-      <w:lvlText w:val=""/>
-      <w:lvlJc w:val="left"/>
-      <w:pPr>
-        <w:ind w:left="5028" w:hanging="360"/>
-      </w:pPr>
-      <w:rPr>
-        <w:rFonts w:ascii="Symbol" w:hAnsi="Symbol" w:hint="default"/>
-      </w:rPr>
-    </w:lvl>
-    <w:lvl w:ilvl="4" w:tplc="240A0003" w:tentative="1">
-      <w:start w:val="1"/>
-      <w:numFmt w:val="bullet"/>
-      <w:lvlText w:val="o"/>
-      <w:lvlJc w:val="left"/>
-      <w:pPr>
-        <w:ind w:left="5748" w:hanging="360"/>
-      </w:pPr>
-      <w:rPr>
-        <w:rFonts w:ascii="Courier New" w:hAnsi="Courier New" w:cs="Courier New" w:hint="default"/>
-      </w:rPr>
-    </w:lvl>
-    <w:lvl w:ilvl="5" w:tplc="240A0005" w:tentative="1">
-      <w:start w:val="1"/>
-      <w:numFmt w:val="bullet"/>
-      <w:lvlText w:val=""/>
-      <w:lvlJc w:val="left"/>
-      <w:pPr>
-        <w:ind w:left="6468" w:hanging="360"/>
-      </w:pPr>
-      <w:rPr>
-        <w:rFonts w:ascii="Wingdings" w:hAnsi="Wingdings" w:hint="default"/>
-      </w:rPr>
-    </w:lvl>
-    <w:lvl w:ilvl="6" w:tplc="240A0001" w:tentative="1">
-      <w:start w:val="1"/>
-      <w:numFmt w:val="bullet"/>
-      <w:lvlText w:val=""/>
-      <w:lvlJc w:val="left"/>
-      <w:pPr>
-        <w:ind w:left="7188" w:hanging="360"/>
-      </w:pPr>
-      <w:rPr>
-        <w:rFonts w:ascii="Symbol" w:hAnsi="Symbol" w:hint="default"/>
-      </w:rPr>
-    </w:lvl>
-    <w:lvl w:ilvl="7" w:tplc="240A0003" w:tentative="1">
-      <w:start w:val="1"/>
-      <w:numFmt w:val="bullet"/>
-      <w:lvlText w:val="o"/>
-      <w:lvlJc w:val="left"/>
-      <w:pPr>
-        <w:ind w:left="7908" w:hanging="360"/>
-      </w:pPr>
-      <w:rPr>
-        <w:rFonts w:ascii="Courier New" w:hAnsi="Courier New" w:cs="Courier New" w:hint="default"/>
-      </w:rPr>
-    </w:lvl>
-    <w:lvl w:ilvl="8" w:tplc="240A0005" w:tentative="1">
-      <w:start w:val="1"/>
-      <w:numFmt w:val="bullet"/>
-      <w:lvlText w:val=""/>
-      <w:lvlJc w:val="left"/>
-      <w:pPr>
-        <w:ind w:left="8628" w:hanging="360"/>
-      </w:pPr>
-      <w:rPr>
-        <w:rFonts w:ascii="Wingdings" w:hAnsi="Wingdings" w:hint="default"/>
-      </w:rPr>
-    </w:lvl>
-  </w:abstractNum>
-  <w:abstractNum w:abstractNumId="37" w15:restartNumberingAfterBreak="0">
-    <w:nsid w:val="423A72AD"/>
-    <w:multiLevelType w:val="multilevel"/>
-    <w:tmpl w:val="568CB822"/>
-    <w:lvl w:ilvl="0">
-      <w:start w:val="1"/>
-      <w:numFmt w:val="bullet"/>
-      <w:lvlText w:val=""/>
-      <w:lvlJc w:val="left"/>
-      <w:pPr>
-        <w:tabs>
-          <w:tab w:val="num" w:pos="720"/>
-        </w:tabs>
-        <w:ind w:left="720" w:hanging="360"/>
-      </w:pPr>
-      <w:rPr>
-        <w:rFonts w:ascii="Symbol" w:hAnsi="Symbol" w:hint="default"/>
-        <w:sz w:val="20"/>
-      </w:rPr>
-    </w:lvl>
-    <w:lvl w:ilvl="1" w:tentative="1">
-      <w:start w:val="1"/>
-      <w:numFmt w:val="bullet"/>
-      <w:lvlText w:val="o"/>
-      <w:lvlJc w:val="left"/>
-      <w:pPr>
-        <w:tabs>
-          <w:tab w:val="num" w:pos="1440"/>
-        </w:tabs>
-        <w:ind w:left="1440" w:hanging="360"/>
-      </w:pPr>
-      <w:rPr>
-        <w:rFonts w:ascii="Courier New" w:hAnsi="Courier New" w:hint="default"/>
-        <w:sz w:val="20"/>
-      </w:rPr>
-    </w:lvl>
-    <w:lvl w:ilvl="2" w:tentative="1">
-      <w:start w:val="1"/>
-      <w:numFmt w:val="bullet"/>
-      <w:lvlText w:val=""/>
-      <w:lvlJc w:val="left"/>
-      <w:pPr>
-        <w:tabs>
-          <w:tab w:val="num" w:pos="2160"/>
-        </w:tabs>
-        <w:ind w:left="2160" w:hanging="360"/>
-      </w:pPr>
-      <w:rPr>
-        <w:rFonts w:ascii="Wingdings" w:hAnsi="Wingdings" w:hint="default"/>
-        <w:sz w:val="20"/>
-      </w:rPr>
-    </w:lvl>
-    <w:lvl w:ilvl="3" w:tentative="1">
-      <w:start w:val="1"/>
-      <w:numFmt w:val="bullet"/>
-      <w:lvlText w:val=""/>
-      <w:lvlJc w:val="left"/>
-      <w:pPr>
-        <w:tabs>
-          <w:tab w:val="num" w:pos="2880"/>
-        </w:tabs>
-        <w:ind w:left="2880" w:hanging="360"/>
-      </w:pPr>
-      <w:rPr>
-        <w:rFonts w:ascii="Wingdings" w:hAnsi="Wingdings" w:hint="default"/>
-        <w:sz w:val="20"/>
-      </w:rPr>
-    </w:lvl>
-    <w:lvl w:ilvl="4" w:tentative="1">
-      <w:start w:val="1"/>
-      <w:numFmt w:val="bullet"/>
-      <w:lvlText w:val=""/>
-      <w:lvlJc w:val="left"/>
-      <w:pPr>
-        <w:tabs>
-          <w:tab w:val="num" w:pos="3600"/>
-        </w:tabs>
-        <w:ind w:left="3600" w:hanging="360"/>
-      </w:pPr>
-      <w:rPr>
-        <w:rFonts w:ascii="Wingdings" w:hAnsi="Wingdings" w:hint="default"/>
-        <w:sz w:val="20"/>
-      </w:rPr>
-    </w:lvl>
-    <w:lvl w:ilvl="5" w:tentative="1">
-      <w:start w:val="1"/>
-      <w:numFmt w:val="bullet"/>
-      <w:lvlText w:val=""/>
-      <w:lvlJc w:val="left"/>
-      <w:pPr>
-        <w:tabs>
-          <w:tab w:val="num" w:pos="4320"/>
-        </w:tabs>
-        <w:ind w:left="4320" w:hanging="360"/>
-      </w:pPr>
-      <w:rPr>
-        <w:rFonts w:ascii="Wingdings" w:hAnsi="Wingdings" w:hint="default"/>
-        <w:sz w:val="20"/>
-      </w:rPr>
-    </w:lvl>
-    <w:lvl w:ilvl="6" w:tentative="1">
-      <w:start w:val="1"/>
-      <w:numFmt w:val="bullet"/>
-      <w:lvlText w:val=""/>
-      <w:lvlJc w:val="left"/>
-      <w:pPr>
-        <w:tabs>
-          <w:tab w:val="num" w:pos="5040"/>
-        </w:tabs>
-        <w:ind w:left="5040" w:hanging="360"/>
-      </w:pPr>
-      <w:rPr>
-        <w:rFonts w:ascii="Wingdings" w:hAnsi="Wingdings" w:hint="default"/>
-        <w:sz w:val="20"/>
-      </w:rPr>
-    </w:lvl>
-    <w:lvl w:ilvl="7" w:tentative="1">
-      <w:start w:val="1"/>
-      <w:numFmt w:val="bullet"/>
-      <w:lvlText w:val=""/>
-      <w:lvlJc w:val="left"/>
-      <w:pPr>
-        <w:tabs>
-          <w:tab w:val="num" w:pos="5760"/>
-        </w:tabs>
-        <w:ind w:left="5760" w:hanging="360"/>
-      </w:pPr>
-      <w:rPr>
-        <w:rFonts w:ascii="Wingdings" w:hAnsi="Wingdings" w:hint="default"/>
-        <w:sz w:val="20"/>
-      </w:rPr>
-    </w:lvl>
-    <w:lvl w:ilvl="8" w:tentative="1">
-      <w:start w:val="1"/>
-      <w:numFmt w:val="bullet"/>
-      <w:lvlText w:val=""/>
-      <w:lvlJc w:val="left"/>
-      <w:pPr>
-        <w:tabs>
-          <w:tab w:val="num" w:pos="6480"/>
-        </w:tabs>
-        <w:ind w:left="6480" w:hanging="360"/>
-      </w:pPr>
-      <w:rPr>
-        <w:rFonts w:ascii="Wingdings" w:hAnsi="Wingdings" w:hint="default"/>
-        <w:sz w:val="20"/>
-      </w:rPr>
-    </w:lvl>
-  </w:abstractNum>
-  <w:abstractNum w:abstractNumId="38" w15:restartNumberingAfterBreak="0">
-    <w:nsid w:val="45494385"/>
-    <w:multiLevelType w:val="hybridMultilevel"/>
-    <w:tmpl w:val="217E57D8"/>
-    <w:lvl w:ilvl="0" w:tplc="240A0001">
-      <w:start w:val="1"/>
-      <w:numFmt w:val="bullet"/>
-      <w:lvlText w:val=""/>
-      <w:lvlJc w:val="left"/>
-      <w:pPr>
-        <w:ind w:left="1428" w:hanging="360"/>
-      </w:pPr>
-      <w:rPr>
-        <w:rFonts w:ascii="Symbol" w:hAnsi="Symbol" w:hint="default"/>
-      </w:rPr>
-    </w:lvl>
-    <w:lvl w:ilvl="1" w:tplc="240A0003" w:tentative="1">
-      <w:start w:val="1"/>
-      <w:numFmt w:val="bullet"/>
-      <w:lvlText w:val="o"/>
-      <w:lvlJc w:val="left"/>
-      <w:pPr>
-        <w:ind w:left="2148" w:hanging="360"/>
-      </w:pPr>
-      <w:rPr>
-        <w:rFonts w:ascii="Courier New" w:hAnsi="Courier New" w:cs="Courier New" w:hint="default"/>
-      </w:rPr>
-    </w:lvl>
-    <w:lvl w:ilvl="2" w:tplc="240A0005" w:tentative="1">
-      <w:start w:val="1"/>
-      <w:numFmt w:val="bullet"/>
-      <w:lvlText w:val=""/>
-      <w:lvlJc w:val="left"/>
-      <w:pPr>
-        <w:ind w:left="2868" w:hanging="360"/>
-      </w:pPr>
-      <w:rPr>
-        <w:rFonts w:ascii="Wingdings" w:hAnsi="Wingdings" w:hint="default"/>
-      </w:rPr>
-    </w:lvl>
-    <w:lvl w:ilvl="3" w:tplc="240A0001" w:tentative="1">
-      <w:start w:val="1"/>
-      <w:numFmt w:val="bullet"/>
-      <w:lvlText w:val=""/>
-      <w:lvlJc w:val="left"/>
-      <w:pPr>
-        <w:ind w:left="3588" w:hanging="360"/>
-      </w:pPr>
-      <w:rPr>
-        <w:rFonts w:ascii="Symbol" w:hAnsi="Symbol" w:hint="default"/>
-      </w:rPr>
-    </w:lvl>
-    <w:lvl w:ilvl="4" w:tplc="240A0003" w:tentative="1">
-      <w:start w:val="1"/>
-      <w:numFmt w:val="bullet"/>
-      <w:lvlText w:val="o"/>
-      <w:lvlJc w:val="left"/>
-      <w:pPr>
-        <w:ind w:left="4308" w:hanging="360"/>
-      </w:pPr>
-      <w:rPr>
-        <w:rFonts w:ascii="Courier New" w:hAnsi="Courier New" w:cs="Courier New" w:hint="default"/>
-      </w:rPr>
-    </w:lvl>
-    <w:lvl w:ilvl="5" w:tplc="240A0005" w:tentative="1">
-      <w:start w:val="1"/>
-      <w:numFmt w:val="bullet"/>
-      <w:lvlText w:val=""/>
-      <w:lvlJc w:val="left"/>
-      <w:pPr>
-        <w:ind w:left="5028" w:hanging="360"/>
-      </w:pPr>
-      <w:rPr>
-        <w:rFonts w:ascii="Wingdings" w:hAnsi="Wingdings" w:hint="default"/>
-      </w:rPr>
-    </w:lvl>
-    <w:lvl w:ilvl="6" w:tplc="240A0001" w:tentative="1">
-      <w:start w:val="1"/>
-      <w:numFmt w:val="bullet"/>
-      <w:lvlText w:val=""/>
-      <w:lvlJc w:val="left"/>
-      <w:pPr>
-        <w:ind w:left="5748" w:hanging="360"/>
-      </w:pPr>
-      <w:rPr>
-        <w:rFonts w:ascii="Symbol" w:hAnsi="Symbol" w:hint="default"/>
-      </w:rPr>
-    </w:lvl>
-    <w:lvl w:ilvl="7" w:tplc="240A0003" w:tentative="1">
-      <w:start w:val="1"/>
-      <w:numFmt w:val="bullet"/>
-      <w:lvlText w:val="o"/>
-      <w:lvlJc w:val="left"/>
-      <w:pPr>
-        <w:ind w:left="6468" w:hanging="360"/>
-      </w:pPr>
-      <w:rPr>
-        <w:rFonts w:ascii="Courier New" w:hAnsi="Courier New" w:cs="Courier New" w:hint="default"/>
-      </w:rPr>
-    </w:lvl>
-    <w:lvl w:ilvl="8" w:tplc="240A0005" w:tentative="1">
-      <w:start w:val="1"/>
-      <w:numFmt w:val="bullet"/>
-      <w:lvlText w:val=""/>
-      <w:lvlJc w:val="left"/>
-      <w:pPr>
-        <w:ind w:left="7188" w:hanging="360"/>
-      </w:pPr>
-      <w:rPr>
-        <w:rFonts w:ascii="Wingdings" w:hAnsi="Wingdings" w:hint="default"/>
-      </w:rPr>
-    </w:lvl>
-  </w:abstractNum>
-  <w:abstractNum w:abstractNumId="39" w15:restartNumberingAfterBreak="0">
-    <w:nsid w:val="45FA4F7B"/>
-    <w:multiLevelType w:val="multilevel"/>
-    <w:tmpl w:val="E528C198"/>
-    <w:lvl w:ilvl="0">
-      <w:start w:val="1"/>
-      <w:numFmt w:val="bullet"/>
-      <w:lvlText w:val=""/>
-      <w:lvlJc w:val="left"/>
-      <w:pPr>
-        <w:tabs>
-          <w:tab w:val="num" w:pos="1353"/>
-        </w:tabs>
-        <w:ind w:left="1353" w:hanging="360"/>
-      </w:pPr>
-      <w:rPr>
-        <w:rFonts w:ascii="Symbol" w:hAnsi="Symbol" w:hint="default"/>
-        <w:sz w:val="20"/>
-      </w:rPr>
-    </w:lvl>
-    <w:lvl w:ilvl="1" w:tentative="1">
-      <w:start w:val="1"/>
-      <w:numFmt w:val="bullet"/>
-      <w:lvlText w:val="o"/>
-      <w:lvlJc w:val="left"/>
-      <w:pPr>
-        <w:tabs>
-          <w:tab w:val="num" w:pos="2073"/>
-        </w:tabs>
-        <w:ind w:left="2073" w:hanging="360"/>
-      </w:pPr>
-      <w:rPr>
-        <w:rFonts w:ascii="Courier New" w:hAnsi="Courier New" w:hint="default"/>
-        <w:sz w:val="20"/>
-      </w:rPr>
-    </w:lvl>
-    <w:lvl w:ilvl="2" w:tentative="1">
-      <w:start w:val="1"/>
-      <w:numFmt w:val="bullet"/>
-      <w:lvlText w:val=""/>
-      <w:lvlJc w:val="left"/>
-      <w:pPr>
-        <w:tabs>
-          <w:tab w:val="num" w:pos="2793"/>
-        </w:tabs>
-        <w:ind w:left="2793" w:hanging="360"/>
-      </w:pPr>
-      <w:rPr>
-        <w:rFonts w:ascii="Wingdings" w:hAnsi="Wingdings" w:hint="default"/>
-        <w:sz w:val="20"/>
-      </w:rPr>
-    </w:lvl>
-    <w:lvl w:ilvl="3" w:tentative="1">
-      <w:start w:val="1"/>
-      <w:numFmt w:val="bullet"/>
-      <w:lvlText w:val=""/>
-      <w:lvlJc w:val="left"/>
-      <w:pPr>
-        <w:tabs>
-          <w:tab w:val="num" w:pos="3513"/>
-        </w:tabs>
-        <w:ind w:left="3513" w:hanging="360"/>
-      </w:pPr>
-      <w:rPr>
-        <w:rFonts w:ascii="Wingdings" w:hAnsi="Wingdings" w:hint="default"/>
-        <w:sz w:val="20"/>
-      </w:rPr>
-    </w:lvl>
-    <w:lvl w:ilvl="4" w:tentative="1">
-      <w:start w:val="1"/>
-      <w:numFmt w:val="bullet"/>
-      <w:lvlText w:val=""/>
-      <w:lvlJc w:val="left"/>
-      <w:pPr>
-        <w:tabs>
-          <w:tab w:val="num" w:pos="4233"/>
-        </w:tabs>
-        <w:ind w:left="4233" w:hanging="360"/>
-      </w:pPr>
-      <w:rPr>
-        <w:rFonts w:ascii="Wingdings" w:hAnsi="Wingdings" w:hint="default"/>
-        <w:sz w:val="20"/>
-      </w:rPr>
-    </w:lvl>
-    <w:lvl w:ilvl="5" w:tentative="1">
-      <w:start w:val="1"/>
-      <w:numFmt w:val="bullet"/>
-      <w:lvlText w:val=""/>
-      <w:lvlJc w:val="left"/>
-      <w:pPr>
-        <w:tabs>
-          <w:tab w:val="num" w:pos="4953"/>
-        </w:tabs>
-        <w:ind w:left="4953" w:hanging="360"/>
-      </w:pPr>
-      <w:rPr>
-        <w:rFonts w:ascii="Wingdings" w:hAnsi="Wingdings" w:hint="default"/>
-        <w:sz w:val="20"/>
-      </w:rPr>
-    </w:lvl>
-    <w:lvl w:ilvl="6" w:tentative="1">
-      <w:start w:val="1"/>
-      <w:numFmt w:val="bullet"/>
-      <w:lvlText w:val=""/>
-      <w:lvlJc w:val="left"/>
-      <w:pPr>
-        <w:tabs>
-          <w:tab w:val="num" w:pos="5673"/>
-        </w:tabs>
-        <w:ind w:left="5673" w:hanging="360"/>
-      </w:pPr>
-      <w:rPr>
-        <w:rFonts w:ascii="Wingdings" w:hAnsi="Wingdings" w:hint="default"/>
-        <w:sz w:val="20"/>
-      </w:rPr>
-    </w:lvl>
-    <w:lvl w:ilvl="7" w:tentative="1">
-      <w:start w:val="1"/>
-      <w:numFmt w:val="bullet"/>
-      <w:lvlText w:val=""/>
-      <w:lvlJc w:val="left"/>
-      <w:pPr>
-        <w:tabs>
-          <w:tab w:val="num" w:pos="6393"/>
-        </w:tabs>
-        <w:ind w:left="6393" w:hanging="360"/>
-      </w:pPr>
-      <w:rPr>
-        <w:rFonts w:ascii="Wingdings" w:hAnsi="Wingdings" w:hint="default"/>
-        <w:sz w:val="20"/>
-      </w:rPr>
-    </w:lvl>
-    <w:lvl w:ilvl="8" w:tentative="1">
-      <w:start w:val="1"/>
-      <w:numFmt w:val="bullet"/>
-      <w:lvlText w:val=""/>
-      <w:lvlJc w:val="left"/>
-      <w:pPr>
-        <w:tabs>
-          <w:tab w:val="num" w:pos="7113"/>
-        </w:tabs>
-        <w:ind w:left="7113" w:hanging="360"/>
-      </w:pPr>
-      <w:rPr>
-        <w:rFonts w:ascii="Wingdings" w:hAnsi="Wingdings" w:hint="default"/>
-        <w:sz w:val="20"/>
-      </w:rPr>
-    </w:lvl>
-  </w:abstractNum>
-  <w:abstractNum w:abstractNumId="40" w15:restartNumberingAfterBreak="0">
-    <w:nsid w:val="46480E66"/>
-    <w:multiLevelType w:val="hybridMultilevel"/>
-    <w:tmpl w:val="6B60AE98"/>
-    <w:lvl w:ilvl="0" w:tplc="240A0001">
-      <w:start w:val="1"/>
-      <w:numFmt w:val="bullet"/>
-      <w:lvlText w:val=""/>
-      <w:lvlJc w:val="left"/>
-      <w:pPr>
-        <w:ind w:left="1224" w:hanging="360"/>
-      </w:pPr>
-      <w:rPr>
-        <w:rFonts w:ascii="Symbol" w:hAnsi="Symbol" w:hint="default"/>
-      </w:rPr>
-    </w:lvl>
-    <w:lvl w:ilvl="1" w:tplc="240A0003" w:tentative="1">
-      <w:start w:val="1"/>
-      <w:numFmt w:val="bullet"/>
-      <w:lvlText w:val="o"/>
-      <w:lvlJc w:val="left"/>
-      <w:pPr>
-        <w:ind w:left="1944" w:hanging="360"/>
-      </w:pPr>
-      <w:rPr>
-        <w:rFonts w:ascii="Courier New" w:hAnsi="Courier New" w:cs="Courier New" w:hint="default"/>
-      </w:rPr>
-    </w:lvl>
-    <w:lvl w:ilvl="2" w:tplc="240A0005" w:tentative="1">
-      <w:start w:val="1"/>
-      <w:numFmt w:val="bullet"/>
-      <w:lvlText w:val=""/>
-      <w:lvlJc w:val="left"/>
-      <w:pPr>
-        <w:ind w:left="2664" w:hanging="360"/>
-      </w:pPr>
-      <w:rPr>
-        <w:rFonts w:ascii="Wingdings" w:hAnsi="Wingdings" w:hint="default"/>
-      </w:rPr>
-    </w:lvl>
-    <w:lvl w:ilvl="3" w:tplc="240A0001" w:tentative="1">
-      <w:start w:val="1"/>
-      <w:numFmt w:val="bullet"/>
-      <w:lvlText w:val=""/>
-      <w:lvlJc w:val="left"/>
-      <w:pPr>
-        <w:ind w:left="3384" w:hanging="360"/>
-      </w:pPr>
-      <w:rPr>
-        <w:rFonts w:ascii="Symbol" w:hAnsi="Symbol" w:hint="default"/>
-      </w:rPr>
-    </w:lvl>
-    <w:lvl w:ilvl="4" w:tplc="240A0003" w:tentative="1">
-      <w:start w:val="1"/>
-      <w:numFmt w:val="bullet"/>
-      <w:lvlText w:val="o"/>
-      <w:lvlJc w:val="left"/>
-      <w:pPr>
-        <w:ind w:left="4104" w:hanging="360"/>
-      </w:pPr>
-      <w:rPr>
-        <w:rFonts w:ascii="Courier New" w:hAnsi="Courier New" w:cs="Courier New" w:hint="default"/>
-      </w:rPr>
-    </w:lvl>
-    <w:lvl w:ilvl="5" w:tplc="240A0005" w:tentative="1">
-      <w:start w:val="1"/>
-      <w:numFmt w:val="bullet"/>
-      <w:lvlText w:val=""/>
-      <w:lvlJc w:val="left"/>
-      <w:pPr>
-        <w:ind w:left="4824" w:hanging="360"/>
-      </w:pPr>
-      <w:rPr>
-        <w:rFonts w:ascii="Wingdings" w:hAnsi="Wingdings" w:hint="default"/>
-      </w:rPr>
-    </w:lvl>
-    <w:lvl w:ilvl="6" w:tplc="240A0001" w:tentative="1">
-      <w:start w:val="1"/>
-      <w:numFmt w:val="bullet"/>
-      <w:lvlText w:val=""/>
-      <w:lvlJc w:val="left"/>
-      <w:pPr>
-        <w:ind w:left="5544" w:hanging="360"/>
-      </w:pPr>
-      <w:rPr>
-        <w:rFonts w:ascii="Symbol" w:hAnsi="Symbol" w:hint="default"/>
-      </w:rPr>
-    </w:lvl>
-    <w:lvl w:ilvl="7" w:tplc="240A0003" w:tentative="1">
-      <w:start w:val="1"/>
-      <w:numFmt w:val="bullet"/>
-      <w:lvlText w:val="o"/>
-      <w:lvlJc w:val="left"/>
-      <w:pPr>
-        <w:ind w:left="6264" w:hanging="360"/>
-      </w:pPr>
-      <w:rPr>
-        <w:rFonts w:ascii="Courier New" w:hAnsi="Courier New" w:cs="Courier New" w:hint="default"/>
-      </w:rPr>
-    </w:lvl>
-    <w:lvl w:ilvl="8" w:tplc="240A0005" w:tentative="1">
-      <w:start w:val="1"/>
-      <w:numFmt w:val="bullet"/>
-      <w:lvlText w:val=""/>
-      <w:lvlJc w:val="left"/>
-      <w:pPr>
-        <w:ind w:left="6984" w:hanging="360"/>
-      </w:pPr>
-      <w:rPr>
-        <w:rFonts w:ascii="Wingdings" w:hAnsi="Wingdings" w:hint="default"/>
-      </w:rPr>
-    </w:lvl>
-  </w:abstractNum>
-  <w:abstractNum w:abstractNumId="41" w15:restartNumberingAfterBreak="0">
-    <w:nsid w:val="49D243D1"/>
-    <w:multiLevelType w:val="multilevel"/>
-    <w:tmpl w:val="B20046D4"/>
-    <w:lvl w:ilvl="0">
-      <w:start w:val="1"/>
-      <w:numFmt w:val="bullet"/>
-      <w:lvlText w:val=""/>
-      <w:lvlJc w:val="left"/>
-      <w:pPr>
-        <w:tabs>
-          <w:tab w:val="num" w:pos="720"/>
-        </w:tabs>
-        <w:ind w:left="720" w:hanging="360"/>
-      </w:pPr>
-      <w:rPr>
-        <w:rFonts w:ascii="Symbol" w:hAnsi="Symbol" w:hint="default"/>
-        <w:sz w:val="20"/>
-      </w:rPr>
-    </w:lvl>
-    <w:lvl w:ilvl="1" w:tentative="1">
-      <w:start w:val="1"/>
-      <w:numFmt w:val="bullet"/>
-      <w:lvlText w:val="o"/>
-      <w:lvlJc w:val="left"/>
-      <w:pPr>
-        <w:tabs>
-          <w:tab w:val="num" w:pos="1440"/>
-        </w:tabs>
-        <w:ind w:left="1440" w:hanging="360"/>
-      </w:pPr>
-      <w:rPr>
-        <w:rFonts w:ascii="Courier New" w:hAnsi="Courier New" w:hint="default"/>
-        <w:sz w:val="20"/>
-      </w:rPr>
-    </w:lvl>
-    <w:lvl w:ilvl="2" w:tentative="1">
-      <w:start w:val="1"/>
-      <w:numFmt w:val="bullet"/>
-      <w:lvlText w:val=""/>
-      <w:lvlJc w:val="left"/>
-      <w:pPr>
-        <w:tabs>
-          <w:tab w:val="num" w:pos="2160"/>
-        </w:tabs>
-        <w:ind w:left="2160" w:hanging="360"/>
-      </w:pPr>
-      <w:rPr>
-        <w:rFonts w:ascii="Wingdings" w:hAnsi="Wingdings" w:hint="default"/>
-        <w:sz w:val="20"/>
-      </w:rPr>
-    </w:lvl>
-    <w:lvl w:ilvl="3" w:tentative="1">
-      <w:start w:val="1"/>
-      <w:numFmt w:val="bullet"/>
-      <w:lvlText w:val=""/>
-      <w:lvlJc w:val="left"/>
-      <w:pPr>
-        <w:tabs>
-          <w:tab w:val="num" w:pos="2880"/>
-        </w:tabs>
-        <w:ind w:left="2880" w:hanging="360"/>
-      </w:pPr>
-      <w:rPr>
-        <w:rFonts w:ascii="Wingdings" w:hAnsi="Wingdings" w:hint="default"/>
-        <w:sz w:val="20"/>
-      </w:rPr>
-    </w:lvl>
-    <w:lvl w:ilvl="4" w:tentative="1">
-      <w:start w:val="1"/>
-      <w:numFmt w:val="bullet"/>
-      <w:lvlText w:val=""/>
-      <w:lvlJc w:val="left"/>
-      <w:pPr>
-        <w:tabs>
-          <w:tab w:val="num" w:pos="3600"/>
-        </w:tabs>
-        <w:ind w:left="3600" w:hanging="360"/>
-      </w:pPr>
-      <w:rPr>
-        <w:rFonts w:ascii="Wingdings" w:hAnsi="Wingdings" w:hint="default"/>
-        <w:sz w:val="20"/>
-      </w:rPr>
-    </w:lvl>
-    <w:lvl w:ilvl="5" w:tentative="1">
-      <w:start w:val="1"/>
-      <w:numFmt w:val="bullet"/>
-      <w:lvlText w:val=""/>
-      <w:lvlJc w:val="left"/>
-      <w:pPr>
-        <w:tabs>
-          <w:tab w:val="num" w:pos="4320"/>
-        </w:tabs>
-        <w:ind w:left="4320" w:hanging="360"/>
-      </w:pPr>
-      <w:rPr>
-        <w:rFonts w:ascii="Wingdings" w:hAnsi="Wingdings" w:hint="default"/>
-        <w:sz w:val="20"/>
-      </w:rPr>
-    </w:lvl>
-    <w:lvl w:ilvl="6" w:tentative="1">
-      <w:start w:val="1"/>
-      <w:numFmt w:val="bullet"/>
-      <w:lvlText w:val=""/>
-      <w:lvlJc w:val="left"/>
-      <w:pPr>
-        <w:tabs>
-          <w:tab w:val="num" w:pos="5040"/>
-        </w:tabs>
-        <w:ind w:left="5040" w:hanging="360"/>
-      </w:pPr>
-      <w:rPr>
-        <w:rFonts w:ascii="Wingdings" w:hAnsi="Wingdings" w:hint="default"/>
-        <w:sz w:val="20"/>
-      </w:rPr>
-    </w:lvl>
-    <w:lvl w:ilvl="7" w:tentative="1">
-      <w:start w:val="1"/>
-      <w:numFmt w:val="bullet"/>
-      <w:lvlText w:val=""/>
-      <w:lvlJc w:val="left"/>
-      <w:pPr>
-        <w:tabs>
-          <w:tab w:val="num" w:pos="5760"/>
-        </w:tabs>
-        <w:ind w:left="5760" w:hanging="360"/>
-      </w:pPr>
-      <w:rPr>
-        <w:rFonts w:ascii="Wingdings" w:hAnsi="Wingdings" w:hint="default"/>
-        <w:sz w:val="20"/>
-      </w:rPr>
-    </w:lvl>
-    <w:lvl w:ilvl="8" w:tentative="1">
-      <w:start w:val="1"/>
-      <w:numFmt w:val="bullet"/>
-      <w:lvlText w:val=""/>
-      <w:lvlJc w:val="left"/>
-      <w:pPr>
-        <w:tabs>
-          <w:tab w:val="num" w:pos="6480"/>
-        </w:tabs>
-        <w:ind w:left="6480" w:hanging="360"/>
-      </w:pPr>
-      <w:rPr>
-        <w:rFonts w:ascii="Wingdings" w:hAnsi="Wingdings" w:hint="default"/>
-        <w:sz w:val="20"/>
-      </w:rPr>
-    </w:lvl>
-  </w:abstractNum>
-  <w:abstractNum w:abstractNumId="42" w15:restartNumberingAfterBreak="0">
-    <w:nsid w:val="4A001AD6"/>
-    <w:multiLevelType w:val="multilevel"/>
-    <w:tmpl w:val="85F0AFD6"/>
-    <w:lvl w:ilvl="0">
-      <w:start w:val="1"/>
-      <w:numFmt w:val="bullet"/>
-      <w:lvlText w:val=""/>
-      <w:lvlJc w:val="left"/>
-      <w:pPr>
-        <w:tabs>
-          <w:tab w:val="num" w:pos="720"/>
-        </w:tabs>
-        <w:ind w:left="720" w:hanging="360"/>
-      </w:pPr>
-      <w:rPr>
-        <w:rFonts w:ascii="Symbol" w:hAnsi="Symbol" w:hint="default"/>
-        <w:sz w:val="20"/>
-      </w:rPr>
-    </w:lvl>
-    <w:lvl w:ilvl="1" w:tentative="1">
-      <w:start w:val="1"/>
-      <w:numFmt w:val="bullet"/>
-      <w:lvlText w:val="o"/>
-      <w:lvlJc w:val="left"/>
-      <w:pPr>
-        <w:tabs>
-          <w:tab w:val="num" w:pos="1440"/>
-        </w:tabs>
-        <w:ind w:left="1440" w:hanging="360"/>
-      </w:pPr>
-      <w:rPr>
-        <w:rFonts w:ascii="Courier New" w:hAnsi="Courier New" w:hint="default"/>
-        <w:sz w:val="20"/>
-      </w:rPr>
-    </w:lvl>
-    <w:lvl w:ilvl="2" w:tentative="1">
-      <w:start w:val="1"/>
-      <w:numFmt w:val="bullet"/>
-      <w:lvlText w:val=""/>
-      <w:lvlJc w:val="left"/>
-      <w:pPr>
-        <w:tabs>
-          <w:tab w:val="num" w:pos="2160"/>
-        </w:tabs>
-        <w:ind w:left="2160" w:hanging="360"/>
-      </w:pPr>
-      <w:rPr>
-        <w:rFonts w:ascii="Wingdings" w:hAnsi="Wingdings" w:hint="default"/>
-        <w:sz w:val="20"/>
-      </w:rPr>
-    </w:lvl>
-    <w:lvl w:ilvl="3" w:tentative="1">
-      <w:start w:val="1"/>
-      <w:numFmt w:val="bullet"/>
-      <w:lvlText w:val=""/>
-      <w:lvlJc w:val="left"/>
-      <w:pPr>
-        <w:tabs>
-          <w:tab w:val="num" w:pos="2880"/>
-        </w:tabs>
-        <w:ind w:left="2880" w:hanging="360"/>
-      </w:pPr>
-      <w:rPr>
-        <w:rFonts w:ascii="Wingdings" w:hAnsi="Wingdings" w:hint="default"/>
-        <w:sz w:val="20"/>
-      </w:rPr>
-    </w:lvl>
-    <w:lvl w:ilvl="4" w:tentative="1">
-      <w:start w:val="1"/>
-      <w:numFmt w:val="bullet"/>
-      <w:lvlText w:val=""/>
-      <w:lvlJc w:val="left"/>
-      <w:pPr>
-        <w:tabs>
-          <w:tab w:val="num" w:pos="3600"/>
-        </w:tabs>
-        <w:ind w:left="3600" w:hanging="360"/>
-      </w:pPr>
-      <w:rPr>
-        <w:rFonts w:ascii="Wingdings" w:hAnsi="Wingdings" w:hint="default"/>
-        <w:sz w:val="20"/>
-      </w:rPr>
-    </w:lvl>
-    <w:lvl w:ilvl="5" w:tentative="1">
-      <w:start w:val="1"/>
-      <w:numFmt w:val="bullet"/>
-      <w:lvlText w:val=""/>
-      <w:lvlJc w:val="left"/>
-      <w:pPr>
-        <w:tabs>
-          <w:tab w:val="num" w:pos="4320"/>
-        </w:tabs>
-        <w:ind w:left="4320" w:hanging="360"/>
-      </w:pPr>
-      <w:rPr>
-        <w:rFonts w:ascii="Wingdings" w:hAnsi="Wingdings" w:hint="default"/>
-        <w:sz w:val="20"/>
-      </w:rPr>
-    </w:lvl>
-    <w:lvl w:ilvl="6" w:tentative="1">
-      <w:start w:val="1"/>
-      <w:numFmt w:val="bullet"/>
-      <w:lvlText w:val=""/>
-      <w:lvlJc w:val="left"/>
-      <w:pPr>
-        <w:tabs>
-          <w:tab w:val="num" w:pos="5040"/>
-        </w:tabs>
-        <w:ind w:left="5040" w:hanging="360"/>
-      </w:pPr>
-      <w:rPr>
-        <w:rFonts w:ascii="Wingdings" w:hAnsi="Wingdings" w:hint="default"/>
-        <w:sz w:val="20"/>
-      </w:rPr>
-    </w:lvl>
-    <w:lvl w:ilvl="7" w:tentative="1">
-      <w:start w:val="1"/>
-      <w:numFmt w:val="bullet"/>
-      <w:lvlText w:val=""/>
-      <w:lvlJc w:val="left"/>
-      <w:pPr>
-        <w:tabs>
-          <w:tab w:val="num" w:pos="5760"/>
-        </w:tabs>
-        <w:ind w:left="5760" w:hanging="360"/>
-      </w:pPr>
-      <w:rPr>
-        <w:rFonts w:ascii="Wingdings" w:hAnsi="Wingdings" w:hint="default"/>
-        <w:sz w:val="20"/>
-      </w:rPr>
-    </w:lvl>
-    <w:lvl w:ilvl="8" w:tentative="1">
-      <w:start w:val="1"/>
-      <w:numFmt w:val="bullet"/>
-      <w:lvlText w:val=""/>
-      <w:lvlJc w:val="left"/>
-      <w:pPr>
-        <w:tabs>
-          <w:tab w:val="num" w:pos="6480"/>
-        </w:tabs>
-        <w:ind w:left="6480" w:hanging="360"/>
-      </w:pPr>
-      <w:rPr>
-        <w:rFonts w:ascii="Wingdings" w:hAnsi="Wingdings" w:hint="default"/>
-        <w:sz w:val="20"/>
-      </w:rPr>
-    </w:lvl>
-  </w:abstractNum>
-  <w:abstractNum w:abstractNumId="43" w15:restartNumberingAfterBreak="0">
-    <w:nsid w:val="4EB7791A"/>
-    <w:multiLevelType w:val="multilevel"/>
-    <w:tmpl w:val="45E6146A"/>
-    <w:lvl w:ilvl="0">
-      <w:start w:val="1"/>
-      <w:numFmt w:val="bullet"/>
-      <w:lvlText w:val=""/>
-      <w:lvlJc w:val="left"/>
-      <w:pPr>
-        <w:tabs>
-          <w:tab w:val="num" w:pos="1068"/>
-        </w:tabs>
-        <w:ind w:left="1068" w:hanging="360"/>
-      </w:pPr>
-      <w:rPr>
-        <w:rFonts w:ascii="Symbol" w:hAnsi="Symbol" w:hint="default"/>
-        <w:sz w:val="20"/>
-      </w:rPr>
-    </w:lvl>
-    <w:lvl w:ilvl="1">
-      <w:start w:val="1"/>
-      <w:numFmt w:val="bullet"/>
-      <w:lvlText w:val="o"/>
-      <w:lvlJc w:val="left"/>
-      <w:pPr>
-        <w:tabs>
-          <w:tab w:val="num" w:pos="1788"/>
-        </w:tabs>
-        <w:ind w:left="1788" w:hanging="360"/>
-      </w:pPr>
-      <w:rPr>
-        <w:rFonts w:ascii="Courier New" w:hAnsi="Courier New" w:hint="default"/>
-        <w:sz w:val="20"/>
-      </w:rPr>
-    </w:lvl>
-    <w:lvl w:ilvl="2" w:tentative="1">
-      <w:start w:val="1"/>
-      <w:numFmt w:val="bullet"/>
-      <w:lvlText w:val=""/>
-      <w:lvlJc w:val="left"/>
-      <w:pPr>
-        <w:tabs>
-          <w:tab w:val="num" w:pos="2508"/>
-        </w:tabs>
-        <w:ind w:left="2508" w:hanging="360"/>
-      </w:pPr>
-      <w:rPr>
-        <w:rFonts w:ascii="Wingdings" w:hAnsi="Wingdings" w:hint="default"/>
-        <w:sz w:val="20"/>
-      </w:rPr>
-    </w:lvl>
-    <w:lvl w:ilvl="3" w:tentative="1">
-      <w:start w:val="1"/>
-      <w:numFmt w:val="bullet"/>
-      <w:lvlText w:val=""/>
-      <w:lvlJc w:val="left"/>
-      <w:pPr>
-        <w:tabs>
-          <w:tab w:val="num" w:pos="3228"/>
-        </w:tabs>
-        <w:ind w:left="3228" w:hanging="360"/>
-      </w:pPr>
-      <w:rPr>
-        <w:rFonts w:ascii="Wingdings" w:hAnsi="Wingdings" w:hint="default"/>
-        <w:sz w:val="20"/>
-      </w:rPr>
-    </w:lvl>
-    <w:lvl w:ilvl="4" w:tentative="1">
-      <w:start w:val="1"/>
-      <w:numFmt w:val="bullet"/>
-      <w:lvlText w:val=""/>
-      <w:lvlJc w:val="left"/>
-      <w:pPr>
-        <w:tabs>
-          <w:tab w:val="num" w:pos="3948"/>
-        </w:tabs>
-        <w:ind w:left="3948" w:hanging="360"/>
-      </w:pPr>
-      <w:rPr>
-        <w:rFonts w:ascii="Wingdings" w:hAnsi="Wingdings" w:hint="default"/>
-        <w:sz w:val="20"/>
-      </w:rPr>
-    </w:lvl>
-    <w:lvl w:ilvl="5" w:tentative="1">
-      <w:start w:val="1"/>
-      <w:numFmt w:val="bullet"/>
-      <w:lvlText w:val=""/>
-      <w:lvlJc w:val="left"/>
-      <w:pPr>
-        <w:tabs>
-          <w:tab w:val="num" w:pos="4668"/>
-        </w:tabs>
-        <w:ind w:left="4668" w:hanging="360"/>
-      </w:pPr>
-      <w:rPr>
-        <w:rFonts w:ascii="Wingdings" w:hAnsi="Wingdings" w:hint="default"/>
-        <w:sz w:val="20"/>
-      </w:rPr>
-    </w:lvl>
-    <w:lvl w:ilvl="6" w:tentative="1">
-      <w:start w:val="1"/>
-      <w:numFmt w:val="bullet"/>
-      <w:lvlText w:val=""/>
-      <w:lvlJc w:val="left"/>
-      <w:pPr>
-        <w:tabs>
-          <w:tab w:val="num" w:pos="5388"/>
-        </w:tabs>
-        <w:ind w:left="5388" w:hanging="360"/>
-      </w:pPr>
-      <w:rPr>
-        <w:rFonts w:ascii="Wingdings" w:hAnsi="Wingdings" w:hint="default"/>
-        <w:sz w:val="20"/>
-      </w:rPr>
-    </w:lvl>
-    <w:lvl w:ilvl="7" w:tentative="1">
-      <w:start w:val="1"/>
-      <w:numFmt w:val="bullet"/>
-      <w:lvlText w:val=""/>
-      <w:lvlJc w:val="left"/>
-      <w:pPr>
-        <w:tabs>
-          <w:tab w:val="num" w:pos="6108"/>
-        </w:tabs>
-        <w:ind w:left="6108" w:hanging="360"/>
-      </w:pPr>
-      <w:rPr>
-        <w:rFonts w:ascii="Wingdings" w:hAnsi="Wingdings" w:hint="default"/>
-        <w:sz w:val="20"/>
-      </w:rPr>
-    </w:lvl>
-    <w:lvl w:ilvl="8" w:tentative="1">
-      <w:start w:val="1"/>
-      <w:numFmt w:val="bullet"/>
-      <w:lvlText w:val=""/>
-      <w:lvlJc w:val="left"/>
-      <w:pPr>
-        <w:tabs>
-          <w:tab w:val="num" w:pos="6828"/>
-        </w:tabs>
-        <w:ind w:left="6828" w:hanging="360"/>
-      </w:pPr>
-      <w:rPr>
-        <w:rFonts w:ascii="Wingdings" w:hAnsi="Wingdings" w:hint="default"/>
-        <w:sz w:val="20"/>
-      </w:rPr>
-    </w:lvl>
-  </w:abstractNum>
-  <w:abstractNum w:abstractNumId="44" w15:restartNumberingAfterBreak="0">
+  <w:abstractNum w:abstractNumId="4" w15:restartNumberingAfterBreak="0">
     <w:nsid w:val="4EBE1EF6"/>
     <w:multiLevelType w:val="hybridMultilevel"/>
     <w:tmpl w:val="A190C170"/>
@@ -13956,298 +8950,10 @@
       </w:pPr>
     </w:lvl>
   </w:abstractNum>
-  <w:abstractNum w:abstractNumId="45" w15:restartNumberingAfterBreak="0">
-    <w:nsid w:val="501B6C5D"/>
-    <w:multiLevelType w:val="hybridMultilevel"/>
-    <w:tmpl w:val="AB568B7A"/>
-    <w:lvl w:ilvl="0" w:tplc="53AA1068">
-      <w:start w:val="3"/>
-      <w:numFmt w:val="decimal"/>
-      <w:lvlText w:val="%1-"/>
-      <w:lvlJc w:val="left"/>
-      <w:pPr>
-        <w:ind w:left="720" w:hanging="360"/>
-      </w:pPr>
-      <w:rPr>
-        <w:rFonts w:hint="default"/>
-      </w:rPr>
-    </w:lvl>
-    <w:lvl w:ilvl="1" w:tplc="240A0019" w:tentative="1">
-      <w:start w:val="1"/>
-      <w:numFmt w:val="lowerLetter"/>
-      <w:lvlText w:val="%2."/>
-      <w:lvlJc w:val="left"/>
-      <w:pPr>
-        <w:ind w:left="1440" w:hanging="360"/>
-      </w:pPr>
-    </w:lvl>
-    <w:lvl w:ilvl="2" w:tplc="240A001B" w:tentative="1">
-      <w:start w:val="1"/>
-      <w:numFmt w:val="lowerRoman"/>
-      <w:lvlText w:val="%3."/>
-      <w:lvlJc w:val="right"/>
-      <w:pPr>
-        <w:ind w:left="2160" w:hanging="180"/>
-      </w:pPr>
-    </w:lvl>
-    <w:lvl w:ilvl="3" w:tplc="240A000F" w:tentative="1">
-      <w:start w:val="1"/>
-      <w:numFmt w:val="decimal"/>
-      <w:lvlText w:val="%4."/>
-      <w:lvlJc w:val="left"/>
-      <w:pPr>
-        <w:ind w:left="2880" w:hanging="360"/>
-      </w:pPr>
-    </w:lvl>
-    <w:lvl w:ilvl="4" w:tplc="240A0019" w:tentative="1">
-      <w:start w:val="1"/>
-      <w:numFmt w:val="lowerLetter"/>
-      <w:lvlText w:val="%5."/>
-      <w:lvlJc w:val="left"/>
-      <w:pPr>
-        <w:ind w:left="3600" w:hanging="360"/>
-      </w:pPr>
-    </w:lvl>
-    <w:lvl w:ilvl="5" w:tplc="240A001B" w:tentative="1">
-      <w:start w:val="1"/>
-      <w:numFmt w:val="lowerRoman"/>
-      <w:lvlText w:val="%6."/>
-      <w:lvlJc w:val="right"/>
-      <w:pPr>
-        <w:ind w:left="4320" w:hanging="180"/>
-      </w:pPr>
-    </w:lvl>
-    <w:lvl w:ilvl="6" w:tplc="240A000F" w:tentative="1">
-      <w:start w:val="1"/>
-      <w:numFmt w:val="decimal"/>
-      <w:lvlText w:val="%7."/>
-      <w:lvlJc w:val="left"/>
-      <w:pPr>
-        <w:ind w:left="5040" w:hanging="360"/>
-      </w:pPr>
-    </w:lvl>
-    <w:lvl w:ilvl="7" w:tplc="240A0019" w:tentative="1">
-      <w:start w:val="1"/>
-      <w:numFmt w:val="lowerLetter"/>
-      <w:lvlText w:val="%8."/>
-      <w:lvlJc w:val="left"/>
-      <w:pPr>
-        <w:ind w:left="5760" w:hanging="360"/>
-      </w:pPr>
-    </w:lvl>
-    <w:lvl w:ilvl="8" w:tplc="240A001B" w:tentative="1">
-      <w:start w:val="1"/>
-      <w:numFmt w:val="lowerRoman"/>
-      <w:lvlText w:val="%9."/>
-      <w:lvlJc w:val="right"/>
-      <w:pPr>
-        <w:ind w:left="6480" w:hanging="180"/>
-      </w:pPr>
-    </w:lvl>
-  </w:abstractNum>
-  <w:abstractNum w:abstractNumId="46" w15:restartNumberingAfterBreak="0">
-    <w:nsid w:val="515F64A6"/>
-    <w:multiLevelType w:val="hybridMultilevel"/>
-    <w:tmpl w:val="5406F4DA"/>
-    <w:lvl w:ilvl="0" w:tplc="FFFFFFFF">
-      <w:start w:val="1"/>
-      <w:numFmt w:val="lowerLetter"/>
-      <w:lvlText w:val="%1)"/>
-      <w:lvlJc w:val="left"/>
-      <w:pPr>
-        <w:ind w:left="1428" w:hanging="360"/>
-      </w:pPr>
-    </w:lvl>
-    <w:lvl w:ilvl="1" w:tplc="240A0017">
-      <w:start w:val="1"/>
-      <w:numFmt w:val="lowerLetter"/>
-      <w:lvlText w:val="%2)"/>
-      <w:lvlJc w:val="left"/>
-      <w:pPr>
-        <w:ind w:left="720" w:hanging="360"/>
-      </w:pPr>
-    </w:lvl>
-    <w:lvl w:ilvl="2" w:tplc="FFFFFFFF" w:tentative="1">
-      <w:start w:val="1"/>
-      <w:numFmt w:val="lowerRoman"/>
-      <w:lvlText w:val="%3."/>
-      <w:lvlJc w:val="right"/>
-      <w:pPr>
-        <w:ind w:left="2868" w:hanging="180"/>
-      </w:pPr>
-    </w:lvl>
-    <w:lvl w:ilvl="3" w:tplc="FFFFFFFF" w:tentative="1">
-      <w:start w:val="1"/>
-      <w:numFmt w:val="decimal"/>
-      <w:lvlText w:val="%4."/>
-      <w:lvlJc w:val="left"/>
-      <w:pPr>
-        <w:ind w:left="3588" w:hanging="360"/>
-      </w:pPr>
-    </w:lvl>
-    <w:lvl w:ilvl="4" w:tplc="FFFFFFFF" w:tentative="1">
-      <w:start w:val="1"/>
-      <w:numFmt w:val="lowerLetter"/>
-      <w:lvlText w:val="%5."/>
-      <w:lvlJc w:val="left"/>
-      <w:pPr>
-        <w:ind w:left="4308" w:hanging="360"/>
-      </w:pPr>
-    </w:lvl>
-    <w:lvl w:ilvl="5" w:tplc="FFFFFFFF" w:tentative="1">
-      <w:start w:val="1"/>
-      <w:numFmt w:val="lowerRoman"/>
-      <w:lvlText w:val="%6."/>
-      <w:lvlJc w:val="right"/>
-      <w:pPr>
-        <w:ind w:left="5028" w:hanging="180"/>
-      </w:pPr>
-    </w:lvl>
-    <w:lvl w:ilvl="6" w:tplc="FFFFFFFF" w:tentative="1">
-      <w:start w:val="1"/>
-      <w:numFmt w:val="decimal"/>
-      <w:lvlText w:val="%7."/>
-      <w:lvlJc w:val="left"/>
-      <w:pPr>
-        <w:ind w:left="5748" w:hanging="360"/>
-      </w:pPr>
-    </w:lvl>
-    <w:lvl w:ilvl="7" w:tplc="FFFFFFFF" w:tentative="1">
-      <w:start w:val="1"/>
-      <w:numFmt w:val="lowerLetter"/>
-      <w:lvlText w:val="%8."/>
-      <w:lvlJc w:val="left"/>
-      <w:pPr>
-        <w:ind w:left="6468" w:hanging="360"/>
-      </w:pPr>
-    </w:lvl>
-    <w:lvl w:ilvl="8" w:tplc="FFFFFFFF" w:tentative="1">
-      <w:start w:val="1"/>
-      <w:numFmt w:val="lowerRoman"/>
-      <w:lvlText w:val="%9."/>
-      <w:lvlJc w:val="right"/>
-      <w:pPr>
-        <w:ind w:left="7188" w:hanging="180"/>
-      </w:pPr>
-    </w:lvl>
-  </w:abstractNum>
-  <w:abstractNum w:abstractNumId="47" w15:restartNumberingAfterBreak="0">
-    <w:nsid w:val="530F28C3"/>
-    <w:multiLevelType w:val="hybridMultilevel"/>
-    <w:tmpl w:val="D3D6322E"/>
-    <w:lvl w:ilvl="0" w:tplc="240A0001">
-      <w:start w:val="1"/>
-      <w:numFmt w:val="bullet"/>
-      <w:lvlText w:val=""/>
-      <w:lvlJc w:val="left"/>
-      <w:pPr>
-        <w:ind w:left="3153" w:hanging="360"/>
-      </w:pPr>
-      <w:rPr>
-        <w:rFonts w:ascii="Symbol" w:hAnsi="Symbol" w:hint="default"/>
-      </w:rPr>
-    </w:lvl>
-    <w:lvl w:ilvl="1" w:tplc="240A0003" w:tentative="1">
-      <w:start w:val="1"/>
-      <w:numFmt w:val="bullet"/>
-      <w:lvlText w:val="o"/>
-      <w:lvlJc w:val="left"/>
-      <w:pPr>
-        <w:ind w:left="3873" w:hanging="360"/>
-      </w:pPr>
-      <w:rPr>
-        <w:rFonts w:ascii="Courier New" w:hAnsi="Courier New" w:cs="Courier New" w:hint="default"/>
-      </w:rPr>
-    </w:lvl>
-    <w:lvl w:ilvl="2" w:tplc="240A0005" w:tentative="1">
-      <w:start w:val="1"/>
-      <w:numFmt w:val="bullet"/>
-      <w:lvlText w:val=""/>
-      <w:lvlJc w:val="left"/>
-      <w:pPr>
-        <w:ind w:left="4593" w:hanging="360"/>
-      </w:pPr>
-      <w:rPr>
-        <w:rFonts w:ascii="Wingdings" w:hAnsi="Wingdings" w:hint="default"/>
-      </w:rPr>
-    </w:lvl>
-    <w:lvl w:ilvl="3" w:tplc="240A0001" w:tentative="1">
-      <w:start w:val="1"/>
-      <w:numFmt w:val="bullet"/>
-      <w:lvlText w:val=""/>
-      <w:lvlJc w:val="left"/>
-      <w:pPr>
-        <w:ind w:left="5313" w:hanging="360"/>
-      </w:pPr>
-      <w:rPr>
-        <w:rFonts w:ascii="Symbol" w:hAnsi="Symbol" w:hint="default"/>
-      </w:rPr>
-    </w:lvl>
-    <w:lvl w:ilvl="4" w:tplc="240A0003" w:tentative="1">
-      <w:start w:val="1"/>
-      <w:numFmt w:val="bullet"/>
-      <w:lvlText w:val="o"/>
-      <w:lvlJc w:val="left"/>
-      <w:pPr>
-        <w:ind w:left="6033" w:hanging="360"/>
-      </w:pPr>
-      <w:rPr>
-        <w:rFonts w:ascii="Courier New" w:hAnsi="Courier New" w:cs="Courier New" w:hint="default"/>
-      </w:rPr>
-    </w:lvl>
-    <w:lvl w:ilvl="5" w:tplc="240A0005" w:tentative="1">
-      <w:start w:val="1"/>
-      <w:numFmt w:val="bullet"/>
-      <w:lvlText w:val=""/>
-      <w:lvlJc w:val="left"/>
-      <w:pPr>
-        <w:ind w:left="6753" w:hanging="360"/>
-      </w:pPr>
-      <w:rPr>
-        <w:rFonts w:ascii="Wingdings" w:hAnsi="Wingdings" w:hint="default"/>
-      </w:rPr>
-    </w:lvl>
-    <w:lvl w:ilvl="6" w:tplc="240A0001" w:tentative="1">
-      <w:start w:val="1"/>
-      <w:numFmt w:val="bullet"/>
-      <w:lvlText w:val=""/>
-      <w:lvlJc w:val="left"/>
-      <w:pPr>
-        <w:ind w:left="7473" w:hanging="360"/>
-      </w:pPr>
-      <w:rPr>
-        <w:rFonts w:ascii="Symbol" w:hAnsi="Symbol" w:hint="default"/>
-      </w:rPr>
-    </w:lvl>
-    <w:lvl w:ilvl="7" w:tplc="240A0003" w:tentative="1">
-      <w:start w:val="1"/>
-      <w:numFmt w:val="bullet"/>
-      <w:lvlText w:val="o"/>
-      <w:lvlJc w:val="left"/>
-      <w:pPr>
-        <w:ind w:left="8193" w:hanging="360"/>
-      </w:pPr>
-      <w:rPr>
-        <w:rFonts w:ascii="Courier New" w:hAnsi="Courier New" w:cs="Courier New" w:hint="default"/>
-      </w:rPr>
-    </w:lvl>
-    <w:lvl w:ilvl="8" w:tplc="240A0005" w:tentative="1">
-      <w:start w:val="1"/>
-      <w:numFmt w:val="bullet"/>
-      <w:lvlText w:val=""/>
-      <w:lvlJc w:val="left"/>
-      <w:pPr>
-        <w:ind w:left="8913" w:hanging="360"/>
-      </w:pPr>
-      <w:rPr>
-        <w:rFonts w:ascii="Wingdings" w:hAnsi="Wingdings" w:hint="default"/>
-      </w:rPr>
-    </w:lvl>
-  </w:abstractNum>
-  <w:abstractNum w:abstractNumId="48" w15:restartNumberingAfterBreak="0">
-    <w:nsid w:val="582F5393"/>
+  <w:abstractNum w:abstractNumId="5" w15:restartNumberingAfterBreak="0">
+    <w:nsid w:val="59736543"/>
     <w:multiLevelType w:val="multilevel"/>
-    <w:tmpl w:val="7A382CEC"/>
+    <w:tmpl w:val="025E087E"/>
     <w:lvl w:ilvl="0">
       <w:start w:val="1"/>
       <w:numFmt w:val="bullet"/>
@@ -14255,9 +8961,9 @@
       <w:lvlJc w:val="left"/>
       <w:pPr>
         <w:tabs>
-          <w:tab w:val="num" w:pos="1068"/>
+          <w:tab w:val="num" w:pos="927"/>
         </w:tabs>
-        <w:ind w:left="1068" w:hanging="360"/>
+        <w:ind w:left="927" w:hanging="360"/>
       </w:pPr>
       <w:rPr>
         <w:rFonts w:ascii="Symbol" w:hAnsi="Symbol" w:hint="default"/>
@@ -14271,9 +8977,9 @@
       <w:lvlJc w:val="left"/>
       <w:pPr>
         <w:tabs>
-          <w:tab w:val="num" w:pos="1788"/>
+          <w:tab w:val="num" w:pos="1647"/>
         </w:tabs>
-        <w:ind w:left="1788" w:hanging="360"/>
+        <w:ind w:left="1647" w:hanging="360"/>
       </w:pPr>
       <w:rPr>
         <w:rFonts w:ascii="Courier New" w:hAnsi="Courier New" w:hint="default"/>
@@ -14287,9 +8993,9 @@
       <w:lvlJc w:val="left"/>
       <w:pPr>
         <w:tabs>
-          <w:tab w:val="num" w:pos="2508"/>
+          <w:tab w:val="num" w:pos="2367"/>
         </w:tabs>
-        <w:ind w:left="2508" w:hanging="360"/>
+        <w:ind w:left="2367" w:hanging="360"/>
       </w:pPr>
       <w:rPr>
         <w:rFonts w:ascii="Wingdings" w:hAnsi="Wingdings" w:hint="default"/>
@@ -14303,9 +9009,9 @@
       <w:lvlJc w:val="left"/>
       <w:pPr>
         <w:tabs>
-          <w:tab w:val="num" w:pos="3228"/>
+          <w:tab w:val="num" w:pos="3087"/>
         </w:tabs>
-        <w:ind w:left="3228" w:hanging="360"/>
+        <w:ind w:left="3087" w:hanging="360"/>
       </w:pPr>
       <w:rPr>
         <w:rFonts w:ascii="Wingdings" w:hAnsi="Wingdings" w:hint="default"/>
@@ -14319,9 +9025,9 @@
       <w:lvlJc w:val="left"/>
       <w:pPr>
         <w:tabs>
-          <w:tab w:val="num" w:pos="3948"/>
+          <w:tab w:val="num" w:pos="3807"/>
         </w:tabs>
-        <w:ind w:left="3948" w:hanging="360"/>
+        <w:ind w:left="3807" w:hanging="360"/>
       </w:pPr>
       <w:rPr>
         <w:rFonts w:ascii="Wingdings" w:hAnsi="Wingdings" w:hint="default"/>
@@ -14335,9 +9041,9 @@
       <w:lvlJc w:val="left"/>
       <w:pPr>
         <w:tabs>
-          <w:tab w:val="num" w:pos="4668"/>
+          <w:tab w:val="num" w:pos="4527"/>
         </w:tabs>
-        <w:ind w:left="4668" w:hanging="360"/>
+        <w:ind w:left="4527" w:hanging="360"/>
       </w:pPr>
       <w:rPr>
         <w:rFonts w:ascii="Wingdings" w:hAnsi="Wingdings" w:hint="default"/>
@@ -14351,9 +9057,9 @@
       <w:lvlJc w:val="left"/>
       <w:pPr>
         <w:tabs>
-          <w:tab w:val="num" w:pos="5388"/>
+          <w:tab w:val="num" w:pos="5247"/>
         </w:tabs>
-        <w:ind w:left="5388" w:hanging="360"/>
+        <w:ind w:left="5247" w:hanging="360"/>
       </w:pPr>
       <w:rPr>
         <w:rFonts w:ascii="Wingdings" w:hAnsi="Wingdings" w:hint="default"/>
@@ -14367,9 +9073,9 @@
       <w:lvlJc w:val="left"/>
       <w:pPr>
         <w:tabs>
-          <w:tab w:val="num" w:pos="6108"/>
+          <w:tab w:val="num" w:pos="5967"/>
         </w:tabs>
-        <w:ind w:left="6108" w:hanging="360"/>
+        <w:ind w:left="5967" w:hanging="360"/>
       </w:pPr>
       <w:rPr>
         <w:rFonts w:ascii="Wingdings" w:hAnsi="Wingdings" w:hint="default"/>
@@ -14383,9 +9089,9 @@
       <w:lvlJc w:val="left"/>
       <w:pPr>
         <w:tabs>
-          <w:tab w:val="num" w:pos="6828"/>
+          <w:tab w:val="num" w:pos="6687"/>
         </w:tabs>
-        <w:ind w:left="6828" w:hanging="360"/>
+        <w:ind w:left="6687" w:hanging="360"/>
       </w:pPr>
       <w:rPr>
         <w:rFonts w:ascii="Wingdings" w:hAnsi="Wingdings" w:hint="default"/>
@@ -14393,10 +9099,10 @@
       </w:rPr>
     </w:lvl>
   </w:abstractNum>
-  <w:abstractNum w:abstractNumId="49" w15:restartNumberingAfterBreak="0">
-    <w:nsid w:val="59736543"/>
+  <w:abstractNum w:abstractNumId="6" w15:restartNumberingAfterBreak="0">
+    <w:nsid w:val="6B88094C"/>
     <w:multiLevelType w:val="multilevel"/>
-    <w:tmpl w:val="025E087E"/>
+    <w:tmpl w:val="6542F22C"/>
     <w:lvl w:ilvl="0">
       <w:start w:val="1"/>
       <w:numFmt w:val="bullet"/>
@@ -14542,96 +9248,10 @@
       </w:rPr>
     </w:lvl>
   </w:abstractNum>
-  <w:abstractNum w:abstractNumId="50" w15:restartNumberingAfterBreak="0">
-    <w:nsid w:val="5A4375D4"/>
-    <w:multiLevelType w:val="hybridMultilevel"/>
-    <w:tmpl w:val="F7AE611A"/>
-    <w:lvl w:ilvl="0" w:tplc="240A0017">
-      <w:start w:val="1"/>
-      <w:numFmt w:val="lowerLetter"/>
-      <w:lvlText w:val="%1)"/>
-      <w:lvlJc w:val="left"/>
-      <w:pPr>
-        <w:ind w:left="2574" w:hanging="360"/>
-      </w:pPr>
-    </w:lvl>
-    <w:lvl w:ilvl="1" w:tplc="FFFFFFFF" w:tentative="1">
-      <w:start w:val="1"/>
-      <w:numFmt w:val="lowerLetter"/>
-      <w:lvlText w:val="%2."/>
-      <w:lvlJc w:val="left"/>
-      <w:pPr>
-        <w:ind w:left="3294" w:hanging="360"/>
-      </w:pPr>
-    </w:lvl>
-    <w:lvl w:ilvl="2" w:tplc="FFFFFFFF" w:tentative="1">
-      <w:start w:val="1"/>
-      <w:numFmt w:val="lowerRoman"/>
-      <w:lvlText w:val="%3."/>
-      <w:lvlJc w:val="right"/>
-      <w:pPr>
-        <w:ind w:left="4014" w:hanging="180"/>
-      </w:pPr>
-    </w:lvl>
-    <w:lvl w:ilvl="3" w:tplc="FFFFFFFF" w:tentative="1">
-      <w:start w:val="1"/>
-      <w:numFmt w:val="decimal"/>
-      <w:lvlText w:val="%4."/>
-      <w:lvlJc w:val="left"/>
-      <w:pPr>
-        <w:ind w:left="4734" w:hanging="360"/>
-      </w:pPr>
-    </w:lvl>
-    <w:lvl w:ilvl="4" w:tplc="FFFFFFFF" w:tentative="1">
-      <w:start w:val="1"/>
-      <w:numFmt w:val="lowerLetter"/>
-      <w:lvlText w:val="%5."/>
-      <w:lvlJc w:val="left"/>
-      <w:pPr>
-        <w:ind w:left="5454" w:hanging="360"/>
-      </w:pPr>
-    </w:lvl>
-    <w:lvl w:ilvl="5" w:tplc="FFFFFFFF" w:tentative="1">
-      <w:start w:val="1"/>
-      <w:numFmt w:val="lowerRoman"/>
-      <w:lvlText w:val="%6."/>
-      <w:lvlJc w:val="right"/>
-      <w:pPr>
-        <w:ind w:left="6174" w:hanging="180"/>
-      </w:pPr>
-    </w:lvl>
-    <w:lvl w:ilvl="6" w:tplc="FFFFFFFF" w:tentative="1">
-      <w:start w:val="1"/>
-      <w:numFmt w:val="decimal"/>
-      <w:lvlText w:val="%7."/>
-      <w:lvlJc w:val="left"/>
-      <w:pPr>
-        <w:ind w:left="6894" w:hanging="360"/>
-      </w:pPr>
-    </w:lvl>
-    <w:lvl w:ilvl="7" w:tplc="FFFFFFFF" w:tentative="1">
-      <w:start w:val="1"/>
-      <w:numFmt w:val="lowerLetter"/>
-      <w:lvlText w:val="%8."/>
-      <w:lvlJc w:val="left"/>
-      <w:pPr>
-        <w:ind w:left="7614" w:hanging="360"/>
-      </w:pPr>
-    </w:lvl>
-    <w:lvl w:ilvl="8" w:tplc="FFFFFFFF" w:tentative="1">
-      <w:start w:val="1"/>
-      <w:numFmt w:val="lowerRoman"/>
-      <w:lvlText w:val="%9."/>
-      <w:lvlJc w:val="right"/>
-      <w:pPr>
-        <w:ind w:left="8334" w:hanging="180"/>
-      </w:pPr>
-    </w:lvl>
-  </w:abstractNum>
-  <w:abstractNum w:abstractNumId="51" w15:restartNumberingAfterBreak="0">
-    <w:nsid w:val="5B7C64D9"/>
+  <w:abstractNum w:abstractNumId="7" w15:restartNumberingAfterBreak="0">
+    <w:nsid w:val="7AD62632"/>
     <w:multiLevelType w:val="multilevel"/>
-    <w:tmpl w:val="35E2A892"/>
+    <w:tmpl w:val="6542F22C"/>
     <w:lvl w:ilvl="0">
       <w:start w:val="1"/>
       <w:numFmt w:val="bullet"/>
@@ -14639,9 +9259,9 @@
       <w:lvlJc w:val="left"/>
       <w:pPr>
         <w:tabs>
-          <w:tab w:val="num" w:pos="720"/>
+          <w:tab w:val="num" w:pos="927"/>
         </w:tabs>
-        <w:ind w:left="720" w:hanging="360"/>
+        <w:ind w:left="927" w:hanging="360"/>
       </w:pPr>
       <w:rPr>
         <w:rFonts w:ascii="Symbol" w:hAnsi="Symbol" w:hint="default"/>
@@ -14655,9 +9275,9 @@
       <w:lvlJc w:val="left"/>
       <w:pPr>
         <w:tabs>
-          <w:tab w:val="num" w:pos="1440"/>
+          <w:tab w:val="num" w:pos="1647"/>
         </w:tabs>
-        <w:ind w:left="1440" w:hanging="360"/>
+        <w:ind w:left="1647" w:hanging="360"/>
       </w:pPr>
       <w:rPr>
         <w:rFonts w:ascii="Courier New" w:hAnsi="Courier New" w:hint="default"/>
@@ -14671,9 +9291,9 @@
       <w:lvlJc w:val="left"/>
       <w:pPr>
         <w:tabs>
-          <w:tab w:val="num" w:pos="2160"/>
+          <w:tab w:val="num" w:pos="2367"/>
         </w:tabs>
-        <w:ind w:left="2160" w:hanging="360"/>
+        <w:ind w:left="2367" w:hanging="360"/>
       </w:pPr>
       <w:rPr>
         <w:rFonts w:ascii="Wingdings" w:hAnsi="Wingdings" w:hint="default"/>
@@ -14687,9 +9307,9 @@
       <w:lvlJc w:val="left"/>
       <w:pPr>
         <w:tabs>
-          <w:tab w:val="num" w:pos="2880"/>
+          <w:tab w:val="num" w:pos="3087"/>
         </w:tabs>
-        <w:ind w:left="2880" w:hanging="360"/>
+        <w:ind w:left="3087" w:hanging="360"/>
       </w:pPr>
       <w:rPr>
         <w:rFonts w:ascii="Wingdings" w:hAnsi="Wingdings" w:hint="default"/>
@@ -14703,9 +9323,9 @@
       <w:lvlJc w:val="left"/>
       <w:pPr>
         <w:tabs>
-          <w:tab w:val="num" w:pos="3600"/>
+          <w:tab w:val="num" w:pos="3807"/>
         </w:tabs>
-        <w:ind w:left="3600" w:hanging="360"/>
+        <w:ind w:left="3807" w:hanging="360"/>
       </w:pPr>
       <w:rPr>
         <w:rFonts w:ascii="Wingdings" w:hAnsi="Wingdings" w:hint="default"/>
@@ -14719,9 +9339,9 @@
       <w:lvlJc w:val="left"/>
       <w:pPr>
         <w:tabs>
-          <w:tab w:val="num" w:pos="4320"/>
+          <w:tab w:val="num" w:pos="4527"/>
         </w:tabs>
-        <w:ind w:left="4320" w:hanging="360"/>
+        <w:ind w:left="4527" w:hanging="360"/>
       </w:pPr>
       <w:rPr>
         <w:rFonts w:ascii="Wingdings" w:hAnsi="Wingdings" w:hint="default"/>
@@ -14735,9 +9355,9 @@
       <w:lvlJc w:val="left"/>
       <w:pPr>
         <w:tabs>
-          <w:tab w:val="num" w:pos="5040"/>
+          <w:tab w:val="num" w:pos="5247"/>
         </w:tabs>
-        <w:ind w:left="5040" w:hanging="360"/>
+        <w:ind w:left="5247" w:hanging="360"/>
       </w:pPr>
       <w:rPr>
         <w:rFonts w:ascii="Wingdings" w:hAnsi="Wingdings" w:hint="default"/>
@@ -14751,9 +9371,9 @@
       <w:lvlJc w:val="left"/>
       <w:pPr>
         <w:tabs>
-          <w:tab w:val="num" w:pos="5760"/>
+          <w:tab w:val="num" w:pos="5967"/>
         </w:tabs>
-        <w:ind w:left="5760" w:hanging="360"/>
+        <w:ind w:left="5967" w:hanging="360"/>
       </w:pPr>
       <w:rPr>
         <w:rFonts w:ascii="Wingdings" w:hAnsi="Wingdings" w:hint="default"/>
@@ -14767,9 +9387,9 @@
       <w:lvlJc w:val="left"/>
       <w:pPr>
         <w:tabs>
-          <w:tab w:val="num" w:pos="6480"/>
+          <w:tab w:val="num" w:pos="6687"/>
         </w:tabs>
-        <w:ind w:left="6480" w:hanging="360"/>
+        <w:ind w:left="6687" w:hanging="360"/>
       </w:pPr>
       <w:rPr>
         <w:rFonts w:ascii="Wingdings" w:hAnsi="Wingdings" w:hint="default"/>
@@ -14777,2843 +9397,36 @@
       </w:rPr>
     </w:lvl>
   </w:abstractNum>
-  <w:abstractNum w:abstractNumId="52" w15:restartNumberingAfterBreak="0">
-    <w:nsid w:val="5C11476D"/>
-    <w:multiLevelType w:val="multilevel"/>
-    <w:tmpl w:val="DF2891DA"/>
-    <w:lvl w:ilvl="0">
-      <w:start w:val="1"/>
-      <w:numFmt w:val="bullet"/>
-      <w:lvlText w:val=""/>
-      <w:lvlJc w:val="left"/>
-      <w:pPr>
-        <w:tabs>
-          <w:tab w:val="num" w:pos="720"/>
-        </w:tabs>
-        <w:ind w:left="720" w:hanging="360"/>
-      </w:pPr>
-      <w:rPr>
-        <w:rFonts w:ascii="Symbol" w:hAnsi="Symbol" w:hint="default"/>
-        <w:sz w:val="20"/>
-      </w:rPr>
-    </w:lvl>
-    <w:lvl w:ilvl="1" w:tentative="1">
-      <w:start w:val="1"/>
-      <w:numFmt w:val="bullet"/>
-      <w:lvlText w:val="o"/>
-      <w:lvlJc w:val="left"/>
-      <w:pPr>
-        <w:tabs>
-          <w:tab w:val="num" w:pos="1440"/>
-        </w:tabs>
-        <w:ind w:left="1440" w:hanging="360"/>
-      </w:pPr>
-      <w:rPr>
-        <w:rFonts w:ascii="Courier New" w:hAnsi="Courier New" w:hint="default"/>
-        <w:sz w:val="20"/>
-      </w:rPr>
-    </w:lvl>
-    <w:lvl w:ilvl="2" w:tentative="1">
-      <w:start w:val="1"/>
-      <w:numFmt w:val="bullet"/>
-      <w:lvlText w:val=""/>
-      <w:lvlJc w:val="left"/>
-      <w:pPr>
-        <w:tabs>
-          <w:tab w:val="num" w:pos="2160"/>
-        </w:tabs>
-        <w:ind w:left="2160" w:hanging="360"/>
-      </w:pPr>
-      <w:rPr>
-        <w:rFonts w:ascii="Wingdings" w:hAnsi="Wingdings" w:hint="default"/>
-        <w:sz w:val="20"/>
-      </w:rPr>
-    </w:lvl>
-    <w:lvl w:ilvl="3" w:tentative="1">
-      <w:start w:val="1"/>
-      <w:numFmt w:val="bullet"/>
-      <w:lvlText w:val=""/>
-      <w:lvlJc w:val="left"/>
-      <w:pPr>
-        <w:tabs>
-          <w:tab w:val="num" w:pos="2880"/>
-        </w:tabs>
-        <w:ind w:left="2880" w:hanging="360"/>
-      </w:pPr>
-      <w:rPr>
-        <w:rFonts w:ascii="Wingdings" w:hAnsi="Wingdings" w:hint="default"/>
-        <w:sz w:val="20"/>
-      </w:rPr>
-    </w:lvl>
-    <w:lvl w:ilvl="4" w:tentative="1">
-      <w:start w:val="1"/>
-      <w:numFmt w:val="bullet"/>
-      <w:lvlText w:val=""/>
-      <w:lvlJc w:val="left"/>
-      <w:pPr>
-        <w:tabs>
-          <w:tab w:val="num" w:pos="3600"/>
-        </w:tabs>
-        <w:ind w:left="3600" w:hanging="360"/>
-      </w:pPr>
-      <w:rPr>
-        <w:rFonts w:ascii="Wingdings" w:hAnsi="Wingdings" w:hint="default"/>
-        <w:sz w:val="20"/>
-      </w:rPr>
-    </w:lvl>
-    <w:lvl w:ilvl="5" w:tentative="1">
-      <w:start w:val="1"/>
-      <w:numFmt w:val="bullet"/>
-      <w:lvlText w:val=""/>
-      <w:lvlJc w:val="left"/>
-      <w:pPr>
-        <w:tabs>
-          <w:tab w:val="num" w:pos="4320"/>
-        </w:tabs>
-        <w:ind w:left="4320" w:hanging="360"/>
-      </w:pPr>
-      <w:rPr>
-        <w:rFonts w:ascii="Wingdings" w:hAnsi="Wingdings" w:hint="default"/>
-        <w:sz w:val="20"/>
-      </w:rPr>
-    </w:lvl>
-    <w:lvl w:ilvl="6" w:tentative="1">
-      <w:start w:val="1"/>
-      <w:numFmt w:val="bullet"/>
-      <w:lvlText w:val=""/>
-      <w:lvlJc w:val="left"/>
-      <w:pPr>
-        <w:tabs>
-          <w:tab w:val="num" w:pos="5040"/>
-        </w:tabs>
-        <w:ind w:left="5040" w:hanging="360"/>
-      </w:pPr>
-      <w:rPr>
-        <w:rFonts w:ascii="Wingdings" w:hAnsi="Wingdings" w:hint="default"/>
-        <w:sz w:val="20"/>
-      </w:rPr>
-    </w:lvl>
-    <w:lvl w:ilvl="7" w:tentative="1">
-      <w:start w:val="1"/>
-      <w:numFmt w:val="bullet"/>
-      <w:lvlText w:val=""/>
-      <w:lvlJc w:val="left"/>
-      <w:pPr>
-        <w:tabs>
-          <w:tab w:val="num" w:pos="5760"/>
-        </w:tabs>
-        <w:ind w:left="5760" w:hanging="360"/>
-      </w:pPr>
-      <w:rPr>
-        <w:rFonts w:ascii="Wingdings" w:hAnsi="Wingdings" w:hint="default"/>
-        <w:sz w:val="20"/>
-      </w:rPr>
-    </w:lvl>
-    <w:lvl w:ilvl="8" w:tentative="1">
-      <w:start w:val="1"/>
-      <w:numFmt w:val="bullet"/>
-      <w:lvlText w:val=""/>
-      <w:lvlJc w:val="left"/>
-      <w:pPr>
-        <w:tabs>
-          <w:tab w:val="num" w:pos="6480"/>
-        </w:tabs>
-        <w:ind w:left="6480" w:hanging="360"/>
-      </w:pPr>
-      <w:rPr>
-        <w:rFonts w:ascii="Wingdings" w:hAnsi="Wingdings" w:hint="default"/>
-        <w:sz w:val="20"/>
-      </w:rPr>
-    </w:lvl>
-  </w:abstractNum>
-  <w:abstractNum w:abstractNumId="53" w15:restartNumberingAfterBreak="0">
-    <w:nsid w:val="5C963EA6"/>
-    <w:multiLevelType w:val="hybridMultilevel"/>
-    <w:tmpl w:val="67A245C2"/>
-    <w:lvl w:ilvl="0" w:tplc="240A0003">
-      <w:start w:val="1"/>
-      <w:numFmt w:val="bullet"/>
-      <w:lvlText w:val="o"/>
-      <w:lvlJc w:val="left"/>
-      <w:pPr>
-        <w:ind w:left="1428" w:hanging="360"/>
-      </w:pPr>
-      <w:rPr>
-        <w:rFonts w:ascii="Courier New" w:hAnsi="Courier New" w:cs="Courier New" w:hint="default"/>
-      </w:rPr>
-    </w:lvl>
-    <w:lvl w:ilvl="1" w:tplc="240A0003" w:tentative="1">
-      <w:start w:val="1"/>
-      <w:numFmt w:val="bullet"/>
-      <w:lvlText w:val="o"/>
-      <w:lvlJc w:val="left"/>
-      <w:pPr>
-        <w:ind w:left="2148" w:hanging="360"/>
-      </w:pPr>
-      <w:rPr>
-        <w:rFonts w:ascii="Courier New" w:hAnsi="Courier New" w:cs="Courier New" w:hint="default"/>
-      </w:rPr>
-    </w:lvl>
-    <w:lvl w:ilvl="2" w:tplc="240A0005" w:tentative="1">
-      <w:start w:val="1"/>
-      <w:numFmt w:val="bullet"/>
-      <w:lvlText w:val=""/>
-      <w:lvlJc w:val="left"/>
-      <w:pPr>
-        <w:ind w:left="2868" w:hanging="360"/>
-      </w:pPr>
-      <w:rPr>
-        <w:rFonts w:ascii="Wingdings" w:hAnsi="Wingdings" w:hint="default"/>
-      </w:rPr>
-    </w:lvl>
-    <w:lvl w:ilvl="3" w:tplc="240A0001" w:tentative="1">
-      <w:start w:val="1"/>
-      <w:numFmt w:val="bullet"/>
-      <w:lvlText w:val=""/>
-      <w:lvlJc w:val="left"/>
-      <w:pPr>
-        <w:ind w:left="3588" w:hanging="360"/>
-      </w:pPr>
-      <w:rPr>
-        <w:rFonts w:ascii="Symbol" w:hAnsi="Symbol" w:hint="default"/>
-      </w:rPr>
-    </w:lvl>
-    <w:lvl w:ilvl="4" w:tplc="240A0003" w:tentative="1">
-      <w:start w:val="1"/>
-      <w:numFmt w:val="bullet"/>
-      <w:lvlText w:val="o"/>
-      <w:lvlJc w:val="left"/>
-      <w:pPr>
-        <w:ind w:left="4308" w:hanging="360"/>
-      </w:pPr>
-      <w:rPr>
-        <w:rFonts w:ascii="Courier New" w:hAnsi="Courier New" w:cs="Courier New" w:hint="default"/>
-      </w:rPr>
-    </w:lvl>
-    <w:lvl w:ilvl="5" w:tplc="240A0005" w:tentative="1">
-      <w:start w:val="1"/>
-      <w:numFmt w:val="bullet"/>
-      <w:lvlText w:val=""/>
-      <w:lvlJc w:val="left"/>
-      <w:pPr>
-        <w:ind w:left="5028" w:hanging="360"/>
-      </w:pPr>
-      <w:rPr>
-        <w:rFonts w:ascii="Wingdings" w:hAnsi="Wingdings" w:hint="default"/>
-      </w:rPr>
-    </w:lvl>
-    <w:lvl w:ilvl="6" w:tplc="240A0001" w:tentative="1">
-      <w:start w:val="1"/>
-      <w:numFmt w:val="bullet"/>
-      <w:lvlText w:val=""/>
-      <w:lvlJc w:val="left"/>
-      <w:pPr>
-        <w:ind w:left="5748" w:hanging="360"/>
-      </w:pPr>
-      <w:rPr>
-        <w:rFonts w:ascii="Symbol" w:hAnsi="Symbol" w:hint="default"/>
-      </w:rPr>
-    </w:lvl>
-    <w:lvl w:ilvl="7" w:tplc="240A0003" w:tentative="1">
-      <w:start w:val="1"/>
-      <w:numFmt w:val="bullet"/>
-      <w:lvlText w:val="o"/>
-      <w:lvlJc w:val="left"/>
-      <w:pPr>
-        <w:ind w:left="6468" w:hanging="360"/>
-      </w:pPr>
-      <w:rPr>
-        <w:rFonts w:ascii="Courier New" w:hAnsi="Courier New" w:cs="Courier New" w:hint="default"/>
-      </w:rPr>
-    </w:lvl>
-    <w:lvl w:ilvl="8" w:tplc="240A0005" w:tentative="1">
-      <w:start w:val="1"/>
-      <w:numFmt w:val="bullet"/>
-      <w:lvlText w:val=""/>
-      <w:lvlJc w:val="left"/>
-      <w:pPr>
-        <w:ind w:left="7188" w:hanging="360"/>
-      </w:pPr>
-      <w:rPr>
-        <w:rFonts w:ascii="Wingdings" w:hAnsi="Wingdings" w:hint="default"/>
-      </w:rPr>
-    </w:lvl>
-  </w:abstractNum>
-  <w:abstractNum w:abstractNumId="54" w15:restartNumberingAfterBreak="0">
-    <w:nsid w:val="60AA21C4"/>
-    <w:multiLevelType w:val="hybridMultilevel"/>
-    <w:tmpl w:val="22964128"/>
-    <w:lvl w:ilvl="0" w:tplc="240A0003">
-      <w:start w:val="1"/>
-      <w:numFmt w:val="bullet"/>
-      <w:lvlText w:val="o"/>
-      <w:lvlJc w:val="left"/>
-      <w:pPr>
-        <w:ind w:left="1428" w:hanging="360"/>
-      </w:pPr>
-      <w:rPr>
-        <w:rFonts w:ascii="Courier New" w:hAnsi="Courier New" w:cs="Courier New" w:hint="default"/>
-      </w:rPr>
-    </w:lvl>
-    <w:lvl w:ilvl="1" w:tplc="240A0003" w:tentative="1">
-      <w:start w:val="1"/>
-      <w:numFmt w:val="bullet"/>
-      <w:lvlText w:val="o"/>
-      <w:lvlJc w:val="left"/>
-      <w:pPr>
-        <w:ind w:left="2148" w:hanging="360"/>
-      </w:pPr>
-      <w:rPr>
-        <w:rFonts w:ascii="Courier New" w:hAnsi="Courier New" w:cs="Courier New" w:hint="default"/>
-      </w:rPr>
-    </w:lvl>
-    <w:lvl w:ilvl="2" w:tplc="240A0005" w:tentative="1">
-      <w:start w:val="1"/>
-      <w:numFmt w:val="bullet"/>
-      <w:lvlText w:val=""/>
-      <w:lvlJc w:val="left"/>
-      <w:pPr>
-        <w:ind w:left="2868" w:hanging="360"/>
-      </w:pPr>
-      <w:rPr>
-        <w:rFonts w:ascii="Wingdings" w:hAnsi="Wingdings" w:hint="default"/>
-      </w:rPr>
-    </w:lvl>
-    <w:lvl w:ilvl="3" w:tplc="240A0001" w:tentative="1">
-      <w:start w:val="1"/>
-      <w:numFmt w:val="bullet"/>
-      <w:lvlText w:val=""/>
-      <w:lvlJc w:val="left"/>
-      <w:pPr>
-        <w:ind w:left="3588" w:hanging="360"/>
-      </w:pPr>
-      <w:rPr>
-        <w:rFonts w:ascii="Symbol" w:hAnsi="Symbol" w:hint="default"/>
-      </w:rPr>
-    </w:lvl>
-    <w:lvl w:ilvl="4" w:tplc="240A0003" w:tentative="1">
-      <w:start w:val="1"/>
-      <w:numFmt w:val="bullet"/>
-      <w:lvlText w:val="o"/>
-      <w:lvlJc w:val="left"/>
-      <w:pPr>
-        <w:ind w:left="4308" w:hanging="360"/>
-      </w:pPr>
-      <w:rPr>
-        <w:rFonts w:ascii="Courier New" w:hAnsi="Courier New" w:cs="Courier New" w:hint="default"/>
-      </w:rPr>
-    </w:lvl>
-    <w:lvl w:ilvl="5" w:tplc="240A0005" w:tentative="1">
-      <w:start w:val="1"/>
-      <w:numFmt w:val="bullet"/>
-      <w:lvlText w:val=""/>
-      <w:lvlJc w:val="left"/>
-      <w:pPr>
-        <w:ind w:left="5028" w:hanging="360"/>
-      </w:pPr>
-      <w:rPr>
-        <w:rFonts w:ascii="Wingdings" w:hAnsi="Wingdings" w:hint="default"/>
-      </w:rPr>
-    </w:lvl>
-    <w:lvl w:ilvl="6" w:tplc="240A0001" w:tentative="1">
-      <w:start w:val="1"/>
-      <w:numFmt w:val="bullet"/>
-      <w:lvlText w:val=""/>
-      <w:lvlJc w:val="left"/>
-      <w:pPr>
-        <w:ind w:left="5748" w:hanging="360"/>
-      </w:pPr>
-      <w:rPr>
-        <w:rFonts w:ascii="Symbol" w:hAnsi="Symbol" w:hint="default"/>
-      </w:rPr>
-    </w:lvl>
-    <w:lvl w:ilvl="7" w:tplc="240A0003" w:tentative="1">
-      <w:start w:val="1"/>
-      <w:numFmt w:val="bullet"/>
-      <w:lvlText w:val="o"/>
-      <w:lvlJc w:val="left"/>
-      <w:pPr>
-        <w:ind w:left="6468" w:hanging="360"/>
-      </w:pPr>
-      <w:rPr>
-        <w:rFonts w:ascii="Courier New" w:hAnsi="Courier New" w:cs="Courier New" w:hint="default"/>
-      </w:rPr>
-    </w:lvl>
-    <w:lvl w:ilvl="8" w:tplc="240A0005" w:tentative="1">
-      <w:start w:val="1"/>
-      <w:numFmt w:val="bullet"/>
-      <w:lvlText w:val=""/>
-      <w:lvlJc w:val="left"/>
-      <w:pPr>
-        <w:ind w:left="7188" w:hanging="360"/>
-      </w:pPr>
-      <w:rPr>
-        <w:rFonts w:ascii="Wingdings" w:hAnsi="Wingdings" w:hint="default"/>
-      </w:rPr>
-    </w:lvl>
-  </w:abstractNum>
-  <w:abstractNum w:abstractNumId="55" w15:restartNumberingAfterBreak="0">
-    <w:nsid w:val="62384DF2"/>
-    <w:multiLevelType w:val="multilevel"/>
-    <w:tmpl w:val="7A382CEC"/>
-    <w:lvl w:ilvl="0">
-      <w:start w:val="1"/>
-      <w:numFmt w:val="bullet"/>
-      <w:lvlText w:val=""/>
-      <w:lvlJc w:val="left"/>
-      <w:pPr>
-        <w:tabs>
-          <w:tab w:val="num" w:pos="1353"/>
-        </w:tabs>
-        <w:ind w:left="1353" w:hanging="360"/>
-      </w:pPr>
-      <w:rPr>
-        <w:rFonts w:ascii="Symbol" w:hAnsi="Symbol" w:hint="default"/>
-        <w:sz w:val="20"/>
-      </w:rPr>
-    </w:lvl>
-    <w:lvl w:ilvl="1" w:tentative="1">
-      <w:start w:val="1"/>
-      <w:numFmt w:val="bullet"/>
-      <w:lvlText w:val="o"/>
-      <w:lvlJc w:val="left"/>
-      <w:pPr>
-        <w:tabs>
-          <w:tab w:val="num" w:pos="2073"/>
-        </w:tabs>
-        <w:ind w:left="2073" w:hanging="360"/>
-      </w:pPr>
-      <w:rPr>
-        <w:rFonts w:ascii="Courier New" w:hAnsi="Courier New" w:hint="default"/>
-        <w:sz w:val="20"/>
-      </w:rPr>
-    </w:lvl>
-    <w:lvl w:ilvl="2" w:tentative="1">
-      <w:start w:val="1"/>
-      <w:numFmt w:val="bullet"/>
-      <w:lvlText w:val=""/>
-      <w:lvlJc w:val="left"/>
-      <w:pPr>
-        <w:tabs>
-          <w:tab w:val="num" w:pos="2793"/>
-        </w:tabs>
-        <w:ind w:left="2793" w:hanging="360"/>
-      </w:pPr>
-      <w:rPr>
-        <w:rFonts w:ascii="Wingdings" w:hAnsi="Wingdings" w:hint="default"/>
-        <w:sz w:val="20"/>
-      </w:rPr>
-    </w:lvl>
-    <w:lvl w:ilvl="3" w:tentative="1">
-      <w:start w:val="1"/>
-      <w:numFmt w:val="bullet"/>
-      <w:lvlText w:val=""/>
-      <w:lvlJc w:val="left"/>
-      <w:pPr>
-        <w:tabs>
-          <w:tab w:val="num" w:pos="3513"/>
-        </w:tabs>
-        <w:ind w:left="3513" w:hanging="360"/>
-      </w:pPr>
-      <w:rPr>
-        <w:rFonts w:ascii="Wingdings" w:hAnsi="Wingdings" w:hint="default"/>
-        <w:sz w:val="20"/>
-      </w:rPr>
-    </w:lvl>
-    <w:lvl w:ilvl="4" w:tentative="1">
-      <w:start w:val="1"/>
-      <w:numFmt w:val="bullet"/>
-      <w:lvlText w:val=""/>
-      <w:lvlJc w:val="left"/>
-      <w:pPr>
-        <w:tabs>
-          <w:tab w:val="num" w:pos="4233"/>
-        </w:tabs>
-        <w:ind w:left="4233" w:hanging="360"/>
-      </w:pPr>
-      <w:rPr>
-        <w:rFonts w:ascii="Wingdings" w:hAnsi="Wingdings" w:hint="default"/>
-        <w:sz w:val="20"/>
-      </w:rPr>
-    </w:lvl>
-    <w:lvl w:ilvl="5" w:tentative="1">
-      <w:start w:val="1"/>
-      <w:numFmt w:val="bullet"/>
-      <w:lvlText w:val=""/>
-      <w:lvlJc w:val="left"/>
-      <w:pPr>
-        <w:tabs>
-          <w:tab w:val="num" w:pos="4953"/>
-        </w:tabs>
-        <w:ind w:left="4953" w:hanging="360"/>
-      </w:pPr>
-      <w:rPr>
-        <w:rFonts w:ascii="Wingdings" w:hAnsi="Wingdings" w:hint="default"/>
-        <w:sz w:val="20"/>
-      </w:rPr>
-    </w:lvl>
-    <w:lvl w:ilvl="6" w:tentative="1">
-      <w:start w:val="1"/>
-      <w:numFmt w:val="bullet"/>
-      <w:lvlText w:val=""/>
-      <w:lvlJc w:val="left"/>
-      <w:pPr>
-        <w:tabs>
-          <w:tab w:val="num" w:pos="5673"/>
-        </w:tabs>
-        <w:ind w:left="5673" w:hanging="360"/>
-      </w:pPr>
-      <w:rPr>
-        <w:rFonts w:ascii="Wingdings" w:hAnsi="Wingdings" w:hint="default"/>
-        <w:sz w:val="20"/>
-      </w:rPr>
-    </w:lvl>
-    <w:lvl w:ilvl="7" w:tentative="1">
-      <w:start w:val="1"/>
-      <w:numFmt w:val="bullet"/>
-      <w:lvlText w:val=""/>
-      <w:lvlJc w:val="left"/>
-      <w:pPr>
-        <w:tabs>
-          <w:tab w:val="num" w:pos="6393"/>
-        </w:tabs>
-        <w:ind w:left="6393" w:hanging="360"/>
-      </w:pPr>
-      <w:rPr>
-        <w:rFonts w:ascii="Wingdings" w:hAnsi="Wingdings" w:hint="default"/>
-        <w:sz w:val="20"/>
-      </w:rPr>
-    </w:lvl>
-    <w:lvl w:ilvl="8" w:tentative="1">
-      <w:start w:val="1"/>
-      <w:numFmt w:val="bullet"/>
-      <w:lvlText w:val=""/>
-      <w:lvlJc w:val="left"/>
-      <w:pPr>
-        <w:tabs>
-          <w:tab w:val="num" w:pos="7113"/>
-        </w:tabs>
-        <w:ind w:left="7113" w:hanging="360"/>
-      </w:pPr>
-      <w:rPr>
-        <w:rFonts w:ascii="Wingdings" w:hAnsi="Wingdings" w:hint="default"/>
-        <w:sz w:val="20"/>
-      </w:rPr>
-    </w:lvl>
-  </w:abstractNum>
-  <w:abstractNum w:abstractNumId="56" w15:restartNumberingAfterBreak="0">
-    <w:nsid w:val="6B2823B9"/>
-    <w:multiLevelType w:val="hybridMultilevel"/>
-    <w:tmpl w:val="AA36679E"/>
-    <w:lvl w:ilvl="0" w:tplc="240A0001">
-      <w:start w:val="1"/>
-      <w:numFmt w:val="bullet"/>
-      <w:lvlText w:val=""/>
-      <w:lvlJc w:val="left"/>
-      <w:pPr>
-        <w:ind w:left="1428" w:hanging="360"/>
-      </w:pPr>
-      <w:rPr>
-        <w:rFonts w:ascii="Symbol" w:hAnsi="Symbol" w:hint="default"/>
-      </w:rPr>
-    </w:lvl>
-    <w:lvl w:ilvl="1" w:tplc="240A0003" w:tentative="1">
-      <w:start w:val="1"/>
-      <w:numFmt w:val="bullet"/>
-      <w:lvlText w:val="o"/>
-      <w:lvlJc w:val="left"/>
-      <w:pPr>
-        <w:ind w:left="2148" w:hanging="360"/>
-      </w:pPr>
-      <w:rPr>
-        <w:rFonts w:ascii="Courier New" w:hAnsi="Courier New" w:cs="Courier New" w:hint="default"/>
-      </w:rPr>
-    </w:lvl>
-    <w:lvl w:ilvl="2" w:tplc="240A0005" w:tentative="1">
-      <w:start w:val="1"/>
-      <w:numFmt w:val="bullet"/>
-      <w:lvlText w:val=""/>
-      <w:lvlJc w:val="left"/>
-      <w:pPr>
-        <w:ind w:left="2868" w:hanging="360"/>
-      </w:pPr>
-      <w:rPr>
-        <w:rFonts w:ascii="Wingdings" w:hAnsi="Wingdings" w:hint="default"/>
-      </w:rPr>
-    </w:lvl>
-    <w:lvl w:ilvl="3" w:tplc="240A0001" w:tentative="1">
-      <w:start w:val="1"/>
-      <w:numFmt w:val="bullet"/>
-      <w:lvlText w:val=""/>
-      <w:lvlJc w:val="left"/>
-      <w:pPr>
-        <w:ind w:left="3588" w:hanging="360"/>
-      </w:pPr>
-      <w:rPr>
-        <w:rFonts w:ascii="Symbol" w:hAnsi="Symbol" w:hint="default"/>
-      </w:rPr>
-    </w:lvl>
-    <w:lvl w:ilvl="4" w:tplc="240A0003" w:tentative="1">
-      <w:start w:val="1"/>
-      <w:numFmt w:val="bullet"/>
-      <w:lvlText w:val="o"/>
-      <w:lvlJc w:val="left"/>
-      <w:pPr>
-        <w:ind w:left="4308" w:hanging="360"/>
-      </w:pPr>
-      <w:rPr>
-        <w:rFonts w:ascii="Courier New" w:hAnsi="Courier New" w:cs="Courier New" w:hint="default"/>
-      </w:rPr>
-    </w:lvl>
-    <w:lvl w:ilvl="5" w:tplc="240A0005" w:tentative="1">
-      <w:start w:val="1"/>
-      <w:numFmt w:val="bullet"/>
-      <w:lvlText w:val=""/>
-      <w:lvlJc w:val="left"/>
-      <w:pPr>
-        <w:ind w:left="5028" w:hanging="360"/>
-      </w:pPr>
-      <w:rPr>
-        <w:rFonts w:ascii="Wingdings" w:hAnsi="Wingdings" w:hint="default"/>
-      </w:rPr>
-    </w:lvl>
-    <w:lvl w:ilvl="6" w:tplc="240A0001" w:tentative="1">
-      <w:start w:val="1"/>
-      <w:numFmt w:val="bullet"/>
-      <w:lvlText w:val=""/>
-      <w:lvlJc w:val="left"/>
-      <w:pPr>
-        <w:ind w:left="5748" w:hanging="360"/>
-      </w:pPr>
-      <w:rPr>
-        <w:rFonts w:ascii="Symbol" w:hAnsi="Symbol" w:hint="default"/>
-      </w:rPr>
-    </w:lvl>
-    <w:lvl w:ilvl="7" w:tplc="240A0003" w:tentative="1">
-      <w:start w:val="1"/>
-      <w:numFmt w:val="bullet"/>
-      <w:lvlText w:val="o"/>
-      <w:lvlJc w:val="left"/>
-      <w:pPr>
-        <w:ind w:left="6468" w:hanging="360"/>
-      </w:pPr>
-      <w:rPr>
-        <w:rFonts w:ascii="Courier New" w:hAnsi="Courier New" w:cs="Courier New" w:hint="default"/>
-      </w:rPr>
-    </w:lvl>
-    <w:lvl w:ilvl="8" w:tplc="240A0005" w:tentative="1">
-      <w:start w:val="1"/>
-      <w:numFmt w:val="bullet"/>
-      <w:lvlText w:val=""/>
-      <w:lvlJc w:val="left"/>
-      <w:pPr>
-        <w:ind w:left="7188" w:hanging="360"/>
-      </w:pPr>
-      <w:rPr>
-        <w:rFonts w:ascii="Wingdings" w:hAnsi="Wingdings" w:hint="default"/>
-      </w:rPr>
-    </w:lvl>
-  </w:abstractNum>
-  <w:abstractNum w:abstractNumId="57" w15:restartNumberingAfterBreak="0">
-    <w:nsid w:val="6B88094C"/>
-    <w:multiLevelType w:val="multilevel"/>
-    <w:tmpl w:val="6542F22C"/>
-    <w:lvl w:ilvl="0">
-      <w:start w:val="1"/>
-      <w:numFmt w:val="bullet"/>
-      <w:lvlText w:val=""/>
-      <w:lvlJc w:val="left"/>
-      <w:pPr>
-        <w:tabs>
-          <w:tab w:val="num" w:pos="927"/>
-        </w:tabs>
-        <w:ind w:left="927" w:hanging="360"/>
-      </w:pPr>
-      <w:rPr>
-        <w:rFonts w:ascii="Symbol" w:hAnsi="Symbol" w:hint="default"/>
-        <w:sz w:val="20"/>
-      </w:rPr>
-    </w:lvl>
-    <w:lvl w:ilvl="1" w:tentative="1">
-      <w:start w:val="1"/>
-      <w:numFmt w:val="bullet"/>
-      <w:lvlText w:val="o"/>
-      <w:lvlJc w:val="left"/>
-      <w:pPr>
-        <w:tabs>
-          <w:tab w:val="num" w:pos="1647"/>
-        </w:tabs>
-        <w:ind w:left="1647" w:hanging="360"/>
-      </w:pPr>
-      <w:rPr>
-        <w:rFonts w:ascii="Courier New" w:hAnsi="Courier New" w:hint="default"/>
-        <w:sz w:val="20"/>
-      </w:rPr>
-    </w:lvl>
-    <w:lvl w:ilvl="2" w:tentative="1">
-      <w:start w:val="1"/>
-      <w:numFmt w:val="bullet"/>
-      <w:lvlText w:val=""/>
-      <w:lvlJc w:val="left"/>
-      <w:pPr>
-        <w:tabs>
-          <w:tab w:val="num" w:pos="2367"/>
-        </w:tabs>
-        <w:ind w:left="2367" w:hanging="360"/>
-      </w:pPr>
-      <w:rPr>
-        <w:rFonts w:ascii="Wingdings" w:hAnsi="Wingdings" w:hint="default"/>
-        <w:sz w:val="20"/>
-      </w:rPr>
-    </w:lvl>
-    <w:lvl w:ilvl="3" w:tentative="1">
-      <w:start w:val="1"/>
-      <w:numFmt w:val="bullet"/>
-      <w:lvlText w:val=""/>
-      <w:lvlJc w:val="left"/>
-      <w:pPr>
-        <w:tabs>
-          <w:tab w:val="num" w:pos="3087"/>
-        </w:tabs>
-        <w:ind w:left="3087" w:hanging="360"/>
-      </w:pPr>
-      <w:rPr>
-        <w:rFonts w:ascii="Wingdings" w:hAnsi="Wingdings" w:hint="default"/>
-        <w:sz w:val="20"/>
-      </w:rPr>
-    </w:lvl>
-    <w:lvl w:ilvl="4" w:tentative="1">
-      <w:start w:val="1"/>
-      <w:numFmt w:val="bullet"/>
-      <w:lvlText w:val=""/>
-      <w:lvlJc w:val="left"/>
-      <w:pPr>
-        <w:tabs>
-          <w:tab w:val="num" w:pos="3807"/>
-        </w:tabs>
-        <w:ind w:left="3807" w:hanging="360"/>
-      </w:pPr>
-      <w:rPr>
-        <w:rFonts w:ascii="Wingdings" w:hAnsi="Wingdings" w:hint="default"/>
-        <w:sz w:val="20"/>
-      </w:rPr>
-    </w:lvl>
-    <w:lvl w:ilvl="5" w:tentative="1">
-      <w:start w:val="1"/>
-      <w:numFmt w:val="bullet"/>
-      <w:lvlText w:val=""/>
-      <w:lvlJc w:val="left"/>
-      <w:pPr>
-        <w:tabs>
-          <w:tab w:val="num" w:pos="4527"/>
-        </w:tabs>
-        <w:ind w:left="4527" w:hanging="360"/>
-      </w:pPr>
-      <w:rPr>
-        <w:rFonts w:ascii="Wingdings" w:hAnsi="Wingdings" w:hint="default"/>
-        <w:sz w:val="20"/>
-      </w:rPr>
-    </w:lvl>
-    <w:lvl w:ilvl="6" w:tentative="1">
-      <w:start w:val="1"/>
-      <w:numFmt w:val="bullet"/>
-      <w:lvlText w:val=""/>
-      <w:lvlJc w:val="left"/>
-      <w:pPr>
-        <w:tabs>
-          <w:tab w:val="num" w:pos="5247"/>
-        </w:tabs>
-        <w:ind w:left="5247" w:hanging="360"/>
-      </w:pPr>
-      <w:rPr>
-        <w:rFonts w:ascii="Wingdings" w:hAnsi="Wingdings" w:hint="default"/>
-        <w:sz w:val="20"/>
-      </w:rPr>
-    </w:lvl>
-    <w:lvl w:ilvl="7" w:tentative="1">
-      <w:start w:val="1"/>
-      <w:numFmt w:val="bullet"/>
-      <w:lvlText w:val=""/>
-      <w:lvlJc w:val="left"/>
-      <w:pPr>
-        <w:tabs>
-          <w:tab w:val="num" w:pos="5967"/>
-        </w:tabs>
-        <w:ind w:left="5967" w:hanging="360"/>
-      </w:pPr>
-      <w:rPr>
-        <w:rFonts w:ascii="Wingdings" w:hAnsi="Wingdings" w:hint="default"/>
-        <w:sz w:val="20"/>
-      </w:rPr>
-    </w:lvl>
-    <w:lvl w:ilvl="8" w:tentative="1">
-      <w:start w:val="1"/>
-      <w:numFmt w:val="bullet"/>
-      <w:lvlText w:val=""/>
-      <w:lvlJc w:val="left"/>
-      <w:pPr>
-        <w:tabs>
-          <w:tab w:val="num" w:pos="6687"/>
-        </w:tabs>
-        <w:ind w:left="6687" w:hanging="360"/>
-      </w:pPr>
-      <w:rPr>
-        <w:rFonts w:ascii="Wingdings" w:hAnsi="Wingdings" w:hint="default"/>
-        <w:sz w:val="20"/>
-      </w:rPr>
-    </w:lvl>
-  </w:abstractNum>
-  <w:abstractNum w:abstractNumId="58" w15:restartNumberingAfterBreak="0">
-    <w:nsid w:val="6BBC6108"/>
-    <w:multiLevelType w:val="hybridMultilevel"/>
-    <w:tmpl w:val="BE7E7362"/>
-    <w:lvl w:ilvl="0" w:tplc="240A0001">
-      <w:start w:val="1"/>
-      <w:numFmt w:val="bullet"/>
-      <w:lvlText w:val=""/>
-      <w:lvlJc w:val="left"/>
-      <w:pPr>
-        <w:ind w:left="1429" w:hanging="360"/>
-      </w:pPr>
-      <w:rPr>
-        <w:rFonts w:ascii="Symbol" w:hAnsi="Symbol" w:hint="default"/>
-      </w:rPr>
-    </w:lvl>
-    <w:lvl w:ilvl="1" w:tplc="240A0003" w:tentative="1">
-      <w:start w:val="1"/>
-      <w:numFmt w:val="bullet"/>
-      <w:lvlText w:val="o"/>
-      <w:lvlJc w:val="left"/>
-      <w:pPr>
-        <w:ind w:left="2149" w:hanging="360"/>
-      </w:pPr>
-      <w:rPr>
-        <w:rFonts w:ascii="Courier New" w:hAnsi="Courier New" w:cs="Courier New" w:hint="default"/>
-      </w:rPr>
-    </w:lvl>
-    <w:lvl w:ilvl="2" w:tplc="240A0005" w:tentative="1">
-      <w:start w:val="1"/>
-      <w:numFmt w:val="bullet"/>
-      <w:lvlText w:val=""/>
-      <w:lvlJc w:val="left"/>
-      <w:pPr>
-        <w:ind w:left="2869" w:hanging="360"/>
-      </w:pPr>
-      <w:rPr>
-        <w:rFonts w:ascii="Wingdings" w:hAnsi="Wingdings" w:hint="default"/>
-      </w:rPr>
-    </w:lvl>
-    <w:lvl w:ilvl="3" w:tplc="240A0001" w:tentative="1">
-      <w:start w:val="1"/>
-      <w:numFmt w:val="bullet"/>
-      <w:lvlText w:val=""/>
-      <w:lvlJc w:val="left"/>
-      <w:pPr>
-        <w:ind w:left="3589" w:hanging="360"/>
-      </w:pPr>
-      <w:rPr>
-        <w:rFonts w:ascii="Symbol" w:hAnsi="Symbol" w:hint="default"/>
-      </w:rPr>
-    </w:lvl>
-    <w:lvl w:ilvl="4" w:tplc="240A0003" w:tentative="1">
-      <w:start w:val="1"/>
-      <w:numFmt w:val="bullet"/>
-      <w:lvlText w:val="o"/>
-      <w:lvlJc w:val="left"/>
-      <w:pPr>
-        <w:ind w:left="4309" w:hanging="360"/>
-      </w:pPr>
-      <w:rPr>
-        <w:rFonts w:ascii="Courier New" w:hAnsi="Courier New" w:cs="Courier New" w:hint="default"/>
-      </w:rPr>
-    </w:lvl>
-    <w:lvl w:ilvl="5" w:tplc="240A0005" w:tentative="1">
-      <w:start w:val="1"/>
-      <w:numFmt w:val="bullet"/>
-      <w:lvlText w:val=""/>
-      <w:lvlJc w:val="left"/>
-      <w:pPr>
-        <w:ind w:left="5029" w:hanging="360"/>
-      </w:pPr>
-      <w:rPr>
-        <w:rFonts w:ascii="Wingdings" w:hAnsi="Wingdings" w:hint="default"/>
-      </w:rPr>
-    </w:lvl>
-    <w:lvl w:ilvl="6" w:tplc="240A0001" w:tentative="1">
-      <w:start w:val="1"/>
-      <w:numFmt w:val="bullet"/>
-      <w:lvlText w:val=""/>
-      <w:lvlJc w:val="left"/>
-      <w:pPr>
-        <w:ind w:left="5749" w:hanging="360"/>
-      </w:pPr>
-      <w:rPr>
-        <w:rFonts w:ascii="Symbol" w:hAnsi="Symbol" w:hint="default"/>
-      </w:rPr>
-    </w:lvl>
-    <w:lvl w:ilvl="7" w:tplc="240A0003" w:tentative="1">
-      <w:start w:val="1"/>
-      <w:numFmt w:val="bullet"/>
-      <w:lvlText w:val="o"/>
-      <w:lvlJc w:val="left"/>
-      <w:pPr>
-        <w:ind w:left="6469" w:hanging="360"/>
-      </w:pPr>
-      <w:rPr>
-        <w:rFonts w:ascii="Courier New" w:hAnsi="Courier New" w:cs="Courier New" w:hint="default"/>
-      </w:rPr>
-    </w:lvl>
-    <w:lvl w:ilvl="8" w:tplc="240A0005" w:tentative="1">
-      <w:start w:val="1"/>
-      <w:numFmt w:val="bullet"/>
-      <w:lvlText w:val=""/>
-      <w:lvlJc w:val="left"/>
-      <w:pPr>
-        <w:ind w:left="7189" w:hanging="360"/>
-      </w:pPr>
-      <w:rPr>
-        <w:rFonts w:ascii="Wingdings" w:hAnsi="Wingdings" w:hint="default"/>
-      </w:rPr>
-    </w:lvl>
-  </w:abstractNum>
-  <w:abstractNum w:abstractNumId="59" w15:restartNumberingAfterBreak="0">
-    <w:nsid w:val="6F097B1C"/>
-    <w:multiLevelType w:val="multilevel"/>
-    <w:tmpl w:val="867006C8"/>
-    <w:lvl w:ilvl="0">
-      <w:start w:val="1"/>
-      <w:numFmt w:val="bullet"/>
-      <w:lvlText w:val=""/>
-      <w:lvlJc w:val="left"/>
-      <w:pPr>
-        <w:tabs>
-          <w:tab w:val="num" w:pos="720"/>
-        </w:tabs>
-        <w:ind w:left="720" w:hanging="360"/>
-      </w:pPr>
-      <w:rPr>
-        <w:rFonts w:ascii="Symbol" w:hAnsi="Symbol" w:hint="default"/>
-        <w:sz w:val="20"/>
-      </w:rPr>
-    </w:lvl>
-    <w:lvl w:ilvl="1" w:tentative="1">
-      <w:start w:val="1"/>
-      <w:numFmt w:val="bullet"/>
-      <w:lvlText w:val=""/>
-      <w:lvlJc w:val="left"/>
-      <w:pPr>
-        <w:tabs>
-          <w:tab w:val="num" w:pos="1440"/>
-        </w:tabs>
-        <w:ind w:left="1440" w:hanging="360"/>
-      </w:pPr>
-      <w:rPr>
-        <w:rFonts w:ascii="Symbol" w:hAnsi="Symbol" w:hint="default"/>
-        <w:sz w:val="20"/>
-      </w:rPr>
-    </w:lvl>
-    <w:lvl w:ilvl="2" w:tentative="1">
-      <w:start w:val="1"/>
-      <w:numFmt w:val="bullet"/>
-      <w:lvlText w:val=""/>
-      <w:lvlJc w:val="left"/>
-      <w:pPr>
-        <w:tabs>
-          <w:tab w:val="num" w:pos="2160"/>
-        </w:tabs>
-        <w:ind w:left="2160" w:hanging="360"/>
-      </w:pPr>
-      <w:rPr>
-        <w:rFonts w:ascii="Symbol" w:hAnsi="Symbol" w:hint="default"/>
-        <w:sz w:val="20"/>
-      </w:rPr>
-    </w:lvl>
-    <w:lvl w:ilvl="3" w:tentative="1">
-      <w:start w:val="1"/>
-      <w:numFmt w:val="bullet"/>
-      <w:lvlText w:val=""/>
-      <w:lvlJc w:val="left"/>
-      <w:pPr>
-        <w:tabs>
-          <w:tab w:val="num" w:pos="2880"/>
-        </w:tabs>
-        <w:ind w:left="2880" w:hanging="360"/>
-      </w:pPr>
-      <w:rPr>
-        <w:rFonts w:ascii="Symbol" w:hAnsi="Symbol" w:hint="default"/>
-        <w:sz w:val="20"/>
-      </w:rPr>
-    </w:lvl>
-    <w:lvl w:ilvl="4" w:tentative="1">
-      <w:start w:val="1"/>
-      <w:numFmt w:val="bullet"/>
-      <w:lvlText w:val=""/>
-      <w:lvlJc w:val="left"/>
-      <w:pPr>
-        <w:tabs>
-          <w:tab w:val="num" w:pos="3600"/>
-        </w:tabs>
-        <w:ind w:left="3600" w:hanging="360"/>
-      </w:pPr>
-      <w:rPr>
-        <w:rFonts w:ascii="Symbol" w:hAnsi="Symbol" w:hint="default"/>
-        <w:sz w:val="20"/>
-      </w:rPr>
-    </w:lvl>
-    <w:lvl w:ilvl="5" w:tentative="1">
-      <w:start w:val="1"/>
-      <w:numFmt w:val="bullet"/>
-      <w:lvlText w:val=""/>
-      <w:lvlJc w:val="left"/>
-      <w:pPr>
-        <w:tabs>
-          <w:tab w:val="num" w:pos="4320"/>
-        </w:tabs>
-        <w:ind w:left="4320" w:hanging="360"/>
-      </w:pPr>
-      <w:rPr>
-        <w:rFonts w:ascii="Symbol" w:hAnsi="Symbol" w:hint="default"/>
-        <w:sz w:val="20"/>
-      </w:rPr>
-    </w:lvl>
-    <w:lvl w:ilvl="6" w:tentative="1">
-      <w:start w:val="1"/>
-      <w:numFmt w:val="bullet"/>
-      <w:lvlText w:val=""/>
-      <w:lvlJc w:val="left"/>
-      <w:pPr>
-        <w:tabs>
-          <w:tab w:val="num" w:pos="5040"/>
-        </w:tabs>
-        <w:ind w:left="5040" w:hanging="360"/>
-      </w:pPr>
-      <w:rPr>
-        <w:rFonts w:ascii="Symbol" w:hAnsi="Symbol" w:hint="default"/>
-        <w:sz w:val="20"/>
-      </w:rPr>
-    </w:lvl>
-    <w:lvl w:ilvl="7" w:tentative="1">
-      <w:start w:val="1"/>
-      <w:numFmt w:val="bullet"/>
-      <w:lvlText w:val=""/>
-      <w:lvlJc w:val="left"/>
-      <w:pPr>
-        <w:tabs>
-          <w:tab w:val="num" w:pos="5760"/>
-        </w:tabs>
-        <w:ind w:left="5760" w:hanging="360"/>
-      </w:pPr>
-      <w:rPr>
-        <w:rFonts w:ascii="Symbol" w:hAnsi="Symbol" w:hint="default"/>
-        <w:sz w:val="20"/>
-      </w:rPr>
-    </w:lvl>
-    <w:lvl w:ilvl="8" w:tentative="1">
-      <w:start w:val="1"/>
-      <w:numFmt w:val="bullet"/>
-      <w:lvlText w:val=""/>
-      <w:lvlJc w:val="left"/>
-      <w:pPr>
-        <w:tabs>
-          <w:tab w:val="num" w:pos="6480"/>
-        </w:tabs>
-        <w:ind w:left="6480" w:hanging="360"/>
-      </w:pPr>
-      <w:rPr>
-        <w:rFonts w:ascii="Symbol" w:hAnsi="Symbol" w:hint="default"/>
-        <w:sz w:val="20"/>
-      </w:rPr>
-    </w:lvl>
-  </w:abstractNum>
-  <w:abstractNum w:abstractNumId="60" w15:restartNumberingAfterBreak="0">
-    <w:nsid w:val="6FCE1280"/>
-    <w:multiLevelType w:val="multilevel"/>
-    <w:tmpl w:val="E66A2B0A"/>
-    <w:lvl w:ilvl="0">
-      <w:start w:val="1"/>
-      <w:numFmt w:val="bullet"/>
-      <w:lvlText w:val=""/>
-      <w:lvlJc w:val="left"/>
-      <w:pPr>
-        <w:tabs>
-          <w:tab w:val="num" w:pos="1068"/>
-        </w:tabs>
-        <w:ind w:left="1068" w:hanging="360"/>
-      </w:pPr>
-      <w:rPr>
-        <w:rFonts w:ascii="Symbol" w:hAnsi="Symbol" w:hint="default"/>
-        <w:sz w:val="20"/>
-      </w:rPr>
-    </w:lvl>
-    <w:lvl w:ilvl="1" w:tentative="1">
-      <w:start w:val="1"/>
-      <w:numFmt w:val="bullet"/>
-      <w:lvlText w:val="o"/>
-      <w:lvlJc w:val="left"/>
-      <w:pPr>
-        <w:tabs>
-          <w:tab w:val="num" w:pos="1788"/>
-        </w:tabs>
-        <w:ind w:left="1788" w:hanging="360"/>
-      </w:pPr>
-      <w:rPr>
-        <w:rFonts w:ascii="Courier New" w:hAnsi="Courier New" w:hint="default"/>
-        <w:sz w:val="20"/>
-      </w:rPr>
-    </w:lvl>
-    <w:lvl w:ilvl="2" w:tentative="1">
-      <w:start w:val="1"/>
-      <w:numFmt w:val="bullet"/>
-      <w:lvlText w:val=""/>
-      <w:lvlJc w:val="left"/>
-      <w:pPr>
-        <w:tabs>
-          <w:tab w:val="num" w:pos="2508"/>
-        </w:tabs>
-        <w:ind w:left="2508" w:hanging="360"/>
-      </w:pPr>
-      <w:rPr>
-        <w:rFonts w:ascii="Wingdings" w:hAnsi="Wingdings" w:hint="default"/>
-        <w:sz w:val="20"/>
-      </w:rPr>
-    </w:lvl>
-    <w:lvl w:ilvl="3" w:tentative="1">
-      <w:start w:val="1"/>
-      <w:numFmt w:val="bullet"/>
-      <w:lvlText w:val=""/>
-      <w:lvlJc w:val="left"/>
-      <w:pPr>
-        <w:tabs>
-          <w:tab w:val="num" w:pos="3228"/>
-        </w:tabs>
-        <w:ind w:left="3228" w:hanging="360"/>
-      </w:pPr>
-      <w:rPr>
-        <w:rFonts w:ascii="Wingdings" w:hAnsi="Wingdings" w:hint="default"/>
-        <w:sz w:val="20"/>
-      </w:rPr>
-    </w:lvl>
-    <w:lvl w:ilvl="4" w:tentative="1">
-      <w:start w:val="1"/>
-      <w:numFmt w:val="bullet"/>
-      <w:lvlText w:val=""/>
-      <w:lvlJc w:val="left"/>
-      <w:pPr>
-        <w:tabs>
-          <w:tab w:val="num" w:pos="3948"/>
-        </w:tabs>
-        <w:ind w:left="3948" w:hanging="360"/>
-      </w:pPr>
-      <w:rPr>
-        <w:rFonts w:ascii="Wingdings" w:hAnsi="Wingdings" w:hint="default"/>
-        <w:sz w:val="20"/>
-      </w:rPr>
-    </w:lvl>
-    <w:lvl w:ilvl="5" w:tentative="1">
-      <w:start w:val="1"/>
-      <w:numFmt w:val="bullet"/>
-      <w:lvlText w:val=""/>
-      <w:lvlJc w:val="left"/>
-      <w:pPr>
-        <w:tabs>
-          <w:tab w:val="num" w:pos="4668"/>
-        </w:tabs>
-        <w:ind w:left="4668" w:hanging="360"/>
-      </w:pPr>
-      <w:rPr>
-        <w:rFonts w:ascii="Wingdings" w:hAnsi="Wingdings" w:hint="default"/>
-        <w:sz w:val="20"/>
-      </w:rPr>
-    </w:lvl>
-    <w:lvl w:ilvl="6" w:tentative="1">
-      <w:start w:val="1"/>
-      <w:numFmt w:val="bullet"/>
-      <w:lvlText w:val=""/>
-      <w:lvlJc w:val="left"/>
-      <w:pPr>
-        <w:tabs>
-          <w:tab w:val="num" w:pos="5388"/>
-        </w:tabs>
-        <w:ind w:left="5388" w:hanging="360"/>
-      </w:pPr>
-      <w:rPr>
-        <w:rFonts w:ascii="Wingdings" w:hAnsi="Wingdings" w:hint="default"/>
-        <w:sz w:val="20"/>
-      </w:rPr>
-    </w:lvl>
-    <w:lvl w:ilvl="7" w:tentative="1">
-      <w:start w:val="1"/>
-      <w:numFmt w:val="bullet"/>
-      <w:lvlText w:val=""/>
-      <w:lvlJc w:val="left"/>
-      <w:pPr>
-        <w:tabs>
-          <w:tab w:val="num" w:pos="6108"/>
-        </w:tabs>
-        <w:ind w:left="6108" w:hanging="360"/>
-      </w:pPr>
-      <w:rPr>
-        <w:rFonts w:ascii="Wingdings" w:hAnsi="Wingdings" w:hint="default"/>
-        <w:sz w:val="20"/>
-      </w:rPr>
-    </w:lvl>
-    <w:lvl w:ilvl="8" w:tentative="1">
-      <w:start w:val="1"/>
-      <w:numFmt w:val="bullet"/>
-      <w:lvlText w:val=""/>
-      <w:lvlJc w:val="left"/>
-      <w:pPr>
-        <w:tabs>
-          <w:tab w:val="num" w:pos="6828"/>
-        </w:tabs>
-        <w:ind w:left="6828" w:hanging="360"/>
-      </w:pPr>
-      <w:rPr>
-        <w:rFonts w:ascii="Wingdings" w:hAnsi="Wingdings" w:hint="default"/>
-        <w:sz w:val="20"/>
-      </w:rPr>
-    </w:lvl>
-  </w:abstractNum>
-  <w:abstractNum w:abstractNumId="61" w15:restartNumberingAfterBreak="0">
-    <w:nsid w:val="70694C45"/>
-    <w:multiLevelType w:val="multilevel"/>
-    <w:tmpl w:val="590448A8"/>
-    <w:lvl w:ilvl="0">
-      <w:start w:val="1"/>
-      <w:numFmt w:val="bullet"/>
-      <w:lvlText w:val=""/>
-      <w:lvlJc w:val="left"/>
-      <w:pPr>
-        <w:tabs>
-          <w:tab w:val="num" w:pos="720"/>
-        </w:tabs>
-        <w:ind w:left="720" w:hanging="360"/>
-      </w:pPr>
-      <w:rPr>
-        <w:rFonts w:ascii="Symbol" w:hAnsi="Symbol" w:hint="default"/>
-        <w:sz w:val="20"/>
-      </w:rPr>
-    </w:lvl>
-    <w:lvl w:ilvl="1" w:tentative="1">
-      <w:start w:val="1"/>
-      <w:numFmt w:val="bullet"/>
-      <w:lvlText w:val="o"/>
-      <w:lvlJc w:val="left"/>
-      <w:pPr>
-        <w:tabs>
-          <w:tab w:val="num" w:pos="1440"/>
-        </w:tabs>
-        <w:ind w:left="1440" w:hanging="360"/>
-      </w:pPr>
-      <w:rPr>
-        <w:rFonts w:ascii="Courier New" w:hAnsi="Courier New" w:hint="default"/>
-        <w:sz w:val="20"/>
-      </w:rPr>
-    </w:lvl>
-    <w:lvl w:ilvl="2" w:tentative="1">
-      <w:start w:val="1"/>
-      <w:numFmt w:val="bullet"/>
-      <w:lvlText w:val=""/>
-      <w:lvlJc w:val="left"/>
-      <w:pPr>
-        <w:tabs>
-          <w:tab w:val="num" w:pos="2160"/>
-        </w:tabs>
-        <w:ind w:left="2160" w:hanging="360"/>
-      </w:pPr>
-      <w:rPr>
-        <w:rFonts w:ascii="Wingdings" w:hAnsi="Wingdings" w:hint="default"/>
-        <w:sz w:val="20"/>
-      </w:rPr>
-    </w:lvl>
-    <w:lvl w:ilvl="3" w:tentative="1">
-      <w:start w:val="1"/>
-      <w:numFmt w:val="bullet"/>
-      <w:lvlText w:val=""/>
-      <w:lvlJc w:val="left"/>
-      <w:pPr>
-        <w:tabs>
-          <w:tab w:val="num" w:pos="2880"/>
-        </w:tabs>
-        <w:ind w:left="2880" w:hanging="360"/>
-      </w:pPr>
-      <w:rPr>
-        <w:rFonts w:ascii="Wingdings" w:hAnsi="Wingdings" w:hint="default"/>
-        <w:sz w:val="20"/>
-      </w:rPr>
-    </w:lvl>
-    <w:lvl w:ilvl="4" w:tentative="1">
-      <w:start w:val="1"/>
-      <w:numFmt w:val="bullet"/>
-      <w:lvlText w:val=""/>
-      <w:lvlJc w:val="left"/>
-      <w:pPr>
-        <w:tabs>
-          <w:tab w:val="num" w:pos="3600"/>
-        </w:tabs>
-        <w:ind w:left="3600" w:hanging="360"/>
-      </w:pPr>
-      <w:rPr>
-        <w:rFonts w:ascii="Wingdings" w:hAnsi="Wingdings" w:hint="default"/>
-        <w:sz w:val="20"/>
-      </w:rPr>
-    </w:lvl>
-    <w:lvl w:ilvl="5" w:tentative="1">
-      <w:start w:val="1"/>
-      <w:numFmt w:val="bullet"/>
-      <w:lvlText w:val=""/>
-      <w:lvlJc w:val="left"/>
-      <w:pPr>
-        <w:tabs>
-          <w:tab w:val="num" w:pos="4320"/>
-        </w:tabs>
-        <w:ind w:left="4320" w:hanging="360"/>
-      </w:pPr>
-      <w:rPr>
-        <w:rFonts w:ascii="Wingdings" w:hAnsi="Wingdings" w:hint="default"/>
-        <w:sz w:val="20"/>
-      </w:rPr>
-    </w:lvl>
-    <w:lvl w:ilvl="6" w:tentative="1">
-      <w:start w:val="1"/>
-      <w:numFmt w:val="bullet"/>
-      <w:lvlText w:val=""/>
-      <w:lvlJc w:val="left"/>
-      <w:pPr>
-        <w:tabs>
-          <w:tab w:val="num" w:pos="5040"/>
-        </w:tabs>
-        <w:ind w:left="5040" w:hanging="360"/>
-      </w:pPr>
-      <w:rPr>
-        <w:rFonts w:ascii="Wingdings" w:hAnsi="Wingdings" w:hint="default"/>
-        <w:sz w:val="20"/>
-      </w:rPr>
-    </w:lvl>
-    <w:lvl w:ilvl="7" w:tentative="1">
-      <w:start w:val="1"/>
-      <w:numFmt w:val="bullet"/>
-      <w:lvlText w:val=""/>
-      <w:lvlJc w:val="left"/>
-      <w:pPr>
-        <w:tabs>
-          <w:tab w:val="num" w:pos="5760"/>
-        </w:tabs>
-        <w:ind w:left="5760" w:hanging="360"/>
-      </w:pPr>
-      <w:rPr>
-        <w:rFonts w:ascii="Wingdings" w:hAnsi="Wingdings" w:hint="default"/>
-        <w:sz w:val="20"/>
-      </w:rPr>
-    </w:lvl>
-    <w:lvl w:ilvl="8" w:tentative="1">
-      <w:start w:val="1"/>
-      <w:numFmt w:val="bullet"/>
-      <w:lvlText w:val=""/>
-      <w:lvlJc w:val="left"/>
-      <w:pPr>
-        <w:tabs>
-          <w:tab w:val="num" w:pos="6480"/>
-        </w:tabs>
-        <w:ind w:left="6480" w:hanging="360"/>
-      </w:pPr>
-      <w:rPr>
-        <w:rFonts w:ascii="Wingdings" w:hAnsi="Wingdings" w:hint="default"/>
-        <w:sz w:val="20"/>
-      </w:rPr>
-    </w:lvl>
-  </w:abstractNum>
-  <w:abstractNum w:abstractNumId="62" w15:restartNumberingAfterBreak="0">
-    <w:nsid w:val="70DE48B0"/>
-    <w:multiLevelType w:val="multilevel"/>
-    <w:tmpl w:val="7A58FC4C"/>
-    <w:lvl w:ilvl="0">
-      <w:start w:val="1"/>
-      <w:numFmt w:val="bullet"/>
-      <w:lvlText w:val=""/>
-      <w:lvlJc w:val="left"/>
-      <w:pPr>
-        <w:tabs>
-          <w:tab w:val="num" w:pos="1353"/>
-        </w:tabs>
-        <w:ind w:left="1353" w:hanging="360"/>
-      </w:pPr>
-      <w:rPr>
-        <w:rFonts w:ascii="Symbol" w:hAnsi="Symbol" w:hint="default"/>
-        <w:sz w:val="20"/>
-      </w:rPr>
-    </w:lvl>
-    <w:lvl w:ilvl="1" w:tentative="1">
-      <w:start w:val="1"/>
-      <w:numFmt w:val="bullet"/>
-      <w:lvlText w:val="o"/>
-      <w:lvlJc w:val="left"/>
-      <w:pPr>
-        <w:tabs>
-          <w:tab w:val="num" w:pos="2073"/>
-        </w:tabs>
-        <w:ind w:left="2073" w:hanging="360"/>
-      </w:pPr>
-      <w:rPr>
-        <w:rFonts w:ascii="Courier New" w:hAnsi="Courier New" w:hint="default"/>
-        <w:sz w:val="20"/>
-      </w:rPr>
-    </w:lvl>
-    <w:lvl w:ilvl="2" w:tentative="1">
-      <w:start w:val="1"/>
-      <w:numFmt w:val="bullet"/>
-      <w:lvlText w:val=""/>
-      <w:lvlJc w:val="left"/>
-      <w:pPr>
-        <w:tabs>
-          <w:tab w:val="num" w:pos="2793"/>
-        </w:tabs>
-        <w:ind w:left="2793" w:hanging="360"/>
-      </w:pPr>
-      <w:rPr>
-        <w:rFonts w:ascii="Wingdings" w:hAnsi="Wingdings" w:hint="default"/>
-        <w:sz w:val="20"/>
-      </w:rPr>
-    </w:lvl>
-    <w:lvl w:ilvl="3" w:tentative="1">
-      <w:start w:val="1"/>
-      <w:numFmt w:val="bullet"/>
-      <w:lvlText w:val=""/>
-      <w:lvlJc w:val="left"/>
-      <w:pPr>
-        <w:tabs>
-          <w:tab w:val="num" w:pos="3513"/>
-        </w:tabs>
-        <w:ind w:left="3513" w:hanging="360"/>
-      </w:pPr>
-      <w:rPr>
-        <w:rFonts w:ascii="Wingdings" w:hAnsi="Wingdings" w:hint="default"/>
-        <w:sz w:val="20"/>
-      </w:rPr>
-    </w:lvl>
-    <w:lvl w:ilvl="4" w:tentative="1">
-      <w:start w:val="1"/>
-      <w:numFmt w:val="bullet"/>
-      <w:lvlText w:val=""/>
-      <w:lvlJc w:val="left"/>
-      <w:pPr>
-        <w:tabs>
-          <w:tab w:val="num" w:pos="4233"/>
-        </w:tabs>
-        <w:ind w:left="4233" w:hanging="360"/>
-      </w:pPr>
-      <w:rPr>
-        <w:rFonts w:ascii="Wingdings" w:hAnsi="Wingdings" w:hint="default"/>
-        <w:sz w:val="20"/>
-      </w:rPr>
-    </w:lvl>
-    <w:lvl w:ilvl="5" w:tentative="1">
-      <w:start w:val="1"/>
-      <w:numFmt w:val="bullet"/>
-      <w:lvlText w:val=""/>
-      <w:lvlJc w:val="left"/>
-      <w:pPr>
-        <w:tabs>
-          <w:tab w:val="num" w:pos="4953"/>
-        </w:tabs>
-        <w:ind w:left="4953" w:hanging="360"/>
-      </w:pPr>
-      <w:rPr>
-        <w:rFonts w:ascii="Wingdings" w:hAnsi="Wingdings" w:hint="default"/>
-        <w:sz w:val="20"/>
-      </w:rPr>
-    </w:lvl>
-    <w:lvl w:ilvl="6" w:tentative="1">
-      <w:start w:val="1"/>
-      <w:numFmt w:val="bullet"/>
-      <w:lvlText w:val=""/>
-      <w:lvlJc w:val="left"/>
-      <w:pPr>
-        <w:tabs>
-          <w:tab w:val="num" w:pos="5673"/>
-        </w:tabs>
-        <w:ind w:left="5673" w:hanging="360"/>
-      </w:pPr>
-      <w:rPr>
-        <w:rFonts w:ascii="Wingdings" w:hAnsi="Wingdings" w:hint="default"/>
-        <w:sz w:val="20"/>
-      </w:rPr>
-    </w:lvl>
-    <w:lvl w:ilvl="7" w:tentative="1">
-      <w:start w:val="1"/>
-      <w:numFmt w:val="bullet"/>
-      <w:lvlText w:val=""/>
-      <w:lvlJc w:val="left"/>
-      <w:pPr>
-        <w:tabs>
-          <w:tab w:val="num" w:pos="6393"/>
-        </w:tabs>
-        <w:ind w:left="6393" w:hanging="360"/>
-      </w:pPr>
-      <w:rPr>
-        <w:rFonts w:ascii="Wingdings" w:hAnsi="Wingdings" w:hint="default"/>
-        <w:sz w:val="20"/>
-      </w:rPr>
-    </w:lvl>
-    <w:lvl w:ilvl="8" w:tentative="1">
-      <w:start w:val="1"/>
-      <w:numFmt w:val="bullet"/>
-      <w:lvlText w:val=""/>
-      <w:lvlJc w:val="left"/>
-      <w:pPr>
-        <w:tabs>
-          <w:tab w:val="num" w:pos="7113"/>
-        </w:tabs>
-        <w:ind w:left="7113" w:hanging="360"/>
-      </w:pPr>
-      <w:rPr>
-        <w:rFonts w:ascii="Wingdings" w:hAnsi="Wingdings" w:hint="default"/>
-        <w:sz w:val="20"/>
-      </w:rPr>
-    </w:lvl>
-  </w:abstractNum>
-  <w:abstractNum w:abstractNumId="63" w15:restartNumberingAfterBreak="0">
-    <w:nsid w:val="716C1F63"/>
-    <w:multiLevelType w:val="hybridMultilevel"/>
-    <w:tmpl w:val="A6D26820"/>
-    <w:lvl w:ilvl="0" w:tplc="240A0001">
-      <w:start w:val="1"/>
-      <w:numFmt w:val="bullet"/>
-      <w:lvlText w:val=""/>
-      <w:lvlJc w:val="left"/>
-      <w:pPr>
-        <w:ind w:left="2868" w:hanging="360"/>
-      </w:pPr>
-      <w:rPr>
-        <w:rFonts w:ascii="Symbol" w:hAnsi="Symbol" w:hint="default"/>
-      </w:rPr>
-    </w:lvl>
-    <w:lvl w:ilvl="1" w:tplc="240A0003" w:tentative="1">
-      <w:start w:val="1"/>
-      <w:numFmt w:val="bullet"/>
-      <w:lvlText w:val="o"/>
-      <w:lvlJc w:val="left"/>
-      <w:pPr>
-        <w:ind w:left="3588" w:hanging="360"/>
-      </w:pPr>
-      <w:rPr>
-        <w:rFonts w:ascii="Courier New" w:hAnsi="Courier New" w:cs="Courier New" w:hint="default"/>
-      </w:rPr>
-    </w:lvl>
-    <w:lvl w:ilvl="2" w:tplc="240A0005" w:tentative="1">
-      <w:start w:val="1"/>
-      <w:numFmt w:val="bullet"/>
-      <w:lvlText w:val=""/>
-      <w:lvlJc w:val="left"/>
-      <w:pPr>
-        <w:ind w:left="4308" w:hanging="360"/>
-      </w:pPr>
-      <w:rPr>
-        <w:rFonts w:ascii="Wingdings" w:hAnsi="Wingdings" w:hint="default"/>
-      </w:rPr>
-    </w:lvl>
-    <w:lvl w:ilvl="3" w:tplc="240A0001" w:tentative="1">
-      <w:start w:val="1"/>
-      <w:numFmt w:val="bullet"/>
-      <w:lvlText w:val=""/>
-      <w:lvlJc w:val="left"/>
-      <w:pPr>
-        <w:ind w:left="5028" w:hanging="360"/>
-      </w:pPr>
-      <w:rPr>
-        <w:rFonts w:ascii="Symbol" w:hAnsi="Symbol" w:hint="default"/>
-      </w:rPr>
-    </w:lvl>
-    <w:lvl w:ilvl="4" w:tplc="240A0003" w:tentative="1">
-      <w:start w:val="1"/>
-      <w:numFmt w:val="bullet"/>
-      <w:lvlText w:val="o"/>
-      <w:lvlJc w:val="left"/>
-      <w:pPr>
-        <w:ind w:left="5748" w:hanging="360"/>
-      </w:pPr>
-      <w:rPr>
-        <w:rFonts w:ascii="Courier New" w:hAnsi="Courier New" w:cs="Courier New" w:hint="default"/>
-      </w:rPr>
-    </w:lvl>
-    <w:lvl w:ilvl="5" w:tplc="240A0005" w:tentative="1">
-      <w:start w:val="1"/>
-      <w:numFmt w:val="bullet"/>
-      <w:lvlText w:val=""/>
-      <w:lvlJc w:val="left"/>
-      <w:pPr>
-        <w:ind w:left="6468" w:hanging="360"/>
-      </w:pPr>
-      <w:rPr>
-        <w:rFonts w:ascii="Wingdings" w:hAnsi="Wingdings" w:hint="default"/>
-      </w:rPr>
-    </w:lvl>
-    <w:lvl w:ilvl="6" w:tplc="240A0001" w:tentative="1">
-      <w:start w:val="1"/>
-      <w:numFmt w:val="bullet"/>
-      <w:lvlText w:val=""/>
-      <w:lvlJc w:val="left"/>
-      <w:pPr>
-        <w:ind w:left="7188" w:hanging="360"/>
-      </w:pPr>
-      <w:rPr>
-        <w:rFonts w:ascii="Symbol" w:hAnsi="Symbol" w:hint="default"/>
-      </w:rPr>
-    </w:lvl>
-    <w:lvl w:ilvl="7" w:tplc="240A0003" w:tentative="1">
-      <w:start w:val="1"/>
-      <w:numFmt w:val="bullet"/>
-      <w:lvlText w:val="o"/>
-      <w:lvlJc w:val="left"/>
-      <w:pPr>
-        <w:ind w:left="7908" w:hanging="360"/>
-      </w:pPr>
-      <w:rPr>
-        <w:rFonts w:ascii="Courier New" w:hAnsi="Courier New" w:cs="Courier New" w:hint="default"/>
-      </w:rPr>
-    </w:lvl>
-    <w:lvl w:ilvl="8" w:tplc="240A0005" w:tentative="1">
-      <w:start w:val="1"/>
-      <w:numFmt w:val="bullet"/>
-      <w:lvlText w:val=""/>
-      <w:lvlJc w:val="left"/>
-      <w:pPr>
-        <w:ind w:left="8628" w:hanging="360"/>
-      </w:pPr>
-      <w:rPr>
-        <w:rFonts w:ascii="Wingdings" w:hAnsi="Wingdings" w:hint="default"/>
-      </w:rPr>
-    </w:lvl>
-  </w:abstractNum>
-  <w:abstractNum w:abstractNumId="64" w15:restartNumberingAfterBreak="0">
-    <w:nsid w:val="73C17C5C"/>
-    <w:multiLevelType w:val="multilevel"/>
-    <w:tmpl w:val="5594758C"/>
-    <w:lvl w:ilvl="0">
-      <w:start w:val="1"/>
-      <w:numFmt w:val="bullet"/>
-      <w:lvlText w:val=""/>
-      <w:lvlJc w:val="left"/>
-      <w:pPr>
-        <w:tabs>
-          <w:tab w:val="num" w:pos="720"/>
-        </w:tabs>
-        <w:ind w:left="720" w:hanging="360"/>
-      </w:pPr>
-      <w:rPr>
-        <w:rFonts w:ascii="Symbol" w:hAnsi="Symbol" w:hint="default"/>
-        <w:sz w:val="20"/>
-      </w:rPr>
-    </w:lvl>
-    <w:lvl w:ilvl="1" w:tentative="1">
-      <w:start w:val="1"/>
-      <w:numFmt w:val="bullet"/>
-      <w:lvlText w:val="o"/>
-      <w:lvlJc w:val="left"/>
-      <w:pPr>
-        <w:tabs>
-          <w:tab w:val="num" w:pos="1440"/>
-        </w:tabs>
-        <w:ind w:left="1440" w:hanging="360"/>
-      </w:pPr>
-      <w:rPr>
-        <w:rFonts w:ascii="Courier New" w:hAnsi="Courier New" w:hint="default"/>
-        <w:sz w:val="20"/>
-      </w:rPr>
-    </w:lvl>
-    <w:lvl w:ilvl="2" w:tentative="1">
-      <w:start w:val="1"/>
-      <w:numFmt w:val="bullet"/>
-      <w:lvlText w:val=""/>
-      <w:lvlJc w:val="left"/>
-      <w:pPr>
-        <w:tabs>
-          <w:tab w:val="num" w:pos="2160"/>
-        </w:tabs>
-        <w:ind w:left="2160" w:hanging="360"/>
-      </w:pPr>
-      <w:rPr>
-        <w:rFonts w:ascii="Wingdings" w:hAnsi="Wingdings" w:hint="default"/>
-        <w:sz w:val="20"/>
-      </w:rPr>
-    </w:lvl>
-    <w:lvl w:ilvl="3" w:tentative="1">
-      <w:start w:val="1"/>
-      <w:numFmt w:val="bullet"/>
-      <w:lvlText w:val=""/>
-      <w:lvlJc w:val="left"/>
-      <w:pPr>
-        <w:tabs>
-          <w:tab w:val="num" w:pos="2880"/>
-        </w:tabs>
-        <w:ind w:left="2880" w:hanging="360"/>
-      </w:pPr>
-      <w:rPr>
-        <w:rFonts w:ascii="Wingdings" w:hAnsi="Wingdings" w:hint="default"/>
-        <w:sz w:val="20"/>
-      </w:rPr>
-    </w:lvl>
-    <w:lvl w:ilvl="4" w:tentative="1">
-      <w:start w:val="1"/>
-      <w:numFmt w:val="bullet"/>
-      <w:lvlText w:val=""/>
-      <w:lvlJc w:val="left"/>
-      <w:pPr>
-        <w:tabs>
-          <w:tab w:val="num" w:pos="3600"/>
-        </w:tabs>
-        <w:ind w:left="3600" w:hanging="360"/>
-      </w:pPr>
-      <w:rPr>
-        <w:rFonts w:ascii="Wingdings" w:hAnsi="Wingdings" w:hint="default"/>
-        <w:sz w:val="20"/>
-      </w:rPr>
-    </w:lvl>
-    <w:lvl w:ilvl="5" w:tentative="1">
-      <w:start w:val="1"/>
-      <w:numFmt w:val="bullet"/>
-      <w:lvlText w:val=""/>
-      <w:lvlJc w:val="left"/>
-      <w:pPr>
-        <w:tabs>
-          <w:tab w:val="num" w:pos="4320"/>
-        </w:tabs>
-        <w:ind w:left="4320" w:hanging="360"/>
-      </w:pPr>
-      <w:rPr>
-        <w:rFonts w:ascii="Wingdings" w:hAnsi="Wingdings" w:hint="default"/>
-        <w:sz w:val="20"/>
-      </w:rPr>
-    </w:lvl>
-    <w:lvl w:ilvl="6" w:tentative="1">
-      <w:start w:val="1"/>
-      <w:numFmt w:val="bullet"/>
-      <w:lvlText w:val=""/>
-      <w:lvlJc w:val="left"/>
-      <w:pPr>
-        <w:tabs>
-          <w:tab w:val="num" w:pos="5040"/>
-        </w:tabs>
-        <w:ind w:left="5040" w:hanging="360"/>
-      </w:pPr>
-      <w:rPr>
-        <w:rFonts w:ascii="Wingdings" w:hAnsi="Wingdings" w:hint="default"/>
-        <w:sz w:val="20"/>
-      </w:rPr>
-    </w:lvl>
-    <w:lvl w:ilvl="7" w:tentative="1">
-      <w:start w:val="1"/>
-      <w:numFmt w:val="bullet"/>
-      <w:lvlText w:val=""/>
-      <w:lvlJc w:val="left"/>
-      <w:pPr>
-        <w:tabs>
-          <w:tab w:val="num" w:pos="5760"/>
-        </w:tabs>
-        <w:ind w:left="5760" w:hanging="360"/>
-      </w:pPr>
-      <w:rPr>
-        <w:rFonts w:ascii="Wingdings" w:hAnsi="Wingdings" w:hint="default"/>
-        <w:sz w:val="20"/>
-      </w:rPr>
-    </w:lvl>
-    <w:lvl w:ilvl="8" w:tentative="1">
-      <w:start w:val="1"/>
-      <w:numFmt w:val="bullet"/>
-      <w:lvlText w:val=""/>
-      <w:lvlJc w:val="left"/>
-      <w:pPr>
-        <w:tabs>
-          <w:tab w:val="num" w:pos="6480"/>
-        </w:tabs>
-        <w:ind w:left="6480" w:hanging="360"/>
-      </w:pPr>
-      <w:rPr>
-        <w:rFonts w:ascii="Wingdings" w:hAnsi="Wingdings" w:hint="default"/>
-        <w:sz w:val="20"/>
-      </w:rPr>
-    </w:lvl>
-  </w:abstractNum>
-  <w:abstractNum w:abstractNumId="65" w15:restartNumberingAfterBreak="0">
-    <w:nsid w:val="753C4CB9"/>
-    <w:multiLevelType w:val="hybridMultilevel"/>
-    <w:tmpl w:val="3E440140"/>
-    <w:lvl w:ilvl="0" w:tplc="240A0001">
-      <w:start w:val="1"/>
-      <w:numFmt w:val="bullet"/>
-      <w:lvlText w:val=""/>
-      <w:lvlJc w:val="left"/>
-      <w:pPr>
-        <w:ind w:left="2869" w:hanging="360"/>
-      </w:pPr>
-      <w:rPr>
-        <w:rFonts w:ascii="Symbol" w:hAnsi="Symbol" w:hint="default"/>
-      </w:rPr>
-    </w:lvl>
-    <w:lvl w:ilvl="1" w:tplc="240A0003" w:tentative="1">
-      <w:start w:val="1"/>
-      <w:numFmt w:val="bullet"/>
-      <w:lvlText w:val="o"/>
-      <w:lvlJc w:val="left"/>
-      <w:pPr>
-        <w:ind w:left="3589" w:hanging="360"/>
-      </w:pPr>
-      <w:rPr>
-        <w:rFonts w:ascii="Courier New" w:hAnsi="Courier New" w:cs="Courier New" w:hint="default"/>
-      </w:rPr>
-    </w:lvl>
-    <w:lvl w:ilvl="2" w:tplc="240A0005" w:tentative="1">
-      <w:start w:val="1"/>
-      <w:numFmt w:val="bullet"/>
-      <w:lvlText w:val=""/>
-      <w:lvlJc w:val="left"/>
-      <w:pPr>
-        <w:ind w:left="4309" w:hanging="360"/>
-      </w:pPr>
-      <w:rPr>
-        <w:rFonts w:ascii="Wingdings" w:hAnsi="Wingdings" w:hint="default"/>
-      </w:rPr>
-    </w:lvl>
-    <w:lvl w:ilvl="3" w:tplc="240A0001" w:tentative="1">
-      <w:start w:val="1"/>
-      <w:numFmt w:val="bullet"/>
-      <w:lvlText w:val=""/>
-      <w:lvlJc w:val="left"/>
-      <w:pPr>
-        <w:ind w:left="5029" w:hanging="360"/>
-      </w:pPr>
-      <w:rPr>
-        <w:rFonts w:ascii="Symbol" w:hAnsi="Symbol" w:hint="default"/>
-      </w:rPr>
-    </w:lvl>
-    <w:lvl w:ilvl="4" w:tplc="240A0003" w:tentative="1">
-      <w:start w:val="1"/>
-      <w:numFmt w:val="bullet"/>
-      <w:lvlText w:val="o"/>
-      <w:lvlJc w:val="left"/>
-      <w:pPr>
-        <w:ind w:left="5749" w:hanging="360"/>
-      </w:pPr>
-      <w:rPr>
-        <w:rFonts w:ascii="Courier New" w:hAnsi="Courier New" w:cs="Courier New" w:hint="default"/>
-      </w:rPr>
-    </w:lvl>
-    <w:lvl w:ilvl="5" w:tplc="240A0005" w:tentative="1">
-      <w:start w:val="1"/>
-      <w:numFmt w:val="bullet"/>
-      <w:lvlText w:val=""/>
-      <w:lvlJc w:val="left"/>
-      <w:pPr>
-        <w:ind w:left="6469" w:hanging="360"/>
-      </w:pPr>
-      <w:rPr>
-        <w:rFonts w:ascii="Wingdings" w:hAnsi="Wingdings" w:hint="default"/>
-      </w:rPr>
-    </w:lvl>
-    <w:lvl w:ilvl="6" w:tplc="240A0001" w:tentative="1">
-      <w:start w:val="1"/>
-      <w:numFmt w:val="bullet"/>
-      <w:lvlText w:val=""/>
-      <w:lvlJc w:val="left"/>
-      <w:pPr>
-        <w:ind w:left="7189" w:hanging="360"/>
-      </w:pPr>
-      <w:rPr>
-        <w:rFonts w:ascii="Symbol" w:hAnsi="Symbol" w:hint="default"/>
-      </w:rPr>
-    </w:lvl>
-    <w:lvl w:ilvl="7" w:tplc="240A0003" w:tentative="1">
-      <w:start w:val="1"/>
-      <w:numFmt w:val="bullet"/>
-      <w:lvlText w:val="o"/>
-      <w:lvlJc w:val="left"/>
-      <w:pPr>
-        <w:ind w:left="7909" w:hanging="360"/>
-      </w:pPr>
-      <w:rPr>
-        <w:rFonts w:ascii="Courier New" w:hAnsi="Courier New" w:cs="Courier New" w:hint="default"/>
-      </w:rPr>
-    </w:lvl>
-    <w:lvl w:ilvl="8" w:tplc="240A0005" w:tentative="1">
-      <w:start w:val="1"/>
-      <w:numFmt w:val="bullet"/>
-      <w:lvlText w:val=""/>
-      <w:lvlJc w:val="left"/>
-      <w:pPr>
-        <w:ind w:left="8629" w:hanging="360"/>
-      </w:pPr>
-      <w:rPr>
-        <w:rFonts w:ascii="Wingdings" w:hAnsi="Wingdings" w:hint="default"/>
-      </w:rPr>
-    </w:lvl>
-  </w:abstractNum>
-  <w:abstractNum w:abstractNumId="66" w15:restartNumberingAfterBreak="0">
-    <w:nsid w:val="76487E4E"/>
-    <w:multiLevelType w:val="hybridMultilevel"/>
-    <w:tmpl w:val="A1606498"/>
-    <w:lvl w:ilvl="0" w:tplc="A4025EB2">
-      <w:start w:val="1"/>
-      <w:numFmt w:val="decimal"/>
-      <w:lvlText w:val="%1."/>
-      <w:lvlJc w:val="left"/>
-      <w:pPr>
-        <w:ind w:left="1431" w:hanging="360"/>
-      </w:pPr>
-    </w:lvl>
-    <w:lvl w:ilvl="1" w:tplc="240A0019" w:tentative="1">
-      <w:start w:val="1"/>
-      <w:numFmt w:val="lowerLetter"/>
-      <w:lvlText w:val="%2."/>
-      <w:lvlJc w:val="left"/>
-      <w:pPr>
-        <w:ind w:left="2151" w:hanging="360"/>
-      </w:pPr>
-    </w:lvl>
-    <w:lvl w:ilvl="2" w:tplc="240A001B" w:tentative="1">
-      <w:start w:val="1"/>
-      <w:numFmt w:val="lowerRoman"/>
-      <w:lvlText w:val="%3."/>
-      <w:lvlJc w:val="right"/>
-      <w:pPr>
-        <w:ind w:left="2871" w:hanging="180"/>
-      </w:pPr>
-    </w:lvl>
-    <w:lvl w:ilvl="3" w:tplc="240A000F" w:tentative="1">
-      <w:start w:val="1"/>
-      <w:numFmt w:val="decimal"/>
-      <w:lvlText w:val="%4."/>
-      <w:lvlJc w:val="left"/>
-      <w:pPr>
-        <w:ind w:left="3591" w:hanging="360"/>
-      </w:pPr>
-    </w:lvl>
-    <w:lvl w:ilvl="4" w:tplc="240A0019" w:tentative="1">
-      <w:start w:val="1"/>
-      <w:numFmt w:val="lowerLetter"/>
-      <w:lvlText w:val="%5."/>
-      <w:lvlJc w:val="left"/>
-      <w:pPr>
-        <w:ind w:left="4311" w:hanging="360"/>
-      </w:pPr>
-    </w:lvl>
-    <w:lvl w:ilvl="5" w:tplc="240A001B" w:tentative="1">
-      <w:start w:val="1"/>
-      <w:numFmt w:val="lowerRoman"/>
-      <w:lvlText w:val="%6."/>
-      <w:lvlJc w:val="right"/>
-      <w:pPr>
-        <w:ind w:left="5031" w:hanging="180"/>
-      </w:pPr>
-    </w:lvl>
-    <w:lvl w:ilvl="6" w:tplc="240A000F" w:tentative="1">
-      <w:start w:val="1"/>
-      <w:numFmt w:val="decimal"/>
-      <w:lvlText w:val="%7."/>
-      <w:lvlJc w:val="left"/>
-      <w:pPr>
-        <w:ind w:left="5751" w:hanging="360"/>
-      </w:pPr>
-    </w:lvl>
-    <w:lvl w:ilvl="7" w:tplc="240A0019" w:tentative="1">
-      <w:start w:val="1"/>
-      <w:numFmt w:val="lowerLetter"/>
-      <w:lvlText w:val="%8."/>
-      <w:lvlJc w:val="left"/>
-      <w:pPr>
-        <w:ind w:left="6471" w:hanging="360"/>
-      </w:pPr>
-    </w:lvl>
-    <w:lvl w:ilvl="8" w:tplc="240A001B" w:tentative="1">
-      <w:start w:val="1"/>
-      <w:numFmt w:val="lowerRoman"/>
-      <w:lvlText w:val="%9."/>
-      <w:lvlJc w:val="right"/>
-      <w:pPr>
-        <w:ind w:left="7191" w:hanging="180"/>
-      </w:pPr>
-    </w:lvl>
-  </w:abstractNum>
-  <w:abstractNum w:abstractNumId="67" w15:restartNumberingAfterBreak="0">
-    <w:nsid w:val="77E307BB"/>
-    <w:multiLevelType w:val="hybridMultilevel"/>
-    <w:tmpl w:val="3E6C1AB2"/>
-    <w:lvl w:ilvl="0" w:tplc="FFFFFFFF">
-      <w:start w:val="1"/>
-      <w:numFmt w:val="lowerLetter"/>
-      <w:lvlText w:val="%1)"/>
-      <w:lvlJc w:val="left"/>
-      <w:pPr>
-        <w:ind w:left="1428" w:hanging="360"/>
-      </w:pPr>
-    </w:lvl>
-    <w:lvl w:ilvl="1" w:tplc="240A0017">
-      <w:start w:val="1"/>
-      <w:numFmt w:val="lowerLetter"/>
-      <w:lvlText w:val="%2)"/>
-      <w:lvlJc w:val="left"/>
-      <w:pPr>
-        <w:ind w:left="720" w:hanging="360"/>
-      </w:pPr>
-    </w:lvl>
-    <w:lvl w:ilvl="2" w:tplc="7AEC20FA">
-      <w:start w:val="1"/>
-      <w:numFmt w:val="bullet"/>
-      <w:lvlText w:val="•"/>
-      <w:lvlJc w:val="left"/>
-      <w:pPr>
-        <w:ind w:left="3396" w:hanging="708"/>
-      </w:pPr>
-      <w:rPr>
-        <w:rFonts w:ascii="Calibri" w:eastAsia="Calibri" w:hAnsi="Calibri" w:cs="Calibri" w:hint="default"/>
-      </w:rPr>
-    </w:lvl>
-    <w:lvl w:ilvl="3" w:tplc="FFFFFFFF" w:tentative="1">
-      <w:start w:val="1"/>
-      <w:numFmt w:val="decimal"/>
-      <w:lvlText w:val="%4."/>
-      <w:lvlJc w:val="left"/>
-      <w:pPr>
-        <w:ind w:left="3588" w:hanging="360"/>
-      </w:pPr>
-    </w:lvl>
-    <w:lvl w:ilvl="4" w:tplc="FFFFFFFF" w:tentative="1">
-      <w:start w:val="1"/>
-      <w:numFmt w:val="lowerLetter"/>
-      <w:lvlText w:val="%5."/>
-      <w:lvlJc w:val="left"/>
-      <w:pPr>
-        <w:ind w:left="4308" w:hanging="360"/>
-      </w:pPr>
-    </w:lvl>
-    <w:lvl w:ilvl="5" w:tplc="FFFFFFFF" w:tentative="1">
-      <w:start w:val="1"/>
-      <w:numFmt w:val="lowerRoman"/>
-      <w:lvlText w:val="%6."/>
-      <w:lvlJc w:val="right"/>
-      <w:pPr>
-        <w:ind w:left="5028" w:hanging="180"/>
-      </w:pPr>
-    </w:lvl>
-    <w:lvl w:ilvl="6" w:tplc="FFFFFFFF" w:tentative="1">
-      <w:start w:val="1"/>
-      <w:numFmt w:val="decimal"/>
-      <w:lvlText w:val="%7."/>
-      <w:lvlJc w:val="left"/>
-      <w:pPr>
-        <w:ind w:left="5748" w:hanging="360"/>
-      </w:pPr>
-    </w:lvl>
-    <w:lvl w:ilvl="7" w:tplc="FFFFFFFF" w:tentative="1">
-      <w:start w:val="1"/>
-      <w:numFmt w:val="lowerLetter"/>
-      <w:lvlText w:val="%8."/>
-      <w:lvlJc w:val="left"/>
-      <w:pPr>
-        <w:ind w:left="6468" w:hanging="360"/>
-      </w:pPr>
-    </w:lvl>
-    <w:lvl w:ilvl="8" w:tplc="FFFFFFFF" w:tentative="1">
-      <w:start w:val="1"/>
-      <w:numFmt w:val="lowerRoman"/>
-      <w:lvlText w:val="%9."/>
-      <w:lvlJc w:val="right"/>
-      <w:pPr>
-        <w:ind w:left="7188" w:hanging="180"/>
-      </w:pPr>
-    </w:lvl>
-  </w:abstractNum>
-  <w:abstractNum w:abstractNumId="68" w15:restartNumberingAfterBreak="0">
-    <w:nsid w:val="7A7B10BE"/>
-    <w:multiLevelType w:val="multilevel"/>
-    <w:tmpl w:val="01C4307C"/>
-    <w:lvl w:ilvl="0">
-      <w:start w:val="1"/>
-      <w:numFmt w:val="bullet"/>
-      <w:lvlText w:val=""/>
-      <w:lvlJc w:val="left"/>
-      <w:pPr>
-        <w:tabs>
-          <w:tab w:val="num" w:pos="720"/>
-        </w:tabs>
-        <w:ind w:left="720" w:hanging="360"/>
-      </w:pPr>
-      <w:rPr>
-        <w:rFonts w:ascii="Symbol" w:hAnsi="Symbol" w:hint="default"/>
-        <w:sz w:val="20"/>
-      </w:rPr>
-    </w:lvl>
-    <w:lvl w:ilvl="1" w:tentative="1">
-      <w:start w:val="1"/>
-      <w:numFmt w:val="bullet"/>
-      <w:lvlText w:val=""/>
-      <w:lvlJc w:val="left"/>
-      <w:pPr>
-        <w:tabs>
-          <w:tab w:val="num" w:pos="1440"/>
-        </w:tabs>
-        <w:ind w:left="1440" w:hanging="360"/>
-      </w:pPr>
-      <w:rPr>
-        <w:rFonts w:ascii="Symbol" w:hAnsi="Symbol" w:hint="default"/>
-        <w:sz w:val="20"/>
-      </w:rPr>
-    </w:lvl>
-    <w:lvl w:ilvl="2" w:tentative="1">
-      <w:start w:val="1"/>
-      <w:numFmt w:val="bullet"/>
-      <w:lvlText w:val=""/>
-      <w:lvlJc w:val="left"/>
-      <w:pPr>
-        <w:tabs>
-          <w:tab w:val="num" w:pos="2160"/>
-        </w:tabs>
-        <w:ind w:left="2160" w:hanging="360"/>
-      </w:pPr>
-      <w:rPr>
-        <w:rFonts w:ascii="Symbol" w:hAnsi="Symbol" w:hint="default"/>
-        <w:sz w:val="20"/>
-      </w:rPr>
-    </w:lvl>
-    <w:lvl w:ilvl="3" w:tentative="1">
-      <w:start w:val="1"/>
-      <w:numFmt w:val="bullet"/>
-      <w:lvlText w:val=""/>
-      <w:lvlJc w:val="left"/>
-      <w:pPr>
-        <w:tabs>
-          <w:tab w:val="num" w:pos="2880"/>
-        </w:tabs>
-        <w:ind w:left="2880" w:hanging="360"/>
-      </w:pPr>
-      <w:rPr>
-        <w:rFonts w:ascii="Symbol" w:hAnsi="Symbol" w:hint="default"/>
-        <w:sz w:val="20"/>
-      </w:rPr>
-    </w:lvl>
-    <w:lvl w:ilvl="4" w:tentative="1">
-      <w:start w:val="1"/>
-      <w:numFmt w:val="bullet"/>
-      <w:lvlText w:val=""/>
-      <w:lvlJc w:val="left"/>
-      <w:pPr>
-        <w:tabs>
-          <w:tab w:val="num" w:pos="3600"/>
-        </w:tabs>
-        <w:ind w:left="3600" w:hanging="360"/>
-      </w:pPr>
-      <w:rPr>
-        <w:rFonts w:ascii="Symbol" w:hAnsi="Symbol" w:hint="default"/>
-        <w:sz w:val="20"/>
-      </w:rPr>
-    </w:lvl>
-    <w:lvl w:ilvl="5" w:tentative="1">
-      <w:start w:val="1"/>
-      <w:numFmt w:val="bullet"/>
-      <w:lvlText w:val=""/>
-      <w:lvlJc w:val="left"/>
-      <w:pPr>
-        <w:tabs>
-          <w:tab w:val="num" w:pos="4320"/>
-        </w:tabs>
-        <w:ind w:left="4320" w:hanging="360"/>
-      </w:pPr>
-      <w:rPr>
-        <w:rFonts w:ascii="Symbol" w:hAnsi="Symbol" w:hint="default"/>
-        <w:sz w:val="20"/>
-      </w:rPr>
-    </w:lvl>
-    <w:lvl w:ilvl="6" w:tentative="1">
-      <w:start w:val="1"/>
-      <w:numFmt w:val="bullet"/>
-      <w:lvlText w:val=""/>
-      <w:lvlJc w:val="left"/>
-      <w:pPr>
-        <w:tabs>
-          <w:tab w:val="num" w:pos="5040"/>
-        </w:tabs>
-        <w:ind w:left="5040" w:hanging="360"/>
-      </w:pPr>
-      <w:rPr>
-        <w:rFonts w:ascii="Symbol" w:hAnsi="Symbol" w:hint="default"/>
-        <w:sz w:val="20"/>
-      </w:rPr>
-    </w:lvl>
-    <w:lvl w:ilvl="7" w:tentative="1">
-      <w:start w:val="1"/>
-      <w:numFmt w:val="bullet"/>
-      <w:lvlText w:val=""/>
-      <w:lvlJc w:val="left"/>
-      <w:pPr>
-        <w:tabs>
-          <w:tab w:val="num" w:pos="5760"/>
-        </w:tabs>
-        <w:ind w:left="5760" w:hanging="360"/>
-      </w:pPr>
-      <w:rPr>
-        <w:rFonts w:ascii="Symbol" w:hAnsi="Symbol" w:hint="default"/>
-        <w:sz w:val="20"/>
-      </w:rPr>
-    </w:lvl>
-    <w:lvl w:ilvl="8" w:tentative="1">
-      <w:start w:val="1"/>
-      <w:numFmt w:val="bullet"/>
-      <w:lvlText w:val=""/>
-      <w:lvlJc w:val="left"/>
-      <w:pPr>
-        <w:tabs>
-          <w:tab w:val="num" w:pos="6480"/>
-        </w:tabs>
-        <w:ind w:left="6480" w:hanging="360"/>
-      </w:pPr>
-      <w:rPr>
-        <w:rFonts w:ascii="Symbol" w:hAnsi="Symbol" w:hint="default"/>
-        <w:sz w:val="20"/>
-      </w:rPr>
-    </w:lvl>
-  </w:abstractNum>
-  <w:abstractNum w:abstractNumId="69" w15:restartNumberingAfterBreak="0">
-    <w:nsid w:val="7AD62632"/>
-    <w:multiLevelType w:val="multilevel"/>
-    <w:tmpl w:val="6542F22C"/>
-    <w:lvl w:ilvl="0">
-      <w:start w:val="1"/>
-      <w:numFmt w:val="bullet"/>
-      <w:lvlText w:val=""/>
-      <w:lvlJc w:val="left"/>
-      <w:pPr>
-        <w:tabs>
-          <w:tab w:val="num" w:pos="927"/>
-        </w:tabs>
-        <w:ind w:left="927" w:hanging="360"/>
-      </w:pPr>
-      <w:rPr>
-        <w:rFonts w:ascii="Symbol" w:hAnsi="Symbol" w:hint="default"/>
-        <w:sz w:val="20"/>
-      </w:rPr>
-    </w:lvl>
-    <w:lvl w:ilvl="1" w:tentative="1">
-      <w:start w:val="1"/>
-      <w:numFmt w:val="bullet"/>
-      <w:lvlText w:val="o"/>
-      <w:lvlJc w:val="left"/>
-      <w:pPr>
-        <w:tabs>
-          <w:tab w:val="num" w:pos="1647"/>
-        </w:tabs>
-        <w:ind w:left="1647" w:hanging="360"/>
-      </w:pPr>
-      <w:rPr>
-        <w:rFonts w:ascii="Courier New" w:hAnsi="Courier New" w:hint="default"/>
-        <w:sz w:val="20"/>
-      </w:rPr>
-    </w:lvl>
-    <w:lvl w:ilvl="2" w:tentative="1">
-      <w:start w:val="1"/>
-      <w:numFmt w:val="bullet"/>
-      <w:lvlText w:val=""/>
-      <w:lvlJc w:val="left"/>
-      <w:pPr>
-        <w:tabs>
-          <w:tab w:val="num" w:pos="2367"/>
-        </w:tabs>
-        <w:ind w:left="2367" w:hanging="360"/>
-      </w:pPr>
-      <w:rPr>
-        <w:rFonts w:ascii="Wingdings" w:hAnsi="Wingdings" w:hint="default"/>
-        <w:sz w:val="20"/>
-      </w:rPr>
-    </w:lvl>
-    <w:lvl w:ilvl="3" w:tentative="1">
-      <w:start w:val="1"/>
-      <w:numFmt w:val="bullet"/>
-      <w:lvlText w:val=""/>
-      <w:lvlJc w:val="left"/>
-      <w:pPr>
-        <w:tabs>
-          <w:tab w:val="num" w:pos="3087"/>
-        </w:tabs>
-        <w:ind w:left="3087" w:hanging="360"/>
-      </w:pPr>
-      <w:rPr>
-        <w:rFonts w:ascii="Wingdings" w:hAnsi="Wingdings" w:hint="default"/>
-        <w:sz w:val="20"/>
-      </w:rPr>
-    </w:lvl>
-    <w:lvl w:ilvl="4" w:tentative="1">
-      <w:start w:val="1"/>
-      <w:numFmt w:val="bullet"/>
-      <w:lvlText w:val=""/>
-      <w:lvlJc w:val="left"/>
-      <w:pPr>
-        <w:tabs>
-          <w:tab w:val="num" w:pos="3807"/>
-        </w:tabs>
-        <w:ind w:left="3807" w:hanging="360"/>
-      </w:pPr>
-      <w:rPr>
-        <w:rFonts w:ascii="Wingdings" w:hAnsi="Wingdings" w:hint="default"/>
-        <w:sz w:val="20"/>
-      </w:rPr>
-    </w:lvl>
-    <w:lvl w:ilvl="5" w:tentative="1">
-      <w:start w:val="1"/>
-      <w:numFmt w:val="bullet"/>
-      <w:lvlText w:val=""/>
-      <w:lvlJc w:val="left"/>
-      <w:pPr>
-        <w:tabs>
-          <w:tab w:val="num" w:pos="4527"/>
-        </w:tabs>
-        <w:ind w:left="4527" w:hanging="360"/>
-      </w:pPr>
-      <w:rPr>
-        <w:rFonts w:ascii="Wingdings" w:hAnsi="Wingdings" w:hint="default"/>
-        <w:sz w:val="20"/>
-      </w:rPr>
-    </w:lvl>
-    <w:lvl w:ilvl="6" w:tentative="1">
-      <w:start w:val="1"/>
-      <w:numFmt w:val="bullet"/>
-      <w:lvlText w:val=""/>
-      <w:lvlJc w:val="left"/>
-      <w:pPr>
-        <w:tabs>
-          <w:tab w:val="num" w:pos="5247"/>
-        </w:tabs>
-        <w:ind w:left="5247" w:hanging="360"/>
-      </w:pPr>
-      <w:rPr>
-        <w:rFonts w:ascii="Wingdings" w:hAnsi="Wingdings" w:hint="default"/>
-        <w:sz w:val="20"/>
-      </w:rPr>
-    </w:lvl>
-    <w:lvl w:ilvl="7" w:tentative="1">
-      <w:start w:val="1"/>
-      <w:numFmt w:val="bullet"/>
-      <w:lvlText w:val=""/>
-      <w:lvlJc w:val="left"/>
-      <w:pPr>
-        <w:tabs>
-          <w:tab w:val="num" w:pos="5967"/>
-        </w:tabs>
-        <w:ind w:left="5967" w:hanging="360"/>
-      </w:pPr>
-      <w:rPr>
-        <w:rFonts w:ascii="Wingdings" w:hAnsi="Wingdings" w:hint="default"/>
-        <w:sz w:val="20"/>
-      </w:rPr>
-    </w:lvl>
-    <w:lvl w:ilvl="8" w:tentative="1">
-      <w:start w:val="1"/>
-      <w:numFmt w:val="bullet"/>
-      <w:lvlText w:val=""/>
-      <w:lvlJc w:val="left"/>
-      <w:pPr>
-        <w:tabs>
-          <w:tab w:val="num" w:pos="6687"/>
-        </w:tabs>
-        <w:ind w:left="6687" w:hanging="360"/>
-      </w:pPr>
-      <w:rPr>
-        <w:rFonts w:ascii="Wingdings" w:hAnsi="Wingdings" w:hint="default"/>
-        <w:sz w:val="20"/>
-      </w:rPr>
-    </w:lvl>
-  </w:abstractNum>
-  <w:abstractNum w:abstractNumId="70" w15:restartNumberingAfterBreak="0">
-    <w:nsid w:val="7C161D1C"/>
-    <w:multiLevelType w:val="multilevel"/>
-    <w:tmpl w:val="8E6A01E2"/>
-    <w:lvl w:ilvl="0">
-      <w:start w:val="1"/>
-      <w:numFmt w:val="decimal"/>
-      <w:lvlText w:val="%1."/>
-      <w:lvlJc w:val="left"/>
-      <w:pPr>
-        <w:ind w:left="360" w:hanging="360"/>
-      </w:pPr>
-    </w:lvl>
-    <w:lvl w:ilvl="1">
-      <w:start w:val="1"/>
-      <w:numFmt w:val="decimal"/>
-      <w:lvlText w:val="%1.%2."/>
-      <w:lvlJc w:val="left"/>
-      <w:pPr>
-        <w:ind w:left="792" w:hanging="432"/>
-      </w:pPr>
-    </w:lvl>
-    <w:lvl w:ilvl="2">
-      <w:start w:val="1"/>
-      <w:numFmt w:val="decimal"/>
-      <w:lvlText w:val="%1.%2.%3."/>
-      <w:lvlJc w:val="left"/>
-      <w:pPr>
-        <w:ind w:left="1224" w:hanging="504"/>
-      </w:pPr>
-    </w:lvl>
-    <w:lvl w:ilvl="3">
-      <w:start w:val="1"/>
-      <w:numFmt w:val="decimal"/>
-      <w:lvlText w:val="%1.%2.%3.%4."/>
-      <w:lvlJc w:val="left"/>
-      <w:pPr>
-        <w:ind w:left="1728" w:hanging="648"/>
-      </w:pPr>
-    </w:lvl>
-    <w:lvl w:ilvl="4">
-      <w:start w:val="1"/>
-      <w:numFmt w:val="decimal"/>
-      <w:lvlText w:val="%1.%2.%3.%4.%5."/>
-      <w:lvlJc w:val="left"/>
-      <w:pPr>
-        <w:ind w:left="2232" w:hanging="792"/>
-      </w:pPr>
-    </w:lvl>
-    <w:lvl w:ilvl="5">
-      <w:start w:val="1"/>
-      <w:numFmt w:val="decimal"/>
-      <w:lvlText w:val="%1.%2.%3.%4.%5.%6."/>
-      <w:lvlJc w:val="left"/>
-      <w:pPr>
-        <w:ind w:left="2736" w:hanging="936"/>
-      </w:pPr>
-    </w:lvl>
-    <w:lvl w:ilvl="6">
-      <w:start w:val="1"/>
-      <w:numFmt w:val="decimal"/>
-      <w:lvlText w:val="%1.%2.%3.%4.%5.%6.%7."/>
-      <w:lvlJc w:val="left"/>
-      <w:pPr>
-        <w:ind w:left="3240" w:hanging="1080"/>
-      </w:pPr>
-    </w:lvl>
-    <w:lvl w:ilvl="7">
-      <w:start w:val="1"/>
-      <w:numFmt w:val="decimal"/>
-      <w:lvlText w:val="%1.%2.%3.%4.%5.%6.%7.%8."/>
-      <w:lvlJc w:val="left"/>
-      <w:pPr>
-        <w:ind w:left="3744" w:hanging="1224"/>
-      </w:pPr>
-    </w:lvl>
-    <w:lvl w:ilvl="8">
-      <w:start w:val="1"/>
-      <w:numFmt w:val="decimal"/>
-      <w:lvlText w:val="%1.%2.%3.%4.%5.%6.%7.%8.%9."/>
-      <w:lvlJc w:val="left"/>
-      <w:pPr>
-        <w:ind w:left="4320" w:hanging="1440"/>
-      </w:pPr>
-    </w:lvl>
-  </w:abstractNum>
-  <w:num w:numId="1" w16cid:durableId="200827957">
-    <w:abstractNumId w:val="70"/>
-  </w:num>
-  <w:num w:numId="2" w16cid:durableId="1660693998">
+  <w:num w:numId="1">
     <w:abstractNumId w:val="0"/>
   </w:num>
-  <w:num w:numId="3" w16cid:durableId="1966696857">
-    <w:abstractNumId w:val="44"/>
+  <w:num w:numId="2">
+    <w:abstractNumId w:val="4"/>
   </w:num>
-  <w:num w:numId="4" w16cid:durableId="1897159967">
-    <w:abstractNumId w:val="28"/>
+  <w:num w:numId="3">
+    <w:abstractNumId w:val="2"/>
   </w:num>
-  <w:num w:numId="5" w16cid:durableId="1485780314">
-    <w:abstractNumId w:val="9"/>
-  </w:num>
-  <w:num w:numId="6" w16cid:durableId="43407640">
-    <w:abstractNumId w:val="33"/>
-  </w:num>
-  <w:num w:numId="7" w16cid:durableId="272445807">
-    <w:abstractNumId w:val="30"/>
-  </w:num>
-  <w:num w:numId="8" w16cid:durableId="1656645526">
-    <w:abstractNumId w:val="34"/>
-  </w:num>
-  <w:num w:numId="9" w16cid:durableId="102189445">
-    <w:abstractNumId w:val="26"/>
-  </w:num>
-  <w:num w:numId="10" w16cid:durableId="10648922">
-    <w:abstractNumId w:val="23"/>
-  </w:num>
-  <w:num w:numId="11" w16cid:durableId="1349214125">
-    <w:abstractNumId w:val="67"/>
-  </w:num>
-  <w:num w:numId="12" w16cid:durableId="822502599">
-    <w:abstractNumId w:val="63"/>
-  </w:num>
-  <w:num w:numId="13" w16cid:durableId="2017264937">
-    <w:abstractNumId w:val="46"/>
-  </w:num>
-  <w:num w:numId="14" w16cid:durableId="1815680859">
-    <w:abstractNumId w:val="21"/>
-  </w:num>
-  <w:num w:numId="15" w16cid:durableId="286082020">
-    <w:abstractNumId w:val="36"/>
-  </w:num>
-  <w:num w:numId="16" w16cid:durableId="616910990">
+  <w:num w:numId="4">
     <w:abstractNumId w:val="5"/>
   </w:num>
-  <w:num w:numId="17" w16cid:durableId="977950484">
-    <w:abstractNumId w:val="68"/>
+  <w:num w:numId="5">
+    <w:abstractNumId w:val="1"/>
   </w:num>
-  <w:num w:numId="18" w16cid:durableId="857812305">
-    <w:abstractNumId w:val="59"/>
-  </w:num>
-  <w:num w:numId="19" w16cid:durableId="1243487496">
-    <w:abstractNumId w:val="56"/>
-  </w:num>
-  <w:num w:numId="20" w16cid:durableId="1483154816">
-    <w:abstractNumId w:val="54"/>
-  </w:num>
-  <w:num w:numId="21" w16cid:durableId="1214735114">
-    <w:abstractNumId w:val="38"/>
-  </w:num>
-  <w:num w:numId="22" w16cid:durableId="443162028">
-    <w:abstractNumId w:val="50"/>
-  </w:num>
-  <w:num w:numId="23" w16cid:durableId="1911884630">
-    <w:abstractNumId w:val="24"/>
-  </w:num>
-  <w:num w:numId="24" w16cid:durableId="643119601">
-    <w:abstractNumId w:val="11"/>
-  </w:num>
-  <w:num w:numId="25" w16cid:durableId="872427424">
-    <w:abstractNumId w:val="29"/>
-  </w:num>
-  <w:num w:numId="26" w16cid:durableId="1240597573">
-    <w:abstractNumId w:val="65"/>
-  </w:num>
-  <w:num w:numId="27" w16cid:durableId="193999523">
-    <w:abstractNumId w:val="47"/>
-  </w:num>
-  <w:num w:numId="28" w16cid:durableId="626283336">
-    <w:abstractNumId w:val="25"/>
-  </w:num>
-  <w:num w:numId="29" w16cid:durableId="34895509">
-    <w:abstractNumId w:val="12"/>
-  </w:num>
-  <w:num w:numId="30" w16cid:durableId="1332828778">
-    <w:abstractNumId w:val="53"/>
-  </w:num>
-  <w:num w:numId="31" w16cid:durableId="1818842899">
-    <w:abstractNumId w:val="13"/>
-  </w:num>
-  <w:num w:numId="32" w16cid:durableId="938105942">
-    <w:abstractNumId w:val="20"/>
-  </w:num>
-  <w:num w:numId="33" w16cid:durableId="1457718801">
-    <w:abstractNumId w:val="31"/>
-  </w:num>
-  <w:num w:numId="34" w16cid:durableId="739862003">
-    <w:abstractNumId w:val="58"/>
-  </w:num>
-  <w:num w:numId="35" w16cid:durableId="399912096">
-    <w:abstractNumId w:val="32"/>
-  </w:num>
-  <w:num w:numId="36" w16cid:durableId="408423354">
+  <w:num w:numId="6">
     <w:abstractNumId w:val="6"/>
   </w:num>
-  <w:num w:numId="37" w16cid:durableId="1126582752">
-    <w:abstractNumId w:val="2"/>
-  </w:num>
-  <w:num w:numId="38" w16cid:durableId="1261066163">
-    <w:abstractNumId w:val="43"/>
-  </w:num>
-  <w:num w:numId="39" w16cid:durableId="1462261301">
-    <w:abstractNumId w:val="60"/>
-  </w:num>
-  <w:num w:numId="40" w16cid:durableId="1217355338">
-    <w:abstractNumId w:val="35"/>
-  </w:num>
-  <w:num w:numId="41" w16cid:durableId="788355159">
-    <w:abstractNumId w:val="70"/>
-  </w:num>
-  <w:num w:numId="42" w16cid:durableId="1157766465">
-    <w:abstractNumId w:val="37"/>
-  </w:num>
-  <w:num w:numId="43" w16cid:durableId="2137016379">
-    <w:abstractNumId w:val="55"/>
-  </w:num>
-  <w:num w:numId="44" w16cid:durableId="413865455">
-    <w:abstractNumId w:val="27"/>
-  </w:num>
-  <w:num w:numId="45" w16cid:durableId="284122379">
-    <w:abstractNumId w:val="16"/>
-  </w:num>
-  <w:num w:numId="46" w16cid:durableId="131946115">
-    <w:abstractNumId w:val="14"/>
-  </w:num>
-  <w:num w:numId="47" w16cid:durableId="1108744811">
-    <w:abstractNumId w:val="62"/>
-  </w:num>
-  <w:num w:numId="48" w16cid:durableId="1097216899">
-    <w:abstractNumId w:val="10"/>
-  </w:num>
-  <w:num w:numId="49" w16cid:durableId="402413645">
-    <w:abstractNumId w:val="19"/>
-  </w:num>
-  <w:num w:numId="50" w16cid:durableId="1137605288">
-    <w:abstractNumId w:val="39"/>
-  </w:num>
-  <w:num w:numId="51" w16cid:durableId="590511880">
-    <w:abstractNumId w:val="45"/>
-  </w:num>
-  <w:num w:numId="52" w16cid:durableId="1529756779">
-    <w:abstractNumId w:val="15"/>
-  </w:num>
-  <w:num w:numId="53" w16cid:durableId="209804592">
-    <w:abstractNumId w:val="15"/>
-    <w:lvlOverride w:ilvl="0">
-      <w:startOverride w:val="1"/>
-    </w:lvlOverride>
-    <w:lvlOverride w:ilvl="1">
-      <w:startOverride w:val="1"/>
-    </w:lvlOverride>
-    <w:lvlOverride w:ilvl="2">
-      <w:startOverride w:val="1"/>
-    </w:lvlOverride>
-    <w:lvlOverride w:ilvl="3">
-      <w:startOverride w:val="1"/>
-    </w:lvlOverride>
-    <w:lvlOverride w:ilvl="4">
-      <w:startOverride w:val="1"/>
-    </w:lvlOverride>
-    <w:lvlOverride w:ilvl="5">
-      <w:startOverride w:val="1"/>
-    </w:lvlOverride>
-    <w:lvlOverride w:ilvl="6">
-      <w:startOverride w:val="1"/>
-    </w:lvlOverride>
-    <w:lvlOverride w:ilvl="7">
-      <w:startOverride w:val="1"/>
-    </w:lvlOverride>
-    <w:lvlOverride w:ilvl="8">
-      <w:startOverride w:val="1"/>
-    </w:lvlOverride>
-  </w:num>
-  <w:num w:numId="54" w16cid:durableId="1731415624">
-    <w:abstractNumId w:val="25"/>
-    <w:lvlOverride w:ilvl="0">
-      <w:startOverride w:val="2"/>
-    </w:lvlOverride>
-    <w:lvlOverride w:ilvl="1">
-      <w:startOverride w:val="1"/>
-    </w:lvlOverride>
-  </w:num>
-  <w:num w:numId="55" w16cid:durableId="2127920467">
-    <w:abstractNumId w:val="25"/>
-    <w:lvlOverride w:ilvl="0">
-      <w:startOverride w:val="3"/>
-    </w:lvlOverride>
-    <w:lvlOverride w:ilvl="1">
-      <w:startOverride w:val="1"/>
-    </w:lvlOverride>
-  </w:num>
-  <w:num w:numId="56" w16cid:durableId="1847399262">
-    <w:abstractNumId w:val="61"/>
-  </w:num>
-  <w:num w:numId="57" w16cid:durableId="299381918">
-    <w:abstractNumId w:val="18"/>
-  </w:num>
-  <w:num w:numId="58" w16cid:durableId="1645088933">
-    <w:abstractNumId w:val="52"/>
-  </w:num>
-  <w:num w:numId="59" w16cid:durableId="689377471">
-    <w:abstractNumId w:val="42"/>
-  </w:num>
-  <w:num w:numId="60" w16cid:durableId="1927955339">
-    <w:abstractNumId w:val="25"/>
-    <w:lvlOverride w:ilvl="0">
-      <w:startOverride w:val="1"/>
-    </w:lvlOverride>
-    <w:lvlOverride w:ilvl="1">
-      <w:startOverride w:val="2"/>
-    </w:lvlOverride>
-    <w:lvlOverride w:ilvl="2">
-      <w:startOverride w:val="1"/>
-    </w:lvlOverride>
-    <w:lvlOverride w:ilvl="3">
-      <w:startOverride w:val="1"/>
-    </w:lvlOverride>
-    <w:lvlOverride w:ilvl="4">
-      <w:startOverride w:val="1"/>
-    </w:lvlOverride>
-    <w:lvlOverride w:ilvl="5">
-      <w:startOverride w:val="1"/>
-    </w:lvlOverride>
-    <w:lvlOverride w:ilvl="6">
-      <w:startOverride w:val="1"/>
-    </w:lvlOverride>
-    <w:lvlOverride w:ilvl="7">
-      <w:startOverride w:val="1"/>
-    </w:lvlOverride>
-    <w:lvlOverride w:ilvl="8">
-      <w:startOverride w:val="1"/>
-    </w:lvlOverride>
-  </w:num>
-  <w:num w:numId="61" w16cid:durableId="1903104066">
-    <w:abstractNumId w:val="66"/>
-  </w:num>
-  <w:num w:numId="62" w16cid:durableId="262109245">
+  <w:num w:numId="7">
     <w:abstractNumId w:val="7"/>
   </w:num>
-  <w:num w:numId="63" w16cid:durableId="1994096602">
-    <w:abstractNumId w:val="17"/>
-  </w:num>
-  <w:num w:numId="64" w16cid:durableId="162822229">
-    <w:abstractNumId w:val="7"/>
-  </w:num>
-  <w:num w:numId="65" w16cid:durableId="825779311">
-    <w:abstractNumId w:val="25"/>
-    <w:lvlOverride w:ilvl="0">
-      <w:startOverride w:val="2"/>
-    </w:lvlOverride>
-    <w:lvlOverride w:ilvl="1">
-      <w:startOverride w:val="1"/>
-    </w:lvlOverride>
-    <w:lvlOverride w:ilvl="2">
-      <w:startOverride w:val="1"/>
-    </w:lvlOverride>
-    <w:lvlOverride w:ilvl="3">
-      <w:startOverride w:val="1"/>
-    </w:lvlOverride>
-    <w:lvlOverride w:ilvl="4">
-      <w:startOverride w:val="1"/>
-    </w:lvlOverride>
-    <w:lvlOverride w:ilvl="5">
-      <w:startOverride w:val="1"/>
-    </w:lvlOverride>
-    <w:lvlOverride w:ilvl="6">
-      <w:startOverride w:val="1"/>
-    </w:lvlOverride>
-    <w:lvlOverride w:ilvl="7">
-      <w:startOverride w:val="1"/>
-    </w:lvlOverride>
-    <w:lvlOverride w:ilvl="8">
-      <w:startOverride w:val="1"/>
-    </w:lvlOverride>
-  </w:num>
-  <w:num w:numId="66" w16cid:durableId="218788491">
-    <w:abstractNumId w:val="8"/>
-  </w:num>
-  <w:num w:numId="67" w16cid:durableId="1757940641">
-    <w:abstractNumId w:val="48"/>
-  </w:num>
-  <w:num w:numId="68" w16cid:durableId="1280840779">
-    <w:abstractNumId w:val="41"/>
-  </w:num>
-  <w:num w:numId="69" w16cid:durableId="75131327">
-    <w:abstractNumId w:val="64"/>
-  </w:num>
-  <w:num w:numId="70" w16cid:durableId="1280717130">
-    <w:abstractNumId w:val="7"/>
-  </w:num>
-  <w:num w:numId="71" w16cid:durableId="851722486">
-    <w:abstractNumId w:val="7"/>
-  </w:num>
-  <w:num w:numId="72" w16cid:durableId="1339771934">
-    <w:abstractNumId w:val="7"/>
-  </w:num>
-  <w:num w:numId="73" w16cid:durableId="830024464">
-    <w:abstractNumId w:val="7"/>
-  </w:num>
-  <w:num w:numId="74" w16cid:durableId="1051467889">
-    <w:abstractNumId w:val="7"/>
-    <w:lvlOverride w:ilvl="0">
-      <w:startOverride w:val="1"/>
-    </w:lvlOverride>
-    <w:lvlOverride w:ilvl="1">
-      <w:startOverride w:val="1"/>
-    </w:lvlOverride>
-    <w:lvlOverride w:ilvl="2">
-      <w:startOverride w:val="1"/>
-    </w:lvlOverride>
-    <w:lvlOverride w:ilvl="3">
-      <w:startOverride w:val="1"/>
-    </w:lvlOverride>
-    <w:lvlOverride w:ilvl="4">
-      <w:startOverride w:val="1"/>
-    </w:lvlOverride>
-    <w:lvlOverride w:ilvl="5">
-      <w:startOverride w:val="1"/>
-    </w:lvlOverride>
-    <w:lvlOverride w:ilvl="6">
-      <w:startOverride w:val="1"/>
-    </w:lvlOverride>
-    <w:lvlOverride w:ilvl="7">
-      <w:startOverride w:val="1"/>
-    </w:lvlOverride>
-    <w:lvlOverride w:ilvl="8">
-      <w:startOverride w:val="1"/>
-    </w:lvlOverride>
-  </w:num>
-  <w:num w:numId="75" w16cid:durableId="755905466">
-    <w:abstractNumId w:val="22"/>
-  </w:num>
-  <w:num w:numId="76" w16cid:durableId="1635674510">
-    <w:abstractNumId w:val="4"/>
-  </w:num>
-  <w:num w:numId="77" w16cid:durableId="2143618181">
-    <w:abstractNumId w:val="49"/>
-  </w:num>
-  <w:num w:numId="78" w16cid:durableId="1152676772">
-    <w:abstractNumId w:val="51"/>
-  </w:num>
-  <w:num w:numId="79" w16cid:durableId="1686592068">
+  <w:num w:numId="8">
     <w:abstractNumId w:val="3"/>
   </w:num>
-  <w:num w:numId="80" w16cid:durableId="466052440">
-    <w:abstractNumId w:val="1"/>
-  </w:num>
-  <w:num w:numId="81" w16cid:durableId="1076628422">
-    <w:abstractNumId w:val="57"/>
-  </w:num>
-  <w:num w:numId="82" w16cid:durableId="1688213661">
-    <w:abstractNumId w:val="69"/>
-  </w:num>
-  <w:num w:numId="83" w16cid:durableId="967511311">
-    <w:abstractNumId w:val="7"/>
-    <w:lvlOverride w:ilvl="0">
-      <w:startOverride w:val="1"/>
-    </w:lvlOverride>
-    <w:lvlOverride w:ilvl="1">
-      <w:startOverride w:val="1"/>
-    </w:lvlOverride>
-    <w:lvlOverride w:ilvl="2">
-      <w:startOverride w:val="1"/>
-    </w:lvlOverride>
-    <w:lvlOverride w:ilvl="3">
-      <w:startOverride w:val="1"/>
-    </w:lvlOverride>
-    <w:lvlOverride w:ilvl="4">
-      <w:startOverride w:val="1"/>
-    </w:lvlOverride>
-    <w:lvlOverride w:ilvl="5">
-      <w:startOverride w:val="1"/>
-    </w:lvlOverride>
-    <w:lvlOverride w:ilvl="6">
-      <w:startOverride w:val="1"/>
-    </w:lvlOverride>
-    <w:lvlOverride w:ilvl="7">
-      <w:startOverride w:val="1"/>
-    </w:lvlOverride>
-    <w:lvlOverride w:ilvl="8">
-      <w:startOverride w:val="1"/>
-    </w:lvlOverride>
-  </w:num>
-  <w:num w:numId="84" w16cid:durableId="1398095061">
-    <w:abstractNumId w:val="7"/>
-  </w:num>
-  <w:num w:numId="85" w16cid:durableId="1104881094">
-    <w:abstractNumId w:val="40"/>
-  </w:num>
-  <w:numIdMacAtCleanup w:val="32"/>
+  <w:numIdMacAtCleanup w:val="8"/>
 </w:numbering>
 </file>
 
 <file path=word/styles.xml><?xml version="1.0" encoding="utf-8"?>
-<w:styles xmlns:mc="http://schemas.openxmlformats.org/markup-compatibility/2006" xmlns:r="http://schemas.openxmlformats.org/officeDocument/2006/relationships" xmlns:w="http://schemas.openxmlformats.org/wordprocessingml/2006/main" xmlns:w14="http://schemas.microsoft.com/office/word/2010/wordml" xmlns:w15="http://schemas.microsoft.com/office/word/2012/wordml" xmlns:w16cex="http://schemas.microsoft.com/office/word/2018/wordml/cex" xmlns:w16cid="http://schemas.microsoft.com/office/word/2016/wordml/cid" xmlns:w16="http://schemas.microsoft.com/office/word/2018/wordml" xmlns:w16du="http://schemas.microsoft.com/office/word/2023/wordml/word16du" xmlns:w16sdtdh="http://schemas.microsoft.com/office/word/2020/wordml/sdtdatahash" xmlns:w16sdtfl="http://schemas.microsoft.com/office/word/2024/wordml/sdtformatlock" xmlns:w16se="http://schemas.microsoft.com/office/word/2015/wordml/symex" mc:Ignorable="w14 w15 w16se w16cid w16 w16cex w16sdtdh w16sdtfl w16du">
+<w:styles xmlns:mc="http://schemas.openxmlformats.org/markup-compatibility/2006" xmlns:r="http://schemas.openxmlformats.org/officeDocument/2006/relationships" xmlns:w="http://schemas.openxmlformats.org/wordprocessingml/2006/main" xmlns:w14="http://schemas.microsoft.com/office/word/2010/wordml" xmlns:w15="http://schemas.microsoft.com/office/word/2012/wordml" xmlns:w16cex="http://schemas.microsoft.com/office/word/2018/wordml/cex" xmlns:w16cid="http://schemas.microsoft.com/office/word/2016/wordml/cid" xmlns:w16="http://schemas.microsoft.com/office/word/2018/wordml" xmlns:w16sdtdh="http://schemas.microsoft.com/office/word/2020/wordml/sdtdatahash" xmlns:w16se="http://schemas.microsoft.com/office/word/2015/wordml/symex" mc:Ignorable="w14 w15 w16se w16cid w16 w16cex w16sdtdh">
   <w:docDefaults>
     <w:rPrDefault>
       <w:rPr>
@@ -18027,7 +9840,7 @@
     <w:rsid w:val="00B0779A"/>
     <w:pPr>
       <w:numPr>
-        <w:numId w:val="62"/>
+        <w:numId w:val="3"/>
       </w:numPr>
       <w:shd w:val="clear" w:color="auto" w:fill="FFFFFF"/>
       <w:tabs>
@@ -18063,7 +9876,7 @@
       <w:keepLines/>
       <w:numPr>
         <w:ilvl w:val="1"/>
-        <w:numId w:val="62"/>
+        <w:numId w:val="3"/>
       </w:numPr>
       <w:spacing w:before="0" w:after="0"/>
       <w:ind w:left="1418"/>
@@ -18325,7 +10138,7 @@
     <w:rsid w:val="00C407C1"/>
     <w:pPr>
       <w:numPr>
-        <w:numId w:val="2"/>
+        <w:numId w:val="1"/>
       </w:numPr>
       <w:contextualSpacing/>
     </w:pPr>
@@ -18419,7 +10232,7 @@
     <w:rsid w:val="00F24245"/>
     <w:pPr>
       <w:numPr>
-        <w:numId w:val="3"/>
+        <w:numId w:val="2"/>
       </w:numPr>
       <w:spacing w:before="240" w:line="240" w:lineRule="auto"/>
       <w:ind w:left="1134" w:hanging="1134"/>
@@ -19442,6 +11255,19 @@
 </file>
 
 <file path=customXml/item1.xml><?xml version="1.0" encoding="utf-8"?>
+<b:Sources xmlns:b="http://schemas.openxmlformats.org/officeDocument/2006/bibliography" xmlns="http://schemas.openxmlformats.org/officeDocument/2006/bibliography" SelectedStyle="\APASixthEditionOfficeOnline.xsl" StyleName="APA" Version="6"/>
+</file>
+
+<file path=customXml/item2.xml><?xml version="1.0" encoding="utf-8"?>
+<?mso-contentType ?>
+<FormTemplates xmlns="http://schemas.microsoft.com/sharepoint/v3/contenttype/forms">
+  <Display>DocumentLibraryForm</Display>
+  <Edit>DocumentLibraryForm</Edit>
+  <New>DocumentLibraryForm</New>
+</FormTemplates>
+</file>
+
+<file path=customXml/item3.xml><?xml version="1.0" encoding="utf-8"?>
 <ct:contentTypeSchema xmlns:ct="http://schemas.microsoft.com/office/2006/metadata/contentType" xmlns:ma="http://schemas.microsoft.com/office/2006/metadata/properties/metaAttributes" ct:_="" ma:_="" ma:contentTypeName="Documento" ma:contentTypeID="0x0101006A81D6BD42E8DF4C91013959704817E1" ma:contentTypeVersion="15" ma:contentTypeDescription="Crear nuevo documento." ma:contentTypeScope="" ma:versionID="bf4f72ffd194f0963ff564daca6869f7">
   <xsd:schema xmlns:xsd="http://www.w3.org/2001/XMLSchema" xmlns:xs="http://www.w3.org/2001/XMLSchema" xmlns:p="http://schemas.microsoft.com/office/2006/metadata/properties" xmlns:ns2="13c90a0b-73bc-4dc0-be5f-28d77b615beb" xmlns:ns3="13c93bba-48ce-428c-bfe5-88b42c19b028" targetNamespace="http://schemas.microsoft.com/office/2006/metadata/properties" ma:root="true" ma:fieldsID="8718d6f4873a5b1392a45044efa78385" ns2:_="" ns3:_="">
     <xsd:import namespace="13c90a0b-73bc-4dc0-be5f-28d77b615beb"/>
@@ -19676,7 +11502,7 @@
 </ct:contentTypeSchema>
 </file>
 
-<file path=customXml/item2.xml><?xml version="1.0" encoding="utf-8"?>
+<file path=customXml/item4.xml><?xml version="1.0" encoding="utf-8"?>
 <p:properties xmlns:p="http://schemas.microsoft.com/office/2006/metadata/properties" xmlns:xsi="http://www.w3.org/2001/XMLSchema-instance" xmlns:pc="http://schemas.microsoft.com/office/infopath/2007/PartnerControls">
   <documentManagement>
     <TaxCatchAll xmlns="13c90a0b-73bc-4dc0-be5f-28d77b615beb" xsi:nil="true"/>
@@ -19687,35 +11513,7 @@
 </p:properties>
 </file>
 
-<file path=customXml/item3.xml><?xml version="1.0" encoding="utf-8"?>
-<b:Sources xmlns:b="http://schemas.openxmlformats.org/officeDocument/2006/bibliography" xmlns="http://schemas.openxmlformats.org/officeDocument/2006/bibliography" SelectedStyle="\APASixthEditionOfficeOnline.xsl" StyleName="APA" Version="6"/>
-</file>
-
-<file path=customXml/item4.xml><?xml version="1.0" encoding="utf-8"?>
-<?mso-contentType ?>
-<FormTemplates xmlns="http://schemas.microsoft.com/sharepoint/v3/contenttype/forms">
-  <Display>DocumentLibraryForm</Display>
-  <Edit>DocumentLibraryForm</Edit>
-  <New>DocumentLibraryForm</New>
-</FormTemplates>
-</file>
-
 <file path=customXml/itemProps1.xml><?xml version="1.0" encoding="utf-8"?>
-<ds:datastoreItem xmlns:ds="http://schemas.openxmlformats.org/officeDocument/2006/customXml" ds:itemID="{FF85FEBE-F57C-46C8-86B4-D1FC3BAFB43E}"/>
-</file>
-
-<file path=customXml/itemProps2.xml><?xml version="1.0" encoding="utf-8"?>
-<ds:datastoreItem xmlns:ds="http://schemas.openxmlformats.org/officeDocument/2006/customXml" ds:itemID="{CEECB56F-E1D8-45BF-A0A3-B5258E7263D4}">
-  <ds:schemaRefs>
-    <ds:schemaRef ds:uri="http://schemas.microsoft.com/office/2006/metadata/properties"/>
-    <ds:schemaRef ds:uri="http://schemas.microsoft.com/office/infopath/2007/PartnerControls"/>
-    <ds:schemaRef ds:uri="2c0ff4f8-6664-4eb8-8bb0-965f2536cb1b"/>
-    <ds:schemaRef ds:uri="2b6b437a-5846-4934-ac66-7de06297595b"/>
-  </ds:schemaRefs>
-</ds:datastoreItem>
-</file>
-
-<file path=customXml/itemProps3.xml><?xml version="1.0" encoding="utf-8"?>
 <ds:datastoreItem xmlns:ds="http://schemas.openxmlformats.org/officeDocument/2006/customXml" ds:itemID="{1AF2C25B-FB23-49D7-861B-D97474F002D2}">
   <ds:schemaRefs>
     <ds:schemaRef ds:uri="http://schemas.openxmlformats.org/officeDocument/2006/bibliography"/>
@@ -19723,10 +11521,40 @@
 </ds:datastoreItem>
 </file>
 
-<file path=customXml/itemProps4.xml><?xml version="1.0" encoding="utf-8"?>
+<file path=customXml/itemProps2.xml><?xml version="1.0" encoding="utf-8"?>
 <ds:datastoreItem xmlns:ds="http://schemas.openxmlformats.org/officeDocument/2006/customXml" ds:itemID="{91756AAB-0645-4FFC-990B-34BB6096B23B}">
   <ds:schemaRefs>
     <ds:schemaRef ds:uri="http://schemas.microsoft.com/sharepoint/v3/contenttype/forms"/>
   </ds:schemaRefs>
 </ds:datastoreItem>
+</file>
+
+<file path=customXml/itemProps3.xml><?xml version="1.0" encoding="utf-8"?>
+<ds:datastoreItem xmlns:ds="http://schemas.openxmlformats.org/officeDocument/2006/customXml" ds:itemID="{FF85FEBE-F57C-46C8-86B4-D1FC3BAFB43E}">
+  <ds:schemaRefs>
+    <ds:schemaRef ds:uri="http://schemas.microsoft.com/office/2006/metadata/contentType"/>
+    <ds:schemaRef ds:uri="http://schemas.microsoft.com/office/2006/metadata/properties/metaAttributes"/>
+    <ds:schemaRef ds:uri="http://www.w3.org/2001/XMLSchema"/>
+    <ds:schemaRef ds:uri="http://schemas.microsoft.com/office/2006/metadata/properties"/>
+    <ds:schemaRef ds:uri="13c90a0b-73bc-4dc0-be5f-28d77b615beb"/>
+    <ds:schemaRef ds:uri="13c93bba-48ce-428c-bfe5-88b42c19b028"/>
+    <ds:schemaRef ds:uri="http://schemas.microsoft.com/office/2006/documentManagement/types"/>
+    <ds:schemaRef ds:uri="http://schemas.microsoft.com/office/infopath/2007/PartnerControls"/>
+    <ds:schemaRef ds:uri="http://schemas.openxmlformats.org/package/2006/metadata/core-properties"/>
+    <ds:schemaRef ds:uri="http://purl.org/dc/elements/1.1/"/>
+    <ds:schemaRef ds:uri="http://purl.org/dc/terms/"/>
+    <ds:schemaRef ds:uri="http://schemas.microsoft.com/internal/obd"/>
+  </ds:schemaRefs>
+</ds:datastoreItem>
+</file>
+
+<file path=customXml/itemProps4.xml><?xml version="1.0" encoding="utf-8"?>
+<ds:datastoreItem xmlns:ds="http://schemas.openxmlformats.org/officeDocument/2006/customXml" ds:itemID="{CEECB56F-E1D8-45BF-A0A3-B5258E7263D4}">
+  <ds:schemaRefs>
+    <ds:schemaRef ds:uri="http://schemas.microsoft.com/office/2006/metadata/properties"/>
+    <ds:schemaRef ds:uri="http://schemas.microsoft.com/office/infopath/2007/PartnerControls"/>
+    <ds:schemaRef ds:uri="13c90a0b-73bc-4dc0-be5f-28d77b615beb"/>
+    <ds:schemaRef ds:uri="13c93bba-48ce-428c-bfe5-88b42c19b028"/>
+  </ds:schemaRefs>
+</ds:datastoreItem>
 </file>